--- a/fuentes/08130001_CF01_CFA.docx
+++ b/fuentes/08130001_CF01_CFA.docx
@@ -607,7 +607,7 @@
                 <w:noProof/>
                 <w:webHidden/>
               </w:rPr>
-              <w:t>5</w:t>
+              <w:t>4</w:t>
             </w:r>
             <w:r>
               <w:rPr>
@@ -694,7 +694,7 @@
                 <w:noProof/>
                 <w:webHidden/>
               </w:rPr>
-              <w:t>7</w:t>
+              <w:t>6</w:t>
             </w:r>
             <w:r>
               <w:rPr>
@@ -775,7 +775,7 @@
                 <w:noProof/>
                 <w:webHidden/>
               </w:rPr>
-              <w:t>7</w:t>
+              <w:t>6</w:t>
             </w:r>
             <w:r>
               <w:rPr>
@@ -847,7 +847,7 @@
                 <w:noProof/>
                 <w:webHidden/>
               </w:rPr>
-              <w:t>7</w:t>
+              <w:t>6</w:t>
             </w:r>
             <w:r>
               <w:rPr>
@@ -919,7 +919,7 @@
                 <w:noProof/>
                 <w:webHidden/>
               </w:rPr>
-              <w:t>9</w:t>
+              <w:t>8</w:t>
             </w:r>
             <w:r>
               <w:rPr>
@@ -1000,7 +1000,7 @@
                 <w:noProof/>
                 <w:webHidden/>
               </w:rPr>
-              <w:t>10</w:t>
+              <w:t>9</w:t>
             </w:r>
             <w:r>
               <w:rPr>
@@ -1072,7 +1072,7 @@
                 <w:noProof/>
                 <w:webHidden/>
               </w:rPr>
-              <w:t>16</w:t>
+              <w:t>15</w:t>
             </w:r>
             <w:r>
               <w:rPr>
@@ -1144,7 +1144,7 @@
                 <w:noProof/>
                 <w:webHidden/>
               </w:rPr>
-              <w:t>16</w:t>
+              <w:t>15</w:t>
             </w:r>
             <w:r>
               <w:rPr>
@@ -1216,7 +1216,7 @@
                 <w:noProof/>
                 <w:webHidden/>
               </w:rPr>
-              <w:t>17</w:t>
+              <w:t>16</w:t>
             </w:r>
             <w:r>
               <w:rPr>
@@ -1288,7 +1288,7 @@
                 <w:noProof/>
                 <w:webHidden/>
               </w:rPr>
-              <w:t>21</w:t>
+              <w:t>20</w:t>
             </w:r>
             <w:r>
               <w:rPr>
@@ -1360,7 +1360,7 @@
                 <w:noProof/>
                 <w:webHidden/>
               </w:rPr>
-              <w:t>22</w:t>
+              <w:t>21</w:t>
             </w:r>
             <w:r>
               <w:rPr>
@@ -1432,7 +1432,7 @@
                 <w:noProof/>
                 <w:webHidden/>
               </w:rPr>
-              <w:t>27</w:t>
+              <w:t>26</w:t>
             </w:r>
             <w:r>
               <w:rPr>
@@ -1504,7 +1504,7 @@
                 <w:noProof/>
                 <w:webHidden/>
               </w:rPr>
-              <w:t>27</w:t>
+              <w:t>26</w:t>
             </w:r>
             <w:r>
               <w:rPr>
@@ -1576,7 +1576,7 @@
                 <w:noProof/>
                 <w:webHidden/>
               </w:rPr>
-              <w:t>29</w:t>
+              <w:t>28</w:t>
             </w:r>
             <w:r>
               <w:rPr>
@@ -1648,7 +1648,7 @@
                 <w:noProof/>
                 <w:webHidden/>
               </w:rPr>
-              <w:t>32</w:t>
+              <w:t>31</w:t>
             </w:r>
             <w:r>
               <w:rPr>
@@ -1745,7 +1745,7 @@
                 <w:noProof/>
                 <w:webHidden/>
               </w:rPr>
-              <w:t>33</w:t>
+              <w:t>32</w:t>
             </w:r>
             <w:r>
               <w:rPr>
@@ -1817,7 +1817,7 @@
                 <w:noProof/>
                 <w:webHidden/>
               </w:rPr>
-              <w:t>38</w:t>
+              <w:t>37</w:t>
             </w:r>
             <w:r>
               <w:rPr>
@@ -1889,7 +1889,7 @@
                 <w:noProof/>
                 <w:webHidden/>
               </w:rPr>
-              <w:t>38</w:t>
+              <w:t>37</w:t>
             </w:r>
             <w:r>
               <w:rPr>
@@ -1961,7 +1961,7 @@
                 <w:noProof/>
                 <w:webHidden/>
               </w:rPr>
-              <w:t>40</w:t>
+              <w:t>39</w:t>
             </w:r>
             <w:r>
               <w:rPr>
@@ -2033,7 +2033,7 @@
                 <w:noProof/>
                 <w:webHidden/>
               </w:rPr>
-              <w:t>42</w:t>
+              <w:t>41</w:t>
             </w:r>
             <w:r>
               <w:rPr>
@@ -2105,7 +2105,7 @@
                 <w:noProof/>
                 <w:webHidden/>
               </w:rPr>
-              <w:t>44</w:t>
+              <w:t>43</w:t>
             </w:r>
             <w:r>
               <w:rPr>
@@ -2177,7 +2177,7 @@
                 <w:noProof/>
                 <w:webHidden/>
               </w:rPr>
-              <w:t>50</w:t>
+              <w:t>49</w:t>
             </w:r>
             <w:r>
               <w:rPr>
@@ -2249,7 +2249,7 @@
                 <w:noProof/>
                 <w:webHidden/>
               </w:rPr>
-              <w:t>50</w:t>
+              <w:t>49</w:t>
             </w:r>
             <w:r>
               <w:rPr>
@@ -2321,7 +2321,7 @@
                 <w:noProof/>
                 <w:webHidden/>
               </w:rPr>
-              <w:t>52</w:t>
+              <w:t>51</w:t>
             </w:r>
             <w:r>
               <w:rPr>
@@ -2393,7 +2393,7 @@
                 <w:noProof/>
                 <w:webHidden/>
               </w:rPr>
-              <w:t>53</w:t>
+              <w:t>52</w:t>
             </w:r>
             <w:r>
               <w:rPr>
@@ -2465,7 +2465,7 @@
                 <w:noProof/>
                 <w:webHidden/>
               </w:rPr>
-              <w:t>55</w:t>
+              <w:t>54</w:t>
             </w:r>
             <w:r>
               <w:rPr>
@@ -2537,7 +2537,7 @@
                 <w:noProof/>
                 <w:webHidden/>
               </w:rPr>
-              <w:t>58</w:t>
+              <w:t>57</w:t>
             </w:r>
             <w:r>
               <w:rPr>
@@ -2609,7 +2609,7 @@
                 <w:noProof/>
                 <w:webHidden/>
               </w:rPr>
-              <w:t>58</w:t>
+              <w:t>57</w:t>
             </w:r>
             <w:r>
               <w:rPr>
@@ -2681,7 +2681,7 @@
                 <w:noProof/>
                 <w:webHidden/>
               </w:rPr>
-              <w:t>59</w:t>
+              <w:t>58</w:t>
             </w:r>
             <w:r>
               <w:rPr>
@@ -2753,7 +2753,7 @@
                 <w:noProof/>
                 <w:webHidden/>
               </w:rPr>
-              <w:t>61</w:t>
+              <w:t>60</w:t>
             </w:r>
             <w:r>
               <w:rPr>
@@ -2825,7 +2825,7 @@
                 <w:noProof/>
                 <w:webHidden/>
               </w:rPr>
-              <w:t>61</w:t>
+              <w:t>60</w:t>
             </w:r>
             <w:r>
               <w:rPr>
@@ -2897,7 +2897,7 @@
                 <w:noProof/>
                 <w:webHidden/>
               </w:rPr>
-              <w:t>64</w:t>
+              <w:t>63</w:t>
             </w:r>
             <w:r>
               <w:rPr>
@@ -2969,7 +2969,7 @@
                 <w:noProof/>
                 <w:webHidden/>
               </w:rPr>
-              <w:t>65</w:t>
+              <w:t>64</w:t>
             </w:r>
             <w:r>
               <w:rPr>
@@ -3041,7 +3041,7 @@
                 <w:noProof/>
                 <w:webHidden/>
               </w:rPr>
-              <w:t>67</w:t>
+              <w:t>66</w:t>
             </w:r>
             <w:r>
               <w:rPr>
@@ -3106,7 +3106,7 @@
                 <w:noProof/>
                 <w:webHidden/>
               </w:rPr>
-              <w:t>69</w:t>
+              <w:t>68</w:t>
             </w:r>
             <w:r>
               <w:rPr>
@@ -4740,13 +4740,6 @@
                 <w:bCs/>
               </w:rPr>
               <w:t>La logística detrás del pedido: carga, preparación y distribución</w:t>
-            </w:r>
-            <w:r>
-              <w:rPr>
-                <w:b/>
-                <w:bCs/>
-              </w:rPr>
-              <w:t>.</w:t>
             </w:r>
           </w:p>
         </w:tc>
@@ -8987,6 +8980,7 @@
                 <w:b w:val="0"/>
                 <w:bCs w:val="0"/>
               </w:rPr>
+              <w:lastRenderedPageBreak/>
               <w:t>Rotulado</w:t>
             </w:r>
           </w:p>
@@ -9700,6 +9694,23 @@
     <w:p>
       <w:pPr>
         <w:rPr>
+          <w:b/>
+          <w:bCs/>
+          <w:lang w:val="es-419" w:eastAsia="es-CO"/>
+        </w:rPr>
+      </w:pPr>
+      <w:r>
+        <w:rPr>
+          <w:b/>
+          <w:bCs/>
+          <w:lang w:val="es-419" w:eastAsia="es-CO"/>
+        </w:rPr>
+        <w:t>Tipos de carga, envase, embalaje, etiquetado y logística interna</w:t>
+      </w:r>
+    </w:p>
+    <w:p>
+      <w:pPr>
+        <w:rPr>
           <w:lang w:val="es-419" w:eastAsia="es-CO"/>
         </w:rPr>
       </w:pPr>
@@ -9731,6 +9742,38 @@
           <w:lang w:val="es-419" w:eastAsia="es-CO"/>
         </w:rPr>
       </w:pPr>
+    </w:p>
+    <w:p>
+      <w:pPr>
+        <w:rPr>
+          <w:lang w:val="es-419" w:eastAsia="es-CO"/>
+        </w:rPr>
+      </w:pPr>
+    </w:p>
+    <w:p>
+      <w:pPr>
+        <w:rPr>
+          <w:b/>
+          <w:bCs/>
+          <w:lang w:val="es-419" w:eastAsia="es-CO"/>
+        </w:rPr>
+      </w:pPr>
+      <w:r>
+        <w:rPr>
+          <w:b/>
+          <w:bCs/>
+          <w:lang w:val="es-419" w:eastAsia="es-CO"/>
+        </w:rPr>
+        <w:lastRenderedPageBreak/>
+        <w:t>Logística y comercio electrónico</w:t>
+      </w:r>
+    </w:p>
+    <w:p>
+      <w:pPr>
+        <w:rPr>
+          <w:lang w:val="es-419" w:eastAsia="es-CO"/>
+        </w:rPr>
+      </w:pPr>
       <w:r>
         <w:rPr>
           <w:lang w:val="es-419" w:eastAsia="es-CO"/>
@@ -9759,7 +9802,6 @@
       </w:pPr>
       <w:bookmarkStart w:id="16" w:name="_Toc239779518"/>
       <w:r>
-        <w:lastRenderedPageBreak/>
         <w:t>Planeación y control logístico</w:t>
       </w:r>
       <w:bookmarkEnd w:id="16"/>
@@ -9864,6 +9906,7 @@
               <w:pStyle w:val="TextoTablas"/>
             </w:pPr>
             <w:r>
+              <w:lastRenderedPageBreak/>
               <w:t>Instrumento</w:t>
             </w:r>
           </w:p>
@@ -9926,11 +9969,7 @@
               <w:pStyle w:val="TextoTablas"/>
             </w:pPr>
             <w:r>
-              <w:t xml:space="preserve">Permite verificar de manera sistemática el cumplimiento de requisitos, procedimientos o condiciones previamente establecidas, facilitando la </w:t>
-            </w:r>
-            <w:r>
-              <w:lastRenderedPageBreak/>
-              <w:t>identificación de incumplimientos y oportunidades de mejora.</w:t>
+              <w:t>Permite verificar de manera sistemática el cumplimiento de requisitos, procedimientos o condiciones previamente establecidas, facilitando la identificación de incumplimientos y oportunidades de mejora.</w:t>
             </w:r>
           </w:p>
         </w:tc>
@@ -9943,7 +9982,6 @@
               <w:pStyle w:val="TextoTablas"/>
             </w:pPr>
             <w:r>
-              <w:lastRenderedPageBreak/>
               <w:t>Revisar el estado de los vehículos antes de iniciar una ruta de distribución.</w:t>
             </w:r>
           </w:p>
@@ -10121,7 +10159,11 @@
               <w:pStyle w:val="TextoTablas"/>
             </w:pPr>
             <w:r>
-              <w:t>Representa gráficamente la secuencia de actividades de un proceso, facilitando la identificación de retrasos, duplicidades y puntos críticos de la operación.</w:t>
+              <w:t xml:space="preserve">Representa gráficamente la secuencia de actividades de un proceso, facilitando la identificación de retrasos, </w:t>
+            </w:r>
+            <w:r>
+              <w:lastRenderedPageBreak/>
+              <w:t>duplicidades y puntos críticos de la operación.</w:t>
             </w:r>
           </w:p>
         </w:tc>
@@ -10134,6 +10176,7 @@
               <w:pStyle w:val="TextoTablas"/>
             </w:pPr>
             <w:r>
+              <w:lastRenderedPageBreak/>
               <w:t>Analizar el flujo logístico desde la recepción de la mercancía hasta su despacho.</w:t>
             </w:r>
           </w:p>
@@ -10159,7 +10202,6 @@
                 <w:b w:val="0"/>
                 <w:bCs w:val="0"/>
               </w:rPr>
-              <w:lastRenderedPageBreak/>
               <w:t>Matriz DOFA</w:t>
             </w:r>
           </w:p>
@@ -10343,7 +10385,14 @@
         <w:rPr>
           <w:lang w:val="es-419" w:eastAsia="es-CO"/>
         </w:rPr>
-        <w:t>La planeación logística consiste en analizar, organizar y coordinar los recursos, las actividades y los procesos involucrados en el abastecimiento, almacenamiento, preparación de pedidos, transporte y distribución de mercancías, con el propósito de garantizar operaciones eficientes, optimizar recursos y satisfacer los requerimientos del cliente. Los aspectos más importantes de la planeación logística son:</w:t>
+        <w:t xml:space="preserve">La planeación logística consiste en analizar, organizar y coordinar los recursos, las actividades y los procesos involucrados en el abastecimiento, almacenamiento, preparación de pedidos, transporte y distribución de mercancías, con el propósito de </w:t>
+      </w:r>
+      <w:r>
+        <w:rPr>
+          <w:lang w:val="es-419" w:eastAsia="es-CO"/>
+        </w:rPr>
+        <w:lastRenderedPageBreak/>
+        <w:t>garantizar operaciones eficientes, optimizar recursos y satisfacer los requerimientos del cliente. Los aspectos más importantes de la planeación logística son:</w:t>
       </w:r>
     </w:p>
     <w:p>
@@ -10363,7 +10412,6 @@
           <w:bCs/>
           <w:lang w:val="es-419" w:eastAsia="es-CO"/>
         </w:rPr>
-        <w:lastRenderedPageBreak/>
         <w:t>Análisis de la demanda</w:t>
       </w:r>
       <w:r>
@@ -11767,6 +11815,39 @@
           <w:lang w:val="es-419" w:eastAsia="es-CO"/>
         </w:rPr>
         <w:t>: DHL utiliza códigos de barras, sistemas ERP y plataformas digitales para fortalecer control operativo y mejorar comunicación entre áreas logísticas y comerciales.</w:t>
+      </w:r>
+    </w:p>
+    <w:p>
+      <w:pPr>
+        <w:rPr>
+          <w:b/>
+          <w:bCs/>
+          <w:lang w:val="es-419" w:eastAsia="es-CO"/>
+        </w:rPr>
+      </w:pPr>
+      <w:r>
+        <w:rPr>
+          <w:b/>
+          <w:bCs/>
+          <w:lang w:val="es-419" w:eastAsia="es-CO"/>
+        </w:rPr>
+        <w:t>Indicadores de desempeño logístic</w:t>
+      </w:r>
+      <w:r>
+        <w:rPr>
+          <w:b/>
+          <w:bCs/>
+          <w:lang w:val="es-419" w:eastAsia="es-CO"/>
+        </w:rPr>
+        <w:t>o</w:t>
+      </w:r>
+      <w:r>
+        <w:rPr>
+          <w:b/>
+          <w:bCs/>
+          <w:lang w:val="es-419" w:eastAsia="es-CO"/>
+        </w:rPr>
+        <w:t>s</w:t>
       </w:r>
     </w:p>
     <w:p>
@@ -11819,14 +11900,31 @@
     <w:p>
       <w:pPr>
         <w:rPr>
-          <w:lang w:val="es-419" w:eastAsia="es-CO"/>
-        </w:rPr>
-      </w:pPr>
-      <w:r>
-        <w:rPr>
+          <w:b/>
+          <w:bCs/>
+          <w:lang w:val="es-419" w:eastAsia="es-CO"/>
+        </w:rPr>
+      </w:pPr>
+      <w:r>
+        <w:rPr>
+          <w:b/>
+          <w:bCs/>
           <w:lang w:val="es-419" w:eastAsia="es-CO"/>
         </w:rPr>
         <w:lastRenderedPageBreak/>
+        <w:t>Indicadores de la gestión logística</w:t>
+      </w:r>
+    </w:p>
+    <w:p>
+      <w:pPr>
+        <w:rPr>
+          <w:lang w:val="es-419" w:eastAsia="es-CO"/>
+        </w:rPr>
+      </w:pPr>
+      <w:r>
+        <w:rPr>
+          <w:lang w:val="es-419" w:eastAsia="es-CO"/>
+        </w:rPr>
         <w:t>Se invita al aprendiz a profundizar en indicadores de la gestión logística KPI. Los indicadores claves del desempeño logístico, tal como se muestra en el siguiente libro (páginas 25-79).</w:t>
       </w:r>
       <w:r>
@@ -11921,13 +12019,6 @@
                 <w:bCs/>
               </w:rPr>
               <w:t>: eficiencia, trazabilidad y KPI</w:t>
-            </w:r>
-            <w:r>
-              <w:rPr>
-                <w:b/>
-                <w:bCs/>
-              </w:rPr>
-              <w:t>.</w:t>
             </w:r>
           </w:p>
         </w:tc>
@@ -13299,6 +13390,7 @@
                 <w:rFonts w:asciiTheme="minorHAnsi" w:hAnsiTheme="minorHAnsi" w:cstheme="minorHAnsi"/>
                 <w:szCs w:val="24"/>
               </w:rPr>
+              <w:lastRenderedPageBreak/>
               <w:t>Política de procedimientos internos</w:t>
             </w:r>
           </w:p>
@@ -20742,6 +20834,10 @@
 </file>
 
 <file path=customXml/item1.xml><?xml version="1.0" encoding="utf-8"?>
+<b:Sources xmlns:b="http://schemas.openxmlformats.org/officeDocument/2006/bibliography" xmlns="http://schemas.openxmlformats.org/officeDocument/2006/bibliography" SelectedStyle="\APASixthEditionOfficeOnline.xsl" StyleName="APA" Version="6"/>
+</file>
+
+<file path=customXml/item2.xml><?xml version="1.0" encoding="utf-8"?>
 <ct:contentTypeSchema xmlns:ct="http://schemas.microsoft.com/office/2006/metadata/contentType" xmlns:ma="http://schemas.microsoft.com/office/2006/metadata/properties/metaAttributes" ct:_="" ma:_="" ma:contentTypeName="Documento" ma:contentTypeID="0x01010005252A1EF3BD024F856B47B579AB5244" ma:contentTypeVersion="12" ma:contentTypeDescription="Crear nuevo documento." ma:contentTypeScope="" ma:versionID="32d0e18b85ac20c34eab62df21c0cf58">
   <xsd:schema xmlns:xsd="http://www.w3.org/2001/XMLSchema" xmlns:xs="http://www.w3.org/2001/XMLSchema" xmlns:p="http://schemas.microsoft.com/office/2006/metadata/properties" xmlns:ns2="42760c81-fd8e-4d59-8953-7cdb9f38b14f" xmlns:ns3="67a0edcd-0de5-43ed-8c27-e32f38a00c91" targetNamespace="http://schemas.microsoft.com/office/2006/metadata/properties" ma:root="true" ma:fieldsID="cc2c149e99f10870fd5bc3964e5386d3" ns2:_="" ns3:_="">
     <xsd:import namespace="42760c81-fd8e-4d59-8953-7cdb9f38b14f"/>
@@ -20942,7 +21038,7 @@
 </ct:contentTypeSchema>
 </file>
 
-<file path=customXml/item2.xml><?xml version="1.0" encoding="utf-8"?>
+<file path=customXml/item3.xml><?xml version="1.0" encoding="utf-8"?>
 <p:properties xmlns:p="http://schemas.microsoft.com/office/2006/metadata/properties" xmlns:xsi="http://www.w3.org/2001/XMLSchema-instance" xmlns:pc="http://schemas.microsoft.com/office/infopath/2007/PartnerControls">
   <documentManagement>
     <TaxCatchAll xmlns="67a0edcd-0de5-43ed-8c27-e32f38a00c91" xsi:nil="true"/>
@@ -20953,7 +21049,7 @@
 </p:properties>
 </file>
 
-<file path=customXml/item3.xml><?xml version="1.0" encoding="utf-8"?>
+<file path=customXml/item4.xml><?xml version="1.0" encoding="utf-8"?>
 <?mso-contentType ?>
 <FormTemplates xmlns="http://schemas.microsoft.com/sharepoint/v3/contenttype/forms">
   <Display>DocumentLibraryForm</Display>
@@ -20962,11 +21058,15 @@
 </FormTemplates>
 </file>
 
-<file path=customXml/item4.xml><?xml version="1.0" encoding="utf-8"?>
-<b:Sources xmlns:b="http://schemas.openxmlformats.org/officeDocument/2006/bibliography" xmlns="http://schemas.openxmlformats.org/officeDocument/2006/bibliography" SelectedStyle="\APASixthEditionOfficeOnline.xsl" StyleName="APA" Version="6"/>
+<file path=customXml/itemProps1.xml><?xml version="1.0" encoding="utf-8"?>
+<ds:datastoreItem xmlns:ds="http://schemas.openxmlformats.org/officeDocument/2006/customXml" ds:itemID="{EAE431FD-7059-4C09-804B-C9D69EB7B213}">
+  <ds:schemaRefs>
+    <ds:schemaRef ds:uri="http://schemas.openxmlformats.org/officeDocument/2006/bibliography"/>
+  </ds:schemaRefs>
+</ds:datastoreItem>
 </file>
 
-<file path=customXml/itemProps1.xml><?xml version="1.0" encoding="utf-8"?>
+<file path=customXml/itemProps2.xml><?xml version="1.0" encoding="utf-8"?>
 <ds:datastoreItem xmlns:ds="http://schemas.openxmlformats.org/officeDocument/2006/customXml" ds:itemID="{25D8AD0B-3D63-4B16-9C06-F735B3CCDE31}">
   <ds:schemaRefs>
     <ds:schemaRef ds:uri="http://schemas.microsoft.com/office/2006/metadata/contentType"/>
@@ -20985,7 +21085,7 @@
 </ds:datastoreItem>
 </file>
 
-<file path=customXml/itemProps2.xml><?xml version="1.0" encoding="utf-8"?>
+<file path=customXml/itemProps3.xml><?xml version="1.0" encoding="utf-8"?>
 <ds:datastoreItem xmlns:ds="http://schemas.openxmlformats.org/officeDocument/2006/customXml" ds:itemID="{1279454D-02BE-4A9C-A117-DCD1573E2608}">
   <ds:schemaRefs>
     <ds:schemaRef ds:uri="http://schemas.microsoft.com/office/2006/metadata/properties"/>
@@ -20996,18 +21096,10 @@
 </ds:datastoreItem>
 </file>
 
-<file path=customXml/itemProps3.xml><?xml version="1.0" encoding="utf-8"?>
+<file path=customXml/itemProps4.xml><?xml version="1.0" encoding="utf-8"?>
 <ds:datastoreItem xmlns:ds="http://schemas.openxmlformats.org/officeDocument/2006/customXml" ds:itemID="{10663269-2064-4804-8290-36D4A57F5557}">
   <ds:schemaRefs>
     <ds:schemaRef ds:uri="http://schemas.microsoft.com/sharepoint/v3/contenttype/forms"/>
   </ds:schemaRefs>
 </ds:datastoreItem>
-</file>
-
-<file path=customXml/itemProps4.xml><?xml version="1.0" encoding="utf-8"?>
-<ds:datastoreItem xmlns:ds="http://schemas.openxmlformats.org/officeDocument/2006/customXml" ds:itemID="{EAE431FD-7059-4C09-804B-C9D69EB7B213}">
-  <ds:schemaRefs>
-    <ds:schemaRef ds:uri="http://schemas.openxmlformats.org/officeDocument/2006/bibliography"/>
-  </ds:schemaRefs>
-</ds:datastoreItem>
 </file>
--- a/fuentes/08130001_CF01_CFA.docx
+++ b/fuentes/08130001_CF01_CFA.docx
@@ -205,7 +205,7 @@
               </wp:anchor>
             </w:drawing>
           </mc:Choice>
-          <mc:Fallback xmlns:oel="http://schemas.microsoft.com/office/2019/extlst" xmlns:w16du="http://schemas.microsoft.com/office/word/2023/wordml/word16du" xmlns:w16sdtfl="http://schemas.microsoft.com/office/word/2024/wordml/sdtformatlock" xmlns:w16cei="http://schemas.microsoft.com/office/word/2026/wordml/cei">
+          <mc:Fallback xmlns:w16cei="http://schemas.microsoft.com/office/word/2026/wordml/cei" xmlns:w16sdtfl="http://schemas.microsoft.com/office/word/2024/wordml/sdtformatlock" xmlns:w16du="http://schemas.microsoft.com/office/word/2023/wordml/word16du" xmlns:oel="http://schemas.microsoft.com/office/2019/extlst">
             <w:pict>
               <v:rect w14:anchorId="4C256C62" id="Rectángulo 3" o:spid="_x0000_s1026" alt="&quot;&quot;" style="position:absolute;margin-left:-55.95pt;margin-top:26.4pt;width:613.85pt;height:164.25pt;z-index:-251655168;visibility:visible;mso-wrap-style:square;mso-height-percent:0;mso-wrap-distance-left:9pt;mso-wrap-distance-top:0;mso-wrap-distance-right:9pt;mso-wrap-distance-bottom:0;mso-position-horizontal:absolute;mso-position-horizontal-relative:text;mso-position-vertical:absolute;mso-position-vertical-relative:text;mso-height-percent:0;mso-height-relative:margin;v-text-anchor:middle" o:gfxdata="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" fillcolor="#00314d" stroked="f" strokeweight="1pt"/>
             </w:pict>
@@ -299,8 +299,17 @@
                                 <w:rStyle w:val="Extranjerismo"/>
                                 <w:lang w:val="es-ES"/>
                               </w:rPr>
-                              <w:t>e-commerce</w:t>
+                              <w:t>e-</w:t>
                             </w:r>
+                            <w:proofErr w:type="spellStart"/>
+                            <w:r>
+                              <w:rPr>
+                                <w:rStyle w:val="Extranjerismo"/>
+                                <w:lang w:val="es-ES"/>
+                              </w:rPr>
+                              <w:t>commerce</w:t>
+                            </w:r>
+                            <w:proofErr w:type="spellEnd"/>
                           </w:p>
                         </w:txbxContent>
                       </wps:txbx>
@@ -352,8 +361,17 @@
                           <w:rStyle w:val="Extranjerismo"/>
                           <w:lang w:val="es-ES"/>
                         </w:rPr>
-                        <w:t>e-commerce</w:t>
+                        <w:t>e-</w:t>
                       </w:r>
+                      <w:proofErr w:type="spellStart"/>
+                      <w:r>
+                        <w:rPr>
+                          <w:rStyle w:val="Extranjerismo"/>
+                          <w:lang w:val="es-ES"/>
+                        </w:rPr>
+                        <w:t>commerce</w:t>
+                      </w:r>
+                      <w:proofErr w:type="spellEnd"/>
                     </w:p>
                   </w:txbxContent>
                 </v:textbox>
@@ -546,9 +564,10 @@
             <w:rPr>
               <w:rFonts w:eastAsiaTheme="minorEastAsia"/>
               <w:noProof/>
-              <w:sz w:val="24"/>
-              <w:szCs w:val="24"/>
+              <w:kern w:val="0"/>
+              <w:sz w:val="22"/>
               <w:lang w:eastAsia="es-CO"/>
+              <w14:ligatures w14:val="none"/>
             </w:rPr>
           </w:pPr>
           <w:r>
@@ -560,7 +579,7 @@
           <w:r>
             <w:fldChar w:fldCharType="separate"/>
           </w:r>
-          <w:hyperlink w:anchor="_Toc239779502" w:history="1">
+          <w:hyperlink w:anchor="_Toc241518318" w:history="1">
             <w:r>
               <w:rPr>
                 <w:rStyle w:val="Hipervnculo"/>
@@ -587,7 +606,7 @@
                 <w:noProof/>
                 <w:webHidden/>
               </w:rPr>
-              <w:instrText xml:space="preserve"> PAGEREF _Toc239779502 \h </w:instrText>
+              <w:instrText xml:space="preserve"> PAGEREF _Toc241518318 \h </w:instrText>
             </w:r>
             <w:r>
               <w:rPr>
@@ -627,12 +646,13 @@
             <w:rPr>
               <w:rFonts w:eastAsiaTheme="minorEastAsia"/>
               <w:noProof/>
-              <w:sz w:val="24"/>
-              <w:szCs w:val="24"/>
+              <w:kern w:val="0"/>
+              <w:sz w:val="22"/>
               <w:lang w:eastAsia="es-CO"/>
+              <w14:ligatures w14:val="none"/>
             </w:rPr>
           </w:pPr>
-          <w:hyperlink w:anchor="_Toc239779503" w:history="1">
+          <w:hyperlink w:anchor="_Toc241518319" w:history="1">
             <w:r>
               <w:rPr>
                 <w:rStyle w:val="Hipervnculo"/>
@@ -674,7 +694,7 @@
                 <w:noProof/>
                 <w:webHidden/>
               </w:rPr>
-              <w:instrText xml:space="preserve"> PAGEREF _Toc239779503 \h </w:instrText>
+              <w:instrText xml:space="preserve"> PAGEREF _Toc241518319 \h </w:instrText>
             </w:r>
             <w:r>
               <w:rPr>
@@ -714,12 +734,13 @@
             <w:rPr>
               <w:rFonts w:eastAsiaTheme="minorEastAsia"/>
               <w:noProof/>
-              <w:sz w:val="24"/>
-              <w:szCs w:val="24"/>
+              <w:kern w:val="0"/>
+              <w:sz w:val="22"/>
               <w:lang w:eastAsia="es-CO"/>
+              <w14:ligatures w14:val="none"/>
             </w:rPr>
           </w:pPr>
-          <w:hyperlink w:anchor="_Toc239779504" w:history="1">
+          <w:hyperlink w:anchor="_Toc241518320" w:history="1">
             <w:r>
               <w:rPr>
                 <w:rStyle w:val="Hipervnculo"/>
@@ -755,7 +776,7 @@
                 <w:noProof/>
                 <w:webHidden/>
               </w:rPr>
-              <w:instrText xml:space="preserve"> PAGEREF _Toc239779504 \h </w:instrText>
+              <w:instrText xml:space="preserve"> PAGEREF _Toc241518320 \h </w:instrText>
             </w:r>
             <w:r>
               <w:rPr>
@@ -795,12 +816,13 @@
             <w:rPr>
               <w:rFonts w:eastAsiaTheme="minorEastAsia"/>
               <w:noProof/>
-              <w:sz w:val="24"/>
-              <w:szCs w:val="24"/>
+              <w:kern w:val="0"/>
+              <w:sz w:val="22"/>
               <w:lang w:eastAsia="es-CO"/>
+              <w14:ligatures w14:val="none"/>
             </w:rPr>
           </w:pPr>
-          <w:hyperlink w:anchor="_Toc239779505" w:history="1">
+          <w:hyperlink w:anchor="_Toc241518321" w:history="1">
             <w:r>
               <w:rPr>
                 <w:rStyle w:val="Hipervnculo"/>
@@ -827,7 +849,7 @@
                 <w:noProof/>
                 <w:webHidden/>
               </w:rPr>
-              <w:instrText xml:space="preserve"> PAGEREF _Toc239779505 \h </w:instrText>
+              <w:instrText xml:space="preserve"> PAGEREF _Toc241518321 \h </w:instrText>
             </w:r>
             <w:r>
               <w:rPr>
@@ -867,12 +889,13 @@
             <w:rPr>
               <w:rFonts w:eastAsiaTheme="minorEastAsia"/>
               <w:noProof/>
-              <w:sz w:val="24"/>
-              <w:szCs w:val="24"/>
+              <w:kern w:val="0"/>
+              <w:sz w:val="22"/>
               <w:lang w:eastAsia="es-CO"/>
+              <w14:ligatures w14:val="none"/>
             </w:rPr>
           </w:pPr>
-          <w:hyperlink w:anchor="_Toc239779506" w:history="1">
+          <w:hyperlink w:anchor="_Toc241518322" w:history="1">
             <w:r>
               <w:rPr>
                 <w:rStyle w:val="Hipervnculo"/>
@@ -899,7 +922,7 @@
                 <w:noProof/>
                 <w:webHidden/>
               </w:rPr>
-              <w:instrText xml:space="preserve"> PAGEREF _Toc239779506 \h </w:instrText>
+              <w:instrText xml:space="preserve"> PAGEREF _Toc241518322 \h </w:instrText>
             </w:r>
             <w:r>
               <w:rPr>
@@ -939,12 +962,13 @@
             <w:rPr>
               <w:rFonts w:eastAsiaTheme="minorEastAsia"/>
               <w:noProof/>
-              <w:sz w:val="24"/>
-              <w:szCs w:val="24"/>
+              <w:kern w:val="0"/>
+              <w:sz w:val="22"/>
               <w:lang w:eastAsia="es-CO"/>
+              <w14:ligatures w14:val="none"/>
             </w:rPr>
           </w:pPr>
-          <w:hyperlink w:anchor="_Toc239779507" w:history="1">
+          <w:hyperlink w:anchor="_Toc241518323" w:history="1">
             <w:r>
               <w:rPr>
                 <w:rStyle w:val="Hipervnculo"/>
@@ -980,7 +1004,7 @@
                 <w:noProof/>
                 <w:webHidden/>
               </w:rPr>
-              <w:instrText xml:space="preserve"> PAGEREF _Toc239779507 \h </w:instrText>
+              <w:instrText xml:space="preserve"> PAGEREF _Toc241518323 \h </w:instrText>
             </w:r>
             <w:r>
               <w:rPr>
@@ -1020,12 +1044,13 @@
             <w:rPr>
               <w:rFonts w:eastAsiaTheme="minorEastAsia"/>
               <w:noProof/>
-              <w:sz w:val="24"/>
-              <w:szCs w:val="24"/>
+              <w:kern w:val="0"/>
+              <w:sz w:val="22"/>
               <w:lang w:eastAsia="es-CO"/>
+              <w14:ligatures w14:val="none"/>
             </w:rPr>
           </w:pPr>
-          <w:hyperlink w:anchor="_Toc239779508" w:history="1">
+          <w:hyperlink w:anchor="_Toc241518324" w:history="1">
             <w:r>
               <w:rPr>
                 <w:rStyle w:val="Hipervnculo"/>
@@ -1052,7 +1077,7 @@
                 <w:noProof/>
                 <w:webHidden/>
               </w:rPr>
-              <w:instrText xml:space="preserve"> PAGEREF _Toc239779508 \h </w:instrText>
+              <w:instrText xml:space="preserve"> PAGEREF _Toc241518324 \h </w:instrText>
             </w:r>
             <w:r>
               <w:rPr>
@@ -1092,12 +1117,13 @@
             <w:rPr>
               <w:rFonts w:eastAsiaTheme="minorEastAsia"/>
               <w:noProof/>
-              <w:sz w:val="24"/>
-              <w:szCs w:val="24"/>
+              <w:kern w:val="0"/>
+              <w:sz w:val="22"/>
               <w:lang w:eastAsia="es-CO"/>
+              <w14:ligatures w14:val="none"/>
             </w:rPr>
           </w:pPr>
-          <w:hyperlink w:anchor="_Toc239779509" w:history="1">
+          <w:hyperlink w:anchor="_Toc241518325" w:history="1">
             <w:r>
               <w:rPr>
                 <w:rStyle w:val="Hipervnculo"/>
@@ -1124,7 +1150,7 @@
                 <w:noProof/>
                 <w:webHidden/>
               </w:rPr>
-              <w:instrText xml:space="preserve"> PAGEREF _Toc239779509 \h </w:instrText>
+              <w:instrText xml:space="preserve"> PAGEREF _Toc241518325 \h </w:instrText>
             </w:r>
             <w:r>
               <w:rPr>
@@ -1164,12 +1190,13 @@
             <w:rPr>
               <w:rFonts w:eastAsiaTheme="minorEastAsia"/>
               <w:noProof/>
-              <w:sz w:val="24"/>
-              <w:szCs w:val="24"/>
+              <w:kern w:val="0"/>
+              <w:sz w:val="22"/>
               <w:lang w:eastAsia="es-CO"/>
+              <w14:ligatures w14:val="none"/>
             </w:rPr>
           </w:pPr>
-          <w:hyperlink w:anchor="_Toc239779510" w:history="1">
+          <w:hyperlink w:anchor="_Toc241518326" w:history="1">
             <w:r>
               <w:rPr>
                 <w:rStyle w:val="Hipervnculo"/>
@@ -1196,7 +1223,7 @@
                 <w:noProof/>
                 <w:webHidden/>
               </w:rPr>
-              <w:instrText xml:space="preserve"> PAGEREF _Toc239779510 \h </w:instrText>
+              <w:instrText xml:space="preserve"> PAGEREF _Toc241518326 \h </w:instrText>
             </w:r>
             <w:r>
               <w:rPr>
@@ -1236,12 +1263,13 @@
             <w:rPr>
               <w:rFonts w:eastAsiaTheme="minorEastAsia"/>
               <w:noProof/>
-              <w:sz w:val="24"/>
-              <w:szCs w:val="24"/>
+              <w:kern w:val="0"/>
+              <w:sz w:val="22"/>
               <w:lang w:eastAsia="es-CO"/>
+              <w14:ligatures w14:val="none"/>
             </w:rPr>
           </w:pPr>
-          <w:hyperlink w:anchor="_Toc239779511" w:history="1">
+          <w:hyperlink w:anchor="_Toc241518327" w:history="1">
             <w:r>
               <w:rPr>
                 <w:rStyle w:val="Hipervnculo"/>
@@ -1268,7 +1296,7 @@
                 <w:noProof/>
                 <w:webHidden/>
               </w:rPr>
-              <w:instrText xml:space="preserve"> PAGEREF _Toc239779511 \h </w:instrText>
+              <w:instrText xml:space="preserve"> PAGEREF _Toc241518327 \h </w:instrText>
             </w:r>
             <w:r>
               <w:rPr>
@@ -1308,12 +1336,13 @@
             <w:rPr>
               <w:rFonts w:eastAsiaTheme="minorEastAsia"/>
               <w:noProof/>
-              <w:sz w:val="24"/>
-              <w:szCs w:val="24"/>
+              <w:kern w:val="0"/>
+              <w:sz w:val="22"/>
               <w:lang w:eastAsia="es-CO"/>
+              <w14:ligatures w14:val="none"/>
             </w:rPr>
           </w:pPr>
-          <w:hyperlink w:anchor="_Toc239779512" w:history="1">
+          <w:hyperlink w:anchor="_Toc241518328" w:history="1">
             <w:r>
               <w:rPr>
                 <w:rStyle w:val="Hipervnculo"/>
@@ -1340,7 +1369,7 @@
                 <w:noProof/>
                 <w:webHidden/>
               </w:rPr>
-              <w:instrText xml:space="preserve"> PAGEREF _Toc239779512 \h </w:instrText>
+              <w:instrText xml:space="preserve"> PAGEREF _Toc241518328 \h </w:instrText>
             </w:r>
             <w:r>
               <w:rPr>
@@ -1380,12 +1409,13 @@
             <w:rPr>
               <w:rFonts w:eastAsiaTheme="minorEastAsia"/>
               <w:noProof/>
-              <w:sz w:val="24"/>
-              <w:szCs w:val="24"/>
+              <w:kern w:val="0"/>
+              <w:sz w:val="22"/>
               <w:lang w:eastAsia="es-CO"/>
+              <w14:ligatures w14:val="none"/>
             </w:rPr>
           </w:pPr>
-          <w:hyperlink w:anchor="_Toc239779513" w:history="1">
+          <w:hyperlink w:anchor="_Toc241518329" w:history="1">
             <w:r>
               <w:rPr>
                 <w:rStyle w:val="Hipervnculo"/>
@@ -1412,7 +1442,7 @@
                 <w:noProof/>
                 <w:webHidden/>
               </w:rPr>
-              <w:instrText xml:space="preserve"> PAGEREF _Toc239779513 \h </w:instrText>
+              <w:instrText xml:space="preserve"> PAGEREF _Toc241518329 \h </w:instrText>
             </w:r>
             <w:r>
               <w:rPr>
@@ -1452,12 +1482,13 @@
             <w:rPr>
               <w:rFonts w:eastAsiaTheme="minorEastAsia"/>
               <w:noProof/>
-              <w:sz w:val="24"/>
-              <w:szCs w:val="24"/>
+              <w:kern w:val="0"/>
+              <w:sz w:val="22"/>
               <w:lang w:eastAsia="es-CO"/>
+              <w14:ligatures w14:val="none"/>
             </w:rPr>
           </w:pPr>
-          <w:hyperlink w:anchor="_Toc239779514" w:history="1">
+          <w:hyperlink w:anchor="_Toc241518330" w:history="1">
             <w:r>
               <w:rPr>
                 <w:rStyle w:val="Hipervnculo"/>
@@ -1484,7 +1515,7 @@
                 <w:noProof/>
                 <w:webHidden/>
               </w:rPr>
-              <w:instrText xml:space="preserve"> PAGEREF _Toc239779514 \h </w:instrText>
+              <w:instrText xml:space="preserve"> PAGEREF _Toc241518330 \h </w:instrText>
             </w:r>
             <w:r>
               <w:rPr>
@@ -1524,12 +1555,13 @@
             <w:rPr>
               <w:rFonts w:eastAsiaTheme="minorEastAsia"/>
               <w:noProof/>
-              <w:sz w:val="24"/>
-              <w:szCs w:val="24"/>
+              <w:kern w:val="0"/>
+              <w:sz w:val="22"/>
               <w:lang w:eastAsia="es-CO"/>
+              <w14:ligatures w14:val="none"/>
             </w:rPr>
           </w:pPr>
-          <w:hyperlink w:anchor="_Toc239779515" w:history="1">
+          <w:hyperlink w:anchor="_Toc241518331" w:history="1">
             <w:r>
               <w:rPr>
                 <w:rStyle w:val="Hipervnculo"/>
@@ -1556,7 +1588,7 @@
                 <w:noProof/>
                 <w:webHidden/>
               </w:rPr>
-              <w:instrText xml:space="preserve"> PAGEREF _Toc239779515 \h </w:instrText>
+              <w:instrText xml:space="preserve"> PAGEREF _Toc241518331 \h </w:instrText>
             </w:r>
             <w:r>
               <w:rPr>
@@ -1596,12 +1628,13 @@
             <w:rPr>
               <w:rFonts w:eastAsiaTheme="minorEastAsia"/>
               <w:noProof/>
-              <w:sz w:val="24"/>
-              <w:szCs w:val="24"/>
+              <w:kern w:val="0"/>
+              <w:sz w:val="22"/>
               <w:lang w:eastAsia="es-CO"/>
+              <w14:ligatures w14:val="none"/>
             </w:rPr>
           </w:pPr>
-          <w:hyperlink w:anchor="_Toc239779516" w:history="1">
+          <w:hyperlink w:anchor="_Toc241518332" w:history="1">
             <w:r>
               <w:rPr>
                 <w:rStyle w:val="Hipervnculo"/>
@@ -1628,7 +1661,7 @@
                 <w:noProof/>
                 <w:webHidden/>
               </w:rPr>
-              <w:instrText xml:space="preserve"> PAGEREF _Toc239779516 \h </w:instrText>
+              <w:instrText xml:space="preserve"> PAGEREF _Toc241518332 \h </w:instrText>
             </w:r>
             <w:r>
               <w:rPr>
@@ -1668,12 +1701,13 @@
             <w:rPr>
               <w:rFonts w:eastAsiaTheme="minorEastAsia"/>
               <w:noProof/>
-              <w:sz w:val="24"/>
-              <w:szCs w:val="24"/>
+              <w:kern w:val="0"/>
+              <w:sz w:val="22"/>
               <w:lang w:eastAsia="es-CO"/>
+              <w14:ligatures w14:val="none"/>
             </w:rPr>
           </w:pPr>
-          <w:hyperlink w:anchor="_Toc239779517" w:history="1">
+          <w:hyperlink w:anchor="_Toc241518333" w:history="1">
             <w:r>
               <w:rPr>
                 <w:rStyle w:val="Hipervnculo"/>
@@ -1725,7 +1759,7 @@
                 <w:noProof/>
                 <w:webHidden/>
               </w:rPr>
-              <w:instrText xml:space="preserve"> PAGEREF _Toc239779517 \h </w:instrText>
+              <w:instrText xml:space="preserve"> PAGEREF _Toc241518333 \h </w:instrText>
             </w:r>
             <w:r>
               <w:rPr>
@@ -1765,12 +1799,13 @@
             <w:rPr>
               <w:rFonts w:eastAsiaTheme="minorEastAsia"/>
               <w:noProof/>
-              <w:sz w:val="24"/>
-              <w:szCs w:val="24"/>
+              <w:kern w:val="0"/>
+              <w:sz w:val="22"/>
               <w:lang w:eastAsia="es-CO"/>
+              <w14:ligatures w14:val="none"/>
             </w:rPr>
           </w:pPr>
-          <w:hyperlink w:anchor="_Toc239779518" w:history="1">
+          <w:hyperlink w:anchor="_Toc241518334" w:history="1">
             <w:r>
               <w:rPr>
                 <w:rStyle w:val="Hipervnculo"/>
@@ -1797,7 +1832,7 @@
                 <w:noProof/>
                 <w:webHidden/>
               </w:rPr>
-              <w:instrText xml:space="preserve"> PAGEREF _Toc239779518 \h </w:instrText>
+              <w:instrText xml:space="preserve"> PAGEREF _Toc241518334 \h </w:instrText>
             </w:r>
             <w:r>
               <w:rPr>
@@ -1817,7 +1852,7 @@
                 <w:noProof/>
                 <w:webHidden/>
               </w:rPr>
-              <w:t>37</w:t>
+              <w:t>38</w:t>
             </w:r>
             <w:r>
               <w:rPr>
@@ -1837,12 +1872,13 @@
             <w:rPr>
               <w:rFonts w:eastAsiaTheme="minorEastAsia"/>
               <w:noProof/>
-              <w:sz w:val="24"/>
-              <w:szCs w:val="24"/>
+              <w:kern w:val="0"/>
+              <w:sz w:val="22"/>
               <w:lang w:eastAsia="es-CO"/>
+              <w14:ligatures w14:val="none"/>
             </w:rPr>
           </w:pPr>
-          <w:hyperlink w:anchor="_Toc239779519" w:history="1">
+          <w:hyperlink w:anchor="_Toc241518335" w:history="1">
             <w:r>
               <w:rPr>
                 <w:rStyle w:val="Hipervnculo"/>
@@ -1869,7 +1905,7 @@
                 <w:noProof/>
                 <w:webHidden/>
               </w:rPr>
-              <w:instrText xml:space="preserve"> PAGEREF _Toc239779519 \h </w:instrText>
+              <w:instrText xml:space="preserve"> PAGEREF _Toc241518335 \h </w:instrText>
             </w:r>
             <w:r>
               <w:rPr>
@@ -1889,7 +1925,7 @@
                 <w:noProof/>
                 <w:webHidden/>
               </w:rPr>
-              <w:t>37</w:t>
+              <w:t>38</w:t>
             </w:r>
             <w:r>
               <w:rPr>
@@ -1909,12 +1945,13 @@
             <w:rPr>
               <w:rFonts w:eastAsiaTheme="minorEastAsia"/>
               <w:noProof/>
-              <w:sz w:val="24"/>
-              <w:szCs w:val="24"/>
+              <w:kern w:val="0"/>
+              <w:sz w:val="22"/>
               <w:lang w:eastAsia="es-CO"/>
+              <w14:ligatures w14:val="none"/>
             </w:rPr>
           </w:pPr>
-          <w:hyperlink w:anchor="_Toc239779520" w:history="1">
+          <w:hyperlink w:anchor="_Toc241518336" w:history="1">
             <w:r>
               <w:rPr>
                 <w:rStyle w:val="Hipervnculo"/>
@@ -1941,7 +1978,7 @@
                 <w:noProof/>
                 <w:webHidden/>
               </w:rPr>
-              <w:instrText xml:space="preserve"> PAGEREF _Toc239779520 \h </w:instrText>
+              <w:instrText xml:space="preserve"> PAGEREF _Toc241518336 \h </w:instrText>
             </w:r>
             <w:r>
               <w:rPr>
@@ -1961,7 +1998,7 @@
                 <w:noProof/>
                 <w:webHidden/>
               </w:rPr>
-              <w:t>39</w:t>
+              <w:t>40</w:t>
             </w:r>
             <w:r>
               <w:rPr>
@@ -1981,12 +2018,13 @@
             <w:rPr>
               <w:rFonts w:eastAsiaTheme="minorEastAsia"/>
               <w:noProof/>
-              <w:sz w:val="24"/>
-              <w:szCs w:val="24"/>
+              <w:kern w:val="0"/>
+              <w:sz w:val="22"/>
               <w:lang w:eastAsia="es-CO"/>
+              <w14:ligatures w14:val="none"/>
             </w:rPr>
           </w:pPr>
-          <w:hyperlink w:anchor="_Toc239779521" w:history="1">
+          <w:hyperlink w:anchor="_Toc241518337" w:history="1">
             <w:r>
               <w:rPr>
                 <w:rStyle w:val="Hipervnculo"/>
@@ -2013,7 +2051,7 @@
                 <w:noProof/>
                 <w:webHidden/>
               </w:rPr>
-              <w:instrText xml:space="preserve"> PAGEREF _Toc239779521 \h </w:instrText>
+              <w:instrText xml:space="preserve"> PAGEREF _Toc241518337 \h </w:instrText>
             </w:r>
             <w:r>
               <w:rPr>
@@ -2033,7 +2071,7 @@
                 <w:noProof/>
                 <w:webHidden/>
               </w:rPr>
-              <w:t>41</w:t>
+              <w:t>42</w:t>
             </w:r>
             <w:r>
               <w:rPr>
@@ -2053,12 +2091,13 @@
             <w:rPr>
               <w:rFonts w:eastAsiaTheme="minorEastAsia"/>
               <w:noProof/>
-              <w:sz w:val="24"/>
-              <w:szCs w:val="24"/>
+              <w:kern w:val="0"/>
+              <w:sz w:val="22"/>
               <w:lang w:eastAsia="es-CO"/>
+              <w14:ligatures w14:val="none"/>
             </w:rPr>
           </w:pPr>
-          <w:hyperlink w:anchor="_Toc239779522" w:history="1">
+          <w:hyperlink w:anchor="_Toc241518338" w:history="1">
             <w:r>
               <w:rPr>
                 <w:rStyle w:val="Hipervnculo"/>
@@ -2085,7 +2124,7 @@
                 <w:noProof/>
                 <w:webHidden/>
               </w:rPr>
-              <w:instrText xml:space="preserve"> PAGEREF _Toc239779522 \h </w:instrText>
+              <w:instrText xml:space="preserve"> PAGEREF _Toc241518338 \h </w:instrText>
             </w:r>
             <w:r>
               <w:rPr>
@@ -2105,7 +2144,7 @@
                 <w:noProof/>
                 <w:webHidden/>
               </w:rPr>
-              <w:t>43</w:t>
+              <w:t>44</w:t>
             </w:r>
             <w:r>
               <w:rPr>
@@ -2125,12 +2164,13 @@
             <w:rPr>
               <w:rFonts w:eastAsiaTheme="minorEastAsia"/>
               <w:noProof/>
-              <w:sz w:val="24"/>
-              <w:szCs w:val="24"/>
+              <w:kern w:val="0"/>
+              <w:sz w:val="22"/>
               <w:lang w:eastAsia="es-CO"/>
+              <w14:ligatures w14:val="none"/>
             </w:rPr>
           </w:pPr>
-          <w:hyperlink w:anchor="_Toc239779523" w:history="1">
+          <w:hyperlink w:anchor="_Toc241518339" w:history="1">
             <w:r>
               <w:rPr>
                 <w:rStyle w:val="Hipervnculo"/>
@@ -2157,7 +2197,7 @@
                 <w:noProof/>
                 <w:webHidden/>
               </w:rPr>
-              <w:instrText xml:space="preserve"> PAGEREF _Toc239779523 \h </w:instrText>
+              <w:instrText xml:space="preserve"> PAGEREF _Toc241518339 \h </w:instrText>
             </w:r>
             <w:r>
               <w:rPr>
@@ -2177,7 +2217,7 @@
                 <w:noProof/>
                 <w:webHidden/>
               </w:rPr>
-              <w:t>49</w:t>
+              <w:t>50</w:t>
             </w:r>
             <w:r>
               <w:rPr>
@@ -2197,12 +2237,13 @@
             <w:rPr>
               <w:rFonts w:eastAsiaTheme="minorEastAsia"/>
               <w:noProof/>
-              <w:sz w:val="24"/>
-              <w:szCs w:val="24"/>
+              <w:kern w:val="0"/>
+              <w:sz w:val="22"/>
               <w:lang w:eastAsia="es-CO"/>
+              <w14:ligatures w14:val="none"/>
             </w:rPr>
           </w:pPr>
-          <w:hyperlink w:anchor="_Toc239779524" w:history="1">
+          <w:hyperlink w:anchor="_Toc241518340" w:history="1">
             <w:r>
               <w:rPr>
                 <w:rStyle w:val="Hipervnculo"/>
@@ -2229,7 +2270,7 @@
                 <w:noProof/>
                 <w:webHidden/>
               </w:rPr>
-              <w:instrText xml:space="preserve"> PAGEREF _Toc239779524 \h </w:instrText>
+              <w:instrText xml:space="preserve"> PAGEREF _Toc241518340 \h </w:instrText>
             </w:r>
             <w:r>
               <w:rPr>
@@ -2249,7 +2290,7 @@
                 <w:noProof/>
                 <w:webHidden/>
               </w:rPr>
-              <w:t>49</w:t>
+              <w:t>50</w:t>
             </w:r>
             <w:r>
               <w:rPr>
@@ -2269,12 +2310,13 @@
             <w:rPr>
               <w:rFonts w:eastAsiaTheme="minorEastAsia"/>
               <w:noProof/>
-              <w:sz w:val="24"/>
-              <w:szCs w:val="24"/>
+              <w:kern w:val="0"/>
+              <w:sz w:val="22"/>
               <w:lang w:eastAsia="es-CO"/>
+              <w14:ligatures w14:val="none"/>
             </w:rPr>
           </w:pPr>
-          <w:hyperlink w:anchor="_Toc239779525" w:history="1">
+          <w:hyperlink w:anchor="_Toc241518341" w:history="1">
             <w:r>
               <w:rPr>
                 <w:rStyle w:val="Hipervnculo"/>
@@ -2301,7 +2343,7 @@
                 <w:noProof/>
                 <w:webHidden/>
               </w:rPr>
-              <w:instrText xml:space="preserve"> PAGEREF _Toc239779525 \h </w:instrText>
+              <w:instrText xml:space="preserve"> PAGEREF _Toc241518341 \h </w:instrText>
             </w:r>
             <w:r>
               <w:rPr>
@@ -2321,7 +2363,7 @@
                 <w:noProof/>
                 <w:webHidden/>
               </w:rPr>
-              <w:t>51</w:t>
+              <w:t>52</w:t>
             </w:r>
             <w:r>
               <w:rPr>
@@ -2341,12 +2383,13 @@
             <w:rPr>
               <w:rFonts w:eastAsiaTheme="minorEastAsia"/>
               <w:noProof/>
-              <w:sz w:val="24"/>
-              <w:szCs w:val="24"/>
+              <w:kern w:val="0"/>
+              <w:sz w:val="22"/>
               <w:lang w:eastAsia="es-CO"/>
+              <w14:ligatures w14:val="none"/>
             </w:rPr>
           </w:pPr>
-          <w:hyperlink w:anchor="_Toc239779526" w:history="1">
+          <w:hyperlink w:anchor="_Toc241518342" w:history="1">
             <w:r>
               <w:rPr>
                 <w:rStyle w:val="Hipervnculo"/>
@@ -2373,7 +2416,7 @@
                 <w:noProof/>
                 <w:webHidden/>
               </w:rPr>
-              <w:instrText xml:space="preserve"> PAGEREF _Toc239779526 \h </w:instrText>
+              <w:instrText xml:space="preserve"> PAGEREF _Toc241518342 \h </w:instrText>
             </w:r>
             <w:r>
               <w:rPr>
@@ -2393,7 +2436,7 @@
                 <w:noProof/>
                 <w:webHidden/>
               </w:rPr>
-              <w:t>52</w:t>
+              <w:t>53</w:t>
             </w:r>
             <w:r>
               <w:rPr>
@@ -2413,12 +2456,13 @@
             <w:rPr>
               <w:rFonts w:eastAsiaTheme="minorEastAsia"/>
               <w:noProof/>
-              <w:sz w:val="24"/>
-              <w:szCs w:val="24"/>
+              <w:kern w:val="0"/>
+              <w:sz w:val="22"/>
               <w:lang w:eastAsia="es-CO"/>
+              <w14:ligatures w14:val="none"/>
             </w:rPr>
           </w:pPr>
-          <w:hyperlink w:anchor="_Toc239779527" w:history="1">
+          <w:hyperlink w:anchor="_Toc241518343" w:history="1">
             <w:r>
               <w:rPr>
                 <w:rStyle w:val="Hipervnculo"/>
@@ -2445,7 +2489,7 @@
                 <w:noProof/>
                 <w:webHidden/>
               </w:rPr>
-              <w:instrText xml:space="preserve"> PAGEREF _Toc239779527 \h </w:instrText>
+              <w:instrText xml:space="preserve"> PAGEREF _Toc241518343 \h </w:instrText>
             </w:r>
             <w:r>
               <w:rPr>
@@ -2465,7 +2509,7 @@
                 <w:noProof/>
                 <w:webHidden/>
               </w:rPr>
-              <w:t>54</w:t>
+              <w:t>55</w:t>
             </w:r>
             <w:r>
               <w:rPr>
@@ -2485,12 +2529,13 @@
             <w:rPr>
               <w:rFonts w:eastAsiaTheme="minorEastAsia"/>
               <w:noProof/>
-              <w:sz w:val="24"/>
-              <w:szCs w:val="24"/>
+              <w:kern w:val="0"/>
+              <w:sz w:val="22"/>
               <w:lang w:eastAsia="es-CO"/>
+              <w14:ligatures w14:val="none"/>
             </w:rPr>
           </w:pPr>
-          <w:hyperlink w:anchor="_Toc239779528" w:history="1">
+          <w:hyperlink w:anchor="_Toc241518344" w:history="1">
             <w:r>
               <w:rPr>
                 <w:rStyle w:val="Hipervnculo"/>
@@ -2517,7 +2562,7 @@
                 <w:noProof/>
                 <w:webHidden/>
               </w:rPr>
-              <w:instrText xml:space="preserve"> PAGEREF _Toc239779528 \h </w:instrText>
+              <w:instrText xml:space="preserve"> PAGEREF _Toc241518344 \h </w:instrText>
             </w:r>
             <w:r>
               <w:rPr>
@@ -2537,7 +2582,7 @@
                 <w:noProof/>
                 <w:webHidden/>
               </w:rPr>
-              <w:t>57</w:t>
+              <w:t>58</w:t>
             </w:r>
             <w:r>
               <w:rPr>
@@ -2557,12 +2602,13 @@
             <w:rPr>
               <w:rFonts w:eastAsiaTheme="minorEastAsia"/>
               <w:noProof/>
-              <w:sz w:val="24"/>
-              <w:szCs w:val="24"/>
+              <w:kern w:val="0"/>
+              <w:sz w:val="22"/>
               <w:lang w:eastAsia="es-CO"/>
+              <w14:ligatures w14:val="none"/>
             </w:rPr>
           </w:pPr>
-          <w:hyperlink w:anchor="_Toc239779529" w:history="1">
+          <w:hyperlink w:anchor="_Toc241518345" w:history="1">
             <w:r>
               <w:rPr>
                 <w:rStyle w:val="Hipervnculo"/>
@@ -2589,7 +2635,7 @@
                 <w:noProof/>
                 <w:webHidden/>
               </w:rPr>
-              <w:instrText xml:space="preserve"> PAGEREF _Toc239779529 \h </w:instrText>
+              <w:instrText xml:space="preserve"> PAGEREF _Toc241518345 \h </w:instrText>
             </w:r>
             <w:r>
               <w:rPr>
@@ -2609,7 +2655,7 @@
                 <w:noProof/>
                 <w:webHidden/>
               </w:rPr>
-              <w:t>57</w:t>
+              <w:t>58</w:t>
             </w:r>
             <w:r>
               <w:rPr>
@@ -2629,12 +2675,13 @@
             <w:rPr>
               <w:rFonts w:eastAsiaTheme="minorEastAsia"/>
               <w:noProof/>
-              <w:sz w:val="24"/>
-              <w:szCs w:val="24"/>
+              <w:kern w:val="0"/>
+              <w:sz w:val="22"/>
               <w:lang w:eastAsia="es-CO"/>
+              <w14:ligatures w14:val="none"/>
             </w:rPr>
           </w:pPr>
-          <w:hyperlink w:anchor="_Toc239779530" w:history="1">
+          <w:hyperlink w:anchor="_Toc241518346" w:history="1">
             <w:r>
               <w:rPr>
                 <w:rStyle w:val="Hipervnculo"/>
@@ -2661,7 +2708,7 @@
                 <w:noProof/>
                 <w:webHidden/>
               </w:rPr>
-              <w:instrText xml:space="preserve"> PAGEREF _Toc239779530 \h </w:instrText>
+              <w:instrText xml:space="preserve"> PAGEREF _Toc241518346 \h </w:instrText>
             </w:r>
             <w:r>
               <w:rPr>
@@ -2681,7 +2728,7 @@
                 <w:noProof/>
                 <w:webHidden/>
               </w:rPr>
-              <w:t>58</w:t>
+              <w:t>59</w:t>
             </w:r>
             <w:r>
               <w:rPr>
@@ -2701,12 +2748,13 @@
             <w:rPr>
               <w:rFonts w:eastAsiaTheme="minorEastAsia"/>
               <w:noProof/>
-              <w:sz w:val="24"/>
-              <w:szCs w:val="24"/>
+              <w:kern w:val="0"/>
+              <w:sz w:val="22"/>
               <w:lang w:eastAsia="es-CO"/>
+              <w14:ligatures w14:val="none"/>
             </w:rPr>
           </w:pPr>
-          <w:hyperlink w:anchor="_Toc239779531" w:history="1">
+          <w:hyperlink w:anchor="_Toc241518347" w:history="1">
             <w:r>
               <w:rPr>
                 <w:rStyle w:val="Hipervnculo"/>
@@ -2733,7 +2781,7 @@
                 <w:noProof/>
                 <w:webHidden/>
               </w:rPr>
-              <w:instrText xml:space="preserve"> PAGEREF _Toc239779531 \h </w:instrText>
+              <w:instrText xml:space="preserve"> PAGEREF _Toc241518347 \h </w:instrText>
             </w:r>
             <w:r>
               <w:rPr>
@@ -2753,7 +2801,7 @@
                 <w:noProof/>
                 <w:webHidden/>
               </w:rPr>
-              <w:t>60</w:t>
+              <w:t>61</w:t>
             </w:r>
             <w:r>
               <w:rPr>
@@ -2773,12 +2821,13 @@
             <w:rPr>
               <w:rFonts w:eastAsiaTheme="minorEastAsia"/>
               <w:noProof/>
-              <w:sz w:val="24"/>
-              <w:szCs w:val="24"/>
+              <w:kern w:val="0"/>
+              <w:sz w:val="22"/>
               <w:lang w:eastAsia="es-CO"/>
+              <w14:ligatures w14:val="none"/>
             </w:rPr>
           </w:pPr>
-          <w:hyperlink w:anchor="_Toc239779532" w:history="1">
+          <w:hyperlink w:anchor="_Toc241518348" w:history="1">
             <w:r>
               <w:rPr>
                 <w:rStyle w:val="Hipervnculo"/>
@@ -2805,7 +2854,7 @@
                 <w:noProof/>
                 <w:webHidden/>
               </w:rPr>
-              <w:instrText xml:space="preserve"> PAGEREF _Toc239779532 \h </w:instrText>
+              <w:instrText xml:space="preserve"> PAGEREF _Toc241518348 \h </w:instrText>
             </w:r>
             <w:r>
               <w:rPr>
@@ -2825,7 +2874,7 @@
                 <w:noProof/>
                 <w:webHidden/>
               </w:rPr>
-              <w:t>60</w:t>
+              <w:t>61</w:t>
             </w:r>
             <w:r>
               <w:rPr>
@@ -2845,12 +2894,13 @@
             <w:rPr>
               <w:rFonts w:eastAsiaTheme="minorEastAsia"/>
               <w:noProof/>
-              <w:sz w:val="24"/>
-              <w:szCs w:val="24"/>
+              <w:kern w:val="0"/>
+              <w:sz w:val="22"/>
               <w:lang w:eastAsia="es-CO"/>
+              <w14:ligatures w14:val="none"/>
             </w:rPr>
           </w:pPr>
-          <w:hyperlink w:anchor="_Toc239779533" w:history="1">
+          <w:hyperlink w:anchor="_Toc241518349" w:history="1">
             <w:r>
               <w:rPr>
                 <w:rStyle w:val="Hipervnculo"/>
@@ -2877,7 +2927,7 @@
                 <w:noProof/>
                 <w:webHidden/>
               </w:rPr>
-              <w:instrText xml:space="preserve"> PAGEREF _Toc239779533 \h </w:instrText>
+              <w:instrText xml:space="preserve"> PAGEREF _Toc241518349 \h </w:instrText>
             </w:r>
             <w:r>
               <w:rPr>
@@ -2897,7 +2947,7 @@
                 <w:noProof/>
                 <w:webHidden/>
               </w:rPr>
-              <w:t>63</w:t>
+              <w:t>64</w:t>
             </w:r>
             <w:r>
               <w:rPr>
@@ -2917,12 +2967,13 @@
             <w:rPr>
               <w:rFonts w:eastAsiaTheme="minorEastAsia"/>
               <w:noProof/>
-              <w:sz w:val="24"/>
-              <w:szCs w:val="24"/>
+              <w:kern w:val="0"/>
+              <w:sz w:val="22"/>
               <w:lang w:eastAsia="es-CO"/>
+              <w14:ligatures w14:val="none"/>
             </w:rPr>
           </w:pPr>
-          <w:hyperlink w:anchor="_Toc239779534" w:history="1">
+          <w:hyperlink w:anchor="_Toc241518350" w:history="1">
             <w:r>
               <w:rPr>
                 <w:rStyle w:val="Hipervnculo"/>
@@ -2949,7 +3000,7 @@
                 <w:noProof/>
                 <w:webHidden/>
               </w:rPr>
-              <w:instrText xml:space="preserve"> PAGEREF _Toc239779534 \h </w:instrText>
+              <w:instrText xml:space="preserve"> PAGEREF _Toc241518350 \h </w:instrText>
             </w:r>
             <w:r>
               <w:rPr>
@@ -2969,7 +3020,7 @@
                 <w:noProof/>
                 <w:webHidden/>
               </w:rPr>
-              <w:t>64</w:t>
+              <w:t>65</w:t>
             </w:r>
             <w:r>
               <w:rPr>
@@ -2989,12 +3040,13 @@
             <w:rPr>
               <w:rFonts w:eastAsiaTheme="minorEastAsia"/>
               <w:noProof/>
-              <w:sz w:val="24"/>
-              <w:szCs w:val="24"/>
+              <w:kern w:val="0"/>
+              <w:sz w:val="22"/>
               <w:lang w:eastAsia="es-CO"/>
+              <w14:ligatures w14:val="none"/>
             </w:rPr>
           </w:pPr>
-          <w:hyperlink w:anchor="_Toc239779535" w:history="1">
+          <w:hyperlink w:anchor="_Toc241518351" w:history="1">
             <w:r>
               <w:rPr>
                 <w:rStyle w:val="Hipervnculo"/>
@@ -3021,7 +3073,7 @@
                 <w:noProof/>
                 <w:webHidden/>
               </w:rPr>
-              <w:instrText xml:space="preserve"> PAGEREF _Toc239779535 \h </w:instrText>
+              <w:instrText xml:space="preserve"> PAGEREF _Toc241518351 \h </w:instrText>
             </w:r>
             <w:r>
               <w:rPr>
@@ -3041,7 +3093,7 @@
                 <w:noProof/>
                 <w:webHidden/>
               </w:rPr>
-              <w:t>66</w:t>
+              <w:t>67</w:t>
             </w:r>
             <w:r>
               <w:rPr>
@@ -3059,7 +3111,7 @@
               <w:tab w:val="right" w:leader="dot" w:pos="9962"/>
             </w:tabs>
           </w:pPr>
-          <w:hyperlink w:anchor="_Toc239779536" w:history="1">
+          <w:hyperlink w:anchor="_Toc241518352" w:history="1">
             <w:r>
               <w:rPr>
                 <w:rStyle w:val="Hipervnculo"/>
@@ -3086,7 +3138,7 @@
                 <w:noProof/>
                 <w:webHidden/>
               </w:rPr>
-              <w:instrText xml:space="preserve"> PAGEREF _Toc239779536 \h </w:instrText>
+              <w:instrText xml:space="preserve"> PAGEREF _Toc241518352 \h </w:instrText>
             </w:r>
             <w:r>
               <w:rPr>
@@ -3106,7 +3158,7 @@
                 <w:noProof/>
                 <w:webHidden/>
               </w:rPr>
-              <w:t>68</w:t>
+              <w:t>70</w:t>
             </w:r>
             <w:r>
               <w:rPr>
@@ -3126,7 +3178,7 @@
       <w:pPr>
         <w:pStyle w:val="Titulosgenerales"/>
       </w:pPr>
-      <w:bookmarkStart w:id="0" w:name="_Toc239779502"/>
+      <w:bookmarkStart w:id="0" w:name="_Toc241518318"/>
       <w:r>
         <w:lastRenderedPageBreak/>
         <w:t>Introducción</w:t>
@@ -3207,7 +3259,7 @@
       <w:pPr>
         <w:pStyle w:val="Ttulo1"/>
       </w:pPr>
-      <w:bookmarkStart w:id="1" w:name="_Toc239779503"/>
+      <w:bookmarkStart w:id="1" w:name="_Toc241518319"/>
       <w:r>
         <w:lastRenderedPageBreak/>
         <w:t xml:space="preserve">Fundamentos del </w:t>
@@ -3254,7 +3306,7 @@
       <w:pPr>
         <w:pStyle w:val="Ttulo2"/>
       </w:pPr>
-      <w:bookmarkStart w:id="2" w:name="_Toc239779504"/>
+      <w:bookmarkStart w:id="2" w:name="_Toc241518320"/>
       <w:r>
         <w:t>Concepto</w:t>
       </w:r>
@@ -3336,7 +3388,7 @@
       <w:pPr>
         <w:pStyle w:val="Ttulo2"/>
       </w:pPr>
-      <w:bookmarkStart w:id="3" w:name="_Toc239779505"/>
+      <w:bookmarkStart w:id="3" w:name="_Toc241518321"/>
       <w:r>
         <w:t>Modelos y componentes logísticos</w:t>
       </w:r>
@@ -3530,6 +3582,8 @@
       </w:pPr>
       <w:r>
         <w:rPr>
+          <w:b/>
+          <w:bCs/>
           <w:lang w:val="es-419" w:eastAsia="es-CO"/>
         </w:rPr>
         <w:t>Trazabilidad</w:t>
@@ -3632,7 +3686,7 @@
       <w:pPr>
         <w:pStyle w:val="Ttulo2"/>
       </w:pPr>
-      <w:bookmarkStart w:id="4" w:name="_Toc239779506"/>
+      <w:bookmarkStart w:id="4" w:name="_Toc241518322"/>
       <w:r>
         <w:t>Modelos de negociación B2B, B2C y B2G</w:t>
       </w:r>
@@ -3698,7 +3752,27 @@
           <w:bCs/>
           <w:lang w:val="es-419" w:eastAsia="es-CO"/>
         </w:rPr>
-        <w:t>(Business to Business</w:t>
+        <w:t xml:space="preserve">(Business </w:t>
+      </w:r>
+      <w:proofErr w:type="spellStart"/>
+      <w:r>
+        <w:rPr>
+          <w:rStyle w:val="Extranjerismo"/>
+          <w:b/>
+          <w:bCs/>
+          <w:lang w:val="es-419" w:eastAsia="es-CO"/>
+        </w:rPr>
+        <w:t>to</w:t>
+      </w:r>
+      <w:proofErr w:type="spellEnd"/>
+      <w:r>
+        <w:rPr>
+          <w:rStyle w:val="Extranjerismo"/>
+          <w:b/>
+          <w:bCs/>
+          <w:lang w:val="es-419" w:eastAsia="es-CO"/>
+        </w:rPr>
+        <w:t xml:space="preserve"> Business</w:t>
       </w:r>
       <w:r>
         <w:rPr>
@@ -3798,8 +3872,39 @@
           <w:bCs/>
           <w:lang w:val="es-419" w:eastAsia="es-CO"/>
         </w:rPr>
-        <w:t>Business to Consumer</w:t>
-      </w:r>
+        <w:t xml:space="preserve">Business </w:t>
+      </w:r>
+      <w:proofErr w:type="spellStart"/>
+      <w:r>
+        <w:rPr>
+          <w:rStyle w:val="Extranjerismo"/>
+          <w:b/>
+          <w:bCs/>
+          <w:lang w:val="es-419" w:eastAsia="es-CO"/>
+        </w:rPr>
+        <w:t>to</w:t>
+      </w:r>
+      <w:proofErr w:type="spellEnd"/>
+      <w:r>
+        <w:rPr>
+          <w:rStyle w:val="Extranjerismo"/>
+          <w:b/>
+          <w:bCs/>
+          <w:lang w:val="es-419" w:eastAsia="es-CO"/>
+        </w:rPr>
+        <w:t xml:space="preserve"> </w:t>
+      </w:r>
+      <w:proofErr w:type="spellStart"/>
+      <w:r>
+        <w:rPr>
+          <w:rStyle w:val="Extranjerismo"/>
+          <w:b/>
+          <w:bCs/>
+          <w:lang w:val="es-419" w:eastAsia="es-CO"/>
+        </w:rPr>
+        <w:t>Consumer</w:t>
+      </w:r>
+      <w:proofErr w:type="spellEnd"/>
       <w:r>
         <w:rPr>
           <w:b/>
@@ -3893,8 +3998,39 @@
           <w:bCs/>
           <w:lang w:val="es-419" w:eastAsia="es-CO"/>
         </w:rPr>
-        <w:t>Business to Government</w:t>
-      </w:r>
+        <w:t xml:space="preserve">Business </w:t>
+      </w:r>
+      <w:proofErr w:type="spellStart"/>
+      <w:r>
+        <w:rPr>
+          <w:rStyle w:val="Extranjerismo"/>
+          <w:b/>
+          <w:bCs/>
+          <w:lang w:val="es-419" w:eastAsia="es-CO"/>
+        </w:rPr>
+        <w:t>to</w:t>
+      </w:r>
+      <w:proofErr w:type="spellEnd"/>
+      <w:r>
+        <w:rPr>
+          <w:rStyle w:val="Extranjerismo"/>
+          <w:b/>
+          <w:bCs/>
+          <w:lang w:val="es-419" w:eastAsia="es-CO"/>
+        </w:rPr>
+        <w:t xml:space="preserve"> </w:t>
+      </w:r>
+      <w:proofErr w:type="spellStart"/>
+      <w:r>
+        <w:rPr>
+          <w:rStyle w:val="Extranjerismo"/>
+          <w:b/>
+          <w:bCs/>
+          <w:lang w:val="es-419" w:eastAsia="es-CO"/>
+        </w:rPr>
+        <w:t>Government</w:t>
+      </w:r>
+      <w:proofErr w:type="spellEnd"/>
       <w:r>
         <w:rPr>
           <w:lang w:val="es-419" w:eastAsia="es-CO"/>
@@ -3959,7 +4095,7 @@
       <w:pPr>
         <w:pStyle w:val="Ttulo2"/>
       </w:pPr>
-      <w:bookmarkStart w:id="5" w:name="_Toc239779507"/>
+      <w:bookmarkStart w:id="5" w:name="_Toc241518323"/>
       <w:r>
         <w:t xml:space="preserve">Normativa aplicable al </w:t>
       </w:r>
@@ -3981,7 +4117,20 @@
         <w:rPr>
           <w:lang w:val="es-419" w:eastAsia="es-CO"/>
         </w:rPr>
-        <w:t>El desarrollo del comercio electrónico requiere el cumplimiento de disposiciones legales que regulan las transacciones digitales, protegen los derechos de las partes involucradas y brindan seguridad a las operaciones comerciales. Conocer este marco normativo facilita la implementación de procesos logísticos confiables, fortalece la relación con clientes y proveedores, y favorece el desarrollo de actividades alineadas con la legislación vigente en los ámbitos nacional e internacional</w:t>
+        <w:t xml:space="preserve">El desarrollo del comercio electrónico requiere el cumplimiento de disposiciones legales que regulan las transacciones digitales, protegen los derechos de las partes involucradas y brindan seguridad a las operaciones comerciales. </w:t>
+      </w:r>
+    </w:p>
+    <w:p>
+      <w:pPr>
+        <w:rPr>
+          <w:lang w:val="es-419" w:eastAsia="es-CO"/>
+        </w:rPr>
+      </w:pPr>
+      <w:r>
+        <w:rPr>
+          <w:lang w:val="es-419" w:eastAsia="es-CO"/>
+        </w:rPr>
+        <w:t>Conocer este marco normativo facilita la implementación de procesos logísticos confiables, fortalece la relación con clientes y proveedores, y favorece el desarrollo de actividades alineadas con la legislación vigente en los ámbitos nacional e internacional</w:t>
       </w:r>
       <w:r>
         <w:rPr>
@@ -4013,7 +4162,7 @@
         <w:rPr>
           <w:lang w:val="es-419" w:eastAsia="es-CO"/>
         </w:rPr>
-        <w:t>Entre la normatividad que rige en Colombia tenemos:</w:t>
+        <w:t>Entre las normas que rigen en Colombia se encuentran:</w:t>
       </w:r>
     </w:p>
     <w:p>
@@ -4413,7 +4562,7 @@
           <w:lang w:val="es-419" w:eastAsia="es-CO"/>
         </w:rPr>
         <w:lastRenderedPageBreak/>
-        <w:t>fundamentos y modelos de negociación, consultar el anexo en PDF y a escuchar el pódcast sobre la logística detrás del pedido.</w:t>
+        <w:t>fundamentos y modelos de negociación, consultar el anexo en PDF y escuchar el pódcast sobre la logística detrás del pedido.</w:t>
       </w:r>
       <w:r>
         <w:rPr>
@@ -4436,7 +4585,31 @@
           <w:bCs/>
           <w:lang w:val="es-419" w:eastAsia="es-CO"/>
         </w:rPr>
-        <w:t xml:space="preserve">Que es </w:t>
+        <w:t>¿</w:t>
+      </w:r>
+      <w:r>
+        <w:rPr>
+          <w:b/>
+          <w:bCs/>
+          <w:lang w:val="es-419" w:eastAsia="es-CO"/>
+        </w:rPr>
+        <w:t>Qu</w:t>
+      </w:r>
+      <w:r>
+        <w:rPr>
+          <w:b/>
+          <w:bCs/>
+          <w:lang w:val="es-419" w:eastAsia="es-CO"/>
+        </w:rPr>
+        <w:t>é</w:t>
+      </w:r>
+      <w:r>
+        <w:rPr>
+          <w:b/>
+          <w:bCs/>
+          <w:lang w:val="es-419" w:eastAsia="es-CO"/>
+        </w:rPr>
+        <w:t xml:space="preserve"> es </w:t>
       </w:r>
       <w:r>
         <w:rPr>
@@ -4449,6 +4622,15 @@
       </w:r>
       <w:r>
         <w:rPr>
+          <w:rStyle w:val="Extranjerismo"/>
+          <w:b/>
+          <w:bCs/>
+          <w:lang w:val="es-419" w:eastAsia="es-CO"/>
+        </w:rPr>
+        <w:t>?</w:t>
+      </w:r>
+      <w:r>
+        <w:rPr>
           <w:b/>
           <w:bCs/>
           <w:lang w:val="es-419" w:eastAsia="es-CO"/>
@@ -4514,162 +4696,203 @@
         <w:rPr>
           <w:lang w:val="es-419" w:eastAsia="es-CO"/>
         </w:rPr>
-        <w:t xml:space="preserve">A continuación, </w:t>
-      </w:r>
-      <w:r>
-        <w:rPr>
-          <w:lang w:val="es-419" w:eastAsia="es-CO"/>
-        </w:rPr>
-        <w:t xml:space="preserve">se invita a ir al </w:t>
-      </w:r>
-      <w:r>
-        <w:rPr>
-          <w:lang w:val="es-419" w:eastAsia="es-CO"/>
-        </w:rPr>
-        <w:t xml:space="preserve">siguiente video para fortalecer los conocimientos relacionados con fundamentos del </w:t>
+        <w:t xml:space="preserve">Consultar el siguiente video para fortalecer los conocimientos relacionados con fundamentos del </w:t>
       </w:r>
       <w:r>
         <w:rPr>
           <w:rStyle w:val="Extranjerismo"/>
           <w:lang w:val="es-419" w:eastAsia="es-CO"/>
         </w:rPr>
-        <w:t>e-</w:t>
+        <w:t>e-commerce</w:t>
+      </w:r>
+      <w:r>
+        <w:rPr>
+          <w:lang w:val="es-419" w:eastAsia="es-CO"/>
+        </w:rPr>
+        <w:t xml:space="preserve"> y modelos de negociación.</w:t>
+      </w:r>
+      <w:r>
+        <w:rPr>
+          <w:lang w:val="es-419" w:eastAsia="es-CO"/>
+        </w:rPr>
+        <w:t xml:space="preserve"> </w:t>
+      </w:r>
+    </w:p>
+    <w:p>
+      <w:pPr>
+        <w:rPr>
+          <w:lang w:val="es-419" w:eastAsia="es-CO"/>
+        </w:rPr>
+      </w:pPr>
+      <w:bookmarkStart w:id="6" w:name="_Hlk241517385"/>
+      <w:r>
+        <w:rPr>
+          <w:lang w:val="es-419" w:eastAsia="es-CO"/>
+        </w:rPr>
+        <w:t>D</w:t>
+      </w:r>
+      <w:r>
+        <w:rPr>
+          <w:lang w:val="es-419" w:eastAsia="es-CO"/>
+        </w:rPr>
+        <w:t>ar clic en el enlace dispuesto para acceder al recurso</w:t>
+      </w:r>
+      <w:r>
+        <w:rPr>
+          <w:lang w:val="es-419" w:eastAsia="es-CO"/>
+        </w:rPr>
+        <w:t>.</w:t>
+      </w:r>
+    </w:p>
+    <w:bookmarkEnd w:id="6"/>
+    <w:p>
+      <w:r>
+        <w:fldChar w:fldCharType="begin"/>
+      </w:r>
+      <w:r>
+        <w:instrText xml:space="preserve"> HYPERLINK "https://www.youtube.com/watch?v=BEbIe52iJ70" </w:instrText>
+      </w:r>
+      <w:r>
+        <w:fldChar w:fldCharType="separate"/>
+      </w:r>
+      <w:r>
+        <w:rPr>
+          <w:rStyle w:val="Hipervnculo"/>
+          <w:lang w:val="es-419" w:eastAsia="es-CO"/>
+        </w:rPr>
+        <w:t>https://www.youtube.com/watch?v=BEbIe52iJ70</w:t>
+      </w:r>
+      <w:r>
+        <w:rPr>
+          <w:rStyle w:val="Hipervnculo"/>
+          <w:lang w:val="es-419" w:eastAsia="es-CO"/>
+        </w:rPr>
+        <w:fldChar w:fldCharType="end"/>
+      </w:r>
+    </w:p>
+    <w:p>
+      <w:pPr>
+        <w:rPr>
+          <w:b/>
+          <w:bCs/>
+          <w:lang w:val="es-419" w:eastAsia="es-CO"/>
+        </w:rPr>
+      </w:pPr>
+      <w:r>
+        <w:rPr>
+          <w:b/>
+          <w:bCs/>
+          <w:lang w:val="es-419" w:eastAsia="es-CO"/>
+        </w:rPr>
+        <w:t xml:space="preserve">Modelos de </w:t>
+      </w:r>
+      <w:r>
+        <w:rPr>
+          <w:b/>
+          <w:bCs/>
+          <w:lang w:val="es-419" w:eastAsia="es-CO"/>
+        </w:rPr>
+        <w:t>n</w:t>
+      </w:r>
+      <w:r>
+        <w:rPr>
+          <w:b/>
+          <w:bCs/>
+          <w:lang w:val="es-419" w:eastAsia="es-CO"/>
+        </w:rPr>
+        <w:t xml:space="preserve">egocio en </w:t>
       </w:r>
       <w:r>
         <w:rPr>
           <w:rStyle w:val="Extranjerismo"/>
-        </w:rPr>
-        <w:t>commerce</w:t>
-      </w:r>
-      <w:r>
-        <w:rPr>
-          <w:lang w:val="es-419" w:eastAsia="es-CO"/>
-        </w:rPr>
-        <w:t xml:space="preserve"> y modelos de negociación: </w:t>
-      </w:r>
-    </w:p>
-    <w:p>
+          <w:b/>
+          <w:bCs/>
+          <w:lang w:val="es-419" w:eastAsia="es-CO"/>
+        </w:rPr>
+        <w:t>e</w:t>
+      </w:r>
+      <w:r>
+        <w:rPr>
+          <w:rStyle w:val="Extranjerismo"/>
+          <w:b/>
+          <w:bCs/>
+          <w:lang w:val="es-419" w:eastAsia="es-CO"/>
+        </w:rPr>
+        <w:t>-</w:t>
+      </w:r>
+      <w:r>
+        <w:rPr>
+          <w:rStyle w:val="Extranjerismo"/>
+          <w:b/>
+          <w:bCs/>
+          <w:lang w:val="es-419" w:eastAsia="es-CO"/>
+        </w:rPr>
+        <w:t>c</w:t>
+      </w:r>
+      <w:r>
+        <w:rPr>
+          <w:rStyle w:val="Extranjerismo"/>
+          <w:b/>
+          <w:bCs/>
+          <w:lang w:val="es-419" w:eastAsia="es-CO"/>
+        </w:rPr>
+        <w:t>ommerce</w:t>
+      </w:r>
+      <w:r>
+        <w:rPr>
+          <w:b/>
+          <w:bCs/>
+          <w:lang w:val="es-419" w:eastAsia="es-CO"/>
+        </w:rPr>
+        <w:t xml:space="preserve"> (B2C y B2B)</w:t>
+      </w:r>
+    </w:p>
+    <w:p>
+      <w:pPr>
+        <w:rPr>
+          <w:lang w:val="es-419" w:eastAsia="es-CO"/>
+        </w:rPr>
+      </w:pPr>
+      <w:r>
+        <w:rPr>
+          <w:lang w:val="es-419" w:eastAsia="es-CO"/>
+        </w:rPr>
+        <w:t xml:space="preserve">Se invita al aprendiz a profundizar en modelos de negocio en </w:t>
+      </w:r>
+      <w:r>
+        <w:rPr>
+          <w:rStyle w:val="Extranjerismo"/>
+          <w:lang w:val="es-419" w:eastAsia="es-CO"/>
+        </w:rPr>
+        <w:t>e-commerc</w:t>
+      </w:r>
+      <w:r>
+        <w:rPr>
+          <w:rStyle w:val="Extranjerismo"/>
+          <w:lang w:val="es-419" w:eastAsia="es-CO"/>
+        </w:rPr>
+        <w:t>e.</w:t>
+      </w:r>
+      <w:r>
+        <w:t xml:space="preserve"> </w:t>
+      </w:r>
+      <w:r>
+        <w:rPr>
+          <w:lang w:val="es-419" w:eastAsia="es-CO"/>
+        </w:rPr>
+        <w:t>Dar clic en el enlace dispuesto para acceder al recurso</w:t>
+      </w:r>
+      <w:r>
+        <w:t>.</w:t>
+      </w:r>
+    </w:p>
+    <w:p>
+      <w:pPr>
+        <w:rPr>
+          <w:lang w:val="es-419" w:eastAsia="es-CO"/>
+        </w:rPr>
+      </w:pPr>
       <w:hyperlink r:id="rId12" w:history="1">
-        <w:r>
-          <w:rPr>
-            <w:rStyle w:val="Hipervnculo"/>
-            <w:lang w:val="es-419" w:eastAsia="es-CO"/>
-          </w:rPr>
-          <w:t>https://www.youtube.com/watch?v=BEbIe52iJ70</w:t>
-        </w:r>
-      </w:hyperlink>
-    </w:p>
-    <w:p>
-      <w:pPr>
-        <w:rPr>
-          <w:b/>
-          <w:bCs/>
-          <w:lang w:val="es-419" w:eastAsia="es-CO"/>
-        </w:rPr>
-      </w:pPr>
-      <w:r>
-        <w:rPr>
-          <w:b/>
-          <w:bCs/>
-          <w:lang w:val="es-419" w:eastAsia="es-CO"/>
-        </w:rPr>
-        <w:t xml:space="preserve">Modelos de </w:t>
-      </w:r>
-      <w:r>
-        <w:rPr>
-          <w:b/>
-          <w:bCs/>
-          <w:lang w:val="es-419" w:eastAsia="es-CO"/>
-        </w:rPr>
-        <w:t>n</w:t>
-      </w:r>
-      <w:r>
-        <w:rPr>
-          <w:b/>
-          <w:bCs/>
-          <w:lang w:val="es-419" w:eastAsia="es-CO"/>
-        </w:rPr>
-        <w:t xml:space="preserve">egocio en </w:t>
-      </w:r>
-      <w:r>
-        <w:rPr>
-          <w:rStyle w:val="Extranjerismo"/>
-          <w:b/>
-          <w:bCs/>
-          <w:lang w:val="es-419" w:eastAsia="es-CO"/>
-        </w:rPr>
-        <w:t>e</w:t>
-      </w:r>
-      <w:r>
-        <w:rPr>
-          <w:rStyle w:val="Extranjerismo"/>
-          <w:b/>
-          <w:bCs/>
-          <w:lang w:val="es-419" w:eastAsia="es-CO"/>
-        </w:rPr>
-        <w:t>-</w:t>
-      </w:r>
-      <w:r>
-        <w:rPr>
-          <w:rStyle w:val="Extranjerismo"/>
-          <w:b/>
-          <w:bCs/>
-          <w:lang w:val="es-419" w:eastAsia="es-CO"/>
-        </w:rPr>
-        <w:t>c</w:t>
-      </w:r>
-      <w:r>
-        <w:rPr>
-          <w:rStyle w:val="Extranjerismo"/>
-          <w:b/>
-          <w:bCs/>
-          <w:lang w:val="es-419" w:eastAsia="es-CO"/>
-        </w:rPr>
-        <w:t>ommerce</w:t>
-      </w:r>
-      <w:r>
-        <w:rPr>
-          <w:b/>
-          <w:bCs/>
-          <w:lang w:val="es-419" w:eastAsia="es-CO"/>
-        </w:rPr>
-        <w:t xml:space="preserve"> (B2C y B2B)</w:t>
-      </w:r>
-    </w:p>
-    <w:p>
-      <w:pPr>
-        <w:rPr>
-          <w:lang w:val="es-419" w:eastAsia="es-CO"/>
-        </w:rPr>
-      </w:pPr>
-      <w:r>
-        <w:rPr>
-          <w:lang w:val="es-419" w:eastAsia="es-CO"/>
-        </w:rPr>
-        <w:t xml:space="preserve">Se invita al aprendiz a profundizar en modelos de negocio en </w:t>
-      </w:r>
-      <w:r>
-        <w:rPr>
-          <w:rStyle w:val="Extranjerismo"/>
-          <w:lang w:val="es-419" w:eastAsia="es-CO"/>
-        </w:rPr>
-        <w:t>e-commerc</w:t>
-      </w:r>
-      <w:r>
-        <w:rPr>
-          <w:rStyle w:val="Extranjerismo"/>
-          <w:lang w:val="es-419" w:eastAsia="es-CO"/>
-        </w:rPr>
-        <w:t>e.</w:t>
-      </w:r>
-    </w:p>
-    <w:p>
-      <w:pPr>
-        <w:rPr>
-          <w:lang w:val="es-419" w:eastAsia="es-CO"/>
-        </w:rPr>
-      </w:pPr>
-      <w:hyperlink r:id="rId13" w:history="1">
         <w:r>
           <w:rPr>
             <w:rStyle w:val="Hipervnculo"/>
@@ -4689,19 +4912,7 @@
         <w:rPr>
           <w:lang w:val="es-419" w:eastAsia="es-CO"/>
         </w:rPr>
-        <w:t>A continuación, se invita a ir al siguiente p</w:t>
-      </w:r>
-      <w:r>
-        <w:rPr>
-          <w:lang w:val="es-419" w:eastAsia="es-CO"/>
-        </w:rPr>
-        <w:t>ó</w:t>
-      </w:r>
-      <w:r>
-        <w:rPr>
-          <w:lang w:val="es-419" w:eastAsia="es-CO"/>
-        </w:rPr>
-        <w:t>dcast:</w:t>
+        <w:t xml:space="preserve">A continuación, se invita a escuchar el siguiente pódcast: La logística detrás del pedido: carga, preparación y distribución.   </w:t>
       </w:r>
     </w:p>
     <w:tbl>
@@ -4758,7 +4969,13 @@
               <w:t>Mujer</w:t>
             </w:r>
             <w:r>
-              <w:t>: Un cliente hace clic, compra y en segundos recibe la confirmación en su celular. Pero al otro lado de la pantalla, el proceso apenas empieza: hay que encontrar el producto, prepararlo y ponerlo en camino.</w:t>
+              <w:t xml:space="preserve">: </w:t>
+            </w:r>
+            <w:r>
+              <w:t>u</w:t>
+            </w:r>
+            <w:r>
+              <w:t>n cliente hace clic, compra y en segundos recibe la confirmación en su celular. Pero al otro lado de la pantalla, el proceso apenas empieza: hay que encontrar el producto, prepararlo y ponerlo en camino.</w:t>
             </w:r>
           </w:p>
           <w:p>
@@ -4767,10 +4984,17 @@
                 <w:b/>
                 <w:bCs/>
               </w:rPr>
+              <w:lastRenderedPageBreak/>
               <w:t>Hombre</w:t>
             </w:r>
             <w:r>
-              <w:t>: Aquí empieza el verdadero reto. Hay que encontrar la mercancía, prepararla, empacarla, organizar la carga y ponerla en camino. Todo tiene que salir bien, porque un error en la bodega termina apareciendo en la puerta del cliente.</w:t>
+              <w:t xml:space="preserve">: </w:t>
+            </w:r>
+            <w:r>
+              <w:t>a</w:t>
+            </w:r>
+            <w:r>
+              <w:t>quí empieza el verdadero reto. Hay que encontrar la mercancía, prepararla, empacarla, organizar la carga y ponerla en camino. Todo tiene que salir bien, porque un error en la bodega termina apareciendo en la puerta del cliente.</w:t>
             </w:r>
           </w:p>
           <w:p>
@@ -4779,11 +5003,136 @@
                 <w:b/>
                 <w:bCs/>
               </w:rPr>
+              <w:t>Mujer</w:t>
+            </w:r>
+            <w:r>
+              <w:t xml:space="preserve">: </w:t>
+            </w:r>
+            <w:r>
+              <w:t>a</w:t>
+            </w:r>
+            <w:r>
+              <w:t>l principio, un pequeño negocio puede manejar sus pedidos con facilidad. Llegan unas cuantas ventas por redes sociales, se empacan los productos y se entregan al mensajero.</w:t>
+            </w:r>
+          </w:p>
+          <w:p>
+            <w:r>
+              <w:rPr>
+                <w:b/>
+                <w:bCs/>
+              </w:rPr>
+              <w:t>Hombre</w:t>
+            </w:r>
+            <w:r>
+              <w:t xml:space="preserve">: </w:t>
+            </w:r>
+            <w:r>
+              <w:t>c</w:t>
+            </w:r>
+            <w:r>
+              <w:t>uando empiezan a llegar más pedidos, la bodega tiene que responder a otro ritmo. Hay que saber qué queda, dónde está cada producto y cuál corresponde a cada cliente.</w:t>
+            </w:r>
+          </w:p>
+          <w:p>
+            <w:r>
+              <w:rPr>
+                <w:b/>
+                <w:bCs/>
+              </w:rPr>
+              <w:t>Mujer:</w:t>
+            </w:r>
+            <w:r>
+              <w:t xml:space="preserve"> </w:t>
+            </w:r>
+            <w:r>
+              <w:t>e</w:t>
+            </w:r>
+            <w:r>
+              <w:t xml:space="preserve">n muchos negocios pequeños, marcar, empacar, rotular y revisar cada pedido todavía se hace a mano. Un descuido puede hacer que salga tarde, incompleto o lo terminen devolviendo. </w:t>
+            </w:r>
+          </w:p>
+          <w:p>
+            <w:r>
+              <w:rPr>
+                <w:b/>
+                <w:bCs/>
+              </w:rPr>
+              <w:t>Hombre</w:t>
+            </w:r>
+            <w:r>
+              <w:t xml:space="preserve">: </w:t>
+            </w:r>
+            <w:r>
+              <w:t>e</w:t>
+            </w:r>
+            <w:r>
+              <w:t>l tipo de carga también cambia el costo del transporte. Una mercancía puede ser liviana, pero si ocupa mucho espacio, el envío puede salir más caro.</w:t>
+            </w:r>
+          </w:p>
+          <w:p>
+            <w:r>
+              <w:rPr>
+                <w:b/>
+                <w:bCs/>
+              </w:rPr>
+              <w:t>Mujer</w:t>
+            </w:r>
+            <w:r>
+              <w:t xml:space="preserve">: </w:t>
+            </w:r>
+            <w:r>
+              <w:t>p</w:t>
+            </w:r>
+            <w:r>
+              <w:t>ara eso es el cubicaje. Saber cuánto espacio ocupa la mercancía ayuda a calcular mejor el costo del transporte.</w:t>
+            </w:r>
+          </w:p>
+          <w:p>
+            <w:r>
+              <w:rPr>
+                <w:b/>
+                <w:bCs/>
+              </w:rPr>
+              <w:t>Hombre</w:t>
+            </w:r>
+            <w:r>
+              <w:t xml:space="preserve">: </w:t>
+            </w:r>
+            <w:r>
+              <w:t>a</w:t>
+            </w:r>
+            <w:r>
+              <w:t xml:space="preserve">lgunos emprendimientos incluso trabajan con </w:t>
+            </w:r>
+            <w:proofErr w:type="spellStart"/>
+            <w:r>
+              <w:rPr>
+                <w:rStyle w:val="Extranjerismo"/>
+              </w:rPr>
+              <w:t>dropshipping</w:t>
+            </w:r>
+            <w:proofErr w:type="spellEnd"/>
+            <w:r>
+              <w:t>. En ese modelo, el vendedor ofrece los productos sin mantener un inventario físico y el proveedor se encarga de preparar y enviar la mercancía.</w:t>
+            </w:r>
+          </w:p>
+          <w:p>
+            <w:r>
+              <w:rPr>
+                <w:b/>
+                <w:bCs/>
+              </w:rPr>
               <w:lastRenderedPageBreak/>
               <w:t>Mujer</w:t>
             </w:r>
             <w:r>
-              <w:t>: Al principio, un pequeño negocio puede manejar sus pedidos con facilidad. Llegan unas cuantas ventas por redes sociales, se empacan los productos y se entregan al mensajero.</w:t>
+              <w:t xml:space="preserve">: </w:t>
+            </w:r>
+            <w:r>
+              <w:t>e</w:t>
+            </w:r>
+            <w:r>
+              <w:t>s un modelo que puede resultar práctico, sobre todo cuando el negocio está comenzando. El servicio queda en manos del proveedor, y de él dependen los tiempos de entrega y las condiciones en que llega el producto al cliente.</w:t>
             </w:r>
           </w:p>
           <w:p>
@@ -4792,10 +5141,16 @@
                 <w:b/>
                 <w:bCs/>
               </w:rPr>
-              <w:t>Hombre</w:t>
-            </w:r>
-            <w:r>
-              <w:t>: Cuando empiezan a llegar más pedidos, la bodega tiene que responder a otro ritmo. Hay que saber qué queda, dónde está cada producto y cuál corresponde a cada cliente.</w:t>
+              <w:t>Hombre:</w:t>
+            </w:r>
+            <w:r>
+              <w:t xml:space="preserve"> </w:t>
+            </w:r>
+            <w:r>
+              <w:t>l</w:t>
+            </w:r>
+            <w:r>
+              <w:t>lega el momento en que las ventas crecen y con ellas llegan cientos de pedidos. Cada despacho tiene que salir bien preparado.</w:t>
             </w:r>
           </w:p>
           <w:p>
@@ -4804,10 +5159,42 @@
                 <w:b/>
                 <w:bCs/>
               </w:rPr>
-              <w:t>Mujer:</w:t>
-            </w:r>
-            <w:r>
-              <w:t xml:space="preserve"> En muchos negocios pequeños, marcar, empacar, rotular y revisar cada pedido todavía se hace a mano. Un descuido puede hacer que salga tarde, incompleto o lo terminen devolviendo. </w:t>
+              <w:t>Mujer</w:t>
+            </w:r>
+            <w:r>
+              <w:rPr>
+                <w:b/>
+                <w:bCs/>
+              </w:rPr>
+              <w:tab/>
+              <w:t>:</w:t>
+            </w:r>
+            <w:r>
+              <w:t xml:space="preserve"> </w:t>
+            </w:r>
+            <w:r>
+              <w:t>c</w:t>
+            </w:r>
+            <w:r>
+              <w:t xml:space="preserve">ada pedido tiene su propio recorrido. El </w:t>
+            </w:r>
+            <w:r>
+              <w:rPr>
+                <w:rStyle w:val="Extranjerismo"/>
+              </w:rPr>
+              <w:t>picking</w:t>
+            </w:r>
+            <w:r>
+              <w:t xml:space="preserve"> es el momento de buscar y seleccionar los productos de la orden. Luego viene el </w:t>
+            </w:r>
+            <w:r>
+              <w:rPr>
+                <w:rStyle w:val="Extranjerismo"/>
+              </w:rPr>
+              <w:t>packing</w:t>
+            </w:r>
+            <w:r>
+              <w:t xml:space="preserve">, cuando se empacan y quedan listos para salir. </w:t>
             </w:r>
           </w:p>
           <w:p>
@@ -4819,7 +5206,13 @@
               <w:t>Hombre</w:t>
             </w:r>
             <w:r>
-              <w:t>: El tipo de carga también cambia el costo del transporte. Una mercancía puede ser liviana, pero si ocupa mucho espacio, el envío puede salir más caro.</w:t>
+              <w:t xml:space="preserve">: </w:t>
+            </w:r>
+            <w:r>
+              <w:t>c</w:t>
+            </w:r>
+            <w:r>
+              <w:t>on muchas referencias en bodega, tener claro qué hay y dónde está permite encontrar rápido el producto correcto y evitar errores en el despacho.</w:t>
             </w:r>
           </w:p>
           <w:p>
@@ -4831,7 +5224,13 @@
               <w:t>Mujer</w:t>
             </w:r>
             <w:r>
-              <w:t>: Para eso es el cubicaje. Saber cuánto espacio ocupa la mercancía ayuda a calcular mejor el costo del transporte.</w:t>
+              <w:t xml:space="preserve">: </w:t>
+            </w:r>
+            <w:r>
+              <w:t>e</w:t>
+            </w:r>
+            <w:r>
+              <w:t>n una operación grande, la tecnología empieza a hacer parte del trabajo. Los sistemas automatizados ayudan a clasificar productos, controlar inventarios y seguir cada pedido durante el recorrido.</w:t>
             </w:r>
           </w:p>
           <w:p>
@@ -4840,19 +5239,10 @@
                 <w:b/>
                 <w:bCs/>
               </w:rPr>
-              <w:t>Hombre</w:t>
-            </w:r>
-            <w:r>
-              <w:t xml:space="preserve">: Algunos emprendimientos incluso trabajan con </w:t>
-            </w:r>
-            <w:r>
-              <w:rPr>
-                <w:rStyle w:val="Extranjerismo"/>
-              </w:rPr>
-              <w:t>dropshipping</w:t>
-            </w:r>
-            <w:r>
-              <w:t>. En ese modelo, el vendedor ofrece los productos sin mantener un inventario físico y el proveedor se encarga de preparar y enviar la mercancía.</w:t>
+              <w:t>Hombre:</w:t>
+            </w:r>
+            <w:r>
+              <w:t xml:space="preserve"> Amazon y Mercado Libre llevan estos procesos a otra escala, con inteligencia artificial, trazabilidad en tiempo real y sistemas automatizados para preparar y despachar los pedidos.</w:t>
             </w:r>
           </w:p>
           <w:p>
@@ -4864,11 +5254,13 @@
               <w:t>Mujer</w:t>
             </w:r>
             <w:r>
-              <w:t xml:space="preserve">: Es un modelo que puede resultar práctico, sobre todo cuando el negocio está comenzando. El servicio queda en manos del proveedor, y de él </w:t>
-            </w:r>
-            <w:r>
-              <w:lastRenderedPageBreak/>
-              <w:t>dependen los tiempos de entrega y las condiciones en que llega el producto al cliente.</w:t>
+              <w:t xml:space="preserve">: </w:t>
+            </w:r>
+            <w:r>
+              <w:t>t</w:t>
+            </w:r>
+            <w:r>
+              <w:t>ambién se puede calcular con tecnología cuánto espacio necesita cada carga. Eso permite aprovechar mejor el envío y acomodar la mercancía según sus características.</w:t>
             </w:r>
           </w:p>
           <w:p>
@@ -4877,10 +5269,17 @@
                 <w:b/>
                 <w:bCs/>
               </w:rPr>
+              <w:lastRenderedPageBreak/>
               <w:t>Hombre:</w:t>
             </w:r>
             <w:r>
-              <w:t xml:space="preserve"> Llega el momento en que las ventas crecen y con ellas llegan cientos de pedidos. Cada despacho tiene que salir bien preparado.</w:t>
+              <w:t xml:space="preserve"> </w:t>
+            </w:r>
+            <w:r>
+              <w:t>l</w:t>
+            </w:r>
+            <w:r>
+              <w:t xml:space="preserve">a logística también hace parte de la experiencia del cliente. Al final, todo ese trabajo termina reflejándose en algo tan sencillo como una compra que llega bien. </w:t>
             </w:r>
           </w:p>
           <w:p>
@@ -4897,108 +5296,15 @@
                 <w:bCs/>
               </w:rPr>
               <w:tab/>
-              <w:t>:</w:t>
-            </w:r>
-            <w:r>
-              <w:t xml:space="preserve"> Cada pedido tiene su propio recorrido. El </w:t>
-            </w:r>
-            <w:r>
-              <w:rPr>
-                <w:rStyle w:val="Extranjerismo"/>
-              </w:rPr>
-              <w:t>picking</w:t>
-            </w:r>
-            <w:r>
-              <w:t xml:space="preserve"> es el momento de buscar y seleccionar los productos de la orden. Luego viene el </w:t>
-            </w:r>
-            <w:r>
-              <w:rPr>
-                <w:rStyle w:val="Extranjerismo"/>
-              </w:rPr>
-              <w:t>packing</w:t>
-            </w:r>
-            <w:r>
-              <w:t xml:space="preserve">, cuando se empacan y quedan listos para salir. </w:t>
-            </w:r>
-          </w:p>
-          <w:p>
-            <w:r>
-              <w:rPr>
-                <w:b/>
-                <w:bCs/>
-              </w:rPr>
-              <w:t>Hombre</w:t>
-            </w:r>
-            <w:r>
-              <w:t>: Con muchas referencias en bodega, tener claro qué hay y dónde está permite encontrar rápido el producto correcto y evitar errores en el despacho.</w:t>
-            </w:r>
-          </w:p>
-          <w:p>
-            <w:r>
-              <w:rPr>
-                <w:b/>
-                <w:bCs/>
-              </w:rPr>
-              <w:t>Mujer</w:t>
-            </w:r>
-            <w:r>
-              <w:t>: En una operación grande, la tecnología empieza a hacer parte del trabajo. Los sistemas automatizados ayudan a clasificar productos, controlar inventarios y seguir cada pedido durante el recorrido.</w:t>
-            </w:r>
-          </w:p>
-          <w:p>
-            <w:r>
-              <w:rPr>
-                <w:b/>
-                <w:bCs/>
-              </w:rPr>
-              <w:t>Hombre:</w:t>
-            </w:r>
-            <w:r>
-              <w:t xml:space="preserve"> Amazon y Mercado Libre llevan estos procesos a otra escala, con inteligencia artificial, trazabilidad en tiempo real y sistemas automatizados para preparar y despachar los pedidos.</w:t>
-            </w:r>
-          </w:p>
-          <w:p>
-            <w:r>
-              <w:rPr>
-                <w:b/>
-                <w:bCs/>
-              </w:rPr>
-              <w:t>Mujer</w:t>
-            </w:r>
-            <w:r>
-              <w:t>: También se puede calcular con tecnología cuánto espacio necesita cada carga. Eso permite aprovechar mejor el envío y acomodar la mercancía según sus características.</w:t>
-            </w:r>
-          </w:p>
-          <w:p>
-            <w:r>
-              <w:rPr>
-                <w:b/>
-                <w:bCs/>
-              </w:rPr>
-              <w:lastRenderedPageBreak/>
-              <w:t>Hombre:</w:t>
-            </w:r>
-            <w:r>
-              <w:t xml:space="preserve"> La logística también hace parte de la experiencia del cliente. Al final, todo ese trabajo termina reflejándose en algo tan sencillo como una compra que llega bien. </w:t>
-            </w:r>
-          </w:p>
-          <w:p>
-            <w:r>
-              <w:rPr>
-                <w:b/>
-                <w:bCs/>
-              </w:rPr>
-              <w:t>Mujer</w:t>
-            </w:r>
-            <w:r>
-              <w:rPr>
-                <w:b/>
-                <w:bCs/>
-              </w:rPr>
-              <w:tab/>
-            </w:r>
-            <w:r>
-              <w:t>: Al cliente le interesa hacer clic y recibir su pedido completo, en buen estado y a tiempo. Toda esta aventura logística ocurre detrás de esa caja, aunque él nunca llegue a conocerla.</w:t>
+            </w:r>
+            <w:r>
+              <w:t xml:space="preserve">: </w:t>
+            </w:r>
+            <w:r>
+              <w:t>a</w:t>
+            </w:r>
+            <w:r>
+              <w:t>l cliente le interesa hacer clic y recibir su pedido completo, en buen estado y a tiempo. Toda esta aventura logística ocurre detrás de esa caja, aunque él nunca llegue a conocerla.</w:t>
             </w:r>
           </w:p>
         </w:tc>
@@ -5030,12 +5336,12 @@
       <w:pPr>
         <w:pStyle w:val="Ttulo1"/>
       </w:pPr>
-      <w:bookmarkStart w:id="6" w:name="_Toc239779508"/>
+      <w:bookmarkStart w:id="7" w:name="_Toc241518324"/>
       <w:r>
         <w:lastRenderedPageBreak/>
         <w:t>Logística de distribución y almacenamiento</w:t>
       </w:r>
-      <w:bookmarkEnd w:id="6"/>
+      <w:bookmarkEnd w:id="7"/>
     </w:p>
     <w:p>
       <w:pPr>
@@ -5101,11 +5407,11 @@
       <w:pPr>
         <w:pStyle w:val="Ttulo2"/>
       </w:pPr>
-      <w:bookmarkStart w:id="7" w:name="_Toc239779509"/>
+      <w:bookmarkStart w:id="8" w:name="_Toc241518325"/>
       <w:r>
         <w:t>Logística nacional e internacional</w:t>
       </w:r>
-      <w:bookmarkEnd w:id="7"/>
+      <w:bookmarkEnd w:id="8"/>
     </w:p>
     <w:p>
       <w:pPr>
@@ -5252,6 +5558,9 @@
             <w:r>
               <w:t>Cobertura geográfica nacional</w:t>
             </w:r>
+            <w:r>
+              <w:t>.</w:t>
+            </w:r>
           </w:p>
           <w:p>
             <w:pPr>
@@ -5264,6 +5573,9 @@
             <w:r>
               <w:t>Infraestructura vial y centros logísticos</w:t>
             </w:r>
+            <w:r>
+              <w:t>.</w:t>
+            </w:r>
           </w:p>
           <w:p>
             <w:pPr>
@@ -5276,6 +5588,9 @@
             <w:r>
               <w:t>Costos de transporte y distribución</w:t>
             </w:r>
+            <w:r>
+              <w:t>.</w:t>
+            </w:r>
           </w:p>
           <w:p>
             <w:pPr>
@@ -5288,6 +5603,9 @@
             <w:r>
               <w:t>Cumplimiento de la normativa nacional</w:t>
             </w:r>
+            <w:r>
+              <w:t>.</w:t>
+            </w:r>
           </w:p>
           <w:p>
             <w:pPr>
@@ -5300,6 +5618,9 @@
             <w:r>
               <w:t>Tiempos de entrega</w:t>
             </w:r>
+            <w:r>
+              <w:t>.</w:t>
+            </w:r>
           </w:p>
           <w:p>
             <w:pPr>
@@ -5311,6 +5632,9 @@
             </w:pPr>
             <w:r>
               <w:t>Coordinación entre proveedores, operadores y clientes</w:t>
+            </w:r>
+            <w:r>
+              <w:t>.</w:t>
             </w:r>
           </w:p>
         </w:tc>
@@ -5365,6 +5689,9 @@
             <w:r>
               <w:t>Trámites aduaneros</w:t>
             </w:r>
+            <w:r>
+              <w:t>.</w:t>
+            </w:r>
           </w:p>
           <w:p>
             <w:pPr>
@@ -5377,6 +5704,9 @@
             <w:r>
               <w:t>Documentación para importación y exportación</w:t>
             </w:r>
+            <w:r>
+              <w:t>.</w:t>
+            </w:r>
           </w:p>
           <w:p>
             <w:pPr>
@@ -5389,6 +5719,9 @@
             <w:r>
               <w:t>Selección del modo de transporte internacional</w:t>
             </w:r>
+            <w:r>
+              <w:t>.</w:t>
+            </w:r>
           </w:p>
           <w:p>
             <w:pPr>
@@ -5401,6 +5734,9 @@
             <w:r>
               <w:t>Acuerdos comerciales e Incoterms</w:t>
             </w:r>
+            <w:r>
+              <w:t>.</w:t>
+            </w:r>
           </w:p>
           <w:p>
             <w:pPr>
@@ -5413,6 +5749,9 @@
             <w:r>
               <w:t>Regulaciones del país de origen y destino</w:t>
             </w:r>
+            <w:r>
+              <w:t>.</w:t>
+            </w:r>
           </w:p>
           <w:p>
             <w:pPr>
@@ -5425,64 +5764,72 @@
             <w:r>
               <w:t>Gestión de riesgos y seguros de la carga</w:t>
             </w:r>
+            <w:r>
+              <w:t>.</w:t>
+            </w:r>
           </w:p>
         </w:tc>
       </w:tr>
     </w:tbl>
     <w:p>
       <w:pPr>
-        <w:rPr>
-          <w:lang w:val="es-419" w:eastAsia="es-CO"/>
-        </w:rPr>
-      </w:pPr>
-      <w:r>
-        <w:rPr>
-          <w:lang w:val="es-419" w:eastAsia="es-CO"/>
-        </w:rPr>
-        <w:t>Nota. SENA, (2026).</w:t>
-      </w:r>
-    </w:p>
-    <w:p>
-      <w:pPr>
         <w:pStyle w:val="Ttulo2"/>
       </w:pPr>
-      <w:bookmarkStart w:id="8" w:name="_Toc239779510"/>
+      <w:bookmarkStart w:id="9" w:name="_Toc241518326"/>
       <w:r>
         <w:t>Primera y última milla</w:t>
       </w:r>
-      <w:bookmarkEnd w:id="8"/>
-    </w:p>
-    <w:p>
-      <w:pPr>
-        <w:rPr>
-          <w:lang w:val="es-419" w:eastAsia="es-CO"/>
-        </w:rPr>
-      </w:pPr>
-      <w:r>
-        <w:rPr>
-          <w:lang w:val="es-419" w:eastAsia="es-CO"/>
-        </w:rPr>
-        <w:t xml:space="preserve">La eficiencia de una operación logística depende de la adecuada coordinación de cada etapa del recorrido de las mercancías, desde su punto de origen hasta la entrega al destinatario final. Dentro de este proceso, la primera y la última milla representan </w:t>
+      <w:bookmarkEnd w:id="9"/>
+    </w:p>
+    <w:p>
+      <w:pPr>
+        <w:rPr>
+          <w:lang w:val="es-419" w:eastAsia="es-CO"/>
+        </w:rPr>
+      </w:pPr>
+      <w:r>
+        <w:rPr>
+          <w:lang w:val="es-419" w:eastAsia="es-CO"/>
+        </w:rPr>
+        <w:t xml:space="preserve">La eficiencia de una operación logística depende de la adecuada coordinación de cada etapa del recorrido de las mercancías, desde su punto de origen hasta la entrega al destinatario final. Dentro de este proceso, la primera y la última milla representan fases estratégicas que influyen en los tiempos de entrega, los costos operativos, la </w:t>
       </w:r>
       <w:r>
         <w:rPr>
           <w:lang w:val="es-419" w:eastAsia="es-CO"/>
         </w:rPr>
         <w:lastRenderedPageBreak/>
-        <w:t>fases estratégicas que influyen en los tiempos de entrega, los costos operativos, la trazabilidad y la experiencia del cliente, especialmente en las operaciones de comercio.</w:t>
-      </w:r>
-    </w:p>
-    <w:p>
-      <w:pPr>
-        <w:rPr>
-          <w:lang w:val="es-419" w:eastAsia="es-CO"/>
-        </w:rPr>
-      </w:pPr>
-      <w:r>
-        <w:rPr>
-          <w:lang w:val="es-419" w:eastAsia="es-CO"/>
-        </w:rPr>
-        <w:t>La primera milla corresponde al traslado inicial de productos desde fabricantes o proveedores hacia centros de distribución o almacenamiento. Esta etapa permite organizar inventarios y garantizar disponibilidad de mercancías. Entre sus aspectos más importantes, tenemos:</w:t>
+        <w:t>trazabilidad y la experiencia del cliente, especialmente en las operaciones de comercio</w:t>
+      </w:r>
+      <w:r>
+        <w:rPr>
+          <w:lang w:val="es-419" w:eastAsia="es-CO"/>
+        </w:rPr>
+        <w:t xml:space="preserve"> electrónico.</w:t>
+      </w:r>
+    </w:p>
+    <w:p>
+      <w:pPr>
+        <w:rPr>
+          <w:lang w:val="es-419" w:eastAsia="es-CO"/>
+        </w:rPr>
+      </w:pPr>
+      <w:r>
+        <w:rPr>
+          <w:lang w:val="es-419" w:eastAsia="es-CO"/>
+        </w:rPr>
+        <w:t xml:space="preserve">La primera milla corresponde al traslado inicial de productos desde fabricantes o proveedores hacia centros de distribución o almacenamiento. Esta etapa permite organizar inventarios y garantizar disponibilidad de mercancías. Entre sus aspectos más importantes, </w:t>
+      </w:r>
+      <w:r>
+        <w:rPr>
+          <w:lang w:val="es-419" w:eastAsia="es-CO"/>
+        </w:rPr>
+        <w:t>se encuentran</w:t>
+      </w:r>
+      <w:r>
+        <w:rPr>
+          <w:lang w:val="es-419" w:eastAsia="es-CO"/>
+        </w:rPr>
+        <w:t>:</w:t>
       </w:r>
     </w:p>
     <w:p>
@@ -6187,11 +6534,11 @@
       <w:pPr>
         <w:pStyle w:val="Ttulo2"/>
       </w:pPr>
-      <w:bookmarkStart w:id="9" w:name="_Toc239779511"/>
+      <w:bookmarkStart w:id="10" w:name="_Toc241518327"/>
       <w:r>
         <w:t>Operadores logísticos</w:t>
       </w:r>
-      <w:bookmarkEnd w:id="9"/>
+      <w:bookmarkEnd w:id="10"/>
     </w:p>
     <w:p>
       <w:pPr>
@@ -6229,7 +6576,19 @@
         <w:rPr>
           <w:lang w:val="es-419" w:eastAsia="es-CO"/>
         </w:rPr>
-        <w:t xml:space="preserve">A continuación, se muestra como es el proceso a nivel general de un operador logístico: </w:t>
+        <w:t xml:space="preserve">A continuación, se </w:t>
+      </w:r>
+      <w:r>
+        <w:rPr>
+          <w:lang w:val="es-419" w:eastAsia="es-CO"/>
+        </w:rPr>
+        <w:t>presenta</w:t>
+      </w:r>
+      <w:r>
+        <w:rPr>
+          <w:lang w:val="es-419" w:eastAsia="es-CO"/>
+        </w:rPr>
+        <w:t xml:space="preserve"> como es el proceso a nivel general de un operador logístico: </w:t>
       </w:r>
     </w:p>
     <w:p>
@@ -6452,11 +6811,11 @@
       <w:pPr>
         <w:pStyle w:val="Ttulo2"/>
       </w:pPr>
-      <w:bookmarkStart w:id="10" w:name="_Toc239779512"/>
+      <w:bookmarkStart w:id="11" w:name="_Toc241518328"/>
       <w:r>
         <w:t>Almacenamiento y tiempos de entrega</w:t>
       </w:r>
-      <w:bookmarkEnd w:id="10"/>
+      <w:bookmarkEnd w:id="11"/>
       <w:r>
         <w:t xml:space="preserve"> </w:t>
       </w:r>
@@ -7225,28 +7584,28 @@
         <w:rPr>
           <w:lang w:val="es-419" w:eastAsia="es-CO"/>
         </w:rPr>
-        <w:t xml:space="preserve">A continuación, </w:t>
-      </w:r>
-      <w:r>
-        <w:rPr>
-          <w:lang w:val="es-419" w:eastAsia="es-CO"/>
-        </w:rPr>
-        <w:t>consulte e</w:t>
-      </w:r>
-      <w:r>
-        <w:rPr>
-          <w:lang w:val="es-419" w:eastAsia="es-CO"/>
-        </w:rPr>
-        <w:t>l siguiente video para fortalecer los conocimientos relacionados con logística de distribución y almacenamiento:</w:t>
-      </w:r>
-    </w:p>
-    <w:p>
-      <w:pPr>
-        <w:rPr>
-          <w:lang w:val="es-419" w:eastAsia="es-CO"/>
-        </w:rPr>
-      </w:pPr>
-      <w:hyperlink r:id="rId14" w:history="1">
+        <w:t>A continuación, consulte el siguiente video para fortalecer los conocimientos relacionados con logística de distribución y almacenamiento.</w:t>
+      </w:r>
+      <w:r>
+        <w:rPr>
+          <w:lang w:val="es-419" w:eastAsia="es-CO"/>
+        </w:rPr>
+        <w:t xml:space="preserve"> </w:t>
+      </w:r>
+      <w:r>
+        <w:rPr>
+          <w:lang w:val="es-419" w:eastAsia="es-CO"/>
+        </w:rPr>
+        <w:t>Dar clic en el enlace dispuesto para acceder al recurso.</w:t>
+      </w:r>
+    </w:p>
+    <w:p>
+      <w:pPr>
+        <w:rPr>
+          <w:lang w:val="es-419" w:eastAsia="es-CO"/>
+        </w:rPr>
+      </w:pPr>
+      <w:hyperlink r:id="rId13" w:history="1">
         <w:r>
           <w:rPr>
             <w:rStyle w:val="Hipervnculo"/>
@@ -7333,22 +7692,50 @@
         </w:rPr>
         <w:t>162).</w:t>
       </w:r>
-    </w:p>
-    <w:p>
-      <w:pPr>
-        <w:rPr>
-          <w:lang w:val="es-419" w:eastAsia="es-CO"/>
-        </w:rPr>
-      </w:pPr>
-      <w:hyperlink r:id="rId15" w:history="1">
-        <w:r>
-          <w:rPr>
-            <w:rStyle w:val="Hipervnculo"/>
-            <w:lang w:val="es-419" w:eastAsia="es-CO"/>
-          </w:rPr>
-          <w:t>https://www.fesc.edu.co/portal/archivos/e_libros/logistica/gestion_logistica.pdf</w:t>
-        </w:r>
-      </w:hyperlink>
+      <w:r>
+        <w:rPr>
+          <w:lang w:val="es-419" w:eastAsia="es-CO"/>
+        </w:rPr>
+        <w:t xml:space="preserve"> </w:t>
+      </w:r>
+      <w:bookmarkStart w:id="12" w:name="_Hlk241517546"/>
+      <w:r>
+        <w:rPr>
+          <w:lang w:val="es-419" w:eastAsia="es-CO"/>
+        </w:rPr>
+        <w:t>Dar clic en el enlace dispuesto para acceder al recurso.</w:t>
+      </w:r>
+    </w:p>
+    <w:bookmarkEnd w:id="12"/>
+    <w:p>
+      <w:pPr>
+        <w:rPr>
+          <w:lang w:val="es-419" w:eastAsia="es-CO"/>
+        </w:rPr>
+      </w:pPr>
+      <w:r>
+        <w:fldChar w:fldCharType="begin"/>
+      </w:r>
+      <w:r>
+        <w:instrText xml:space="preserve"> HYPERLINK "https://www.fesc.edu.co/portal/archivos/e_libros/logistica/gestion_logistica.pdf" </w:instrText>
+      </w:r>
+      <w:r>
+        <w:fldChar w:fldCharType="separate"/>
+      </w:r>
+      <w:r>
+        <w:rPr>
+          <w:rStyle w:val="Hipervnculo"/>
+          <w:lang w:val="es-419" w:eastAsia="es-CO"/>
+        </w:rPr>
+        <w:t>https://www.fesc.edu.co/portal/archivos/e_libros/logistica/gestion_logistica.pdf</w:t>
+      </w:r>
+      <w:r>
+        <w:rPr>
+          <w:rStyle w:val="Hipervnculo"/>
+          <w:lang w:val="es-419" w:eastAsia="es-CO"/>
+        </w:rPr>
+        <w:fldChar w:fldCharType="end"/>
+      </w:r>
     </w:p>
     <w:p>
       <w:pPr>
@@ -7369,12 +7756,12 @@
       <w:pPr>
         <w:pStyle w:val="Ttulo1"/>
       </w:pPr>
-      <w:bookmarkStart w:id="11" w:name="_Toc239779513"/>
+      <w:bookmarkStart w:id="13" w:name="_Toc241518329"/>
       <w:r>
         <w:lastRenderedPageBreak/>
         <w:t>Gestión de carga y preparación de pedidos</w:t>
       </w:r>
-      <w:bookmarkEnd w:id="11"/>
+      <w:bookmarkEnd w:id="13"/>
       <w:r>
         <w:t xml:space="preserve"> </w:t>
       </w:r>
@@ -7422,11 +7809,11 @@
       <w:pPr>
         <w:pStyle w:val="Ttulo2"/>
       </w:pPr>
-      <w:bookmarkStart w:id="12" w:name="_Toc239779514"/>
+      <w:bookmarkStart w:id="14" w:name="_Toc241518330"/>
       <w:r>
         <w:t>Tipos y naturaleza de productos</w:t>
       </w:r>
-      <w:bookmarkEnd w:id="12"/>
+      <w:bookmarkEnd w:id="14"/>
     </w:p>
     <w:p>
       <w:pPr>
@@ -7822,7 +8209,19 @@
         <w:rPr>
           <w:lang w:val="es-419" w:eastAsia="es-CO"/>
         </w:rPr>
-        <w:t>Entre las propiedades más comunes tenemos:</w:t>
+        <w:t xml:space="preserve">Entre las propiedades más comunes </w:t>
+      </w:r>
+      <w:r>
+        <w:rPr>
+          <w:lang w:val="es-419" w:eastAsia="es-CO"/>
+        </w:rPr>
+        <w:t>se encuentran</w:t>
+      </w:r>
+      <w:r>
+        <w:rPr>
+          <w:lang w:val="es-419" w:eastAsia="es-CO"/>
+        </w:rPr>
+        <w:t>:</w:t>
       </w:r>
     </w:p>
     <w:p>
@@ -8151,11 +8550,11 @@
       <w:pPr>
         <w:pStyle w:val="Ttulo2"/>
       </w:pPr>
-      <w:bookmarkStart w:id="13" w:name="_Toc239779515"/>
+      <w:bookmarkStart w:id="15" w:name="_Toc241518331"/>
       <w:r>
         <w:t>Tipos de carga</w:t>
       </w:r>
-      <w:bookmarkEnd w:id="13"/>
+      <w:bookmarkEnd w:id="15"/>
     </w:p>
     <w:p>
       <w:pPr>
@@ -8676,11 +9075,11 @@
       <w:pPr>
         <w:pStyle w:val="Ttulo2"/>
       </w:pPr>
-      <w:bookmarkStart w:id="14" w:name="_Toc239779516"/>
+      <w:bookmarkStart w:id="16" w:name="_Toc241518332"/>
       <w:r>
         <w:t>Marcado, empacado y rotulado</w:t>
       </w:r>
-      <w:bookmarkEnd w:id="14"/>
+      <w:bookmarkEnd w:id="16"/>
       <w:r>
         <w:t xml:space="preserve"> </w:t>
       </w:r>
@@ -8708,7 +9107,19 @@
         <w:rPr>
           <w:lang w:val="es-419" w:eastAsia="es-CO"/>
         </w:rPr>
-        <w:t>A continuación, se muestra un análisis comparativo sobre los tres procesos:</w:t>
+        <w:t xml:space="preserve">A continuación, se </w:t>
+      </w:r>
+      <w:r>
+        <w:rPr>
+          <w:lang w:val="es-419" w:eastAsia="es-CO"/>
+        </w:rPr>
+        <w:t>presenta</w:t>
+      </w:r>
+      <w:r>
+        <w:rPr>
+          <w:lang w:val="es-419" w:eastAsia="es-CO"/>
+        </w:rPr>
+        <w:t xml:space="preserve"> un análisis comparativo sobre los tres procesos:</w:t>
       </w:r>
     </w:p>
     <w:p>
@@ -8980,7 +9391,6 @@
                 <w:b w:val="0"/>
                 <w:bCs w:val="0"/>
               </w:rPr>
-              <w:lastRenderedPageBreak/>
               <w:t>Rotulado</w:t>
             </w:r>
           </w:p>
@@ -9028,22 +9438,9 @@
     </w:tbl>
     <w:p>
       <w:pPr>
-        <w:rPr>
-          <w:lang w:val="es-419" w:eastAsia="es-CO"/>
-        </w:rPr>
-      </w:pPr>
-      <w:r>
-        <w:rPr>
-          <w:lang w:val="es-419" w:eastAsia="es-CO"/>
-        </w:rPr>
-        <w:t>Nota. SENA, (2026).</w:t>
-      </w:r>
-    </w:p>
-    <w:p>
-      <w:pPr>
         <w:pStyle w:val="Ttulo2"/>
       </w:pPr>
-      <w:bookmarkStart w:id="15" w:name="_Toc239779517"/>
+      <w:bookmarkStart w:id="17" w:name="_Toc241518333"/>
       <w:r>
         <w:t xml:space="preserve">Cubicaje, </w:t>
       </w:r>
@@ -9056,13 +9453,15 @@
       <w:r>
         <w:t xml:space="preserve"> y </w:t>
       </w:r>
+      <w:proofErr w:type="spellStart"/>
       <w:r>
         <w:rPr>
           <w:rStyle w:val="Extranjerismo"/>
         </w:rPr>
         <w:t>dropshipping</w:t>
       </w:r>
-      <w:bookmarkEnd w:id="15"/>
+      <w:bookmarkEnd w:id="17"/>
+      <w:proofErr w:type="spellEnd"/>
       <w:r>
         <w:t xml:space="preserve"> </w:t>
       </w:r>
@@ -9079,12 +9478,21 @@
         </w:rPr>
         <w:t xml:space="preserve">Las operaciones logísticas en el comercio electrónico requieren procesos que optimicen el uso de los recursos, agilicen la preparación de los pedidos y respondan a las expectativas del cliente. En este contexto, el cubicaje, el </w:t>
       </w:r>
+      <w:proofErr w:type="spellStart"/>
       <w:r>
         <w:rPr>
           <w:rStyle w:val="Extranjerismo"/>
           <w:lang w:val="es-419" w:eastAsia="es-CO"/>
         </w:rPr>
-        <w:t>picking,</w:t>
+        <w:t>picking</w:t>
+      </w:r>
+      <w:proofErr w:type="spellEnd"/>
+      <w:r>
+        <w:rPr>
+          <w:rStyle w:val="Extranjerismo"/>
+          <w:lang w:val="es-419" w:eastAsia="es-CO"/>
+        </w:rPr>
+        <w:t>,</w:t>
       </w:r>
       <w:r>
         <w:rPr>
@@ -9092,12 +9500,21 @@
         </w:rPr>
         <w:t xml:space="preserve"> el </w:t>
       </w:r>
+      <w:proofErr w:type="spellStart"/>
       <w:r>
         <w:rPr>
           <w:rStyle w:val="Extranjerismo"/>
           <w:lang w:val="es-419" w:eastAsia="es-CO"/>
         </w:rPr>
-        <w:t xml:space="preserve">packaging </w:t>
+        <w:t>packaging</w:t>
+      </w:r>
+      <w:proofErr w:type="spellEnd"/>
+      <w:r>
+        <w:rPr>
+          <w:rStyle w:val="Extranjerismo"/>
+          <w:lang w:val="es-419" w:eastAsia="es-CO"/>
+        </w:rPr>
+        <w:t xml:space="preserve"> </w:t>
       </w:r>
       <w:r>
         <w:rPr>
@@ -9105,6 +9522,7 @@
         </w:rPr>
         <w:t xml:space="preserve">y el </w:t>
       </w:r>
+      <w:proofErr w:type="spellStart"/>
       <w:r>
         <w:rPr>
           <w:rStyle w:val="Extranjerismo"/>
@@ -9112,6 +9530,7 @@
         </w:rPr>
         <w:t>dropshipping</w:t>
       </w:r>
+      <w:proofErr w:type="spellEnd"/>
       <w:r>
         <w:rPr>
           <w:lang w:val="es-419" w:eastAsia="es-CO"/>
@@ -9129,7 +9548,19 @@
         <w:rPr>
           <w:lang w:val="es-419" w:eastAsia="es-CO"/>
         </w:rPr>
-        <w:t>El cubicaje: corresponde al cálculo del volumen ocupado por la mercancía dentro de procesos de almacenamiento y transporte. Este procedimiento permite optimizar espacios y costos logísticos.</w:t>
+        <w:t>El cubicaje</w:t>
+      </w:r>
+      <w:r>
+        <w:rPr>
+          <w:lang w:val="es-419" w:eastAsia="es-CO"/>
+        </w:rPr>
+        <w:t xml:space="preserve"> </w:t>
+      </w:r>
+      <w:r>
+        <w:rPr>
+          <w:lang w:val="es-419" w:eastAsia="es-CO"/>
+        </w:rPr>
+        <w:t>corresponde al cálculo del volumen ocupado por la mercancía dentro de procesos de almacenamiento y transporte. Este procedimiento permite optimizar espacios y costos logísticos.</w:t>
       </w:r>
     </w:p>
     <w:p>
@@ -9175,7 +9606,7 @@
           <w:lang w:val="es-419" w:eastAsia="es-CO"/>
         </w:rPr>
         <w:drawing>
-          <wp:inline distT="0" distB="0" distL="0" distR="0" wp14:anchorId="55479C82" wp14:editId="3F41D3C6">
+          <wp:inline distT="0" distB="0" distL="0" distR="0" wp14:anchorId="55479C82" wp14:editId="358291C2">
             <wp:extent cx="4680000" cy="3186000"/>
             <wp:effectExtent l="0" t="0" r="6350" b="0"/>
             <wp:docPr id="8" name="Imagen 8" descr="La figura presenta un esquema del proceso de cubicaje aplicado a las operaciones logísticas. Integra el cálculo del volumen de una mercancía a partir de sus dimensiones, su análisis frente al espacio disponible para almacenamiento o transporte y un ejemplo práctico que ilustra la aplicación de la fórmula de volumen para optimizar la distribución de la carga. El contenido se acompaña de ilustraciones que representan las etapas del proceso, los elementos utilizados y una situación aplicada al aprovechamiento eficiente del espacio logístico."/>
@@ -9190,7 +9621,7 @@
                     <pic:cNvPicPr/>
                   </pic:nvPicPr>
                   <pic:blipFill>
-                    <a:blip r:embed="rId16">
+                    <a:blip r:embed="rId14">
                       <a:extLst>
                         <a:ext uri="{28A0092B-C50C-407E-A947-70E740481C1C}">
                           <a14:useLocalDpi xmlns:a14="http://schemas.microsoft.com/office/drawing/2010/main" val="0"/>
@@ -9219,26 +9650,6 @@
     </w:p>
     <w:p>
       <w:pPr>
-        <w:ind w:left="360"/>
-        <w:rPr>
-          <w:lang w:val="es-419" w:eastAsia="es-CO"/>
-        </w:rPr>
-      </w:pPr>
-      <w:r>
-        <w:rPr>
-          <w:lang w:val="es-419" w:eastAsia="es-CO"/>
-        </w:rPr>
-        <w:t>Nota. SENA, (2026)</w:t>
-      </w:r>
-      <w:r>
-        <w:rPr>
-          <w:lang w:val="es-419" w:eastAsia="es-CO"/>
-        </w:rPr>
-        <w:t>.</w:t>
-      </w:r>
-    </w:p>
-    <w:p>
-      <w:pPr>
         <w:rPr>
           <w:lang w:val="es-419" w:eastAsia="es-CO"/>
         </w:rPr>
@@ -9249,6 +9660,7 @@
         </w:rPr>
         <w:t xml:space="preserve">El </w:t>
       </w:r>
+      <w:proofErr w:type="spellStart"/>
       <w:r>
         <w:rPr>
           <w:rStyle w:val="Extranjerismo"/>
@@ -9260,7 +9672,14 @@
         <w:rPr>
           <w:lang w:val="es-419" w:eastAsia="es-CO"/>
         </w:rPr>
-        <w:t>g: es el proceso de selección y recolección de productos dentro de una bodega para preparar pedidos. Su eficiencia impacta directamente tiempos de despacho y productividad operativa.</w:t>
+        <w:t>g</w:t>
+      </w:r>
+      <w:proofErr w:type="spellEnd"/>
+      <w:r>
+        <w:rPr>
+          <w:lang w:val="es-419" w:eastAsia="es-CO"/>
+        </w:rPr>
+        <w:t>: es el proceso de selección y recolección de productos dentro de una bodega para preparar pedidos. Su eficiencia impacta directamente tiempos de despacho y productividad operativa.</w:t>
       </w:r>
     </w:p>
     <w:p>
@@ -9316,9 +9735,9 @@
           <w:lang w:val="es-419" w:eastAsia="es-CO"/>
         </w:rPr>
         <w:drawing>
-          <wp:inline distT="0" distB="0" distL="0" distR="0" wp14:anchorId="4647C93A" wp14:editId="08FDD422">
-            <wp:extent cx="4680000" cy="3180541"/>
-            <wp:effectExtent l="0" t="0" r="6350" b="1270"/>
+          <wp:inline distT="0" distB="0" distL="0" distR="0" wp14:anchorId="4647C93A" wp14:editId="6D1EA0F5">
+            <wp:extent cx="4680000" cy="3178800"/>
+            <wp:effectExtent l="0" t="0" r="6350" b="3175"/>
             <wp:docPr id="9" name="Imagen 9" descr="La figura muestra el proceso de picking como una operación logística orientada a preparar pedidos mediante la localización, selección y verificación de los productos almacenados. Representa de forma secuencial cómo el operario parte de la información registrada en el sistema, identifica las mercancías requeridas y comprueba sus referencias y cantidades antes de trasladarlas al área de empaque, asegurando que el pedido sea preparado correctamente para continuar con el proceso de despacho."/>
             <wp:cNvGraphicFramePr>
               <a:graphicFrameLocks xmlns:a="http://schemas.openxmlformats.org/drawingml/2006/main" noChangeAspect="1"/>
@@ -9331,7 +9750,7 @@
                     <pic:cNvPicPr/>
                   </pic:nvPicPr>
                   <pic:blipFill>
-                    <a:blip r:embed="rId17">
+                    <a:blip r:embed="rId15">
                       <a:extLst>
                         <a:ext uri="{28A0092B-C50C-407E-A947-70E740481C1C}">
                           <a14:useLocalDpi xmlns:a14="http://schemas.microsoft.com/office/drawing/2010/main" val="0"/>
@@ -9345,7 +9764,7 @@
                   <pic:spPr>
                     <a:xfrm>
                       <a:off x="0" y="0"/>
-                      <a:ext cx="4680000" cy="3180541"/>
+                      <a:ext cx="4680000" cy="3178800"/>
                     </a:xfrm>
                     <a:prstGeom prst="rect">
                       <a:avLst/>
@@ -9360,20 +9779,6 @@
     </w:p>
     <w:p>
       <w:pPr>
-        <w:ind w:left="360"/>
-        <w:rPr>
-          <w:lang w:val="es-419" w:eastAsia="es-CO"/>
-        </w:rPr>
-      </w:pPr>
-      <w:r>
-        <w:rPr>
-          <w:lang w:val="es-419" w:eastAsia="es-CO"/>
-        </w:rPr>
-        <w:t>Nota. SENA, (2026).</w:t>
-      </w:r>
-    </w:p>
-    <w:p>
-      <w:pPr>
         <w:rPr>
           <w:lang w:val="es-419" w:eastAsia="es-CO"/>
         </w:rPr>
@@ -9384,6 +9789,7 @@
         </w:rPr>
         <w:t xml:space="preserve">El </w:t>
       </w:r>
+      <w:proofErr w:type="spellStart"/>
       <w:r>
         <w:rPr>
           <w:rStyle w:val="Extranjerismo"/>
@@ -9391,6 +9797,7 @@
         </w:rPr>
         <w:t>packaging</w:t>
       </w:r>
+      <w:proofErr w:type="spellEnd"/>
       <w:r>
         <w:rPr>
           <w:lang w:val="es-419" w:eastAsia="es-CO"/>
@@ -9448,7 +9855,7 @@
           <w:lang w:val="es-419" w:eastAsia="es-CO"/>
         </w:rPr>
         <w:drawing>
-          <wp:inline distT="0" distB="0" distL="0" distR="0" wp14:anchorId="72DB3392" wp14:editId="12167C73">
+          <wp:inline distT="0" distB="0" distL="0" distR="0" wp14:anchorId="72DB3392" wp14:editId="4B11BCE8">
             <wp:extent cx="4680000" cy="2916000"/>
             <wp:effectExtent l="0" t="0" r="6350" b="0"/>
             <wp:docPr id="10" name="Imagen 10" descr="La figura presenta un esquema del proceso de Packaging dentro de las operaciones logísticas. Integra las principales actividades relacionadas con la preparación y protección de los productos para su distribución, resaltando el uso de materiales de empaque, el acondicionamiento de la mercancía y la verificación previa al despacho. Además, incorpora un ejemplo aplicado que ilustra el embalaje seguro de un producto frágil mediante materiales de protección, con el fin de preservar su integridad durante el transporte y la entrega al cliente."/>
@@ -9463,7 +9870,7 @@
                     <pic:cNvPicPr/>
                   </pic:nvPicPr>
                   <pic:blipFill>
-                    <a:blip r:embed="rId18">
+                    <a:blip r:embed="rId16">
                       <a:extLst>
                         <a:ext uri="{28A0092B-C50C-407E-A947-70E740481C1C}">
                           <a14:useLocalDpi xmlns:a14="http://schemas.microsoft.com/office/drawing/2010/main" val="0"/>
@@ -9492,20 +9899,6 @@
     </w:p>
     <w:p>
       <w:pPr>
-        <w:ind w:left="360"/>
-        <w:rPr>
-          <w:lang w:val="es-419" w:eastAsia="es-CO"/>
-        </w:rPr>
-      </w:pPr>
-      <w:r>
-        <w:rPr>
-          <w:lang w:val="es-419" w:eastAsia="es-CO"/>
-        </w:rPr>
-        <w:t>Nota. SENA, (2026).</w:t>
-      </w:r>
-    </w:p>
-    <w:p>
-      <w:pPr>
         <w:rPr>
           <w:lang w:val="es-419" w:eastAsia="es-CO"/>
         </w:rPr>
@@ -9516,6 +9909,7 @@
         </w:rPr>
         <w:t xml:space="preserve">El </w:t>
       </w:r>
+      <w:proofErr w:type="spellStart"/>
       <w:r>
         <w:rPr>
           <w:rStyle w:val="Extranjerismo"/>
@@ -9523,6 +9917,7 @@
         </w:rPr>
         <w:t>dropshipping</w:t>
       </w:r>
+      <w:proofErr w:type="spellEnd"/>
       <w:r>
         <w:rPr>
           <w:lang w:val="es-419" w:eastAsia="es-CO"/>
@@ -9569,12 +9964,14 @@
         </w:rPr>
         <w:t xml:space="preserve">roceso de </w:t>
       </w:r>
+      <w:proofErr w:type="spellStart"/>
       <w:r>
         <w:rPr>
           <w:rStyle w:val="Extranjerismo"/>
         </w:rPr>
         <w:t>dropshipping</w:t>
       </w:r>
+      <w:proofErr w:type="spellEnd"/>
     </w:p>
     <w:p>
       <w:pPr>
@@ -9589,7 +9986,7 @@
           <w:lang w:val="es-419" w:eastAsia="es-CO"/>
         </w:rPr>
         <w:drawing>
-          <wp:inline distT="0" distB="0" distL="0" distR="0" wp14:anchorId="54987A37" wp14:editId="25484457">
+          <wp:inline distT="0" distB="0" distL="0" distR="0" wp14:anchorId="54987A37" wp14:editId="0288EB53">
             <wp:extent cx="4680000" cy="2901600"/>
             <wp:effectExtent l="0" t="0" r="6350" b="0"/>
             <wp:docPr id="11" name="Imagen 11" descr="La figura presenta el proceso de Dropshipping mediante una secuencia gráfica de las actividades involucradas desde la compra realizada en una tienda virtual hasta la entrega del producto al cliente. La figura incorpora ilustraciones representativas de los participantes y recursos utilizados durante el proceso, además de un ejemplo práctico que muestra la comercialización de accesorios para celulares, enviados directamente por el proveedor al comprador con la marca de la tienda. "/>
@@ -9604,7 +10001,7 @@
                     <pic:cNvPicPr/>
                   </pic:nvPicPr>
                   <pic:blipFill>
-                    <a:blip r:embed="rId19">
+                    <a:blip r:embed="rId17">
                       <a:extLst>
                         <a:ext uri="{28A0092B-C50C-407E-A947-70E740481C1C}">
                           <a14:useLocalDpi xmlns:a14="http://schemas.microsoft.com/office/drawing/2010/main" val="0"/>
@@ -9633,32 +10030,6 @@
     </w:p>
     <w:p>
       <w:pPr>
-        <w:ind w:left="707"/>
-        <w:rPr>
-          <w:lang w:val="es-419" w:eastAsia="es-CO"/>
-        </w:rPr>
-      </w:pPr>
-      <w:r>
-        <w:rPr>
-          <w:lang w:val="es-419" w:eastAsia="es-CO"/>
-        </w:rPr>
-        <w:t>Nota. S</w:t>
-      </w:r>
-      <w:r>
-        <w:rPr>
-          <w:lang w:val="es-419" w:eastAsia="es-CO"/>
-        </w:rPr>
-        <w:t>ENA</w:t>
-      </w:r>
-      <w:r>
-        <w:rPr>
-          <w:lang w:val="es-419" w:eastAsia="es-CO"/>
-        </w:rPr>
-        <w:t>, (2026).</w:t>
-      </w:r>
-    </w:p>
-    <w:p>
-      <w:pPr>
         <w:rPr>
           <w:lang w:val="es-419" w:eastAsia="es-CO"/>
         </w:rPr>
@@ -9675,8 +10046,21 @@
         <w:rPr>
           <w:lang w:val="es-419" w:eastAsia="es-CO"/>
         </w:rPr>
-        <w:t xml:space="preserve">: empresas como Amazon, Shopify, cuentan con el modelo de </w:t>
-      </w:r>
+        <w:t>: empresas como Amazon</w:t>
+      </w:r>
+      <w:r>
+        <w:rPr>
+          <w:lang w:val="es-419" w:eastAsia="es-CO"/>
+        </w:rPr>
+        <w:t xml:space="preserve"> y</w:t>
+      </w:r>
+      <w:r>
+        <w:rPr>
+          <w:lang w:val="es-419" w:eastAsia="es-CO"/>
+        </w:rPr>
+        <w:t xml:space="preserve"> Shopify, cuentan con el modelo de </w:t>
+      </w:r>
+      <w:proofErr w:type="spellStart"/>
       <w:r>
         <w:rPr>
           <w:rStyle w:val="Extranjerismo"/>
@@ -9684,11 +10068,24 @@
         </w:rPr>
         <w:t>dropshopping</w:t>
       </w:r>
-      <w:r>
-        <w:rPr>
-          <w:lang w:val="es-419" w:eastAsia="es-CO"/>
-        </w:rPr>
-        <w:t xml:space="preserve"> que permite a los vendedores comercializar productos sin que estos sean almacenamos físicamente.</w:t>
+      <w:proofErr w:type="spellEnd"/>
+      <w:r>
+        <w:rPr>
+          <w:lang w:val="es-419" w:eastAsia="es-CO"/>
+        </w:rPr>
+        <w:t xml:space="preserve"> que permite a los vendedores comercializar productos sin que estos sean almacena</w:t>
+      </w:r>
+      <w:r>
+        <w:rPr>
+          <w:lang w:val="es-419" w:eastAsia="es-CO"/>
+        </w:rPr>
+        <w:t>d</w:t>
+      </w:r>
+      <w:r>
+        <w:rPr>
+          <w:lang w:val="es-419" w:eastAsia="es-CO"/>
+        </w:rPr>
+        <w:t>os físicamente.</w:t>
       </w:r>
     </w:p>
     <w:p>
@@ -9718,7 +10115,19 @@
         <w:rPr>
           <w:lang w:val="es-419" w:eastAsia="es-CO"/>
         </w:rPr>
-        <w:t>A continuación, se invita al siguiente video para fortalecer los conocimientos relacionados con: tipos de carga, envase, embalaje, etiquetado y logística interna.</w:t>
+        <w:t xml:space="preserve">A continuación, se invita </w:t>
+      </w:r>
+      <w:r>
+        <w:rPr>
+          <w:lang w:val="es-419" w:eastAsia="es-CO"/>
+        </w:rPr>
+        <w:t>a consultar e</w:t>
+      </w:r>
+      <w:r>
+        <w:rPr>
+          <w:lang w:val="es-419" w:eastAsia="es-CO"/>
+        </w:rPr>
+        <w:t>l siguiente video para fortalecer los conocimientos relacionados con: tipos de carga, envase, embalaje, etiquetado y logística interna.</w:t>
       </w:r>
       <w:r>
         <w:rPr>
@@ -9726,7 +10135,19 @@
         </w:rPr>
         <w:t xml:space="preserve"> </w:t>
       </w:r>
-      <w:hyperlink r:id="rId20" w:history="1">
+      <w:r>
+        <w:rPr>
+          <w:lang w:val="es-419" w:eastAsia="es-CO"/>
+        </w:rPr>
+        <w:t>Dar clic en el enlace dispuesto para acceder al recurso.</w:t>
+      </w:r>
+      <w:r>
+        <w:rPr>
+          <w:lang w:val="es-419" w:eastAsia="es-CO"/>
+        </w:rPr>
+        <w:t xml:space="preserve"> </w:t>
+      </w:r>
+      <w:hyperlink r:id="rId18" w:history="1">
         <w:r>
           <w:rPr>
             <w:rStyle w:val="Hipervnculo"/>
@@ -9738,17 +10159,22 @@
     </w:p>
     <w:p>
       <w:pPr>
-        <w:rPr>
-          <w:lang w:val="es-419" w:eastAsia="es-CO"/>
-        </w:rPr>
-      </w:pPr>
-    </w:p>
-    <w:p>
-      <w:pPr>
-        <w:rPr>
-          <w:lang w:val="es-419" w:eastAsia="es-CO"/>
-        </w:rPr>
-      </w:pPr>
+        <w:spacing w:before="0" w:after="160" w:line="259" w:lineRule="auto"/>
+        <w:ind w:firstLine="0"/>
+        <w:rPr>
+          <w:b/>
+          <w:bCs/>
+          <w:lang w:val="es-419" w:eastAsia="es-CO"/>
+        </w:rPr>
+      </w:pPr>
+      <w:r>
+        <w:rPr>
+          <w:b/>
+          <w:bCs/>
+          <w:lang w:val="es-419" w:eastAsia="es-CO"/>
+        </w:rPr>
+        <w:br w:type="page"/>
+      </w:r>
     </w:p>
     <w:p>
       <w:pPr>
@@ -9771,6 +10197,7 @@
     <w:p>
       <w:pPr>
         <w:rPr>
+          <w:rStyle w:val="Hipervnculo"/>
           <w:lang w:val="es-419" w:eastAsia="es-CO"/>
         </w:rPr>
       </w:pPr>
@@ -9781,12 +10208,21 @@
         <w:t>Se invita al aprendiz a profundizar en: logística y comercio electrónico, a través del siguiente artículo:</w:t>
       </w:r>
       <w:r>
-        <w:rPr>
-          <w:lang w:val="es-419" w:eastAsia="es-CO"/>
-        </w:rPr>
         <w:t xml:space="preserve"> </w:t>
       </w:r>
-      <w:hyperlink r:id="rId21" w:history="1">
+      <w:r>
+        <w:rPr>
+          <w:lang w:val="es-419" w:eastAsia="es-CO"/>
+        </w:rPr>
+        <w:t>Dar clic en el enlace dispuesto para acceder al recurso.</w:t>
+      </w:r>
+      <w:r>
+        <w:rPr>
+          <w:lang w:val="es-419" w:eastAsia="es-CO"/>
+        </w:rPr>
+        <w:t xml:space="preserve"> </w:t>
+      </w:r>
+      <w:hyperlink r:id="rId19" w:history="1">
         <w:r>
           <w:rPr>
             <w:rStyle w:val="Hipervnculo"/>
@@ -9798,13 +10234,31 @@
     </w:p>
     <w:p>
       <w:pPr>
+        <w:spacing w:before="0" w:after="160" w:line="259" w:lineRule="auto"/>
+        <w:ind w:firstLine="0"/>
+        <w:rPr>
+          <w:rStyle w:val="Hipervnculo"/>
+          <w:lang w:val="es-419" w:eastAsia="es-CO"/>
+        </w:rPr>
+      </w:pPr>
+      <w:r>
+        <w:rPr>
+          <w:rStyle w:val="Hipervnculo"/>
+          <w:lang w:val="es-419" w:eastAsia="es-CO"/>
+        </w:rPr>
+        <w:br w:type="page"/>
+      </w:r>
+    </w:p>
+    <w:p>
+      <w:pPr>
         <w:pStyle w:val="Ttulo1"/>
       </w:pPr>
-      <w:bookmarkStart w:id="16" w:name="_Toc239779518"/>
-      <w:r>
+      <w:bookmarkStart w:id="18" w:name="_Toc241518334"/>
+      <w:r>
+        <w:lastRenderedPageBreak/>
         <w:t>Planeación y control logístico</w:t>
       </w:r>
-      <w:bookmarkEnd w:id="16"/>
+      <w:bookmarkEnd w:id="18"/>
     </w:p>
     <w:p>
       <w:pPr>
@@ -9848,11 +10302,11 @@
       <w:pPr>
         <w:pStyle w:val="Ttulo2"/>
       </w:pPr>
-      <w:bookmarkStart w:id="17" w:name="_Toc239779519"/>
+      <w:bookmarkStart w:id="19" w:name="_Toc241518335"/>
       <w:r>
         <w:t>Instrumentos de diagnóstico</w:t>
       </w:r>
-      <w:bookmarkEnd w:id="17"/>
+      <w:bookmarkEnd w:id="19"/>
     </w:p>
     <w:p>
       <w:pPr>
@@ -9878,7 +10332,19 @@
         <w:rPr>
           <w:lang w:val="es-419" w:eastAsia="es-CO"/>
         </w:rPr>
-        <w:t>Instrumentos de diagnostico</w:t>
+        <w:t>Instrumentos de diagn</w:t>
+      </w:r>
+      <w:r>
+        <w:rPr>
+          <w:lang w:val="es-419" w:eastAsia="es-CO"/>
+        </w:rPr>
+        <w:t>ó</w:t>
+      </w:r>
+      <w:r>
+        <w:rPr>
+          <w:lang w:val="es-419" w:eastAsia="es-CO"/>
+        </w:rPr>
+        <w:t>stico</w:t>
       </w:r>
     </w:p>
     <w:tbl>
@@ -9906,7 +10372,6 @@
               <w:pStyle w:val="TextoTablas"/>
             </w:pPr>
             <w:r>
-              <w:lastRenderedPageBreak/>
               <w:t>Instrumento</w:t>
             </w:r>
           </w:p>
@@ -9969,7 +10434,11 @@
               <w:pStyle w:val="TextoTablas"/>
             </w:pPr>
             <w:r>
-              <w:t>Permite verificar de manera sistemática el cumplimiento de requisitos, procedimientos o condiciones previamente establecidas, facilitando la identificación de incumplimientos y oportunidades de mejora.</w:t>
+              <w:t xml:space="preserve">Permite verificar de manera sistemática el cumplimiento de requisitos, procedimientos o condiciones previamente establecidas, facilitando la </w:t>
+            </w:r>
+            <w:r>
+              <w:lastRenderedPageBreak/>
+              <w:t>identificación de incumplimientos y oportunidades de mejora.</w:t>
             </w:r>
           </w:p>
         </w:tc>
@@ -9982,6 +10451,7 @@
               <w:pStyle w:val="TextoTablas"/>
             </w:pPr>
             <w:r>
+              <w:lastRenderedPageBreak/>
               <w:t>Revisar el estado de los vehículos antes de iniciar una ruta de distribución.</w:t>
             </w:r>
           </w:p>
@@ -10159,11 +10629,7 @@
               <w:pStyle w:val="TextoTablas"/>
             </w:pPr>
             <w:r>
-              <w:t xml:space="preserve">Representa gráficamente la secuencia de actividades de un proceso, facilitando la identificación de retrasos, </w:t>
-            </w:r>
-            <w:r>
-              <w:lastRenderedPageBreak/>
-              <w:t>duplicidades y puntos críticos de la operación.</w:t>
+              <w:t>Representa gráficamente la secuencia de actividades de un proceso, facilitando la identificación de retrasos, duplicidades y puntos críticos de la operación.</w:t>
             </w:r>
           </w:p>
         </w:tc>
@@ -10176,7 +10642,6 @@
               <w:pStyle w:val="TextoTablas"/>
             </w:pPr>
             <w:r>
-              <w:lastRenderedPageBreak/>
               <w:t>Analizar el flujo logístico desde la recepción de la mercancía hasta su despacho.</w:t>
             </w:r>
           </w:p>
@@ -10202,6 +10667,7 @@
                 <w:b w:val="0"/>
                 <w:bCs w:val="0"/>
               </w:rPr>
+              <w:lastRenderedPageBreak/>
               <w:t>Matriz DOFA</w:t>
             </w:r>
           </w:p>
@@ -10349,19 +10815,6 @@
         <w:rPr>
           <w:lang w:val="es-419" w:eastAsia="es-CO"/>
         </w:rPr>
-        <w:t>Nota. SENA, (2026).</w:t>
-      </w:r>
-    </w:p>
-    <w:p>
-      <w:pPr>
-        <w:rPr>
-          <w:lang w:val="es-419" w:eastAsia="es-CO"/>
-        </w:rPr>
-      </w:pPr>
-      <w:r>
-        <w:rPr>
-          <w:lang w:val="es-419" w:eastAsia="es-CO"/>
-        </w:rPr>
         <w:t>El análisis permanente de la operación logística fortalece la eficiencia y continuidad de los procesos empresariales.</w:t>
       </w:r>
     </w:p>
@@ -10369,30 +10822,23 @@
       <w:pPr>
         <w:pStyle w:val="Ttulo2"/>
       </w:pPr>
-      <w:bookmarkStart w:id="18" w:name="_Toc239779520"/>
+      <w:bookmarkStart w:id="20" w:name="_Toc241518336"/>
       <w:r>
         <w:t>Planeación logística</w:t>
       </w:r>
-      <w:bookmarkEnd w:id="18"/>
-    </w:p>
-    <w:p>
-      <w:pPr>
-        <w:rPr>
-          <w:lang w:val="es-419" w:eastAsia="es-CO"/>
-        </w:rPr>
-      </w:pPr>
-      <w:r>
-        <w:rPr>
-          <w:lang w:val="es-419" w:eastAsia="es-CO"/>
-        </w:rPr>
-        <w:t xml:space="preserve">La planeación logística consiste en analizar, organizar y coordinar los recursos, las actividades y los procesos involucrados en el abastecimiento, almacenamiento, preparación de pedidos, transporte y distribución de mercancías, con el propósito de </w:t>
-      </w:r>
-      <w:r>
-        <w:rPr>
-          <w:lang w:val="es-419" w:eastAsia="es-CO"/>
-        </w:rPr>
-        <w:lastRenderedPageBreak/>
-        <w:t>garantizar operaciones eficientes, optimizar recursos y satisfacer los requerimientos del cliente. Los aspectos más importantes de la planeación logística son:</w:t>
+      <w:bookmarkEnd w:id="20"/>
+    </w:p>
+    <w:p>
+      <w:pPr>
+        <w:rPr>
+          <w:lang w:val="es-419" w:eastAsia="es-CO"/>
+        </w:rPr>
+      </w:pPr>
+      <w:r>
+        <w:rPr>
+          <w:lang w:val="es-419" w:eastAsia="es-CO"/>
+        </w:rPr>
+        <w:t>La planeación logística consiste en analizar, organizar y coordinar los recursos, las actividades y los procesos involucrados en el abastecimiento, almacenamiento, preparación de pedidos, transporte y distribución de mercancías, con el propósito de garantizar operaciones eficientes, optimizar recursos y satisfacer los requerimientos del cliente. Los aspectos más importantes de la planeación logística son:</w:t>
       </w:r>
     </w:p>
     <w:p>
@@ -10412,6 +10858,7 @@
           <w:bCs/>
           <w:lang w:val="es-419" w:eastAsia="es-CO"/>
         </w:rPr>
+        <w:lastRenderedPageBreak/>
         <w:t>Análisis de la demanda</w:t>
       </w:r>
       <w:r>
@@ -10493,7 +10940,33 @@
         <w:rPr>
           <w:lang w:val="es-419" w:eastAsia="es-CO"/>
         </w:rPr>
-        <w:t xml:space="preserve">Garantiza la disponibilidad de los productos mediante un control adecuado de las existencias, evitando faltantes o sobre inventarios. </w:t>
+        <w:t>Garantiza la disponibilidad de los productos mediante un control adecuado de las existencias, evitando faltantes o sobr</w:t>
+      </w:r>
+      <w:r>
+        <w:rPr>
+          <w:lang w:val="es-419" w:eastAsia="es-CO"/>
+        </w:rPr>
+        <w:t xml:space="preserve">antes </w:t>
+      </w:r>
+      <w:proofErr w:type="gramStart"/>
+      <w:r>
+        <w:rPr>
+          <w:lang w:val="es-419" w:eastAsia="es-CO"/>
+        </w:rPr>
+        <w:t xml:space="preserve">de </w:t>
+      </w:r>
+      <w:r>
+        <w:rPr>
+          <w:lang w:val="es-419" w:eastAsia="es-CO"/>
+        </w:rPr>
+        <w:t xml:space="preserve"> inventario</w:t>
+      </w:r>
+      <w:proofErr w:type="gramEnd"/>
+      <w:r>
+        <w:rPr>
+          <w:lang w:val="es-419" w:eastAsia="es-CO"/>
+        </w:rPr>
+        <w:t xml:space="preserve">. </w:t>
       </w:r>
     </w:p>
     <w:p>
@@ -10830,11 +11303,11 @@
       <w:pPr>
         <w:pStyle w:val="Ttulo2"/>
       </w:pPr>
-      <w:bookmarkStart w:id="19" w:name="_Toc239779521"/>
+      <w:bookmarkStart w:id="21" w:name="_Toc241518337"/>
       <w:r>
         <w:t>Indicadores KPI</w:t>
       </w:r>
-      <w:bookmarkEnd w:id="19"/>
+      <w:bookmarkEnd w:id="21"/>
     </w:p>
     <w:p>
       <w:pPr>
@@ -11197,12 +11670,12 @@
       <w:pPr>
         <w:pStyle w:val="Ttulo2"/>
       </w:pPr>
-      <w:bookmarkStart w:id="20" w:name="_Toc239779522"/>
+      <w:bookmarkStart w:id="22" w:name="_Toc241518338"/>
       <w:r>
         <w:lastRenderedPageBreak/>
         <w:t>Trazabilidad y gestión de la información</w:t>
       </w:r>
-      <w:bookmarkEnd w:id="20"/>
+      <w:bookmarkEnd w:id="22"/>
     </w:p>
     <w:p>
       <w:pPr>
@@ -11860,7 +12333,19 @@
         <w:rPr>
           <w:lang w:val="es-419" w:eastAsia="es-CO"/>
         </w:rPr>
-        <w:t>A continuación, se invita al siguiente video para fortalecer los conocimientos relacionados con planeación y control logístico:</w:t>
+        <w:t xml:space="preserve">A continuación, se invita </w:t>
+      </w:r>
+      <w:r>
+        <w:rPr>
+          <w:lang w:val="es-419" w:eastAsia="es-CO"/>
+        </w:rPr>
+        <w:t xml:space="preserve">a consultar el </w:t>
+      </w:r>
+      <w:r>
+        <w:rPr>
+          <w:lang w:val="es-419" w:eastAsia="es-CO"/>
+        </w:rPr>
+        <w:t>siguiente video para fortalecer los conocimientos relacionados con planeación y control logístico:</w:t>
       </w:r>
       <w:r>
         <w:rPr>
@@ -11868,7 +12353,19 @@
         </w:rPr>
         <w:t xml:space="preserve"> </w:t>
       </w:r>
-      <w:hyperlink r:id="rId22" w:history="1">
+      <w:r>
+        <w:rPr>
+          <w:lang w:val="es-419" w:eastAsia="es-CO"/>
+        </w:rPr>
+        <w:t>Dar clic en el enlace dispuesto para acceder al recurso.</w:t>
+      </w:r>
+      <w:r>
+        <w:rPr>
+          <w:lang w:val="es-419" w:eastAsia="es-CO"/>
+        </w:rPr>
+        <w:t xml:space="preserve"> </w:t>
+      </w:r>
+      <w:hyperlink r:id="rId20" w:history="1">
         <w:r>
           <w:rPr>
             <w:rStyle w:val="Hipervnculo"/>
@@ -11925,7 +12422,43 @@
         <w:rPr>
           <w:lang w:val="es-419" w:eastAsia="es-CO"/>
         </w:rPr>
-        <w:t>Se invita al aprendiz a profundizar en indicadores de la gestión logística KPI. Los indicadores claves del desempeño logístico, tal como se muestra en el siguiente libro (páginas 25-79).</w:t>
+        <w:t xml:space="preserve">Se invita al aprendiz a profundizar en indicadores de la gestión logística </w:t>
+      </w:r>
+      <w:r>
+        <w:rPr>
+          <w:lang w:val="es-419" w:eastAsia="es-CO"/>
+        </w:rPr>
+        <w:t>(</w:t>
+      </w:r>
+      <w:r>
+        <w:rPr>
+          <w:lang w:val="es-419" w:eastAsia="es-CO"/>
+        </w:rPr>
+        <w:t>KPI</w:t>
+      </w:r>
+      <w:r>
+        <w:rPr>
+          <w:lang w:val="es-419" w:eastAsia="es-CO"/>
+        </w:rPr>
+        <w:t>)</w:t>
+      </w:r>
+      <w:r>
+        <w:rPr>
+          <w:lang w:val="es-419" w:eastAsia="es-CO"/>
+        </w:rPr>
+        <w:t xml:space="preserve">. Los indicadores claves del desempeño logístico, tal como se </w:t>
+      </w:r>
+      <w:r>
+        <w:rPr>
+          <w:lang w:val="es-419" w:eastAsia="es-CO"/>
+        </w:rPr>
+        <w:t>presenta</w:t>
+      </w:r>
+      <w:r>
+        <w:rPr>
+          <w:lang w:val="es-419" w:eastAsia="es-CO"/>
+        </w:rPr>
+        <w:t xml:space="preserve"> en el siguiente libro (páginas 25-79).</w:t>
       </w:r>
       <w:r>
         <w:rPr>
@@ -11933,7 +12466,19 @@
         </w:rPr>
         <w:t xml:space="preserve"> </w:t>
       </w:r>
-      <w:hyperlink r:id="rId23" w:history="1">
+      <w:r>
+        <w:rPr>
+          <w:lang w:val="es-419" w:eastAsia="es-CO"/>
+        </w:rPr>
+        <w:t>Dar clic en el enlace dispuesto para acceder al recurso.</w:t>
+      </w:r>
+      <w:r>
+        <w:rPr>
+          <w:lang w:val="es-419" w:eastAsia="es-CO"/>
+        </w:rPr>
+        <w:t xml:space="preserve"> </w:t>
+      </w:r>
+      <w:hyperlink r:id="rId21" w:history="1">
         <w:r>
           <w:rPr>
             <w:rStyle w:val="Hipervnculo"/>
@@ -11953,7 +12498,19 @@
         <w:rPr>
           <w:lang w:val="es-419" w:eastAsia="es-CO"/>
         </w:rPr>
-        <w:t>A continuación, se invita a ir al siguiente p</w:t>
+        <w:t xml:space="preserve">A continuación, se invita a </w:t>
+      </w:r>
+      <w:r>
+        <w:rPr>
+          <w:lang w:val="es-419" w:eastAsia="es-CO"/>
+        </w:rPr>
+        <w:t>consultar el</w:t>
+      </w:r>
+      <w:r>
+        <w:rPr>
+          <w:lang w:val="es-419" w:eastAsia="es-CO"/>
+        </w:rPr>
+        <w:t xml:space="preserve"> siguiente p</w:t>
       </w:r>
       <w:r>
         <w:rPr>
@@ -12037,7 +12594,13 @@
               <w:t>Mujer:</w:t>
             </w:r>
             <w:r>
-              <w:t xml:space="preserve"> En el comercio electrónico, cada pedido deja un rastro de información: cuánto tardó en salir, cuándo fue entregado, qué pasó con el inventario y dónde pudo presentarse un retraso.</w:t>
+              <w:t xml:space="preserve"> </w:t>
+            </w:r>
+            <w:r>
+              <w:t>e</w:t>
+            </w:r>
+            <w:r>
+              <w:t>n el comercio electrónico, cada pedido deja un rastro de información: cuánto tardó en salir, cuándo fue entregado, qué pasó con el inventario y dónde pudo presentarse un retraso.</w:t>
             </w:r>
           </w:p>
           <w:p>
@@ -12049,7 +12612,13 @@
               <w:t>Hombre:</w:t>
             </w:r>
             <w:r>
-              <w:t xml:space="preserve"> Todos esos datos permiten saber cómo está funcionando la operación. También ayudan a encontrar dónde se está demorando y qué puede mejorarse.</w:t>
+              <w:t xml:space="preserve"> </w:t>
+            </w:r>
+            <w:r>
+              <w:t>t</w:t>
+            </w:r>
+            <w:r>
+              <w:t>odos esos datos permiten saber cómo está funcionando la operación. También ayudan a encontrar dónde se está demorando y qué puede mejorarse.</w:t>
             </w:r>
           </w:p>
           <w:p>
@@ -12069,7 +12638,13 @@
               <w:t>:</w:t>
             </w:r>
             <w:r>
-              <w:t xml:space="preserve"> El control logístico ayuda a entender qué está pasando, medir los resultados y tomar decisiones con información.</w:t>
+              <w:t xml:space="preserve"> </w:t>
+            </w:r>
+            <w:r>
+              <w:t>e</w:t>
+            </w:r>
+            <w:r>
+              <w:t>l control logístico ayuda a entender qué está pasando, medir los resultados y tomar decisiones con información.</w:t>
             </w:r>
           </w:p>
           <w:p>
@@ -12081,7 +12656,13 @@
               <w:t>Hombre:</w:t>
             </w:r>
             <w:r>
-              <w:t xml:space="preserve"> Cuando la operación presenta un problema, lo primero es encontrar dónde está. Puede estar en el inventario, en la preparación del pedido, en el transporte o en la entrega.</w:t>
+              <w:t xml:space="preserve"> </w:t>
+            </w:r>
+            <w:r>
+              <w:t>c</w:t>
+            </w:r>
+            <w:r>
+              <w:t>uando la operación presenta un problema, lo primero es encontrar dónde está. Puede estar en el inventario, en la preparación del pedido, en el transporte o en la entrega.</w:t>
             </w:r>
           </w:p>
           <w:p>
@@ -12102,7 +12683,13 @@
               <w:t>:</w:t>
             </w:r>
             <w:r>
-              <w:t xml:space="preserve"> Para eso sirven las herramientas de diagnóstico. Una lista de verificación, un diagrama de flujo o un análisis DOFA permiten revisar el proceso y encontrar dónde hace falta mejorar.</w:t>
+              <w:t xml:space="preserve"> </w:t>
+            </w:r>
+            <w:r>
+              <w:t>p</w:t>
+            </w:r>
+            <w:r>
+              <w:t>ara eso sirven las herramientas de diagnóstico. Una lista de verificación, un diagrama de flujo o un análisis DOFA permiten revisar el proceso y encontrar dónde hace falta mejorar.</w:t>
             </w:r>
           </w:p>
           <w:p>
@@ -12114,7 +12701,13 @@
               <w:t>Hombre</w:t>
             </w:r>
             <w:r>
-              <w:t>: En operaciones grandes, este seguimiento puede ser permanente. Empresas como Mercado Libre utilizan sistemas de monitoreo para controlar inventarios y mantener disponibles los productos en sus centros de distribución.</w:t>
+              <w:t xml:space="preserve">: </w:t>
+            </w:r>
+            <w:r>
+              <w:t>e</w:t>
+            </w:r>
+            <w:r>
+              <w:t>n operaciones grandes, este seguimiento puede ser permanente. Empresas como Mercado Libre utilizan sistemas de monitoreo para controlar inventarios y mantener disponibles los productos en sus centros de distribución.</w:t>
             </w:r>
           </w:p>
           <w:p>
@@ -12126,7 +12719,13 @@
               <w:t>Mujer</w:t>
             </w:r>
             <w:r>
-              <w:t>: Una vez identificado el problema, viene la planeación. Hay que organizar los recursos, definir las rutas de distribución y calcular los tiempos de entrega.</w:t>
+              <w:t xml:space="preserve">: </w:t>
+            </w:r>
+            <w:r>
+              <w:t>u</w:t>
+            </w:r>
+            <w:r>
+              <w:t>na vez identificado el problema, viene la planeación. Hay que organizar los recursos, definir las rutas de distribución y calcular los tiempos de entrega.</w:t>
             </w:r>
           </w:p>
           <w:p>
@@ -12138,7 +12737,13 @@
               <w:t>Hombre</w:t>
             </w:r>
             <w:r>
-              <w:t>: En un emprendimiento que empieza a vender por internet, tener claros esos procesos ayuda a evitar improvisaciones. Con el crecimiento llegan más pedidos y también más cosas por controlar.</w:t>
+              <w:t xml:space="preserve">: </w:t>
+            </w:r>
+            <w:r>
+              <w:t>e</w:t>
+            </w:r>
+            <w:r>
+              <w:t>n un emprendimiento que empieza a vender por internet, tener claros esos procesos ayuda a evitar improvisaciones. Con el crecimiento llegan más pedidos y también más cosas por controlar.</w:t>
             </w:r>
           </w:p>
           <w:p>
@@ -12150,7 +12755,13 @@
               <w:t>Mujer</w:t>
             </w:r>
             <w:r>
-              <w:t>: A medida que la empresa crece, los datos y la automatización empiezan a tener más peso en el control de la operación.</w:t>
+              <w:t xml:space="preserve">: </w:t>
+            </w:r>
+            <w:r>
+              <w:t>a</w:t>
+            </w:r>
+            <w:r>
+              <w:t xml:space="preserve"> medida que la empresa crece, los datos y la automatización empiezan a tener más peso en el control de la operación.</w:t>
             </w:r>
           </w:p>
           <w:p>
@@ -12162,7 +12773,13 @@
               <w:t>Hombre</w:t>
             </w:r>
             <w:r>
-              <w:t>: Los KPI permiten medir si todo ese esfuerzo está dando resultado y muestran cómo se está comportando la operación.</w:t>
+              <w:t xml:space="preserve">: </w:t>
+            </w:r>
+            <w:r>
+              <w:t>l</w:t>
+            </w:r>
+            <w:r>
+              <w:t>os KPI permiten medir si todo ese esfuerzo está dando resultado y muestran cómo se está comportando la operación.</w:t>
             </w:r>
           </w:p>
           <w:p>
@@ -12174,7 +12791,13 @@
               <w:t>Mujer:</w:t>
             </w:r>
             <w:r>
-              <w:t xml:space="preserve"> Se pueden medir los tiempos de entrega, el cumplimiento de los pedidos, la rotación del inventario o las devoluciones. Cada indicador muestra una parte de la operación.</w:t>
+              <w:t xml:space="preserve"> </w:t>
+            </w:r>
+            <w:r>
+              <w:t>s</w:t>
+            </w:r>
+            <w:r>
+              <w:t>e pueden medir los tiempos de entrega, el cumplimiento de los pedidos, la rotación del inventario o las devoluciones. Cada indicador muestra una parte de la operación.</w:t>
             </w:r>
           </w:p>
           <w:p>
@@ -12187,7 +12810,13 @@
               <w:t>Hombre</w:t>
             </w:r>
             <w:r>
-              <w:t>: En empresas como Amazon, estos datos pueden monitorearse en tiempo real para seguir la productividad y actuar rápidamente cuando aparece alguna falla.</w:t>
+              <w:t xml:space="preserve">: </w:t>
+            </w:r>
+            <w:r>
+              <w:t>e</w:t>
+            </w:r>
+            <w:r>
+              <w:t>n empresas como Amazon, estos datos pueden monitorearse en tiempo real para seguir la productividad y actuar rápidamente cuando aparece alguna falla.</w:t>
             </w:r>
           </w:p>
           <w:p>
@@ -12199,7 +12828,13 @@
               <w:t>Mujer:</w:t>
             </w:r>
             <w:r>
-              <w:t xml:space="preserve"> La trazabilidad y la gestión de información permiten seguir el recorrido de un producto desde que sale del almacén hasta que se entrega. Con esa información, el cliente puede consultar dónde está su pedido durante el recorrido.</w:t>
+              <w:t xml:space="preserve"> </w:t>
+            </w:r>
+            <w:r>
+              <w:t>l</w:t>
+            </w:r>
+            <w:r>
+              <w:t>a trazabilidad y la gestión de información permiten seguir el recorrido de un producto desde que sale del almacén hasta que se entrega. Con esa información, el cliente puede consultar dónde está su pedido durante el recorrido.</w:t>
             </w:r>
           </w:p>
           <w:p>
@@ -12211,7 +12846,13 @@
               <w:t>Hombre:</w:t>
             </w:r>
             <w:r>
-              <w:t xml:space="preserve"> Para hacerlo, las empresas utilizan plataformas tecnológicas, códigos de barras y sistemas de rastreo que actualizan la información durante el recorrido.</w:t>
+              <w:t xml:space="preserve"> </w:t>
+            </w:r>
+            <w:r>
+              <w:t>p</w:t>
+            </w:r>
+            <w:r>
+              <w:t>ara hacerlo, las empresas utilizan plataformas tecnológicas, códigos de barras y sistemas de rastreo que actualizan la información durante el recorrido.</w:t>
             </w:r>
           </w:p>
           <w:p>
@@ -12223,7 +12864,13 @@
               <w:t>Mujer</w:t>
             </w:r>
             <w:r>
-              <w:t xml:space="preserve">: Esa información también conecta a las áreas comerciales, logísticas y de servicio al cliente, porque todos pueden saber qué está pasando con el pedido. </w:t>
+              <w:t xml:space="preserve">: </w:t>
+            </w:r>
+            <w:r>
+              <w:t>e</w:t>
+            </w:r>
+            <w:r>
+              <w:t xml:space="preserve">sa información también conecta a las áreas comerciales, logísticas y de servicio al cliente, porque todos pueden saber qué está pasando con el pedido. </w:t>
             </w:r>
           </w:p>
           <w:p>
@@ -12235,7 +12882,13 @@
               <w:t>Hombre</w:t>
             </w:r>
             <w:r>
-              <w:t>: Desde un emprendimiento que apenas comienza hasta una gran organización, la capacidad de gestionar la información, controlar los procesos y responder a tiempo puede marcar la diferencia en el comercio electrónico.</w:t>
+              <w:t xml:space="preserve">: </w:t>
+            </w:r>
+            <w:r>
+              <w:t>d</w:t>
+            </w:r>
+            <w:r>
+              <w:t>esde un emprendimiento que apenas comienza hasta una gran organización, la capacidad de gestionar la información, controlar los procesos y responder a tiempo puede marcar la diferencia en el comercio electrónico.</w:t>
             </w:r>
           </w:p>
           <w:p>
@@ -12247,7 +12900,13 @@
               <w:t>Mujer:</w:t>
             </w:r>
             <w:r>
-              <w:t xml:space="preserve"> Porque detrás de cada pedido hay una operación entera moviéndose. Y para que funcione, hay que saber qué está pasando, tener los procesos bajo control y estar atentos a reaccionar cuando algo cambia.</w:t>
+              <w:t xml:space="preserve"> </w:t>
+            </w:r>
+            <w:r>
+              <w:t>p</w:t>
+            </w:r>
+            <w:r>
+              <w:t>orque detrás de cada pedido hay una operación entera moviéndose. Y para que funcione, hay que saber qué está pasando, tener los procesos bajo control y estar atentos a reaccionar cuando algo cambia.</w:t>
             </w:r>
           </w:p>
         </w:tc>
@@ -12287,12 +12946,12 @@
       <w:pPr>
         <w:pStyle w:val="Ttulo1"/>
       </w:pPr>
-      <w:bookmarkStart w:id="21" w:name="_Toc239779523"/>
+      <w:bookmarkStart w:id="23" w:name="_Toc241518339"/>
       <w:r>
         <w:lastRenderedPageBreak/>
         <w:t>Logística inversa y bioseguridad</w:t>
       </w:r>
-      <w:bookmarkEnd w:id="21"/>
+      <w:bookmarkEnd w:id="23"/>
     </w:p>
     <w:p>
       <w:pPr>
@@ -12349,11 +13008,11 @@
       <w:pPr>
         <w:pStyle w:val="Ttulo2"/>
       </w:pPr>
-      <w:bookmarkStart w:id="22" w:name="_Toc239779524"/>
+      <w:bookmarkStart w:id="24" w:name="_Toc241518340"/>
       <w:r>
         <w:t>Logística inversa</w:t>
       </w:r>
-      <w:bookmarkEnd w:id="22"/>
+      <w:bookmarkEnd w:id="24"/>
     </w:p>
     <w:p>
       <w:pPr>
@@ -12705,23 +13364,35 @@
       <w:pPr>
         <w:pStyle w:val="Ttulo2"/>
       </w:pPr>
-      <w:bookmarkStart w:id="23" w:name="_Toc239779525"/>
+      <w:bookmarkStart w:id="25" w:name="_Toc241518341"/>
       <w:r>
         <w:t>Técnicas y procedimientos</w:t>
       </w:r>
-      <w:bookmarkEnd w:id="23"/>
-    </w:p>
-    <w:p>
-      <w:pPr>
-        <w:rPr>
-          <w:lang w:val="es-419" w:eastAsia="es-CO"/>
-        </w:rPr>
-      </w:pPr>
-      <w:r>
-        <w:rPr>
-          <w:lang w:val="es-419" w:eastAsia="es-CO"/>
-        </w:rPr>
-        <w:t>Las técnicas de logística inversa incluyen los métodos utilizados para gestionar el retorno y aprovechamiento de los productos. Estas actividades permiten determinar si la mercancía puede reintegrarse al inventario o requiere eliminación. Las técnicas son las siguientes:</w:t>
+      <w:bookmarkEnd w:id="25"/>
+    </w:p>
+    <w:p>
+      <w:pPr>
+        <w:rPr>
+          <w:lang w:val="es-419" w:eastAsia="es-CO"/>
+        </w:rPr>
+      </w:pPr>
+      <w:r>
+        <w:rPr>
+          <w:lang w:val="es-419" w:eastAsia="es-CO"/>
+        </w:rPr>
+        <w:t xml:space="preserve">Las técnicas de logística inversa incluyen los métodos utilizados para gestionar el retorno y aprovechamiento de los productos. Estas actividades permiten determinar si la mercancía puede reintegrarse al inventario o requiere </w:t>
+      </w:r>
+      <w:r>
+        <w:rPr>
+          <w:lang w:val="es-419" w:eastAsia="es-CO"/>
+        </w:rPr>
+        <w:t>ser eliminada</w:t>
+      </w:r>
+      <w:r>
+        <w:rPr>
+          <w:lang w:val="es-419" w:eastAsia="es-CO"/>
+        </w:rPr>
+        <w:t>. Las técnicas son las siguientes:</w:t>
       </w:r>
     </w:p>
     <w:p>
@@ -12766,7 +13437,7 @@
                     <pic:cNvPicPr/>
                   </pic:nvPicPr>
                   <pic:blipFill>
-                    <a:blip r:embed="rId24">
+                    <a:blip r:embed="rId22">
                       <a:extLst>
                         <a:ext uri="{28A0092B-C50C-407E-A947-70E740481C1C}">
                           <a14:useLocalDpi xmlns:a14="http://schemas.microsoft.com/office/drawing/2010/main" val="0"/>
@@ -12795,20 +13466,6 @@
     </w:p>
     <w:p>
       <w:pPr>
-        <w:ind w:left="707"/>
-        <w:rPr>
-          <w:lang w:val="es-419" w:eastAsia="es-CO"/>
-        </w:rPr>
-      </w:pPr>
-      <w:r>
-        <w:rPr>
-          <w:lang w:val="es-419" w:eastAsia="es-CO"/>
-        </w:rPr>
-        <w:t>Nota. SENA, (2026).</w:t>
-      </w:r>
-    </w:p>
-    <w:p>
-      <w:pPr>
         <w:rPr>
           <w:lang w:val="es-419" w:eastAsia="es-CO"/>
         </w:rPr>
@@ -13023,11 +13680,11 @@
       <w:pPr>
         <w:pStyle w:val="Ttulo2"/>
       </w:pPr>
-      <w:bookmarkStart w:id="24" w:name="_Toc239779526"/>
+      <w:bookmarkStart w:id="26" w:name="_Toc241518342"/>
       <w:r>
         <w:t>Normativas y políticas</w:t>
       </w:r>
-      <w:bookmarkEnd w:id="24"/>
+      <w:bookmarkEnd w:id="26"/>
       <w:r>
         <w:t xml:space="preserve"> </w:t>
       </w:r>
@@ -13390,7 +14047,6 @@
                 <w:rFonts w:asciiTheme="minorHAnsi" w:hAnsiTheme="minorHAnsi" w:cstheme="minorHAnsi"/>
                 <w:szCs w:val="24"/>
               </w:rPr>
-              <w:lastRenderedPageBreak/>
               <w:t>Política de procedimientos internos</w:t>
             </w:r>
           </w:p>
@@ -13425,50 +14081,13 @@
     </w:tbl>
     <w:p>
       <w:pPr>
-        <w:rPr>
-          <w:lang w:val="es-419" w:eastAsia="es-CO"/>
-        </w:rPr>
-      </w:pPr>
-      <w:r>
-        <w:rPr>
-          <w:lang w:val="es-419" w:eastAsia="es-CO"/>
-        </w:rPr>
-        <w:t xml:space="preserve">Nota. SENA, </w:t>
-      </w:r>
-      <w:r>
-        <w:rPr>
-          <w:lang w:val="es-419" w:eastAsia="es-CO"/>
-        </w:rPr>
-        <w:t>(</w:t>
-      </w:r>
-      <w:r>
-        <w:rPr>
-          <w:lang w:val="es-419" w:eastAsia="es-CO"/>
-        </w:rPr>
-        <w:t>2026</w:t>
-      </w:r>
-      <w:r>
-        <w:rPr>
-          <w:lang w:val="es-419" w:eastAsia="es-CO"/>
-        </w:rPr>
-        <w:t>)</w:t>
-      </w:r>
-      <w:r>
-        <w:rPr>
-          <w:lang w:val="es-419" w:eastAsia="es-CO"/>
-        </w:rPr>
-        <w:t>.</w:t>
-      </w:r>
-    </w:p>
-    <w:p>
-      <w:pPr>
         <w:pStyle w:val="Ttulo2"/>
       </w:pPr>
-      <w:bookmarkStart w:id="25" w:name="_Toc239779527"/>
+      <w:bookmarkStart w:id="27" w:name="_Toc241518343"/>
       <w:r>
         <w:t>Bioseguridad y protocolos logísticos</w:t>
       </w:r>
-      <w:bookmarkEnd w:id="25"/>
+      <w:bookmarkEnd w:id="27"/>
     </w:p>
     <w:p>
       <w:pPr>
@@ -13741,16 +14360,47 @@
         <w:rPr>
           <w:lang w:val="es-419" w:eastAsia="es-CO"/>
         </w:rPr>
-        <w:t>A continuación, se invita al siguiente video para fortalecer los conocimientos relacionados con logística inversa y bioseguridad:</w:t>
-      </w:r>
-    </w:p>
-    <w:p>
-      <w:pPr>
-        <w:rPr>
-          <w:lang w:val="es-419" w:eastAsia="es-CO"/>
-        </w:rPr>
-      </w:pPr>
-      <w:hyperlink r:id="rId25" w:history="1">
+        <w:t xml:space="preserve">A continuación, se invita </w:t>
+      </w:r>
+      <w:r>
+        <w:rPr>
+          <w:lang w:val="es-419" w:eastAsia="es-CO"/>
+        </w:rPr>
+        <w:t>a consultar e</w:t>
+      </w:r>
+      <w:r>
+        <w:rPr>
+          <w:lang w:val="es-419" w:eastAsia="es-CO"/>
+        </w:rPr>
+        <w:t>l siguiente video para fortalecer los conocimientos relacionados con logística inversa y bioseguridad:</w:t>
+      </w:r>
+      <w:r>
+        <w:rPr>
+          <w:lang w:val="es-419" w:eastAsia="es-CO"/>
+        </w:rPr>
+        <w:t xml:space="preserve"> </w:t>
+      </w:r>
+    </w:p>
+    <w:p>
+      <w:pPr>
+        <w:rPr>
+          <w:lang w:val="es-419" w:eastAsia="es-CO"/>
+        </w:rPr>
+      </w:pPr>
+      <w:r>
+        <w:rPr>
+          <w:lang w:val="es-419" w:eastAsia="es-CO"/>
+        </w:rPr>
+        <w:t>Dar clic en el enlace dispuesto para acceder al recurso.</w:t>
+      </w:r>
+    </w:p>
+    <w:p>
+      <w:pPr>
+        <w:rPr>
+          <w:lang w:val="es-419" w:eastAsia="es-CO"/>
+        </w:rPr>
+      </w:pPr>
+      <w:hyperlink r:id="rId23" w:history="1">
         <w:r>
           <w:rPr>
             <w:rStyle w:val="Hipervnculo"/>
@@ -13774,7 +14424,6 @@
           <w:bCs/>
           <w:lang w:val="es-419" w:eastAsia="es-CO"/>
         </w:rPr>
-        <w:lastRenderedPageBreak/>
         <w:t>Libro blanco de logística para comercio electrónico</w:t>
       </w:r>
     </w:p>
@@ -13821,7 +14470,20 @@
           <w:lang w:val="es-419" w:eastAsia="es-CO"/>
         </w:rPr>
       </w:pPr>
-      <w:hyperlink r:id="rId26" w:history="1">
+      <w:r>
+        <w:rPr>
+          <w:lang w:val="es-419" w:eastAsia="es-CO"/>
+        </w:rPr>
+        <w:t>Dar clic en el enlace dispuesto para acceder al recurso.</w:t>
+      </w:r>
+    </w:p>
+    <w:p>
+      <w:pPr>
+        <w:rPr>
+          <w:lang w:val="es-419" w:eastAsia="es-CO"/>
+        </w:rPr>
+      </w:pPr>
+      <w:hyperlink r:id="rId24" w:history="1">
         <w:r>
           <w:rPr>
             <w:rStyle w:val="Hipervnculo"/>
@@ -13850,12 +14512,12 @@
       <w:pPr>
         <w:pStyle w:val="Ttulo1"/>
       </w:pPr>
-      <w:bookmarkStart w:id="26" w:name="_Toc239779528"/>
+      <w:bookmarkStart w:id="28" w:name="_Toc241518344"/>
       <w:r>
         <w:lastRenderedPageBreak/>
         <w:t>Soporte tecnológico y cumplimiento normativo</w:t>
       </w:r>
-      <w:bookmarkEnd w:id="26"/>
+      <w:bookmarkEnd w:id="28"/>
       <w:r>
         <w:t xml:space="preserve"> </w:t>
       </w:r>
@@ -13902,11 +14564,11 @@
       <w:pPr>
         <w:pStyle w:val="Ttulo2"/>
       </w:pPr>
-      <w:bookmarkStart w:id="27" w:name="_Toc239779529"/>
+      <w:bookmarkStart w:id="29" w:name="_Toc241518345"/>
       <w:r>
         <w:t>Herramientas tecnológicas aplicadas a la logística</w:t>
       </w:r>
-      <w:bookmarkEnd w:id="27"/>
+      <w:bookmarkEnd w:id="29"/>
     </w:p>
     <w:p>
       <w:pPr>
@@ -14063,7 +14725,23 @@
           <w:bCs/>
           <w:lang w:val="es-419" w:eastAsia="es-CO"/>
         </w:rPr>
-        <w:t>Tecnologías de identificación (Código de barras y QR)</w:t>
+        <w:t xml:space="preserve">Tecnologías de identificación (Código de barras y </w:t>
+      </w:r>
+      <w:r>
+        <w:rPr>
+          <w:b/>
+          <w:bCs/>
+          <w:lang w:val="es-419" w:eastAsia="es-CO"/>
+        </w:rPr>
+        <w:t xml:space="preserve">códigos </w:t>
+      </w:r>
+      <w:r>
+        <w:rPr>
+          <w:b/>
+          <w:bCs/>
+          <w:lang w:val="es-419" w:eastAsia="es-CO"/>
+        </w:rPr>
+        <w:t>QR)</w:t>
       </w:r>
       <w:r>
         <w:rPr>
@@ -14209,11 +14887,11 @@
       <w:pPr>
         <w:pStyle w:val="Ttulo2"/>
       </w:pPr>
-      <w:bookmarkStart w:id="28" w:name="_Toc239779530"/>
+      <w:bookmarkStart w:id="30" w:name="_Toc241518346"/>
       <w:r>
         <w:t>Gestión documental y control de procesos</w:t>
       </w:r>
-      <w:bookmarkEnd w:id="28"/>
+      <w:bookmarkEnd w:id="30"/>
       <w:r>
         <w:t xml:space="preserve"> </w:t>
       </w:r>
@@ -14669,19 +15347,6 @@
         <w:rPr>
           <w:lang w:val="es-419" w:eastAsia="es-CO"/>
         </w:rPr>
-        <w:t>Nota. SENA, (2026).</w:t>
-      </w:r>
-    </w:p>
-    <w:p>
-      <w:pPr>
-        <w:rPr>
-          <w:lang w:val="es-419" w:eastAsia="es-CO"/>
-        </w:rPr>
-      </w:pPr>
-      <w:r>
-        <w:rPr>
-          <w:lang w:val="es-419" w:eastAsia="es-CO"/>
-        </w:rPr>
         <w:lastRenderedPageBreak/>
         <w:t>El control de procesos permite supervisar cumplimiento de actividades logísticas y detectar fallas operativas. Las organizaciones implementan sistemas digitales para garantizar disponibilidad y seguridad de la información.</w:t>
       </w:r>
@@ -14690,11 +15355,11 @@
       <w:pPr>
         <w:pStyle w:val="Ttulo2"/>
       </w:pPr>
-      <w:bookmarkStart w:id="29" w:name="_Toc239779531"/>
+      <w:bookmarkStart w:id="31" w:name="_Toc241518347"/>
       <w:r>
         <w:t>Seguridad de la información</w:t>
       </w:r>
-      <w:bookmarkEnd w:id="29"/>
+      <w:bookmarkEnd w:id="31"/>
       <w:r>
         <w:t xml:space="preserve">   </w:t>
       </w:r>
@@ -14734,18 +15399,18 @@
         <w:rPr>
           <w:lang w:val="es-419" w:eastAsia="es-CO"/>
         </w:rPr>
-        <w:t xml:space="preserve">El fortalecimiento de la seguridad informática permite reducir riesgos y garantizar confiabilidad en las operaciones comerciales. Empresas como Servientrega, Amazon, Shopify, implementan políticas de seguridad de la información para la protección de los datos de sus clientes.    </w:t>
+        <w:t xml:space="preserve">El fortalecimiento de la seguridad informática permite reducir riesgos y garantizar confiabilidad en las operaciones comerciales. Empresas como Servientrega, Amazon, Shopify implementan políticas de seguridad de la información para la protección de los datos de sus clientes.    </w:t>
       </w:r>
     </w:p>
     <w:p>
       <w:pPr>
         <w:pStyle w:val="Ttulo2"/>
       </w:pPr>
-      <w:bookmarkStart w:id="30" w:name="_Toc239779532"/>
+      <w:bookmarkStart w:id="32" w:name="_Toc241518348"/>
       <w:r>
         <w:t>Cumplimiento normativo en operaciones logísticas</w:t>
       </w:r>
-      <w:bookmarkEnd w:id="30"/>
+      <w:bookmarkEnd w:id="32"/>
       <w:r>
         <w:t xml:space="preserve">   </w:t>
       </w:r>
@@ -14797,7 +15462,19 @@
         <w:rPr>
           <w:lang w:val="es-419" w:eastAsia="es-CO"/>
         </w:rPr>
-        <w:t>Cumplir leyes y normas aplicables para operar de forma legal, segura y responsable.</w:t>
+        <w:t xml:space="preserve">Cumplir </w:t>
+      </w:r>
+      <w:r>
+        <w:rPr>
+          <w:lang w:val="es-419" w:eastAsia="es-CO"/>
+        </w:rPr>
+        <w:t xml:space="preserve">las </w:t>
+      </w:r>
+      <w:r>
+        <w:rPr>
+          <w:lang w:val="es-419" w:eastAsia="es-CO"/>
+        </w:rPr>
+        <w:t>leyes y normas aplicables para operar de forma legal, segura y responsable.</w:t>
       </w:r>
     </w:p>
     <w:p>
@@ -14833,7 +15510,7 @@
         <w:rPr>
           <w:lang w:val="es-419" w:eastAsia="es-CO"/>
         </w:rPr>
-        <w:t>Organizar, registrar y conservar documentos claves para garantizar trazabilidad y respaldo de las operaciones.</w:t>
+        <w:t>Organizar, registrar y conservar documentos clave para garantizar trazabilidad y respaldo de las operaciones.</w:t>
       </w:r>
     </w:p>
     <w:p>
@@ -15075,11 +15752,36 @@
         <w:rPr>
           <w:lang w:val="es-419" w:eastAsia="es-CO"/>
         </w:rPr>
-        <w:t>A continuación, se invita al siguiente video para fortalecer los conocimientos relacionados con soporte tecnológico y cumplimiento normativo:</w:t>
-      </w:r>
-    </w:p>
-    <w:p>
-      <w:hyperlink r:id="rId27" w:history="1">
+        <w:t xml:space="preserve">A continuación, se invita </w:t>
+      </w:r>
+      <w:r>
+        <w:rPr>
+          <w:lang w:val="es-419" w:eastAsia="es-CO"/>
+        </w:rPr>
+        <w:t>a consultar e</w:t>
+      </w:r>
+      <w:r>
+        <w:rPr>
+          <w:lang w:val="es-419" w:eastAsia="es-CO"/>
+        </w:rPr>
+        <w:t>l siguiente video para fortalecer los conocimientos relacionados con soporte tecnológico y cumplimiento normativo:</w:t>
+      </w:r>
+    </w:p>
+    <w:p>
+      <w:pPr>
+        <w:rPr>
+          <w:lang w:val="es-419" w:eastAsia="es-CO"/>
+        </w:rPr>
+      </w:pPr>
+      <w:r>
+        <w:rPr>
+          <w:lang w:val="es-419" w:eastAsia="es-CO"/>
+        </w:rPr>
+        <w:t>Dar clic en el enlace dispuesto para acceder al recurso.</w:t>
+      </w:r>
+    </w:p>
+    <w:p>
+      <w:hyperlink r:id="rId25" w:history="1">
         <w:r>
           <w:rPr>
             <w:rStyle w:val="Hipervnculo"/>
@@ -15149,7 +15851,20 @@
           <w:lang w:val="es-419" w:eastAsia="es-CO"/>
         </w:rPr>
       </w:pPr>
-      <w:hyperlink r:id="rId28" w:history="1">
+      <w:r>
+        <w:rPr>
+          <w:lang w:val="es-419" w:eastAsia="es-CO"/>
+        </w:rPr>
+        <w:t>Dar clic en el enlace dispuesto para acceder al recurso.</w:t>
+      </w:r>
+    </w:p>
+    <w:p>
+      <w:pPr>
+        <w:rPr>
+          <w:lang w:val="es-419" w:eastAsia="es-CO"/>
+        </w:rPr>
+      </w:pPr>
+      <w:hyperlink r:id="rId26" w:history="1">
         <w:r>
           <w:rPr>
             <w:rStyle w:val="Hipervnculo"/>
@@ -15174,12 +15889,12 @@
           <w:u w:val="single"/>
         </w:rPr>
       </w:pPr>
-      <w:bookmarkStart w:id="31" w:name="_Toc239779533"/>
+      <w:bookmarkStart w:id="33" w:name="_Toc241518349"/>
       <w:r>
         <w:lastRenderedPageBreak/>
         <w:t>Síntesis</w:t>
       </w:r>
-      <w:bookmarkEnd w:id="31"/>
+      <w:bookmarkEnd w:id="33"/>
       <w:r>
         <w:t xml:space="preserve"> </w:t>
       </w:r>
@@ -15210,16 +15925,17 @@
     <w:p>
       <w:pPr>
         <w:ind w:firstLine="0"/>
+        <w:jc w:val="center"/>
       </w:pPr>
       <w:r>
         <w:rPr>
           <w:noProof/>
         </w:rPr>
         <w:drawing>
-          <wp:inline distT="0" distB="0" distL="0" distR="0" wp14:anchorId="61ED4A9F" wp14:editId="13505092">
+          <wp:inline distT="0" distB="0" distL="0" distR="0" wp14:anchorId="46620BB4" wp14:editId="37043438">
             <wp:extent cx="6332220" cy="3814445"/>
             <wp:effectExtent l="0" t="0" r="0" b="0"/>
-            <wp:docPr id="12" name="Gráfico 12" descr="La figura presenta la estructura del componente formativo Planeación logística en e-commerce, orientado al desarrollo de competencias para gestionar operaciones logísticas. Abarca fundamentos del comercio electrónico y modelos de negociación, distribución y almacenamiento, gestión de pedidos, planeación y control logístico, logística inversa y bioseguridad, además del uso de herramientas tecnológicas, la gestión documental, el control de procesos, la seguridad de la información y el cumplimiento normativo, integrando conceptos, procedimientos y estrategias para optimizar la cadena logística."/>
+            <wp:docPr id="1" name="Gráfico 1" descr="La figura presenta la estructura del componente formativo Planeación logística en e-commerce, orientado al desarrollo de competencias para gestionar operaciones logísticas. Abarca fundamentos del comercio electrónico y modelos de negociación, distribución y almacenamiento, gestión de pedidos, planeación y control logístico, logística inversa y bioseguridad, además del uso de herramientas tecnológicas, la gestión documental, el control de procesos, la seguridad de la información y el cumplimiento normativo, integrando conceptos, procedimientos y estrategias para optimizar la cadena logística."/>
             <wp:cNvGraphicFramePr>
               <a:graphicFrameLocks xmlns:a="http://schemas.openxmlformats.org/drawingml/2006/main" noChangeAspect="1"/>
             </wp:cNvGraphicFramePr>
@@ -15227,17 +15943,17 @@
               <a:graphicData uri="http://schemas.openxmlformats.org/drawingml/2006/picture">
                 <pic:pic xmlns:pic="http://schemas.openxmlformats.org/drawingml/2006/picture">
                   <pic:nvPicPr>
-                    <pic:cNvPr id="12" name="Gráfico 12" descr="La figura presenta la estructura del componente formativo Planeación logística en e-commerce, orientado al desarrollo de competencias para gestionar operaciones logísticas. Abarca fundamentos del comercio electrónico y modelos de negociación, distribución y almacenamiento, gestión de pedidos, planeación y control logístico, logística inversa y bioseguridad, además del uso de herramientas tecnológicas, la gestión documental, el control de procesos, la seguridad de la información y el cumplimiento normativo, integrando conceptos, procedimientos y estrategias para optimizar la cadena logística."/>
+                    <pic:cNvPr id="1" name="Gráfico 1" descr="La figura presenta la estructura del componente formativo Planeación logística en e-commerce, orientado al desarrollo de competencias para gestionar operaciones logísticas. Abarca fundamentos del comercio electrónico y modelos de negociación, distribución y almacenamiento, gestión de pedidos, planeación y control logístico, logística inversa y bioseguridad, además del uso de herramientas tecnológicas, la gestión documental, el control de procesos, la seguridad de la información y el cumplimiento normativo, integrando conceptos, procedimientos y estrategias para optimizar la cadena logística."/>
                     <pic:cNvPicPr/>
                   </pic:nvPicPr>
                   <pic:blipFill>
-                    <a:blip r:embed="rId29">
+                    <a:blip r:embed="rId27">
                       <a:extLst>
                         <a:ext uri="{28A0092B-C50C-407E-A947-70E740481C1C}">
                           <a14:useLocalDpi xmlns:a14="http://schemas.microsoft.com/office/drawing/2010/main" val="0"/>
                         </a:ext>
                         <a:ext uri="{96DAC541-7B7A-43D3-8B79-37D633B846F1}">
-                          <asvg:svgBlip xmlns:asvg="http://schemas.microsoft.com/office/drawing/2016/SVG/main" r:embed="rId30"/>
+                          <asvg:svgBlip xmlns:asvg="http://schemas.microsoft.com/office/drawing/2016/SVG/main" r:embed="rId28"/>
                         </a:ext>
                       </a:extLst>
                     </a:blip>
@@ -15265,12 +15981,12 @@
       <w:pPr>
         <w:pStyle w:val="Titulosgenerales"/>
       </w:pPr>
-      <w:bookmarkStart w:id="32" w:name="_Toc239779534"/>
+      <w:bookmarkStart w:id="34" w:name="_Toc241518350"/>
       <w:r>
         <w:lastRenderedPageBreak/>
         <w:t>Glosario</w:t>
       </w:r>
-      <w:bookmarkEnd w:id="32"/>
+      <w:bookmarkEnd w:id="34"/>
     </w:p>
     <w:p>
       <w:r>
@@ -15369,6 +16085,7 @@
       </w:r>
     </w:p>
     <w:p>
+      <w:proofErr w:type="spellStart"/>
       <w:r>
         <w:rPr>
           <w:rStyle w:val="Extranjerismo"/>
@@ -15377,6 +16094,7 @@
         </w:rPr>
         <w:t>Dropshipping</w:t>
       </w:r>
+      <w:proofErr w:type="spellEnd"/>
       <w:r>
         <w:t>: modelo de negocio donde el proveedor despacha directamente al cliente final.</w:t>
       </w:r>
@@ -15568,19 +16286,69 @@
       <w:pPr>
         <w:pStyle w:val="Titulosgenerales"/>
       </w:pPr>
-      <w:bookmarkStart w:id="33" w:name="_Toc239779535"/>
+      <w:bookmarkStart w:id="35" w:name="_Toc241518351"/>
       <w:r>
         <w:lastRenderedPageBreak/>
         <w:t>Referencias bibliográficas</w:t>
       </w:r>
-      <w:bookmarkEnd w:id="33"/>
+      <w:bookmarkEnd w:id="35"/>
       <w:r>
         <w:t xml:space="preserve"> </w:t>
       </w:r>
     </w:p>
     <w:p>
       <w:r>
-        <w:t xml:space="preserve">Banco de la República. (2021). Pasarelas de pago. Recuperado de:  </w:t>
+        <w:t>Andrés Fernando. (2020). Tipos de carga, envase, embalaje, etiquetado - logística interna [Video]. YouTube.</w:t>
+      </w:r>
+      <w:r>
+        <w:t xml:space="preserve"> </w:t>
+      </w:r>
+      <w:hyperlink r:id="rId29" w:history="1">
+        <w:r>
+          <w:rPr>
+            <w:rStyle w:val="Hipervnculo"/>
+          </w:rPr>
+          <w:t>https://www.youtube.com/watch?v=b3xWXgVw5</w:t>
+        </w:r>
+        <w:r>
+          <w:rPr>
+            <w:rStyle w:val="Hipervnculo"/>
+          </w:rPr>
+          <w:t>Ci</w:t>
+        </w:r>
+      </w:hyperlink>
+    </w:p>
+    <w:p>
+      <w:r>
+        <w:t xml:space="preserve">Asociación Española de la Economía Digital. (s. f.). Libro blanco de logística para comercio </w:t>
+      </w:r>
+      <w:r>
+        <w:rPr>
+          <w:rStyle w:val="Extranjerismo"/>
+        </w:rPr>
+        <w:t>e-commerce</w:t>
+      </w:r>
+      <w:r>
+        <w:t>.</w:t>
+      </w:r>
+      <w:r>
+        <w:t xml:space="preserve"> </w:t>
+      </w:r>
+      <w:hyperlink r:id="rId30" w:history="1">
+        <w:r>
+          <w:rPr>
+            <w:rStyle w:val="Hipervnculo"/>
+          </w:rPr>
+          <w:t>https://ecommerce.institute/wp-content/uploads/lb-logistica-2016.pdf</w:t>
+        </w:r>
+      </w:hyperlink>
+    </w:p>
+    <w:p>
+      <w:r>
+        <w:t>Banco de la República. (2021). Pasarelas de pago.</w:t>
+      </w:r>
+      <w:r>
+        <w:t xml:space="preserve"> </w:t>
       </w:r>
       <w:hyperlink r:id="rId31" w:history="1">
         <w:r>
@@ -15593,7 +16361,18 @@
     </w:p>
     <w:p>
       <w:r>
-        <w:t xml:space="preserve">Betancur, C. (2021). Comparación de pasarelas de pago en Colombia. BTODigital. Recuperado de: </w:t>
+        <w:t xml:space="preserve">Betancur, C. (2021). Comparación de pasarelas de pago en Colombia. </w:t>
+      </w:r>
+      <w:proofErr w:type="spellStart"/>
+      <w:r>
+        <w:t>BTODigital</w:t>
+      </w:r>
+      <w:proofErr w:type="spellEnd"/>
+      <w:r>
+        <w:t>.</w:t>
+      </w:r>
+      <w:r>
+        <w:t xml:space="preserve"> </w:t>
       </w:r>
       <w:hyperlink r:id="rId32" w:history="1">
         <w:r>
@@ -15611,17 +16390,94 @@
     </w:p>
     <w:p>
       <w:r>
+        <w:t>Discitur Capacitaciones. (2022). Indicadores de desempeño logísticos [Video]. YouTube.</w:t>
+      </w:r>
+      <w:r>
+        <w:t xml:space="preserve"> </w:t>
+      </w:r>
+      <w:hyperlink r:id="rId33" w:history="1">
+        <w:r>
+          <w:rPr>
+            <w:rStyle w:val="Hipervnculo"/>
+          </w:rPr>
+          <w:t>https://www.youtube.com/watch?v=GsErfeaGSIM</w:t>
+        </w:r>
+      </w:hyperlink>
+    </w:p>
+    <w:p>
+      <w:r>
         <w:t>García Olivares, A. A. (2004). Recomendaciones táctico-operativas para implementar un programa de logística inversa. eumed.net.</w:t>
       </w:r>
     </w:p>
     <w:p>
       <w:r>
-        <w:t xml:space="preserve">Herradón, A. (2009). </w:t>
+        <w:t>Gómez, E. (s. f.). Logística comercio electrónico. Cámara de Comercio Aburrá Sur.</w:t>
+      </w:r>
+      <w:r>
+        <w:t xml:space="preserve"> </w:t>
+      </w:r>
+      <w:hyperlink r:id="rId34" w:history="1">
+        <w:r>
+          <w:rPr>
+            <w:rStyle w:val="Hipervnculo"/>
+          </w:rPr>
+          <w:t>https://ccas.org.co/wp-content/uploads/Logistica-para-Ecommerce-2.pdf</w:t>
+        </w:r>
+      </w:hyperlink>
+    </w:p>
+    <w:p>
+      <w:proofErr w:type="spellStart"/>
+      <w:r>
+        <w:t>Hermo</w:t>
+      </w:r>
+      <w:proofErr w:type="spellEnd"/>
+      <w:r>
+        <w:t xml:space="preserve"> Benito. (2023). Cómo funciona una tienda </w:t>
       </w:r>
       <w:r>
         <w:rPr>
           <w:rStyle w:val="Extranjerismo"/>
         </w:rPr>
+        <w:t>online</w:t>
+      </w:r>
+      <w:r>
+        <w:t xml:space="preserve">. Logística para </w:t>
+      </w:r>
+      <w:r>
+        <w:rPr>
+          <w:rStyle w:val="Extranjerismo"/>
+        </w:rPr>
+        <w:t>e-Commerce</w:t>
+      </w:r>
+      <w:r>
+        <w:t xml:space="preserve"> [Video]. YouTube.</w:t>
+      </w:r>
+      <w:r>
+        <w:t xml:space="preserve"> </w:t>
+      </w:r>
+      <w:hyperlink r:id="rId35" w:history="1">
+        <w:r>
+          <w:rPr>
+            <w:rStyle w:val="Hipervnculo"/>
+          </w:rPr>
+          <w:t>https://www.youtube.com/watch?v=Fxz8Ka7ny3M</w:t>
+        </w:r>
+      </w:hyperlink>
+    </w:p>
+    <w:p>
+      <w:proofErr w:type="spellStart"/>
+      <w:r>
+        <w:lastRenderedPageBreak/>
+        <w:t>Herradón</w:t>
+      </w:r>
+      <w:proofErr w:type="spellEnd"/>
+      <w:r>
+        <w:t xml:space="preserve">, A. (2009). </w:t>
+      </w:r>
+      <w:r>
+        <w:rPr>
+          <w:rStyle w:val="Extranjerismo"/>
+        </w:rPr>
         <w:t>Marketing</w:t>
       </w:r>
       <w:r>
@@ -15630,6 +16486,31 @@
     </w:p>
     <w:p>
       <w:r>
+        <w:t xml:space="preserve">Lepatru007. (2020). Qué es </w:t>
+      </w:r>
+      <w:r>
+        <w:rPr>
+          <w:rStyle w:val="Extranjerismo"/>
+        </w:rPr>
+        <w:t>E-Commerce</w:t>
+      </w:r>
+      <w:r>
+        <w:t>: Concepto, antecedentes, tipos, características [Video]. YouTube.</w:t>
+      </w:r>
+      <w:r>
+        <w:t xml:space="preserve"> </w:t>
+      </w:r>
+      <w:hyperlink r:id="rId36" w:history="1">
+        <w:r>
+          <w:rPr>
+            <w:rStyle w:val="Hipervnculo"/>
+          </w:rPr>
+          <w:t>https://www.youtube.com/watch?v=BEbIe52iJ70</w:t>
+        </w:r>
+      </w:hyperlink>
+    </w:p>
+    <w:p>
+      <w:r>
         <w:t xml:space="preserve">Meléndez, M. (2018). El </w:t>
       </w:r>
       <w:r>
@@ -15639,9 +16520,12 @@
         <w:t>marketing</w:t>
       </w:r>
       <w:r>
-        <w:t xml:space="preserve"> digital transforma la gestión de pymes en Colombia. Recuperado de:  </w:t>
-      </w:r>
-      <w:hyperlink r:id="rId33" w:history="1">
+        <w:t xml:space="preserve"> digital transforma la gestión de pymes en Colombia. Recuperado de:</w:t>
+      </w:r>
+      <w:r>
+        <w:t xml:space="preserve"> </w:t>
+      </w:r>
+      <w:hyperlink r:id="rId37" w:history="1">
         <w:r>
           <w:rPr>
             <w:rStyle w:val="Hipervnculo"/>
@@ -15652,7 +16536,7 @@
     </w:p>
     <w:p>
       <w:r>
-        <w:t xml:space="preserve">Ministerio de Tecnologías de la Información y las Comunicaciones. (2020). Resolución 202 de 2010. </w:t>
+        <w:t>Ministerio de Tecnologías de la Información y las Comunicaciones. (2020). Resolución 202 de 2010.</w:t>
       </w:r>
     </w:p>
     <w:p>
@@ -15662,6 +16546,38 @@
     </w:p>
     <w:p>
       <w:r>
+        <w:t>Montilla, H. (2024). Modelos de Negocio en E-Commerce (B2C y B2B) Aplicaciones a Nuevos Modelos de Negocio. Corporación Universitaria de Asturias.</w:t>
+      </w:r>
+      <w:r>
+        <w:t xml:space="preserve"> </w:t>
+      </w:r>
+      <w:hyperlink r:id="rId38" w:history="1">
+        <w:r>
+          <w:rPr>
+            <w:rStyle w:val="Hipervnculo"/>
+          </w:rPr>
+          <w:t>https://www.centro-virtual.com/recursos/biblioteca/pdf/e-commerce/unidad1_pdf2.pdf</w:t>
+        </w:r>
+      </w:hyperlink>
+    </w:p>
+    <w:p>
+      <w:r>
+        <w:t>Mora G., L. A. (2008). Gestión logística integral: Las mejores prácticas en la cadena de abastecimiento. ECOE Ediciones.</w:t>
+      </w:r>
+      <w:r>
+        <w:t xml:space="preserve"> </w:t>
+      </w:r>
+      <w:hyperlink r:id="rId39" w:history="1">
+        <w:r>
+          <w:rPr>
+            <w:rStyle w:val="Hipervnculo"/>
+          </w:rPr>
+          <w:t>https://www.fesc.edu.co/portal/archivos/e_libros/logistica/gestion_logistica.pdf</w:t>
+        </w:r>
+      </w:hyperlink>
+    </w:p>
+    <w:p>
+      <w:r>
         <w:t xml:space="preserve">Observatorio </w:t>
       </w:r>
       <w:r>
@@ -15676,29 +16592,114 @@
     </w:p>
     <w:p>
       <w:r>
+        <w:t xml:space="preserve">Ortega, L. (2015). </w:t>
+      </w:r>
+      <w:r>
+        <w:rPr>
+          <w:rStyle w:val="Extranjerismo"/>
+        </w:rPr>
+        <w:t>E-commerce</w:t>
+      </w:r>
+      <w:r>
+        <w:t xml:space="preserve"> y pago seguro.</w:t>
+      </w:r>
+    </w:p>
+    <w:p>
+      <w:proofErr w:type="spellStart"/>
+      <w:r>
         <w:lastRenderedPageBreak/>
-        <w:t xml:space="preserve">Ortega, L. (2015). </w:t>
+        <w:t>Pakke</w:t>
+      </w:r>
+      <w:proofErr w:type="spellEnd"/>
+      <w:r>
+        <w:t xml:space="preserve">. (2020). </w:t>
       </w:r>
       <w:r>
         <w:rPr>
           <w:rStyle w:val="Extranjerismo"/>
         </w:rPr>
-        <w:t>E-commerce</w:t>
-      </w:r>
-      <w:r>
-        <w:t xml:space="preserve"> y pago seguro. </w:t>
-      </w:r>
+        <w:t>Webinar</w:t>
+      </w:r>
+      <w:r>
+        <w:t>: ¿Qué es la logística inversa? [Video]. YouTube.</w:t>
+      </w:r>
+      <w:r>
+        <w:t xml:space="preserve"> </w:t>
+      </w:r>
+      <w:hyperlink r:id="rId40" w:history="1">
+        <w:r>
+          <w:rPr>
+            <w:rStyle w:val="Hipervnculo"/>
+          </w:rPr>
+          <w:t>https://www.youtube.com/watch?v=n7Oaourq7cM</w:t>
+        </w:r>
+      </w:hyperlink>
+    </w:p>
+    <w:p>
+      <w:proofErr w:type="spellStart"/>
+      <w:r>
+        <w:t>Quintino</w:t>
+      </w:r>
+      <w:proofErr w:type="spellEnd"/>
+      <w:r>
+        <w:t xml:space="preserve"> Material </w:t>
+      </w:r>
+      <w:proofErr w:type="spellStart"/>
+      <w:r>
+        <w:t>Handling</w:t>
+      </w:r>
+      <w:proofErr w:type="spellEnd"/>
+      <w:r>
+        <w:t xml:space="preserve"> </w:t>
+      </w:r>
+      <w:proofErr w:type="spellStart"/>
+      <w:r>
+        <w:t>Solutions</w:t>
+      </w:r>
+      <w:proofErr w:type="spellEnd"/>
+      <w:r>
+        <w:t>. (2022). E</w:t>
+      </w:r>
+      <w:r>
+        <w:rPr>
+          <w:rStyle w:val="Extranjerismo"/>
+        </w:rPr>
+        <w:t>-Logistics</w:t>
+      </w:r>
+      <w:r>
+        <w:t xml:space="preserve"> recargado: Módulo 1: Tecnologías para operaciones logísticas </w:t>
+      </w:r>
+      <w:r>
+        <w:rPr>
+          <w:rStyle w:val="Extranjerismo"/>
+        </w:rPr>
+        <w:t>e-commerce</w:t>
+      </w:r>
+      <w:r>
+        <w:t xml:space="preserve"> [Video]. YouTube.</w:t>
+      </w:r>
+      <w:r>
+        <w:t xml:space="preserve"> </w:t>
+      </w:r>
+      <w:hyperlink r:id="rId41" w:history="1">
+        <w:r>
+          <w:rPr>
+            <w:rStyle w:val="Hipervnculo"/>
+          </w:rPr>
+          <w:t>https://www.youtube.com/watch?v=_CoLhDHy7AU</w:t>
+        </w:r>
+      </w:hyperlink>
     </w:p>
     <w:p>
       <w:pPr>
         <w:pStyle w:val="Titulosgenerales"/>
       </w:pPr>
-      <w:bookmarkStart w:id="34" w:name="_Toc239779536"/>
+      <w:bookmarkStart w:id="36" w:name="_Toc241518352"/>
       <w:r>
         <w:lastRenderedPageBreak/>
         <w:t>Créditos</w:t>
       </w:r>
-      <w:bookmarkEnd w:id="34"/>
+      <w:bookmarkEnd w:id="36"/>
     </w:p>
     <w:tbl>
       <w:tblPr>
@@ -15979,7 +16980,39 @@
                 <w:sz w:val="28"/>
                 <w:szCs w:val="28"/>
               </w:rPr>
-              <w:t>Experto Temático Logística</w:t>
+              <w:t xml:space="preserve">Experto </w:t>
+            </w:r>
+            <w:r>
+              <w:rPr>
+                <w:rFonts w:eastAsia="Calibri" w:cs="Calibri"/>
+                <w:sz w:val="28"/>
+                <w:szCs w:val="28"/>
+              </w:rPr>
+              <w:t>t</w:t>
+            </w:r>
+            <w:r>
+              <w:rPr>
+                <w:rFonts w:eastAsia="Calibri" w:cs="Calibri"/>
+                <w:sz w:val="28"/>
+                <w:szCs w:val="28"/>
+              </w:rPr>
+              <w:t xml:space="preserve">emático </w:t>
+            </w:r>
+            <w:r>
+              <w:rPr>
+                <w:rFonts w:eastAsia="Calibri" w:cs="Calibri"/>
+                <w:sz w:val="28"/>
+                <w:szCs w:val="28"/>
+              </w:rPr>
+              <w:t>l</w:t>
+            </w:r>
+            <w:r>
+              <w:rPr>
+                <w:rFonts w:eastAsia="Calibri" w:cs="Calibri"/>
+                <w:sz w:val="28"/>
+                <w:szCs w:val="28"/>
+              </w:rPr>
+              <w:t>ogística</w:t>
             </w:r>
           </w:p>
         </w:tc>
@@ -16610,13 +17643,23 @@
                 <w:lang w:val="es-CO"/>
               </w:rPr>
             </w:pPr>
+            <w:proofErr w:type="spellStart"/>
             <w:r>
               <w:rPr>
                 <w:rFonts w:eastAsia="Calibri" w:cs="Calibri"/>
                 <w:sz w:val="28"/>
                 <w:szCs w:val="28"/>
               </w:rPr>
-              <w:t>Karine Isabel Ospino Fritz</w:t>
+              <w:t>Karine</w:t>
+            </w:r>
+            <w:proofErr w:type="spellEnd"/>
+            <w:r>
+              <w:rPr>
+                <w:rFonts w:eastAsia="Calibri" w:cs="Calibri"/>
+                <w:sz w:val="28"/>
+                <w:szCs w:val="28"/>
+              </w:rPr>
+              <w:t xml:space="preserve"> Isabel Ospino Fritz</w:t>
             </w:r>
           </w:p>
         </w:tc>
@@ -16676,8 +17719,8 @@
       </w:pPr>
     </w:p>
     <w:sectPr>
-      <w:headerReference w:type="default" r:id="rId34"/>
-      <w:footerReference w:type="default" r:id="rId35"/>
+      <w:headerReference w:type="default" r:id="rId42"/>
+      <w:footerReference w:type="default" r:id="rId43"/>
       <w:pgSz w:w="12240" w:h="15840"/>
       <w:pgMar w:top="1701" w:right="1134" w:bottom="1134" w:left="1134" w:header="709" w:footer="737" w:gutter="0"/>
       <w:pgNumType w:start="1"/>
@@ -19457,7 +20500,7 @@
   <w:style w:type="paragraph" w:default="1" w:styleId="Normal">
     <w:name w:val="Normal"/>
     <w:qFormat/>
-    <w:rsid w:val="001B0577"/>
+    <w:rsid w:val="00B85FAC"/>
     <w:pPr>
       <w:spacing w:before="160" w:after="120" w:line="360" w:lineRule="auto"/>
       <w:ind w:firstLine="709"/>
@@ -20838,8 +21881,28 @@
 </file>
 
 <file path=customXml/item2.xml><?xml version="1.0" encoding="utf-8"?>
-<ct:contentTypeSchema xmlns:ct="http://schemas.microsoft.com/office/2006/metadata/contentType" xmlns:ma="http://schemas.microsoft.com/office/2006/metadata/properties/metaAttributes" ct:_="" ma:_="" ma:contentTypeName="Documento" ma:contentTypeID="0x01010005252A1EF3BD024F856B47B579AB5244" ma:contentTypeVersion="12" ma:contentTypeDescription="Crear nuevo documento." ma:contentTypeScope="" ma:versionID="32d0e18b85ac20c34eab62df21c0cf58">
-  <xsd:schema xmlns:xsd="http://www.w3.org/2001/XMLSchema" xmlns:xs="http://www.w3.org/2001/XMLSchema" xmlns:p="http://schemas.microsoft.com/office/2006/metadata/properties" xmlns:ns2="42760c81-fd8e-4d59-8953-7cdb9f38b14f" xmlns:ns3="67a0edcd-0de5-43ed-8c27-e32f38a00c91" targetNamespace="http://schemas.microsoft.com/office/2006/metadata/properties" ma:root="true" ma:fieldsID="cc2c149e99f10870fd5bc3964e5386d3" ns2:_="" ns3:_="">
+<?mso-contentType ?>
+<FormTemplates xmlns="http://schemas.microsoft.com/sharepoint/v3/contenttype/forms">
+  <Display>DocumentLibraryForm</Display>
+  <Edit>DocumentLibraryForm</Edit>
+  <New>DocumentLibraryForm</New>
+</FormTemplates>
+</file>
+
+<file path=customXml/item3.xml><?xml version="1.0" encoding="utf-8"?>
+<p:properties xmlns:p="http://schemas.microsoft.com/office/2006/metadata/properties" xmlns:xsi="http://www.w3.org/2001/XMLSchema-instance" xmlns:pc="http://schemas.microsoft.com/office/infopath/2007/PartnerControls">
+  <documentManagement>
+    <TaxCatchAll xmlns="67a0edcd-0de5-43ed-8c27-e32f38a00c91" xsi:nil="true"/>
+    <lcf76f155ced4ddcb4097134ff3c332f xmlns="42760c81-fd8e-4d59-8953-7cdb9f38b14f">
+      <Terms xmlns="http://schemas.microsoft.com/office/infopath/2007/PartnerControls"/>
+    </lcf76f155ced4ddcb4097134ff3c332f>
+  </documentManagement>
+</p:properties>
+</file>
+
+<file path=customXml/item4.xml><?xml version="1.0" encoding="utf-8"?>
+<ct:contentTypeSchema xmlns:ct="http://schemas.microsoft.com/office/2006/metadata/contentType" xmlns:ma="http://schemas.microsoft.com/office/2006/metadata/properties/metaAttributes" ct:_="" ma:_="" ma:contentTypeName="Documento" ma:contentTypeID="0x01010005252A1EF3BD024F856B47B579AB5244" ma:contentTypeVersion="13" ma:contentTypeDescription="Crear nuevo documento." ma:contentTypeScope="" ma:versionID="ddfaac56a287547bce89452cd31c5884">
+  <xsd:schema xmlns:xsd="http://www.w3.org/2001/XMLSchema" xmlns:xs="http://www.w3.org/2001/XMLSchema" xmlns:p="http://schemas.microsoft.com/office/2006/metadata/properties" xmlns:ns2="42760c81-fd8e-4d59-8953-7cdb9f38b14f" xmlns:ns3="67a0edcd-0de5-43ed-8c27-e32f38a00c91" targetNamespace="http://schemas.microsoft.com/office/2006/metadata/properties" ma:root="true" ma:fieldsID="5ac878f7c8dbf4633d03f1982e859186" ns2:_="" ns3:_="">
     <xsd:import namespace="42760c81-fd8e-4d59-8953-7cdb9f38b14f"/>
     <xsd:import namespace="67a0edcd-0de5-43ed-8c27-e32f38a00c91"/>
     <xsd:element name="properties">
@@ -20859,6 +21922,7 @@
                 <xsd:element ref="ns3:TaxCatchAll" minOccurs="0"/>
                 <xsd:element ref="ns2:MediaServiceOCR" minOccurs="0"/>
                 <xsd:element ref="ns2:MediaServiceLocation" minOccurs="0"/>
+                <xsd:element ref="ns2:MediaServiceBillingMetadata" minOccurs="0"/>
               </xsd:all>
             </xsd:complexType>
           </xsd:element>
@@ -20921,6 +21985,11 @@
     <xsd:element name="MediaServiceLocation" ma:index="19" nillable="true" ma:displayName="Location" ma:description="" ma:indexed="true" ma:internalName="MediaServiceLocation" ma:readOnly="true">
       <xsd:simpleType>
         <xsd:restriction base="dms:Text"/>
+      </xsd:simpleType>
+    </xsd:element>
+    <xsd:element name="MediaServiceBillingMetadata" ma:index="20" nillable="true" ma:displayName="MediaServiceBillingMetadata" ma:hidden="true" ma:internalName="MediaServiceBillingMetadata" ma:readOnly="true">
+      <xsd:simpleType>
+        <xsd:restriction base="dms:Note"/>
       </xsd:simpleType>
     </xsd:element>
   </xsd:schema>
@@ -21038,26 +22107,6 @@
 </ct:contentTypeSchema>
 </file>
 
-<file path=customXml/item3.xml><?xml version="1.0" encoding="utf-8"?>
-<p:properties xmlns:p="http://schemas.microsoft.com/office/2006/metadata/properties" xmlns:xsi="http://www.w3.org/2001/XMLSchema-instance" xmlns:pc="http://schemas.microsoft.com/office/infopath/2007/PartnerControls">
-  <documentManagement>
-    <TaxCatchAll xmlns="67a0edcd-0de5-43ed-8c27-e32f38a00c91" xsi:nil="true"/>
-    <lcf76f155ced4ddcb4097134ff3c332f xmlns="42760c81-fd8e-4d59-8953-7cdb9f38b14f">
-      <Terms xmlns="http://schemas.microsoft.com/office/infopath/2007/PartnerControls"/>
-    </lcf76f155ced4ddcb4097134ff3c332f>
-  </documentManagement>
-</p:properties>
-</file>
-
-<file path=customXml/item4.xml><?xml version="1.0" encoding="utf-8"?>
-<?mso-contentType ?>
-<FormTemplates xmlns="http://schemas.microsoft.com/sharepoint/v3/contenttype/forms">
-  <Display>DocumentLibraryForm</Display>
-  <Edit>DocumentLibraryForm</Edit>
-  <New>DocumentLibraryForm</New>
-</FormTemplates>
-</file>
-
 <file path=customXml/itemProps1.xml><?xml version="1.0" encoding="utf-8"?>
 <ds:datastoreItem xmlns:ds="http://schemas.openxmlformats.org/officeDocument/2006/customXml" ds:itemID="{EAE431FD-7059-4C09-804B-C9D69EB7B213}">
   <ds:schemaRefs>
@@ -21067,20 +22116,9 @@
 </file>
 
 <file path=customXml/itemProps2.xml><?xml version="1.0" encoding="utf-8"?>
-<ds:datastoreItem xmlns:ds="http://schemas.openxmlformats.org/officeDocument/2006/customXml" ds:itemID="{25D8AD0B-3D63-4B16-9C06-F735B3CCDE31}">
+<ds:datastoreItem xmlns:ds="http://schemas.openxmlformats.org/officeDocument/2006/customXml" ds:itemID="{10663269-2064-4804-8290-36D4A57F5557}">
   <ds:schemaRefs>
-    <ds:schemaRef ds:uri="http://schemas.microsoft.com/office/2006/metadata/contentType"/>
-    <ds:schemaRef ds:uri="http://schemas.microsoft.com/office/2006/metadata/properties/metaAttributes"/>
-    <ds:schemaRef ds:uri="http://www.w3.org/2001/XMLSchema"/>
-    <ds:schemaRef ds:uri="http://schemas.microsoft.com/office/2006/metadata/properties"/>
-    <ds:schemaRef ds:uri="42760c81-fd8e-4d59-8953-7cdb9f38b14f"/>
-    <ds:schemaRef ds:uri="67a0edcd-0de5-43ed-8c27-e32f38a00c91"/>
-    <ds:schemaRef ds:uri="http://schemas.microsoft.com/office/2006/documentManagement/types"/>
-    <ds:schemaRef ds:uri="http://schemas.microsoft.com/office/infopath/2007/PartnerControls"/>
-    <ds:schemaRef ds:uri="http://schemas.openxmlformats.org/package/2006/metadata/core-properties"/>
-    <ds:schemaRef ds:uri="http://purl.org/dc/elements/1.1/"/>
-    <ds:schemaRef ds:uri="http://purl.org/dc/terms/"/>
-    <ds:schemaRef ds:uri="http://schemas.microsoft.com/internal/obd"/>
+    <ds:schemaRef ds:uri="http://schemas.microsoft.com/sharepoint/v3/contenttype/forms"/>
   </ds:schemaRefs>
 </ds:datastoreItem>
 </file>
@@ -21097,9 +22135,5 @@
 </file>
 
 <file path=customXml/itemProps4.xml><?xml version="1.0" encoding="utf-8"?>
-<ds:datastoreItem xmlns:ds="http://schemas.openxmlformats.org/officeDocument/2006/customXml" ds:itemID="{10663269-2064-4804-8290-36D4A57F5557}">
-  <ds:schemaRefs>
-    <ds:schemaRef ds:uri="http://schemas.microsoft.com/sharepoint/v3/contenttype/forms"/>
-  </ds:schemaRefs>
-</ds:datastoreItem>
+<ds:datastoreItem xmlns:ds="http://schemas.openxmlformats.org/officeDocument/2006/customXml" ds:itemID="{F17F899F-BB23-4A19-969D-2308B5A329B6}"/>
 </file>
--- a/fuentes/08130001_CF01_CFA.docx
+++ b/fuentes/08130001_CF01_CFA.docx
@@ -1,6 +1,6 @@
 
 <file path=word/document.xml><?xml version="1.0" encoding="utf-8"?>
-<w:document xmlns:wpc="http://schemas.microsoft.com/office/word/2010/wordprocessingCanvas" xmlns:cx="http://schemas.microsoft.com/office/drawing/2014/chartex" xmlns:cx1="http://schemas.microsoft.com/office/drawing/2015/9/8/chartex" xmlns:cx2="http://schemas.microsoft.com/office/drawing/2015/10/21/chartex" xmlns:cx3="http://schemas.microsoft.com/office/drawing/2016/5/9/chartex" xmlns:cx4="http://schemas.microsoft.com/office/drawing/2016/5/10/chartex" xmlns:cx5="http://schemas.microsoft.com/office/drawing/2016/5/11/chartex" xmlns:cx6="http://schemas.microsoft.com/office/drawing/2016/5/12/chartex" xmlns:cx7="http://schemas.microsoft.com/office/drawing/2016/5/13/chartex" xmlns:cx8="http://schemas.microsoft.com/office/drawing/2016/5/14/chartex" xmlns:mc="http://schemas.openxmlformats.org/markup-compatibility/2006" xmlns:aink="http://schemas.microsoft.com/office/drawing/2016/ink" xmlns:am3d="http://schemas.microsoft.com/office/drawing/2017/model3d" xmlns:o="urn:schemas-microsoft-com:office:office" xmlns:r="http://schemas.openxmlformats.org/officeDocument/2006/relationships" xmlns:m="http://schemas.openxmlformats.org/officeDocument/2006/math" xmlns:v="urn:schemas-microsoft-com:vml" xmlns:wp14="http://schemas.microsoft.com/office/word/2010/wordprocessingDrawing" xmlns:wp="http://schemas.openxmlformats.org/drawingml/2006/wordprocessingDrawing" xmlns:w10="urn:schemas-microsoft-com:office:word" xmlns:w="http://schemas.openxmlformats.org/wordprocessingml/2006/main" xmlns:w14="http://schemas.microsoft.com/office/word/2010/wordml" xmlns:w15="http://schemas.microsoft.com/office/word/2012/wordml" xmlns:w16cex="http://schemas.microsoft.com/office/word/2018/wordml/cex" xmlns:w16cid="http://schemas.microsoft.com/office/word/2016/wordml/cid" xmlns:w16="http://schemas.microsoft.com/office/word/2018/wordml" xmlns:w16sdtdh="http://schemas.microsoft.com/office/word/2020/wordml/sdtdatahash" xmlns:w16se="http://schemas.microsoft.com/office/word/2015/wordml/symex" xmlns:wpg="http://schemas.microsoft.com/office/word/2010/wordprocessingGroup" xmlns:wpi="http://schemas.microsoft.com/office/word/2010/wordprocessingInk" xmlns:wne="http://schemas.microsoft.com/office/word/2006/wordml" xmlns:wps="http://schemas.microsoft.com/office/word/2010/wordprocessingShape" mc:Ignorable="w14 w15 w16se w16cid w16 w16cex w16sdtdh wp14">
+<w:document xmlns:wpc="http://schemas.microsoft.com/office/word/2010/wordprocessingCanvas" xmlns:cx="http://schemas.microsoft.com/office/drawing/2014/chartex" xmlns:cx1="http://schemas.microsoft.com/office/drawing/2015/9/8/chartex" xmlns:cx2="http://schemas.microsoft.com/office/drawing/2015/10/21/chartex" xmlns:cx3="http://schemas.microsoft.com/office/drawing/2016/5/9/chartex" xmlns:cx4="http://schemas.microsoft.com/office/drawing/2016/5/10/chartex" xmlns:cx5="http://schemas.microsoft.com/office/drawing/2016/5/11/chartex" xmlns:cx6="http://schemas.microsoft.com/office/drawing/2016/5/12/chartex" xmlns:cx7="http://schemas.microsoft.com/office/drawing/2016/5/13/chartex" xmlns:cx8="http://schemas.microsoft.com/office/drawing/2016/5/14/chartex" xmlns:mc="http://schemas.openxmlformats.org/markup-compatibility/2006" xmlns:aink="http://schemas.microsoft.com/office/drawing/2016/ink" xmlns:am3d="http://schemas.microsoft.com/office/drawing/2017/model3d" xmlns:o="urn:schemas-microsoft-com:office:office" xmlns:oel="http://schemas.microsoft.com/office/2019/extlst" xmlns:r="http://schemas.openxmlformats.org/officeDocument/2006/relationships" xmlns:m="http://schemas.openxmlformats.org/officeDocument/2006/math" xmlns:v="urn:schemas-microsoft-com:vml" xmlns:wp14="http://schemas.microsoft.com/office/word/2010/wordprocessingDrawing" xmlns:wp="http://schemas.openxmlformats.org/drawingml/2006/wordprocessingDrawing" xmlns:w10="urn:schemas-microsoft-com:office:word" xmlns:w="http://schemas.openxmlformats.org/wordprocessingml/2006/main" xmlns:w14="http://schemas.microsoft.com/office/word/2010/wordml" xmlns:w15="http://schemas.microsoft.com/office/word/2012/wordml" xmlns:w16cex="http://schemas.microsoft.com/office/word/2018/wordml/cex" xmlns:w16cid="http://schemas.microsoft.com/office/word/2016/wordml/cid" xmlns:w16="http://schemas.microsoft.com/office/word/2018/wordml" xmlns:w16du="http://schemas.microsoft.com/office/word/2023/wordml/word16du" xmlns:w16sdtdh="http://schemas.microsoft.com/office/word/2020/wordml/sdtdatahash" xmlns:w16sdtfl="http://schemas.microsoft.com/office/word/2024/wordml/sdtformatlock" xmlns:w16se="http://schemas.microsoft.com/office/word/2015/wordml/symex" xmlns:wpg="http://schemas.microsoft.com/office/word/2010/wordprocessingGroup" xmlns:wpi="http://schemas.microsoft.com/office/word/2010/wordprocessingInk" xmlns:wne="http://schemas.microsoft.com/office/word/2006/wordml" xmlns:wps="http://schemas.microsoft.com/office/word/2010/wordprocessingShape" mc:Ignorable="w14 w15 w16se w16cid w16 w16cex w16sdtdh w16sdtfl w16du wp14">
   <w:body>
     <w:p>
       <w:pPr>
@@ -205,7 +205,7 @@
               </wp:anchor>
             </w:drawing>
           </mc:Choice>
-          <mc:Fallback xmlns:w16cei="http://schemas.microsoft.com/office/word/2026/wordml/cei" xmlns:w16sdtfl="http://schemas.microsoft.com/office/word/2024/wordml/sdtformatlock" xmlns:w16du="http://schemas.microsoft.com/office/word/2023/wordml/word16du" xmlns:oel="http://schemas.microsoft.com/office/2019/extlst">
+          <mc:Fallback xmlns:w16cei="http://schemas.microsoft.com/office/word/2026/wordml/cei">
             <w:pict>
               <v:rect w14:anchorId="4C256C62" id="Rectángulo 3" o:spid="_x0000_s1026" alt="&quot;&quot;" style="position:absolute;margin-left:-55.95pt;margin-top:26.4pt;width:613.85pt;height:164.25pt;z-index:-251655168;visibility:visible;mso-wrap-style:square;mso-height-percent:0;mso-wrap-distance-left:9pt;mso-wrap-distance-top:0;mso-wrap-distance-right:9pt;mso-wrap-distance-bottom:0;mso-position-horizontal:absolute;mso-position-horizontal-relative:text;mso-position-vertical:absolute;mso-position-vertical-relative:text;mso-height-percent:0;mso-height-relative:margin;v-text-anchor:middle" o:gfxdata="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" fillcolor="#00314d" stroked="f" strokeweight="1pt"/>
             </w:pict>
@@ -334,7 +334,7 @@
                 <v:stroke joinstyle="miter"/>
                 <v:path gradientshapeok="t" o:connecttype="rect"/>
               </v:shapetype>
-              <v:shape id="Cuadro de texto 2" o:spid="_x0000_s1026" type="#_x0000_t202" alt="&quot;&quot;" style="position:absolute;left:0;text-align:left;margin-left:-25.2pt;margin-top:21.9pt;width:549pt;height:102.95pt;z-index:251663360;visibility:visible;mso-wrap-style:square;mso-width-percent:0;mso-height-percent:0;mso-wrap-distance-left:9pt;mso-wrap-distance-top:3.6pt;mso-wrap-distance-right:9pt;mso-wrap-distance-bottom:3.6pt;mso-position-horizontal:absolute;mso-position-horizontal-relative:margin;mso-position-vertical:absolute;mso-position-vertical-relative:text;mso-width-percent:0;mso-height-percent:0;mso-width-relative:margin;mso-height-relative:margin;v-text-anchor:top" o:gfxdata="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" filled="f" stroked="f">
+              <v:shape id="Cuadro de texto 2" o:spid="_x0000_s1026" type="#_x0000_t202" alt="&quot;&quot;" style="position:absolute;left:0;text-align:left;margin-left:-25.2pt;margin-top:21.9pt;width:549pt;height:102.95pt;z-index:251663360;visibility:visible;mso-wrap-style:square;mso-width-percent:0;mso-height-percent:0;mso-wrap-distance-left:9pt;mso-wrap-distance-top:3.6pt;mso-wrap-distance-right:9pt;mso-wrap-distance-bottom:3.6pt;mso-position-horizontal:absolute;mso-position-horizontal-relative:margin;mso-position-vertical:absolute;mso-position-vertical-relative:text;mso-width-percent:0;mso-height-percent:0;mso-width-relative:margin;mso-height-relative:margin;v-text-anchor:top" o:gfxdata="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" filled="f" stroked="f">
                 <v:textbox>
                   <w:txbxContent>
                     <w:p>
@@ -542,7 +542,6 @@
           <w:docPartUnique/>
         </w:docPartObj>
       </w:sdtPr>
-      <w:sdtEndPr/>
       <w:sdtContent>
         <w:p>
           <w:pPr>
@@ -1852,7 +1851,7 @@
                 <w:noProof/>
                 <w:webHidden/>
               </w:rPr>
-              <w:t>38</w:t>
+              <w:t>39</w:t>
             </w:r>
             <w:r>
               <w:rPr>
@@ -1925,7 +1924,7 @@
                 <w:noProof/>
                 <w:webHidden/>
               </w:rPr>
-              <w:t>38</w:t>
+              <w:t>39</w:t>
             </w:r>
             <w:r>
               <w:rPr>
@@ -1998,7 +1997,7 @@
                 <w:noProof/>
                 <w:webHidden/>
               </w:rPr>
-              <w:t>40</w:t>
+              <w:t>41</w:t>
             </w:r>
             <w:r>
               <w:rPr>
@@ -2071,7 +2070,7 @@
                 <w:noProof/>
                 <w:webHidden/>
               </w:rPr>
-              <w:t>42</w:t>
+              <w:t>43</w:t>
             </w:r>
             <w:r>
               <w:rPr>
@@ -2144,7 +2143,7 @@
                 <w:noProof/>
                 <w:webHidden/>
               </w:rPr>
-              <w:t>44</w:t>
+              <w:t>45</w:t>
             </w:r>
             <w:r>
               <w:rPr>
@@ -2217,7 +2216,7 @@
                 <w:noProof/>
                 <w:webHidden/>
               </w:rPr>
-              <w:t>50</w:t>
+              <w:t>51</w:t>
             </w:r>
             <w:r>
               <w:rPr>
@@ -2290,7 +2289,7 @@
                 <w:noProof/>
                 <w:webHidden/>
               </w:rPr>
-              <w:t>50</w:t>
+              <w:t>51</w:t>
             </w:r>
             <w:r>
               <w:rPr>
@@ -2363,7 +2362,7 @@
                 <w:noProof/>
                 <w:webHidden/>
               </w:rPr>
-              <w:t>52</w:t>
+              <w:t>53</w:t>
             </w:r>
             <w:r>
               <w:rPr>
@@ -2436,7 +2435,7 @@
                 <w:noProof/>
                 <w:webHidden/>
               </w:rPr>
-              <w:t>53</w:t>
+              <w:t>55</w:t>
             </w:r>
             <w:r>
               <w:rPr>
@@ -2509,7 +2508,7 @@
                 <w:noProof/>
                 <w:webHidden/>
               </w:rPr>
-              <w:t>55</w:t>
+              <w:t>57</w:t>
             </w:r>
             <w:r>
               <w:rPr>
@@ -2582,7 +2581,7 @@
                 <w:noProof/>
                 <w:webHidden/>
               </w:rPr>
-              <w:t>58</w:t>
+              <w:t>60</w:t>
             </w:r>
             <w:r>
               <w:rPr>
@@ -2655,7 +2654,7 @@
                 <w:noProof/>
                 <w:webHidden/>
               </w:rPr>
-              <w:t>58</w:t>
+              <w:t>60</w:t>
             </w:r>
             <w:r>
               <w:rPr>
@@ -2728,7 +2727,7 @@
                 <w:noProof/>
                 <w:webHidden/>
               </w:rPr>
-              <w:t>59</w:t>
+              <w:t>61</w:t>
             </w:r>
             <w:r>
               <w:rPr>
@@ -2801,7 +2800,7 @@
                 <w:noProof/>
                 <w:webHidden/>
               </w:rPr>
-              <w:t>61</w:t>
+              <w:t>63</w:t>
             </w:r>
             <w:r>
               <w:rPr>
@@ -2874,7 +2873,7 @@
                 <w:noProof/>
                 <w:webHidden/>
               </w:rPr>
-              <w:t>61</w:t>
+              <w:t>63</w:t>
             </w:r>
             <w:r>
               <w:rPr>
@@ -2947,7 +2946,7 @@
                 <w:noProof/>
                 <w:webHidden/>
               </w:rPr>
-              <w:t>64</w:t>
+              <w:t>66</w:t>
             </w:r>
             <w:r>
               <w:rPr>
@@ -3020,7 +3019,7 @@
                 <w:noProof/>
                 <w:webHidden/>
               </w:rPr>
-              <w:t>65</w:t>
+              <w:t>67</w:t>
             </w:r>
             <w:r>
               <w:rPr>
@@ -3093,7 +3092,7 @@
                 <w:noProof/>
                 <w:webHidden/>
               </w:rPr>
-              <w:t>67</w:t>
+              <w:t>69</w:t>
             </w:r>
             <w:r>
               <w:rPr>
@@ -3158,7 +3157,7 @@
                 <w:noProof/>
                 <w:webHidden/>
               </w:rPr>
-              <w:t>70</w:t>
+              <w:t>72</w:t>
             </w:r>
             <w:r>
               <w:rPr>
@@ -5496,7 +5495,7 @@
             </w:pPr>
             <w:r>
               <w:rPr>
-                <w:rStyle w:val="Textoennegrita"/>
+                <w:rStyle w:val="Fuerte"/>
                 <w:b/>
                 <w:bCs w:val="0"/>
               </w:rPr>
@@ -5520,7 +5519,7 @@
             </w:pPr>
             <w:r>
               <w:rPr>
-                <w:rStyle w:val="Textoennegrita"/>
+                <w:rStyle w:val="Fuerte"/>
                 <w:b w:val="0"/>
                 <w:bCs w:val="0"/>
               </w:rPr>
@@ -5651,7 +5650,7 @@
             </w:pPr>
             <w:r>
               <w:rPr>
-                <w:rStyle w:val="Textoennegrita"/>
+                <w:rStyle w:val="Fuerte"/>
                 <w:b w:val="0"/>
                 <w:bCs w:val="0"/>
               </w:rPr>
@@ -9222,7 +9221,7 @@
             </w:pPr>
             <w:r>
               <w:rPr>
-                <w:rStyle w:val="Textoennegrita"/>
+                <w:rStyle w:val="Fuerte"/>
                 <w:b w:val="0"/>
                 <w:bCs w:val="0"/>
               </w:rPr>
@@ -9269,7 +9268,7 @@
             </w:r>
             <w:r>
               <w:rPr>
-                <w:rStyle w:val="Textoennegrita"/>
+                <w:rStyle w:val="Fuerte"/>
                 <w:b w:val="0"/>
                 <w:bCs w:val="0"/>
               </w:rPr>
@@ -9280,7 +9279,7 @@
             </w:r>
             <w:r>
               <w:rPr>
-                <w:rStyle w:val="Textoennegrita"/>
+                <w:rStyle w:val="Fuerte"/>
                 <w:b w:val="0"/>
                 <w:bCs w:val="0"/>
               </w:rPr>
@@ -9291,7 +9290,7 @@
             </w:r>
             <w:r>
               <w:rPr>
-                <w:rStyle w:val="Textoennegrita"/>
+                <w:rStyle w:val="Fuerte"/>
                 <w:b w:val="0"/>
                 <w:bCs w:val="0"/>
               </w:rPr>
@@ -9315,7 +9314,7 @@
             </w:pPr>
             <w:r>
               <w:rPr>
-                <w:rStyle w:val="Textoennegrita"/>
+                <w:rStyle w:val="Fuerte"/>
                 <w:b w:val="0"/>
                 <w:bCs w:val="0"/>
               </w:rPr>
@@ -9387,10 +9386,11 @@
             </w:pPr>
             <w:r>
               <w:rPr>
-                <w:rStyle w:val="Textoennegrita"/>
+                <w:rStyle w:val="Fuerte"/>
                 <w:b w:val="0"/>
                 <w:bCs w:val="0"/>
               </w:rPr>
+              <w:lastRenderedPageBreak/>
               <w:t>Rotulado</w:t>
             </w:r>
           </w:p>
@@ -9648,16 +9648,218 @@
         </w:drawing>
       </w:r>
     </w:p>
-    <w:p>
-      <w:pPr>
-        <w:rPr>
-          <w:lang w:val="es-419" w:eastAsia="es-CO"/>
-        </w:rPr>
-      </w:pPr>
-      <w:r>
-        <w:rPr>
-          <w:lang w:val="es-419" w:eastAsia="es-CO"/>
-        </w:rPr>
+    <w:tbl>
+      <w:tblPr>
+        <w:tblStyle w:val="Tablaconcuadrcula"/>
+        <w:tblW w:w="0" w:type="auto"/>
+        <w:tblLook w:val="04A0" w:firstRow="1" w:lastRow="0" w:firstColumn="1" w:lastColumn="0" w:noHBand="0" w:noVBand="1"/>
+      </w:tblPr>
+      <w:tblGrid>
+        <w:gridCol w:w="9962"/>
+      </w:tblGrid>
+      <w:tr>
+        <w:tc>
+          <w:tcPr>
+            <w:tcW w:w="9962" w:type="dxa"/>
+          </w:tcPr>
+          <w:p>
+            <w:pPr>
+              <w:spacing w:line="240" w:lineRule="auto"/>
+              <w:ind w:firstLine="0"/>
+              <w:rPr>
+                <w:b/>
+                <w:bCs/>
+                <w:lang w:val="es-419"/>
+              </w:rPr>
+            </w:pPr>
+            <w:r>
+              <w:rPr>
+                <w:b/>
+                <w:bCs/>
+                <w:lang w:val="es-419"/>
+              </w:rPr>
+              <w:t xml:space="preserve">Descripción de la figura. </w:t>
+            </w:r>
+            <w:r>
+              <w:rPr>
+                <w:b/>
+                <w:bCs/>
+                <w:lang w:val="es-419"/>
+              </w:rPr>
+              <w:t>Proceso de cubicaje</w:t>
+            </w:r>
+          </w:p>
+        </w:tc>
+      </w:tr>
+      <w:tr>
+        <w:tc>
+          <w:tcPr>
+            <w:tcW w:w="9962" w:type="dxa"/>
+          </w:tcPr>
+          <w:p>
+            <w:pPr>
+              <w:pStyle w:val="Prrafodelista"/>
+              <w:numPr>
+                <w:ilvl w:val="0"/>
+                <w:numId w:val="22"/>
+              </w:numPr>
+            </w:pPr>
+            <w:r>
+              <w:t>Medir las dimensiones del producto o la caja (largo, ancho y alto).</w:t>
+            </w:r>
+          </w:p>
+          <w:p>
+            <w:pPr>
+              <w:pStyle w:val="Prrafodelista"/>
+              <w:numPr>
+                <w:ilvl w:val="1"/>
+                <w:numId w:val="16"/>
+              </w:numPr>
+            </w:pPr>
+            <w:r>
+              <w:t>Largo (l).</w:t>
+            </w:r>
+          </w:p>
+          <w:p>
+            <w:pPr>
+              <w:pStyle w:val="Prrafodelista"/>
+              <w:numPr>
+                <w:ilvl w:val="1"/>
+                <w:numId w:val="16"/>
+              </w:numPr>
+            </w:pPr>
+            <w:r>
+              <w:t>Ancho (a).</w:t>
+            </w:r>
+          </w:p>
+          <w:p>
+            <w:pPr>
+              <w:pStyle w:val="Prrafodelista"/>
+              <w:numPr>
+                <w:ilvl w:val="1"/>
+                <w:numId w:val="16"/>
+              </w:numPr>
+            </w:pPr>
+            <w:r>
+              <w:t>Alto (h).</w:t>
+            </w:r>
+          </w:p>
+          <w:p>
+            <w:pPr>
+              <w:pStyle w:val="Prrafodelista"/>
+              <w:numPr>
+                <w:ilvl w:val="0"/>
+                <w:numId w:val="22"/>
+              </w:numPr>
+            </w:pPr>
+            <w:r>
+              <w:t>Calcular el volumen en m³ utilizando las dimensiones.</w:t>
+            </w:r>
+          </w:p>
+          <w:p>
+            <w:pPr>
+              <w:ind w:left="708"/>
+            </w:pPr>
+            <w:r>
+              <w:t>FÓRMULA DE VOLUMEN</w:t>
+            </w:r>
+          </w:p>
+          <w:p>
+            <w:pPr>
+              <w:ind w:left="708"/>
+            </w:pPr>
+            <w:r>
+              <w:t>Volumen = largo × ancho × alto.</w:t>
+            </w:r>
+          </w:p>
+          <w:p>
+            <w:pPr>
+              <w:pStyle w:val="Prrafodelista"/>
+              <w:numPr>
+                <w:ilvl w:val="0"/>
+                <w:numId w:val="22"/>
+              </w:numPr>
+            </w:pPr>
+            <w:r>
+              <w:t>Comparar el volumen con el espacio disponible en bodega o transporte.</w:t>
+            </w:r>
+          </w:p>
+          <w:p>
+            <w:pPr>
+              <w:pStyle w:val="Prrafodelista"/>
+              <w:numPr>
+                <w:ilvl w:val="0"/>
+                <w:numId w:val="22"/>
+              </w:numPr>
+            </w:pPr>
+            <w:r>
+              <w:lastRenderedPageBreak/>
+              <w:t>Distribuir la carga para aprovechar el espacio de manera eficiente.</w:t>
+            </w:r>
+          </w:p>
+          <w:p>
+            <w:pPr>
+              <w:rPr>
+                <w:b/>
+                <w:bCs/>
+              </w:rPr>
+            </w:pPr>
+            <w:r>
+              <w:rPr>
+                <w:b/>
+                <w:bCs/>
+              </w:rPr>
+              <w:t>EJEMPLO</w:t>
+            </w:r>
+          </w:p>
+          <w:p>
+            <w:r>
+              <w:t>Una caja mide 60 cm (largo) × 40 cm (ancho) × 50 cm (alto).</w:t>
+            </w:r>
+          </w:p>
+          <w:p>
+            <w:r>
+              <w:t>Volumen = 60 × 40 × 50 = 120.000 cm³ (0,12 m³).</w:t>
+            </w:r>
+          </w:p>
+          <w:p>
+            <w:r>
+              <w:t>Esto permite saber cuántas cajas caben en un camión o en un rack.</w:t>
+            </w:r>
+          </w:p>
+          <w:p>
+            <w:pPr>
+              <w:rPr>
+                <w:lang w:val="es-419"/>
+              </w:rPr>
+            </w:pPr>
+            <w:r>
+              <w:rPr>
+                <w:b/>
+                <w:bCs/>
+              </w:rPr>
+              <w:t>Fin de la descripción de la figura</w:t>
+            </w:r>
+            <w:r>
+              <w:t>.</w:t>
+            </w:r>
+          </w:p>
+        </w:tc>
+      </w:tr>
+    </w:tbl>
+    <w:p>
+      <w:pPr>
+        <w:rPr>
+          <w:b/>
+          <w:bCs/>
+          <w:lang w:val="es-419" w:eastAsia="es-CO"/>
+        </w:rPr>
+      </w:pPr>
+      <w:r>
+        <w:rPr>
+          <w:lang w:val="es-419" w:eastAsia="es-CO"/>
+        </w:rPr>
+        <w:lastRenderedPageBreak/>
         <w:t xml:space="preserve">El </w:t>
       </w:r>
       <w:proofErr w:type="spellStart"/>
@@ -9684,25 +9886,6 @@
     </w:p>
     <w:p>
       <w:pPr>
-        <w:spacing w:before="0" w:after="160" w:line="259" w:lineRule="auto"/>
-        <w:ind w:firstLine="0"/>
-        <w:rPr>
-          <w:b/>
-          <w:bCs/>
-          <w:lang w:val="es-419" w:eastAsia="es-CO"/>
-        </w:rPr>
-      </w:pPr>
-      <w:r>
-        <w:rPr>
-          <w:b/>
-          <w:bCs/>
-          <w:lang w:val="es-419" w:eastAsia="es-CO"/>
-        </w:rPr>
-        <w:br w:type="page"/>
-      </w:r>
-    </w:p>
-    <w:p>
-      <w:pPr>
         <w:pStyle w:val="Figura"/>
         <w:rPr>
           <w:lang w:val="es-419"/>
@@ -9712,7 +9895,6 @@
         <w:rPr>
           <w:lang w:val="es-419"/>
         </w:rPr>
-        <w:lastRenderedPageBreak/>
         <w:t xml:space="preserve">Proceso de </w:t>
       </w:r>
       <w:r>
@@ -9777,6 +9959,153 @@
         </w:drawing>
       </w:r>
     </w:p>
+    <w:tbl>
+      <w:tblPr>
+        <w:tblStyle w:val="Tablaconcuadrcula"/>
+        <w:tblW w:w="0" w:type="auto"/>
+        <w:tblLook w:val="04A0" w:firstRow="1" w:lastRow="0" w:firstColumn="1" w:lastColumn="0" w:noHBand="0" w:noVBand="1"/>
+      </w:tblPr>
+      <w:tblGrid>
+        <w:gridCol w:w="9962"/>
+      </w:tblGrid>
+      <w:tr>
+        <w:tc>
+          <w:tcPr>
+            <w:tcW w:w="9962" w:type="dxa"/>
+          </w:tcPr>
+          <w:p>
+            <w:pPr>
+              <w:spacing w:line="240" w:lineRule="auto"/>
+              <w:ind w:firstLine="0"/>
+              <w:rPr>
+                <w:b/>
+                <w:bCs/>
+                <w:lang w:val="es-419"/>
+              </w:rPr>
+            </w:pPr>
+            <w:r>
+              <w:rPr>
+                <w:b/>
+                <w:bCs/>
+                <w:lang w:val="es-419"/>
+              </w:rPr>
+              <w:lastRenderedPageBreak/>
+              <w:t xml:space="preserve">Descripción de la figura. </w:t>
+            </w:r>
+            <w:r>
+              <w:rPr>
+                <w:b/>
+                <w:bCs/>
+                <w:lang w:val="es-419"/>
+              </w:rPr>
+              <w:t xml:space="preserve">Proceso de </w:t>
+            </w:r>
+            <w:proofErr w:type="spellStart"/>
+            <w:r>
+              <w:rPr>
+                <w:rStyle w:val="Extranjerismo"/>
+                <w:b/>
+                <w:bCs/>
+                <w:lang w:val="es-419"/>
+              </w:rPr>
+              <w:t>picking</w:t>
+            </w:r>
+            <w:proofErr w:type="spellEnd"/>
+          </w:p>
+        </w:tc>
+      </w:tr>
+      <w:tr>
+        <w:tc>
+          <w:tcPr>
+            <w:tcW w:w="9962" w:type="dxa"/>
+          </w:tcPr>
+          <w:p>
+            <w:pPr>
+              <w:pStyle w:val="Prrafodelista"/>
+              <w:numPr>
+                <w:ilvl w:val="0"/>
+                <w:numId w:val="23"/>
+              </w:numPr>
+            </w:pPr>
+            <w:r>
+              <w:t>Recibir el pedido desde el sistema (WMS o plataforma).</w:t>
+            </w:r>
+          </w:p>
+          <w:p>
+            <w:pPr>
+              <w:pStyle w:val="Prrafodelista"/>
+              <w:numPr>
+                <w:ilvl w:val="0"/>
+                <w:numId w:val="23"/>
+              </w:numPr>
+            </w:pPr>
+            <w:r>
+              <w:t>Ubicar los productos en las posiciones asignadas.</w:t>
+            </w:r>
+          </w:p>
+          <w:p>
+            <w:pPr>
+              <w:pStyle w:val="Prrafodelista"/>
+              <w:numPr>
+                <w:ilvl w:val="0"/>
+                <w:numId w:val="23"/>
+              </w:numPr>
+            </w:pPr>
+            <w:r>
+              <w:t>Seleccionar las cantidades solicitadas y verificar referencias.</w:t>
+            </w:r>
+          </w:p>
+          <w:p>
+            <w:pPr>
+              <w:pStyle w:val="Prrafodelista"/>
+              <w:numPr>
+                <w:ilvl w:val="0"/>
+                <w:numId w:val="23"/>
+              </w:numPr>
+            </w:pPr>
+            <w:r>
+              <w:t>Trasladar los productos al área de empaque.</w:t>
+            </w:r>
+          </w:p>
+          <w:p>
+            <w:pPr>
+              <w:rPr>
+                <w:b/>
+                <w:bCs/>
+              </w:rPr>
+            </w:pPr>
+            <w:r>
+              <w:rPr>
+                <w:b/>
+                <w:bCs/>
+              </w:rPr>
+              <w:t>EJEMPLO</w:t>
+            </w:r>
+          </w:p>
+          <w:p>
+            <w:r>
+              <w:t>Un operario recibe un pedido de 3 artículos, localiza cada producto en el almacén, verifica las referencias y los lleva al área de empaque para su preparación.</w:t>
+            </w:r>
+          </w:p>
+          <w:p>
+            <w:pPr>
+              <w:rPr>
+                <w:b/>
+                <w:bCs/>
+                <w:lang w:val="es-419"/>
+              </w:rPr>
+            </w:pPr>
+            <w:r>
+              <w:rPr>
+                <w:b/>
+                <w:bCs/>
+              </w:rPr>
+              <w:t>Fin de la descripción de la figura.</w:t>
+            </w:r>
+          </w:p>
+        </w:tc>
+      </w:tr>
+    </w:tbl>
     <w:p>
       <w:pPr>
         <w:rPr>
@@ -9855,8 +10184,8 @@
           <w:lang w:val="es-419" w:eastAsia="es-CO"/>
         </w:rPr>
         <w:drawing>
-          <wp:inline distT="0" distB="0" distL="0" distR="0" wp14:anchorId="72DB3392" wp14:editId="4B11BCE8">
-            <wp:extent cx="4680000" cy="2916000"/>
+          <wp:inline distT="0" distB="0" distL="0" distR="0" wp14:anchorId="72DB3392" wp14:editId="0A50A449">
+            <wp:extent cx="4680000" cy="2915999"/>
             <wp:effectExtent l="0" t="0" r="6350" b="0"/>
             <wp:docPr id="10" name="Imagen 10" descr="La figura presenta un esquema del proceso de Packaging dentro de las operaciones logísticas. Integra las principales actividades relacionadas con la preparación y protección de los productos para su distribución, resaltando el uso de materiales de empaque, el acondicionamiento de la mercancía y la verificación previa al despacho. Además, incorpora un ejemplo aplicado que ilustra el embalaje seguro de un producto frágil mediante materiales de protección, con el fin de preservar su integridad durante el transporte y la entrega al cliente."/>
             <wp:cNvGraphicFramePr>
@@ -9884,7 +10213,7 @@
                   <pic:spPr>
                     <a:xfrm>
                       <a:off x="0" y="0"/>
-                      <a:ext cx="4680000" cy="2916000"/>
+                      <a:ext cx="4680000" cy="2915999"/>
                     </a:xfrm>
                     <a:prstGeom prst="rect">
                       <a:avLst/>
@@ -9897,16 +10226,159 @@
         </w:drawing>
       </w:r>
     </w:p>
-    <w:p>
-      <w:pPr>
-        <w:rPr>
-          <w:lang w:val="es-419" w:eastAsia="es-CO"/>
-        </w:rPr>
-      </w:pPr>
-      <w:r>
-        <w:rPr>
-          <w:lang w:val="es-419" w:eastAsia="es-CO"/>
-        </w:rPr>
+    <w:tbl>
+      <w:tblPr>
+        <w:tblStyle w:val="Tablaconcuadrcula"/>
+        <w:tblW w:w="0" w:type="auto"/>
+        <w:tblLook w:val="04A0" w:firstRow="1" w:lastRow="0" w:firstColumn="1" w:lastColumn="0" w:noHBand="0" w:noVBand="1"/>
+      </w:tblPr>
+      <w:tblGrid>
+        <w:gridCol w:w="9962"/>
+      </w:tblGrid>
+      <w:tr>
+        <w:tc>
+          <w:tcPr>
+            <w:tcW w:w="9962" w:type="dxa"/>
+          </w:tcPr>
+          <w:p>
+            <w:pPr>
+              <w:spacing w:line="240" w:lineRule="auto"/>
+              <w:ind w:firstLine="0"/>
+              <w:rPr>
+                <w:b/>
+                <w:bCs/>
+                <w:lang w:val="es-419"/>
+              </w:rPr>
+            </w:pPr>
+            <w:r>
+              <w:rPr>
+                <w:b/>
+                <w:bCs/>
+                <w:lang w:val="es-419"/>
+              </w:rPr>
+              <w:t xml:space="preserve">Descripción de la figura. </w:t>
+            </w:r>
+            <w:r>
+              <w:rPr>
+                <w:b/>
+                <w:bCs/>
+                <w:lang w:val="es-419"/>
+              </w:rPr>
+              <w:t xml:space="preserve">Proceso de </w:t>
+            </w:r>
+            <w:proofErr w:type="spellStart"/>
+            <w:r>
+              <w:rPr>
+                <w:rStyle w:val="Extranjerismo"/>
+                <w:b/>
+                <w:bCs/>
+                <w:lang w:val="es-419"/>
+              </w:rPr>
+              <w:t>packaging</w:t>
+            </w:r>
+            <w:proofErr w:type="spellEnd"/>
+          </w:p>
+        </w:tc>
+      </w:tr>
+      <w:tr>
+        <w:tc>
+          <w:tcPr>
+            <w:tcW w:w="9962" w:type="dxa"/>
+          </w:tcPr>
+          <w:p>
+            <w:pPr>
+              <w:pStyle w:val="Prrafodelista"/>
+              <w:numPr>
+                <w:ilvl w:val="0"/>
+                <w:numId w:val="24"/>
+              </w:numPr>
+            </w:pPr>
+            <w:r>
+              <w:t>Seleccionar el tipo de empaque según el producto.</w:t>
+            </w:r>
+          </w:p>
+          <w:p>
+            <w:pPr>
+              <w:pStyle w:val="Prrafodelista"/>
+              <w:numPr>
+                <w:ilvl w:val="0"/>
+                <w:numId w:val="24"/>
+              </w:numPr>
+            </w:pPr>
+            <w:r>
+              <w:t>Proteger el producto usando materiales de relleno o amortiguación.</w:t>
+            </w:r>
+          </w:p>
+          <w:p>
+            <w:pPr>
+              <w:pStyle w:val="Prrafodelista"/>
+              <w:numPr>
+                <w:ilvl w:val="0"/>
+                <w:numId w:val="24"/>
+              </w:numPr>
+            </w:pPr>
+            <w:r>
+              <w:t>Colocar el producto dentro del empaque y sellarlo correctamente.</w:t>
+            </w:r>
+          </w:p>
+          <w:p>
+            <w:pPr>
+              <w:pStyle w:val="Prrafodelista"/>
+              <w:numPr>
+                <w:ilvl w:val="0"/>
+                <w:numId w:val="24"/>
+              </w:numPr>
+            </w:pPr>
+            <w:r>
+              <w:t>Verificar que el paquete esté listo para el envío.</w:t>
+            </w:r>
+          </w:p>
+          <w:p>
+            <w:r>
+              <w:rPr>
+                <w:b/>
+                <w:bCs/>
+              </w:rPr>
+              <w:t>EJEMPLO</w:t>
+            </w:r>
+          </w:p>
+          <w:p>
+            <w:r>
+              <w:t>Un vaso de vidrio se envuelve en plástico burbuja, se coloca en una caja con separadores internos y se sella para evitar daños durante el transporte.</w:t>
+            </w:r>
+          </w:p>
+          <w:p>
+            <w:pPr>
+              <w:rPr>
+                <w:b/>
+                <w:bCs/>
+                <w:lang w:val="es-419"/>
+              </w:rPr>
+            </w:pPr>
+            <w:r>
+              <w:rPr>
+                <w:b/>
+                <w:bCs/>
+              </w:rPr>
+              <w:t>Fin de la descripción de la figura.</w:t>
+            </w:r>
+          </w:p>
+        </w:tc>
+      </w:tr>
+    </w:tbl>
+    <w:p>
+      <w:pPr>
+        <w:rPr>
+          <w:b/>
+          <w:bCs/>
+          <w:lang w:val="es-419" w:eastAsia="es-CO"/>
+        </w:rPr>
+      </w:pPr>
+      <w:r>
+        <w:rPr>
+          <w:lang w:val="es-419" w:eastAsia="es-CO"/>
+        </w:rPr>
+        <w:lastRenderedPageBreak/>
         <w:t xml:space="preserve">El </w:t>
       </w:r>
       <w:proofErr w:type="spellStart"/>
@@ -9927,25 +10399,6 @@
     </w:p>
     <w:p>
       <w:pPr>
-        <w:spacing w:before="0" w:after="160" w:line="259" w:lineRule="auto"/>
-        <w:ind w:firstLine="0"/>
-        <w:rPr>
-          <w:b/>
-          <w:bCs/>
-          <w:lang w:val="es-419" w:eastAsia="es-CO"/>
-        </w:rPr>
-      </w:pPr>
-      <w:r>
-        <w:rPr>
-          <w:b/>
-          <w:bCs/>
-          <w:lang w:val="es-419" w:eastAsia="es-CO"/>
-        </w:rPr>
-        <w:br w:type="page"/>
-      </w:r>
-    </w:p>
-    <w:p>
-      <w:pPr>
         <w:pStyle w:val="Figura"/>
         <w:rPr>
           <w:lang w:val="es-419"/>
@@ -9955,7 +10408,6 @@
         <w:rPr>
           <w:lang w:val="es-419"/>
         </w:rPr>
-        <w:lastRenderedPageBreak/>
         <w:t>P</w:t>
       </w:r>
       <w:r>
@@ -10028,18 +10480,168 @@
         </w:drawing>
       </w:r>
     </w:p>
-    <w:p>
-      <w:pPr>
-        <w:rPr>
-          <w:lang w:val="es-419" w:eastAsia="es-CO"/>
-        </w:rPr>
-      </w:pPr>
-      <w:r>
-        <w:rPr>
-          <w:b/>
-          <w:bCs/>
-          <w:lang w:val="es-419" w:eastAsia="es-CO"/>
-        </w:rPr>
+    <w:tbl>
+      <w:tblPr>
+        <w:tblStyle w:val="Tablaconcuadrcula"/>
+        <w:tblW w:w="0" w:type="auto"/>
+        <w:tblLook w:val="04A0" w:firstRow="1" w:lastRow="0" w:firstColumn="1" w:lastColumn="0" w:noHBand="0" w:noVBand="1"/>
+      </w:tblPr>
+      <w:tblGrid>
+        <w:gridCol w:w="9962"/>
+      </w:tblGrid>
+      <w:tr>
+        <w:tc>
+          <w:tcPr>
+            <w:tcW w:w="9962" w:type="dxa"/>
+          </w:tcPr>
+          <w:p>
+            <w:pPr>
+              <w:spacing w:line="240" w:lineRule="auto"/>
+              <w:ind w:firstLine="0"/>
+              <w:rPr>
+                <w:b/>
+                <w:bCs/>
+                <w:lang w:val="es-419"/>
+              </w:rPr>
+            </w:pPr>
+            <w:r>
+              <w:rPr>
+                <w:b/>
+                <w:bCs/>
+                <w:lang w:val="es-419"/>
+              </w:rPr>
+              <w:t xml:space="preserve">Descripción de la figura. </w:t>
+            </w:r>
+            <w:r>
+              <w:rPr>
+                <w:b/>
+                <w:bCs/>
+                <w:lang w:val="es-419"/>
+              </w:rPr>
+              <w:t xml:space="preserve">Proceso de </w:t>
+            </w:r>
+            <w:proofErr w:type="spellStart"/>
+            <w:r>
+              <w:rPr>
+                <w:rStyle w:val="Extranjerismo"/>
+                <w:b/>
+                <w:bCs/>
+                <w:lang w:val="es-419"/>
+              </w:rPr>
+              <w:t>dropshipping</w:t>
+            </w:r>
+            <w:proofErr w:type="spellEnd"/>
+          </w:p>
+        </w:tc>
+      </w:tr>
+      <w:tr>
+        <w:tc>
+          <w:tcPr>
+            <w:tcW w:w="9962" w:type="dxa"/>
+          </w:tcPr>
+          <w:p>
+            <w:pPr>
+              <w:pStyle w:val="Prrafodelista"/>
+              <w:numPr>
+                <w:ilvl w:val="0"/>
+                <w:numId w:val="26"/>
+              </w:numPr>
+            </w:pPr>
+            <w:r>
+              <w:t>El cliente realiza la compra en la tienda virtual.</w:t>
+            </w:r>
+          </w:p>
+          <w:p>
+            <w:pPr>
+              <w:pStyle w:val="Prrafodelista"/>
+              <w:numPr>
+                <w:ilvl w:val="0"/>
+                <w:numId w:val="26"/>
+              </w:numPr>
+            </w:pPr>
+            <w:r>
+              <w:t>La tienda envía la orden al proveedor o fabricante.</w:t>
+            </w:r>
+          </w:p>
+          <w:p>
+            <w:pPr>
+              <w:pStyle w:val="Prrafodelista"/>
+              <w:numPr>
+                <w:ilvl w:val="0"/>
+                <w:numId w:val="26"/>
+              </w:numPr>
+            </w:pPr>
+            <w:r>
+              <w:t>El proveedor prepara y despacha el producto directamente al cliente.</w:t>
+            </w:r>
+          </w:p>
+          <w:p>
+            <w:pPr>
+              <w:pStyle w:val="Prrafodelista"/>
+              <w:numPr>
+                <w:ilvl w:val="0"/>
+                <w:numId w:val="26"/>
+              </w:numPr>
+            </w:pPr>
+            <w:r>
+              <w:t>El cliente recibe el producto sin que la tienda lo haya manipulado</w:t>
+            </w:r>
+            <w:r>
+              <w:t>.</w:t>
+            </w:r>
+          </w:p>
+          <w:p>
+            <w:r>
+              <w:rPr>
+                <w:b/>
+                <w:bCs/>
+              </w:rPr>
+              <w:lastRenderedPageBreak/>
+              <w:t>EJEMPLO</w:t>
+            </w:r>
+            <w:r>
+              <w:rPr>
+                <w:b/>
+                <w:bCs/>
+              </w:rPr>
+              <w:t xml:space="preserve">. </w:t>
+            </w:r>
+            <w:r>
+              <w:t>Una tienda virtual vende accesorios para celulares, pero el proveedor almacena los productos y los envía directamente al cliente con la marca de la tienda.</w:t>
+            </w:r>
+          </w:p>
+          <w:p>
+            <w:pPr>
+              <w:rPr>
+                <w:b/>
+                <w:bCs/>
+                <w:lang w:val="es-419"/>
+              </w:rPr>
+            </w:pPr>
+            <w:r>
+              <w:rPr>
+                <w:b/>
+                <w:bCs/>
+              </w:rPr>
+              <w:t>Fin de la descripción de la figura.</w:t>
+            </w:r>
+          </w:p>
+        </w:tc>
+      </w:tr>
+    </w:tbl>
+    <w:p>
+      <w:pPr>
+        <w:rPr>
+          <w:lang w:val="es-419" w:eastAsia="es-CO"/>
+        </w:rPr>
+      </w:pPr>
+      <w:r>
+        <w:rPr>
+          <w:b/>
+          <w:bCs/>
+          <w:lang w:val="es-419" w:eastAsia="es-CO"/>
+        </w:rPr>
+        <w:lastRenderedPageBreak/>
         <w:t>Ejemplo</w:t>
       </w:r>
       <w:r>
@@ -10173,24 +10775,6 @@
           <w:bCs/>
           <w:lang w:val="es-419" w:eastAsia="es-CO"/>
         </w:rPr>
-        <w:br w:type="page"/>
-      </w:r>
-    </w:p>
-    <w:p>
-      <w:pPr>
-        <w:rPr>
-          <w:b/>
-          <w:bCs/>
-          <w:lang w:val="es-419" w:eastAsia="es-CO"/>
-        </w:rPr>
-      </w:pPr>
-      <w:r>
-        <w:rPr>
-          <w:b/>
-          <w:bCs/>
-          <w:lang w:val="es-419" w:eastAsia="es-CO"/>
-        </w:rPr>
-        <w:lastRenderedPageBreak/>
         <w:t>Logística y comercio electrónico</w:t>
       </w:r>
     </w:p>
@@ -10417,7 +11001,7 @@
             </w:pPr>
             <w:r>
               <w:rPr>
-                <w:rStyle w:val="Textoennegrita"/>
+                <w:rStyle w:val="Fuerte"/>
                 <w:b w:val="0"/>
                 <w:bCs w:val="0"/>
               </w:rPr>
@@ -10468,7 +11052,7 @@
             </w:pPr>
             <w:r>
               <w:rPr>
-                <w:rStyle w:val="Textoennegrita"/>
+                <w:rStyle w:val="Fuerte"/>
                 <w:b w:val="0"/>
                 <w:bCs w:val="0"/>
               </w:rPr>
@@ -10517,7 +11101,7 @@
             </w:pPr>
             <w:r>
               <w:rPr>
-                <w:rStyle w:val="Textoennegrita"/>
+                <w:rStyle w:val="Fuerte"/>
                 <w:b w:val="0"/>
                 <w:bCs w:val="0"/>
               </w:rPr>
@@ -10563,7 +11147,7 @@
             </w:pPr>
             <w:r>
               <w:rPr>
-                <w:rStyle w:val="Textoennegrita"/>
+                <w:rStyle w:val="Fuerte"/>
                 <w:b w:val="0"/>
                 <w:bCs w:val="0"/>
               </w:rPr>
@@ -10612,7 +11196,7 @@
             </w:pPr>
             <w:r>
               <w:rPr>
-                <w:rStyle w:val="Textoennegrita"/>
+                <w:rStyle w:val="Fuerte"/>
                 <w:b w:val="0"/>
                 <w:bCs w:val="0"/>
               </w:rPr>
@@ -10656,14 +11240,14 @@
             <w:pPr>
               <w:pStyle w:val="TextoTablas"/>
               <w:rPr>
-                <w:rStyle w:val="Textoennegrita"/>
+                <w:rStyle w:val="Fuerte"/>
                 <w:b w:val="0"/>
                 <w:bCs w:val="0"/>
               </w:rPr>
             </w:pPr>
             <w:r>
               <w:rPr>
-                <w:rStyle w:val="Textoennegrita"/>
+                <w:rStyle w:val="Fuerte"/>
                 <w:b w:val="0"/>
                 <w:bCs w:val="0"/>
               </w:rPr>
@@ -10711,14 +11295,14 @@
             <w:pPr>
               <w:pStyle w:val="TextoTablas"/>
               <w:rPr>
-                <w:rStyle w:val="Textoennegrita"/>
+                <w:rStyle w:val="Fuerte"/>
                 <w:b w:val="0"/>
                 <w:bCs w:val="0"/>
               </w:rPr>
             </w:pPr>
             <w:r>
               <w:rPr>
-                <w:rStyle w:val="Textoennegrita"/>
+                <w:rStyle w:val="Fuerte"/>
                 <w:b w:val="0"/>
                 <w:bCs w:val="0"/>
               </w:rPr>
@@ -10762,14 +11346,14 @@
             <w:pPr>
               <w:pStyle w:val="TextoTablas"/>
               <w:rPr>
-                <w:rStyle w:val="Textoennegrita"/>
+                <w:rStyle w:val="Fuerte"/>
                 <w:b w:val="0"/>
                 <w:bCs w:val="0"/>
               </w:rPr>
             </w:pPr>
             <w:r>
               <w:rPr>
-                <w:rStyle w:val="Textoennegrita"/>
+                <w:rStyle w:val="Fuerte"/>
                 <w:b w:val="0"/>
                 <w:bCs w:val="0"/>
               </w:rPr>
@@ -12912,16 +13496,7 @@
         </w:tc>
       </w:tr>
     </w:tbl>
-    <w:p>
-      <w:pPr>
-        <w:pStyle w:val="Ttulo1"/>
-        <w:numPr>
-          <w:ilvl w:val="0"/>
-          <w:numId w:val="0"/>
-        </w:numPr>
-        <w:ind w:left="360"/>
-      </w:pPr>
-    </w:p>
+    <w:p/>
     <w:p>
       <w:pPr>
         <w:spacing w:before="0" w:after="160" w:line="259" w:lineRule="auto"/>
@@ -13422,10 +13997,10 @@
           <w:lang w:val="es-419" w:eastAsia="es-CO"/>
         </w:rPr>
         <w:drawing>
-          <wp:inline distT="0" distB="0" distL="0" distR="0" wp14:anchorId="7EC50A1E" wp14:editId="12A2AAFE">
-            <wp:extent cx="4680000" cy="3592800"/>
-            <wp:effectExtent l="0" t="0" r="6350" b="0"/>
-            <wp:docPr id="7" name="Imagen 7" descr="La figura muestra las técnicas de la logística inversa mediante cuatro etapas conectadas: clasificación de devoluciones, inspección de mercancías, reacondicionamiento y disposición final del producto. Además, representa un flujo continuo de las devoluciones, desde la evaluación de su estado y definición del tratamiento correspondiente hasta su recuperación, reutilización, reciclaje o disposición segura, de acuerdo con las condiciones del producto y la normativa vigente."/>
+          <wp:inline distT="0" distB="0" distL="0" distR="0" wp14:anchorId="13670D6B" wp14:editId="293E1896">
+            <wp:extent cx="5400000" cy="3930867"/>
+            <wp:effectExtent l="0" t="0" r="0" b="0"/>
+            <wp:docPr id="472687607" name="Imagen 3" descr="La figura muestra las técnicas de la logística inversa mediante cuatro etapas conectadas: clasificación de devoluciones, inspección de mercancías, reacondicionamiento y disposición final del producto. Además, representa un flujo continuo de las devoluciones, desde la evaluación de su estado y definición del tratamiento correspondiente hasta su recuperación, reutilización, reciclaje o disposición segura, de acuerdo con las condiciones del producto y la normativa vigente."/>
             <wp:cNvGraphicFramePr>
               <a:graphicFrameLocks xmlns:a="http://schemas.openxmlformats.org/drawingml/2006/main" noChangeAspect="1"/>
             </wp:cNvGraphicFramePr>
@@ -13433,11 +14008,11 @@
               <a:graphicData uri="http://schemas.openxmlformats.org/drawingml/2006/picture">
                 <pic:pic xmlns:pic="http://schemas.openxmlformats.org/drawingml/2006/picture">
                   <pic:nvPicPr>
-                    <pic:cNvPr id="7" name="Imagen 7" descr="La figura muestra las técnicas de la logística inversa mediante cuatro etapas conectadas: clasificación de devoluciones, inspección de mercancías, reacondicionamiento y disposición final del producto. Además, representa un flujo continuo de las devoluciones, desde la evaluación de su estado y definición del tratamiento correspondiente hasta su recuperación, reutilización, reciclaje o disposición segura, de acuerdo con las condiciones del producto y la normativa vigente."/>
+                    <pic:cNvPr id="472687607" name="Imagen 3" descr="La figura muestra las técnicas de la logística inversa mediante cuatro etapas conectadas: clasificación de devoluciones, inspección de mercancías, reacondicionamiento y disposición final del producto. Además, representa un flujo continuo de las devoluciones, desde la evaluación de su estado y definición del tratamiento correspondiente hasta su recuperación, reutilización, reciclaje o disposición segura, de acuerdo con las condiciones del producto y la normativa vigente."/>
                     <pic:cNvPicPr/>
                   </pic:nvPicPr>
                   <pic:blipFill>
-                    <a:blip r:embed="rId22">
+                    <a:blip r:embed="rId22" cstate="print">
                       <a:extLst>
                         <a:ext uri="{28A0092B-C50C-407E-A947-70E740481C1C}">
                           <a14:useLocalDpi xmlns:a14="http://schemas.microsoft.com/office/drawing/2010/main" val="0"/>
@@ -13451,7 +14026,7 @@
                   <pic:spPr>
                     <a:xfrm>
                       <a:off x="0" y="0"/>
-                      <a:ext cx="4680000" cy="3592800"/>
+                      <a:ext cx="5400000" cy="3930867"/>
                     </a:xfrm>
                     <a:prstGeom prst="rect">
                       <a:avLst/>
@@ -13464,18 +14039,210 @@
         </w:drawing>
       </w:r>
     </w:p>
-    <w:p>
-      <w:pPr>
-        <w:rPr>
-          <w:lang w:val="es-419" w:eastAsia="es-CO"/>
-        </w:rPr>
-      </w:pPr>
+    <w:tbl>
+      <w:tblPr>
+        <w:tblStyle w:val="Tablaconcuadrcula"/>
+        <w:tblW w:w="0" w:type="auto"/>
+        <w:tblLook w:val="04A0" w:firstRow="1" w:lastRow="0" w:firstColumn="1" w:lastColumn="0" w:noHBand="0" w:noVBand="1"/>
+      </w:tblPr>
+      <w:tblGrid>
+        <w:gridCol w:w="9962"/>
+      </w:tblGrid>
+      <w:tr>
+        <w:tc>
+          <w:tcPr>
+            <w:tcW w:w="9962" w:type="dxa"/>
+          </w:tcPr>
+          <w:p>
+            <w:pPr>
+              <w:spacing w:line="240" w:lineRule="auto"/>
+              <w:ind w:firstLine="0"/>
+              <w:rPr>
+                <w:b/>
+                <w:bCs/>
+                <w:lang w:val="es-419"/>
+              </w:rPr>
+            </w:pPr>
+            <w:r>
+              <w:rPr>
+                <w:b/>
+                <w:bCs/>
+                <w:lang w:val="es-419"/>
+              </w:rPr>
+              <w:lastRenderedPageBreak/>
+              <w:t>Descripción de la figura.</w:t>
+            </w:r>
+            <w:r>
+              <w:rPr>
+                <w:b/>
+                <w:bCs/>
+                <w:lang w:val="es-419"/>
+              </w:rPr>
+              <w:t xml:space="preserve"> </w:t>
+            </w:r>
+            <w:r>
+              <w:rPr>
+                <w:b/>
+                <w:bCs/>
+                <w:lang w:val="es-419"/>
+              </w:rPr>
+              <w:t>Técnicas de logística inversa</w:t>
+            </w:r>
+          </w:p>
+        </w:tc>
+      </w:tr>
+      <w:tr>
+        <w:tc>
+          <w:tcPr>
+            <w:tcW w:w="9962" w:type="dxa"/>
+          </w:tcPr>
+          <w:p>
+            <w:pPr>
+              <w:pStyle w:val="Prrafodelista"/>
+              <w:numPr>
+                <w:ilvl w:val="0"/>
+                <w:numId w:val="27"/>
+              </w:numPr>
+              <w:rPr>
+                <w:b/>
+                <w:bCs/>
+              </w:rPr>
+            </w:pPr>
+            <w:r>
+              <w:rPr>
+                <w:b/>
+                <w:bCs/>
+              </w:rPr>
+              <w:t>Clasificación de devoluciones</w:t>
+            </w:r>
+          </w:p>
+          <w:p>
+            <w:pPr>
+              <w:ind w:left="1416" w:firstLine="0"/>
+            </w:pPr>
+            <w:r>
+              <w:t>Agrupa las devoluciones según el motivo, estado del producto y condiciones de retorno para definir el tratamiento adecuado.</w:t>
+            </w:r>
+          </w:p>
+          <w:p>
+            <w:pPr>
+              <w:pStyle w:val="Prrafodelista"/>
+              <w:numPr>
+                <w:ilvl w:val="0"/>
+                <w:numId w:val="27"/>
+              </w:numPr>
+              <w:rPr>
+                <w:b/>
+                <w:bCs/>
+              </w:rPr>
+            </w:pPr>
+            <w:r>
+              <w:rPr>
+                <w:b/>
+                <w:bCs/>
+              </w:rPr>
+              <w:t>Inspección de mercancías</w:t>
+            </w:r>
+          </w:p>
+          <w:p>
+            <w:pPr>
+              <w:ind w:left="1416" w:firstLine="0"/>
+            </w:pPr>
+            <w:r>
+              <w:t>Verifica el estado físico, funcional y estético del producto devuelto para determinar su condición y destino posterior.</w:t>
+            </w:r>
+          </w:p>
+          <w:p>
+            <w:pPr>
+              <w:pStyle w:val="Prrafodelista"/>
+              <w:numPr>
+                <w:ilvl w:val="0"/>
+                <w:numId w:val="27"/>
+              </w:numPr>
+            </w:pPr>
+            <w:r>
+              <w:rPr>
+                <w:b/>
+                <w:bCs/>
+              </w:rPr>
+              <w:t>Reacondicionamiento</w:t>
+            </w:r>
+          </w:p>
+          <w:p>
+            <w:pPr>
+              <w:ind w:left="1416" w:firstLine="0"/>
+            </w:pPr>
+            <w:r>
+              <w:t>Restablece las condiciones óptimas del producto mediante limpieza, ajustes, reemplazo de piezas o mejoras menores para su reutilización o reventa.</w:t>
+            </w:r>
+          </w:p>
+          <w:p>
+            <w:pPr>
+              <w:pStyle w:val="Prrafodelista"/>
+              <w:numPr>
+                <w:ilvl w:val="0"/>
+                <w:numId w:val="27"/>
+              </w:numPr>
+              <w:rPr>
+                <w:b/>
+                <w:bCs/>
+              </w:rPr>
+            </w:pPr>
+            <w:r>
+              <w:rPr>
+                <w:b/>
+                <w:bCs/>
+              </w:rPr>
+              <w:t>Disposición final de producto</w:t>
+            </w:r>
+          </w:p>
+          <w:p>
+            <w:pPr>
+              <w:ind w:left="1416" w:firstLine="0"/>
+            </w:pPr>
+            <w:r>
+              <w:t>Gestiona los productos que no pueden recuperarse mediante reciclaje, aprovechamiento de materiales o disposición segura según la normativa vigente.</w:t>
+            </w:r>
+          </w:p>
+          <w:p>
+            <w:pPr>
+              <w:ind w:left="708" w:firstLine="0"/>
+              <w:rPr>
+                <w:lang w:val="es-419"/>
+              </w:rPr>
+            </w:pPr>
+            <w:r>
+              <w:rPr>
+                <w:b/>
+                <w:bCs/>
+              </w:rPr>
+              <w:t>Fin de la descripción de la figura</w:t>
+            </w:r>
+            <w:r>
+              <w:t>.</w:t>
+            </w:r>
+          </w:p>
+        </w:tc>
+      </w:tr>
+    </w:tbl>
+    <w:p>
+      <w:pPr>
+        <w:rPr>
+          <w:lang w:val="es-419" w:eastAsia="es-CO"/>
+        </w:rPr>
+      </w:pPr>
+      <w:r>
+        <w:rPr>
+          <w:lang w:val="es-419" w:eastAsia="es-CO"/>
+        </w:rPr>
+        <w:t xml:space="preserve">Los procedimientos representan la secuencia de actividades necesarias para ejecutar ese proceso de forma organizada. Por otro lado, deben definir tiempos de respuesta, responsables, registros y mecanismos de seguimiento para garantizar </w:t>
+      </w:r>
       <w:r>
         <w:rPr>
           <w:lang w:val="es-419" w:eastAsia="es-CO"/>
         </w:rPr>
         <w:lastRenderedPageBreak/>
-        <w:t>Los procedimientos representan la secuencia de actividades necesarias para ejecutar ese proceso de forma organizada. Por otro lado, deben definir tiempos de respuesta, responsables, registros y mecanismos de seguimiento para garantizar eficiencia en el proceso. El procedimiento de atención de una devolución es el siguiente:</w:t>
+        <w:t>eficiencia en el proceso. El procedimiento de atención de una devolución es el siguiente:</w:t>
       </w:r>
     </w:p>
     <w:p>
@@ -13699,27 +14466,21 @@
         <w:rPr>
           <w:lang w:val="es-419" w:eastAsia="es-CO"/>
         </w:rPr>
-        <w:t xml:space="preserve">Las operaciones de logística inversa deben cumplir disposiciones legales, reglamentos internos y lineamientos organizacionales que regulan la gestión de las </w:t>
-      </w:r>
+        <w:t>Las operaciones de logística inversa deben cumplir disposiciones legales, reglamentos internos y lineamientos organizacionales que regulan la gestión de las devoluciones, las garantías, la recuperación de productos y la disposición final de las mercancías, garantizando el cumplimiento de los requisitos legales, operativos y ambientales aplicables. Las normativas y políticas aplicables a la logística inversa son:</w:t>
+      </w:r>
+    </w:p>
+    <w:p>
+      <w:pPr>
+        <w:pStyle w:val="Tabla"/>
+        <w:rPr>
+          <w:lang w:val="es-419" w:eastAsia="es-CO"/>
+        </w:rPr>
+      </w:pPr>
       <w:r>
         <w:rPr>
           <w:lang w:val="es-419" w:eastAsia="es-CO"/>
         </w:rPr>
         <w:lastRenderedPageBreak/>
-        <w:t>devoluciones, las garantías, la recuperación de productos y la disposición final de las mercancías, garantizando el cumplimiento de los requisitos legales, operativos y ambientales aplicables. Las normativas y políticas aplicables a la logística inversa son:</w:t>
-      </w:r>
-    </w:p>
-    <w:p>
-      <w:pPr>
-        <w:pStyle w:val="Tabla"/>
-        <w:rPr>
-          <w:lang w:val="es-419" w:eastAsia="es-CO"/>
-        </w:rPr>
-      </w:pPr>
-      <w:r>
-        <w:rPr>
-          <w:lang w:val="es-419" w:eastAsia="es-CO"/>
-        </w:rPr>
         <w:t>Las normativas y políticas aplicables a la logística inversa</w:t>
       </w:r>
     </w:p>
@@ -13793,7 +14554,7 @@
             </w:pPr>
             <w:r>
               <w:rPr>
-                <w:rStyle w:val="Textoennegrita"/>
+                <w:rStyle w:val="Fuerte"/>
                 <w:rFonts w:asciiTheme="minorHAnsi" w:hAnsiTheme="minorHAnsi" w:cstheme="minorHAnsi"/>
                 <w:szCs w:val="24"/>
               </w:rPr>
@@ -13839,7 +14600,7 @@
             </w:pPr>
             <w:r>
               <w:rPr>
-                <w:rStyle w:val="Textoennegrita"/>
+                <w:rStyle w:val="Fuerte"/>
                 <w:rFonts w:asciiTheme="minorHAnsi" w:hAnsiTheme="minorHAnsi" w:cstheme="minorHAnsi"/>
                 <w:szCs w:val="24"/>
               </w:rPr>
@@ -13888,7 +14649,7 @@
             </w:pPr>
             <w:r>
               <w:rPr>
-                <w:rStyle w:val="Textoennegrita"/>
+                <w:rStyle w:val="Fuerte"/>
                 <w:rFonts w:asciiTheme="minorHAnsi" w:hAnsiTheme="minorHAnsi" w:cstheme="minorHAnsi"/>
                 <w:szCs w:val="24"/>
               </w:rPr>
@@ -13934,7 +14695,7 @@
             </w:pPr>
             <w:r>
               <w:rPr>
-                <w:rStyle w:val="Textoennegrita"/>
+                <w:rStyle w:val="Fuerte"/>
                 <w:rFonts w:asciiTheme="minorHAnsi" w:hAnsiTheme="minorHAnsi" w:cstheme="minorHAnsi"/>
                 <w:szCs w:val="24"/>
               </w:rPr>
@@ -13983,7 +14744,7 @@
             </w:pPr>
             <w:r>
               <w:rPr>
-                <w:rStyle w:val="Textoennegrita"/>
+                <w:rStyle w:val="Fuerte"/>
                 <w:rFonts w:asciiTheme="minorHAnsi" w:hAnsiTheme="minorHAnsi" w:cstheme="minorHAnsi"/>
                 <w:szCs w:val="24"/>
               </w:rPr>
@@ -14000,11 +14761,7 @@
               <w:pStyle w:val="TextoTablas"/>
             </w:pPr>
             <w:r>
-              <w:t xml:space="preserve">Orienta la reutilización, el reciclaje y la disposición responsable de productos, </w:t>
-            </w:r>
-            <w:r>
-              <w:lastRenderedPageBreak/>
-              <w:t>empaques y materiales que retornan a la organización.</w:t>
+              <w:t>Orienta la reutilización, el reciclaje y la disposición responsable de productos, empaques y materiales que retornan a la organización.</w:t>
             </w:r>
           </w:p>
         </w:tc>
@@ -14017,12 +14774,7 @@
               <w:pStyle w:val="TextoTablas"/>
             </w:pPr>
             <w:r>
-              <w:lastRenderedPageBreak/>
-              <w:t xml:space="preserve">Las baterías y los equipos electrónicos devueltos son entregados a un gestor </w:t>
-            </w:r>
-            <w:r>
-              <w:lastRenderedPageBreak/>
-              <w:t>autorizado para su tratamiento ambiental.</w:t>
+              <w:t>Las baterías y los equipos electrónicos devueltos son entregados a un gestor autorizado para su tratamiento ambiental.</w:t>
             </w:r>
           </w:p>
         </w:tc>
@@ -14036,14 +14788,14 @@
             <w:pPr>
               <w:pStyle w:val="TextoTablas"/>
               <w:rPr>
-                <w:rStyle w:val="Textoennegrita"/>
+                <w:rStyle w:val="Fuerte"/>
                 <w:rFonts w:asciiTheme="minorHAnsi" w:hAnsiTheme="minorHAnsi" w:cstheme="minorHAnsi"/>
                 <w:szCs w:val="24"/>
               </w:rPr>
             </w:pPr>
             <w:r>
               <w:rPr>
-                <w:rStyle w:val="Textoennegrita"/>
+                <w:rStyle w:val="Fuerte"/>
                 <w:rFonts w:asciiTheme="minorHAnsi" w:hAnsiTheme="minorHAnsi" w:cstheme="minorHAnsi"/>
                 <w:szCs w:val="24"/>
               </w:rPr>
@@ -14060,7 +14812,11 @@
               <w:pStyle w:val="TextoTablas"/>
             </w:pPr>
             <w:r>
-              <w:t>Determina las responsabilidades, actividades, registros y controles que deben aplicar las áreas involucradas en la logística inversa.</w:t>
+              <w:t xml:space="preserve">Determina las responsabilidades, actividades, registros y controles que deben aplicar las áreas </w:t>
+            </w:r>
+            <w:r>
+              <w:lastRenderedPageBreak/>
+              <w:t>involucradas en la logística inversa.</w:t>
             </w:r>
           </w:p>
         </w:tc>
@@ -14073,7 +14829,12 @@
               <w:pStyle w:val="TextoTablas"/>
             </w:pPr>
             <w:r>
-              <w:t>El área de servicio registra la solicitud, la bodega inspecciona el producto y contabilidad procesa el reembolso aprobado.</w:t>
+              <w:lastRenderedPageBreak/>
+              <w:t xml:space="preserve">El área de servicio registra la solicitud, la bodega inspecciona el producto y </w:t>
+            </w:r>
+            <w:r>
+              <w:lastRenderedPageBreak/>
+              <w:t>contabilidad procesa el reembolso aprobado.</w:t>
             </w:r>
           </w:p>
         </w:tc>
@@ -14085,6 +14846,7 @@
       </w:pPr>
       <w:bookmarkStart w:id="27" w:name="_Toc241518343"/>
       <w:r>
+        <w:lastRenderedPageBreak/>
         <w:t>Bioseguridad y protocolos logísticos</w:t>
       </w:r>
       <w:bookmarkEnd w:id="27"/>
@@ -14193,7 +14955,6 @@
           <w:bCs/>
           <w:lang w:val="es-419" w:eastAsia="es-CO"/>
         </w:rPr>
-        <w:lastRenderedPageBreak/>
         <w:t>Limpieza de superficies</w:t>
       </w:r>
       <w:r>
@@ -14246,6 +15007,7 @@
           <w:bCs/>
           <w:lang w:val="es-419" w:eastAsia="es-CO"/>
         </w:rPr>
+        <w:lastRenderedPageBreak/>
         <w:t>Manipulación segura de mercancías</w:t>
       </w:r>
       <w:r>
@@ -14412,6 +15174,8 @@
     </w:p>
     <w:p>
       <w:pPr>
+        <w:spacing w:before="0" w:after="160" w:line="259" w:lineRule="auto"/>
+        <w:ind w:firstLine="708"/>
         <w:rPr>
           <w:b/>
           <w:bCs/>
@@ -14474,15 +15238,15 @@
         <w:rPr>
           <w:lang w:val="es-419" w:eastAsia="es-CO"/>
         </w:rPr>
+        <w:lastRenderedPageBreak/>
         <w:t>Dar clic en el enlace dispuesto para acceder al recurso.</w:t>
       </w:r>
-    </w:p>
-    <w:p>
-      <w:pPr>
-        <w:rPr>
-          <w:lang w:val="es-419" w:eastAsia="es-CO"/>
-        </w:rPr>
-      </w:pPr>
+      <w:r>
+        <w:rPr>
+          <w:lang w:val="es-419" w:eastAsia="es-CO"/>
+        </w:rPr>
+        <w:t xml:space="preserve"> </w:t>
+      </w:r>
       <w:hyperlink r:id="rId24" w:history="1">
         <w:r>
           <w:rPr>
@@ -14958,7 +15722,7 @@
             </w:pPr>
             <w:r>
               <w:rPr>
-                <w:rStyle w:val="Textoennegrita"/>
+                <w:rStyle w:val="Fuerte"/>
                 <w:rFonts w:asciiTheme="minorHAnsi" w:hAnsiTheme="minorHAnsi" w:cstheme="minorHAnsi"/>
                 <w:b/>
                 <w:szCs w:val="24"/>
@@ -14980,7 +15744,7 @@
             </w:pPr>
             <w:r>
               <w:rPr>
-                <w:rStyle w:val="Textoennegrita"/>
+                <w:rStyle w:val="Fuerte"/>
                 <w:rFonts w:asciiTheme="minorHAnsi" w:hAnsiTheme="minorHAnsi" w:cstheme="minorHAnsi"/>
                 <w:b/>
                 <w:szCs w:val="24"/>
@@ -15002,7 +15766,7 @@
             </w:pPr>
             <w:r>
               <w:rPr>
-                <w:rStyle w:val="Textoennegrita"/>
+                <w:rStyle w:val="Fuerte"/>
                 <w:rFonts w:asciiTheme="minorHAnsi" w:hAnsiTheme="minorHAnsi" w:cstheme="minorHAnsi"/>
                 <w:b/>
                 <w:szCs w:val="24"/>
@@ -15030,7 +15794,7 @@
             </w:pPr>
             <w:r>
               <w:rPr>
-                <w:rStyle w:val="Textoennegrita"/>
+                <w:rStyle w:val="Fuerte"/>
                 <w:rFonts w:asciiTheme="minorHAnsi" w:hAnsiTheme="minorHAnsi" w:cstheme="minorHAnsi"/>
                 <w:b w:val="0"/>
                 <w:bCs w:val="0"/>
@@ -15082,7 +15846,7 @@
             </w:pPr>
             <w:r>
               <w:rPr>
-                <w:rStyle w:val="Textoennegrita"/>
+                <w:rStyle w:val="Fuerte"/>
                 <w:rFonts w:asciiTheme="minorHAnsi" w:hAnsiTheme="minorHAnsi" w:cstheme="minorHAnsi"/>
                 <w:b w:val="0"/>
                 <w:bCs w:val="0"/>
@@ -15137,7 +15901,7 @@
             </w:pPr>
             <w:r>
               <w:rPr>
-                <w:rStyle w:val="Textoennegrita"/>
+                <w:rStyle w:val="Fuerte"/>
                 <w:rFonts w:asciiTheme="minorHAnsi" w:hAnsiTheme="minorHAnsi" w:cstheme="minorHAnsi"/>
                 <w:b w:val="0"/>
                 <w:bCs w:val="0"/>
@@ -15189,7 +15953,7 @@
             </w:pPr>
             <w:r>
               <w:rPr>
-                <w:rStyle w:val="Textoennegrita"/>
+                <w:rStyle w:val="Fuerte"/>
                 <w:rFonts w:asciiTheme="minorHAnsi" w:hAnsiTheme="minorHAnsi" w:cstheme="minorHAnsi"/>
                 <w:b w:val="0"/>
                 <w:bCs w:val="0"/>
@@ -15244,7 +16008,7 @@
             </w:pPr>
             <w:r>
               <w:rPr>
-                <w:rStyle w:val="Textoennegrita"/>
+                <w:rStyle w:val="Fuerte"/>
                 <w:rFonts w:asciiTheme="minorHAnsi" w:hAnsiTheme="minorHAnsi" w:cstheme="minorHAnsi"/>
                 <w:b w:val="0"/>
                 <w:bCs w:val="0"/>
@@ -15290,7 +16054,7 @@
             <w:pPr>
               <w:pStyle w:val="TextoTablas"/>
               <w:rPr>
-                <w:rStyle w:val="Textoennegrita"/>
+                <w:rStyle w:val="Fuerte"/>
                 <w:rFonts w:asciiTheme="minorHAnsi" w:hAnsiTheme="minorHAnsi" w:cstheme="minorHAnsi"/>
                 <w:b w:val="0"/>
                 <w:bCs w:val="0"/>
@@ -15299,7 +16063,7 @@
             </w:pPr>
             <w:r>
               <w:rPr>
-                <w:rStyle w:val="Textoennegrita"/>
+                <w:rStyle w:val="Fuerte"/>
                 <w:rFonts w:asciiTheme="minorHAnsi" w:hAnsiTheme="minorHAnsi" w:cstheme="minorHAnsi"/>
                 <w:b w:val="0"/>
                 <w:bCs w:val="0"/>
@@ -16298,25 +17062,19 @@
     </w:p>
     <w:p>
       <w:r>
-        <w:t>Andrés Fernando. (2020). Tipos de carga, envase, embalaje, etiquetado - logística interna [Video]. YouTube.</w:t>
-      </w:r>
-      <w:r>
-        <w:t xml:space="preserve"> </w:t>
+        <w:t xml:space="preserve">Andrés Fernando. (2020). Tipos de carga, envase, embalaje, etiquetado - logística interna [Video]. YouTube. </w:t>
       </w:r>
       <w:hyperlink r:id="rId29" w:history="1">
         <w:r>
           <w:rPr>
             <w:rStyle w:val="Hipervnculo"/>
           </w:rPr>
-          <w:t>https://www.youtube.com/watch?v=b3xWXgVw5</w:t>
-        </w:r>
-        <w:r>
-          <w:rPr>
-            <w:rStyle w:val="Hipervnculo"/>
-          </w:rPr>
-          <w:t>Ci</w:t>
+          <w:t>https://www.youtube.com/watch?v=b3xWXgVw5cI</w:t>
         </w:r>
       </w:hyperlink>
+      <w:r>
+        <w:t xml:space="preserve"> </w:t>
+      </w:r>
     </w:p>
     <w:p>
       <w:r>
@@ -16329,10 +17087,7 @@
         <w:t>e-commerce</w:t>
       </w:r>
       <w:r>
-        <w:t>.</w:t>
-      </w:r>
-      <w:r>
-        <w:t xml:space="preserve"> </w:t>
+        <w:t xml:space="preserve">. </w:t>
       </w:r>
       <w:hyperlink r:id="rId30" w:history="1">
         <w:r>
@@ -16345,10 +17100,7 @@
     </w:p>
     <w:p>
       <w:r>
-        <w:t>Banco de la República. (2021). Pasarelas de pago.</w:t>
-      </w:r>
-      <w:r>
-        <w:t xml:space="preserve"> </w:t>
+        <w:t xml:space="preserve">Banco de la República. (2021). Pasarelas de pago. </w:t>
       </w:r>
       <w:hyperlink r:id="rId31" w:history="1">
         <w:r>
@@ -16369,10 +17121,7 @@
       </w:r>
       <w:proofErr w:type="spellEnd"/>
       <w:r>
-        <w:t>.</w:t>
-      </w:r>
-      <w:r>
-        <w:t xml:space="preserve"> </w:t>
+        <w:t xml:space="preserve">. </w:t>
       </w:r>
       <w:hyperlink r:id="rId32" w:history="1">
         <w:r>
@@ -16426,13 +17175,8 @@
       </w:hyperlink>
     </w:p>
     <w:p>
-      <w:proofErr w:type="spellStart"/>
-      <w:r>
-        <w:t>Hermo</w:t>
-      </w:r>
-      <w:proofErr w:type="spellEnd"/>
-      <w:r>
-        <w:t xml:space="preserve"> Benito. (2023). Cómo funciona una tienda </w:t>
+      <w:r>
+        <w:t xml:space="preserve">Hermo Benito. (2023). Cómo funciona una tienda </w:t>
       </w:r>
       <w:r>
         <w:rPr>
@@ -16636,13 +17380,8 @@
       </w:hyperlink>
     </w:p>
     <w:p>
-      <w:proofErr w:type="spellStart"/>
-      <w:r>
-        <w:t>Quintino</w:t>
-      </w:r>
-      <w:proofErr w:type="spellEnd"/>
-      <w:r>
-        <w:t xml:space="preserve"> Material </w:t>
+      <w:r>
+        <w:t xml:space="preserve">Quintino Material </w:t>
       </w:r>
       <w:proofErr w:type="spellStart"/>
       <w:r>
@@ -17643,23 +18382,13 @@
                 <w:lang w:val="es-CO"/>
               </w:rPr>
             </w:pPr>
-            <w:proofErr w:type="spellStart"/>
             <w:r>
               <w:rPr>
                 <w:rFonts w:eastAsia="Calibri" w:cs="Calibri"/>
                 <w:sz w:val="28"/>
                 <w:szCs w:val="28"/>
               </w:rPr>
-              <w:t>Karine</w:t>
-            </w:r>
-            <w:proofErr w:type="spellEnd"/>
-            <w:r>
-              <w:rPr>
-                <w:rFonts w:eastAsia="Calibri" w:cs="Calibri"/>
-                <w:sz w:val="28"/>
-                <w:szCs w:val="28"/>
-              </w:rPr>
-              <w:t xml:space="preserve"> Isabel Ospino Fritz</w:t>
+              <w:t>Karine Isabel Ospino Fritz</w:t>
             </w:r>
           </w:p>
         </w:tc>
@@ -17733,7 +18462,7 @@
 </file>
 
 <file path=word/endnotes.xml><?xml version="1.0" encoding="utf-8"?>
-<w:endnotes xmlns:wpc="http://schemas.microsoft.com/office/word/2010/wordprocessingCanvas" xmlns:cx="http://schemas.microsoft.com/office/drawing/2014/chartex" xmlns:cx1="http://schemas.microsoft.com/office/drawing/2015/9/8/chartex" xmlns:cx2="http://schemas.microsoft.com/office/drawing/2015/10/21/chartex" xmlns:cx3="http://schemas.microsoft.com/office/drawing/2016/5/9/chartex" xmlns:cx4="http://schemas.microsoft.com/office/drawing/2016/5/10/chartex" xmlns:cx5="http://schemas.microsoft.com/office/drawing/2016/5/11/chartex" xmlns:cx6="http://schemas.microsoft.com/office/drawing/2016/5/12/chartex" xmlns:cx7="http://schemas.microsoft.com/office/drawing/2016/5/13/chartex" xmlns:cx8="http://schemas.microsoft.com/office/drawing/2016/5/14/chartex" xmlns:mc="http://schemas.openxmlformats.org/markup-compatibility/2006" xmlns:aink="http://schemas.microsoft.com/office/drawing/2016/ink" xmlns:am3d="http://schemas.microsoft.com/office/drawing/2017/model3d" xmlns:o="urn:schemas-microsoft-com:office:office" xmlns:r="http://schemas.openxmlformats.org/officeDocument/2006/relationships" xmlns:m="http://schemas.openxmlformats.org/officeDocument/2006/math" xmlns:v="urn:schemas-microsoft-com:vml" xmlns:wp14="http://schemas.microsoft.com/office/word/2010/wordprocessingDrawing" xmlns:wp="http://schemas.openxmlformats.org/drawingml/2006/wordprocessingDrawing" xmlns:w10="urn:schemas-microsoft-com:office:word" xmlns:w="http://schemas.openxmlformats.org/wordprocessingml/2006/main" xmlns:w14="http://schemas.microsoft.com/office/word/2010/wordml" xmlns:w15="http://schemas.microsoft.com/office/word/2012/wordml" xmlns:w16cex="http://schemas.microsoft.com/office/word/2018/wordml/cex" xmlns:w16cid="http://schemas.microsoft.com/office/word/2016/wordml/cid" xmlns:w16="http://schemas.microsoft.com/office/word/2018/wordml" xmlns:w16sdtdh="http://schemas.microsoft.com/office/word/2020/wordml/sdtdatahash" xmlns:w16se="http://schemas.microsoft.com/office/word/2015/wordml/symex" xmlns:wpg="http://schemas.microsoft.com/office/word/2010/wordprocessingGroup" xmlns:wpi="http://schemas.microsoft.com/office/word/2010/wordprocessingInk" xmlns:wne="http://schemas.microsoft.com/office/word/2006/wordml" xmlns:wps="http://schemas.microsoft.com/office/word/2010/wordprocessingShape" mc:Ignorable="w14 w15 w16se w16cid w16 w16cex w16sdtdh wp14">
+<w:endnotes xmlns:wpc="http://schemas.microsoft.com/office/word/2010/wordprocessingCanvas" xmlns:cx="http://schemas.microsoft.com/office/drawing/2014/chartex" xmlns:cx1="http://schemas.microsoft.com/office/drawing/2015/9/8/chartex" xmlns:cx2="http://schemas.microsoft.com/office/drawing/2015/10/21/chartex" xmlns:cx3="http://schemas.microsoft.com/office/drawing/2016/5/9/chartex" xmlns:cx4="http://schemas.microsoft.com/office/drawing/2016/5/10/chartex" xmlns:cx5="http://schemas.microsoft.com/office/drawing/2016/5/11/chartex" xmlns:cx6="http://schemas.microsoft.com/office/drawing/2016/5/12/chartex" xmlns:cx7="http://schemas.microsoft.com/office/drawing/2016/5/13/chartex" xmlns:cx8="http://schemas.microsoft.com/office/drawing/2016/5/14/chartex" xmlns:mc="http://schemas.openxmlformats.org/markup-compatibility/2006" xmlns:aink="http://schemas.microsoft.com/office/drawing/2016/ink" xmlns:am3d="http://schemas.microsoft.com/office/drawing/2017/model3d" xmlns:o="urn:schemas-microsoft-com:office:office" xmlns:oel="http://schemas.microsoft.com/office/2019/extlst" xmlns:r="http://schemas.openxmlformats.org/officeDocument/2006/relationships" xmlns:m="http://schemas.openxmlformats.org/officeDocument/2006/math" xmlns:v="urn:schemas-microsoft-com:vml" xmlns:wp14="http://schemas.microsoft.com/office/word/2010/wordprocessingDrawing" xmlns:wp="http://schemas.openxmlformats.org/drawingml/2006/wordprocessingDrawing" xmlns:w10="urn:schemas-microsoft-com:office:word" xmlns:w="http://schemas.openxmlformats.org/wordprocessingml/2006/main" xmlns:w14="http://schemas.microsoft.com/office/word/2010/wordml" xmlns:w15="http://schemas.microsoft.com/office/word/2012/wordml" xmlns:w16cex="http://schemas.microsoft.com/office/word/2018/wordml/cex" xmlns:w16cid="http://schemas.microsoft.com/office/word/2016/wordml/cid" xmlns:w16="http://schemas.microsoft.com/office/word/2018/wordml" xmlns:w16du="http://schemas.microsoft.com/office/word/2023/wordml/word16du" xmlns:w16sdtdh="http://schemas.microsoft.com/office/word/2020/wordml/sdtdatahash" xmlns:w16sdtfl="http://schemas.microsoft.com/office/word/2024/wordml/sdtformatlock" xmlns:w16se="http://schemas.microsoft.com/office/word/2015/wordml/symex" xmlns:wpg="http://schemas.microsoft.com/office/word/2010/wordprocessingGroup" xmlns:wpi="http://schemas.microsoft.com/office/word/2010/wordprocessingInk" xmlns:wne="http://schemas.microsoft.com/office/word/2006/wordml" xmlns:wps="http://schemas.microsoft.com/office/word/2010/wordprocessingShape" mc:Ignorable="w14 w15 w16se w16cid w16 w16cex w16sdtdh w16sdtfl w16du wp14">
   <w:endnote w:type="separator" w:id="-1">
     <w:p>
       <w:pPr>
@@ -17760,7 +18489,7 @@
 </file>
 
 <file path=word/footer1.xml><?xml version="1.0" encoding="utf-8"?>
-<w:ftr xmlns:wpc="http://schemas.microsoft.com/office/word/2010/wordprocessingCanvas" xmlns:cx="http://schemas.microsoft.com/office/drawing/2014/chartex" xmlns:cx1="http://schemas.microsoft.com/office/drawing/2015/9/8/chartex" xmlns:cx2="http://schemas.microsoft.com/office/drawing/2015/10/21/chartex" xmlns:cx3="http://schemas.microsoft.com/office/drawing/2016/5/9/chartex" xmlns:cx4="http://schemas.microsoft.com/office/drawing/2016/5/10/chartex" xmlns:cx5="http://schemas.microsoft.com/office/drawing/2016/5/11/chartex" xmlns:cx6="http://schemas.microsoft.com/office/drawing/2016/5/12/chartex" xmlns:cx7="http://schemas.microsoft.com/office/drawing/2016/5/13/chartex" xmlns:cx8="http://schemas.microsoft.com/office/drawing/2016/5/14/chartex" xmlns:mc="http://schemas.openxmlformats.org/markup-compatibility/2006" xmlns:aink="http://schemas.microsoft.com/office/drawing/2016/ink" xmlns:am3d="http://schemas.microsoft.com/office/drawing/2017/model3d" xmlns:o="urn:schemas-microsoft-com:office:office" xmlns:r="http://schemas.openxmlformats.org/officeDocument/2006/relationships" xmlns:m="http://schemas.openxmlformats.org/officeDocument/2006/math" xmlns:v="urn:schemas-microsoft-com:vml" xmlns:wp14="http://schemas.microsoft.com/office/word/2010/wordprocessingDrawing" xmlns:wp="http://schemas.openxmlformats.org/drawingml/2006/wordprocessingDrawing" xmlns:w10="urn:schemas-microsoft-com:office:word" xmlns:w="http://schemas.openxmlformats.org/wordprocessingml/2006/main" xmlns:w14="http://schemas.microsoft.com/office/word/2010/wordml" xmlns:w15="http://schemas.microsoft.com/office/word/2012/wordml" xmlns:w16cex="http://schemas.microsoft.com/office/word/2018/wordml/cex" xmlns:w16cid="http://schemas.microsoft.com/office/word/2016/wordml/cid" xmlns:w16="http://schemas.microsoft.com/office/word/2018/wordml" xmlns:w16sdtdh="http://schemas.microsoft.com/office/word/2020/wordml/sdtdatahash" xmlns:w16se="http://schemas.microsoft.com/office/word/2015/wordml/symex" xmlns:wpg="http://schemas.microsoft.com/office/word/2010/wordprocessingGroup" xmlns:wpi="http://schemas.microsoft.com/office/word/2010/wordprocessingInk" xmlns:wne="http://schemas.microsoft.com/office/word/2006/wordml" xmlns:wps="http://schemas.microsoft.com/office/word/2010/wordprocessingShape" mc:Ignorable="w14 w15 w16se w16cid w16 w16cex w16sdtdh wp14">
+<w:ftr xmlns:wpc="http://schemas.microsoft.com/office/word/2010/wordprocessingCanvas" xmlns:cx="http://schemas.microsoft.com/office/drawing/2014/chartex" xmlns:cx1="http://schemas.microsoft.com/office/drawing/2015/9/8/chartex" xmlns:cx2="http://schemas.microsoft.com/office/drawing/2015/10/21/chartex" xmlns:cx3="http://schemas.microsoft.com/office/drawing/2016/5/9/chartex" xmlns:cx4="http://schemas.microsoft.com/office/drawing/2016/5/10/chartex" xmlns:cx5="http://schemas.microsoft.com/office/drawing/2016/5/11/chartex" xmlns:cx6="http://schemas.microsoft.com/office/drawing/2016/5/12/chartex" xmlns:cx7="http://schemas.microsoft.com/office/drawing/2016/5/13/chartex" xmlns:cx8="http://schemas.microsoft.com/office/drawing/2016/5/14/chartex" xmlns:mc="http://schemas.openxmlformats.org/markup-compatibility/2006" xmlns:aink="http://schemas.microsoft.com/office/drawing/2016/ink" xmlns:am3d="http://schemas.microsoft.com/office/drawing/2017/model3d" xmlns:o="urn:schemas-microsoft-com:office:office" xmlns:oel="http://schemas.microsoft.com/office/2019/extlst" xmlns:r="http://schemas.openxmlformats.org/officeDocument/2006/relationships" xmlns:m="http://schemas.openxmlformats.org/officeDocument/2006/math" xmlns:v="urn:schemas-microsoft-com:vml" xmlns:wp14="http://schemas.microsoft.com/office/word/2010/wordprocessingDrawing" xmlns:wp="http://schemas.openxmlformats.org/drawingml/2006/wordprocessingDrawing" xmlns:w10="urn:schemas-microsoft-com:office:word" xmlns:w="http://schemas.openxmlformats.org/wordprocessingml/2006/main" xmlns:w14="http://schemas.microsoft.com/office/word/2010/wordml" xmlns:w15="http://schemas.microsoft.com/office/word/2012/wordml" xmlns:w16cex="http://schemas.microsoft.com/office/word/2018/wordml/cex" xmlns:w16cid="http://schemas.microsoft.com/office/word/2016/wordml/cid" xmlns:w16="http://schemas.microsoft.com/office/word/2018/wordml" xmlns:w16du="http://schemas.microsoft.com/office/word/2023/wordml/word16du" xmlns:w16sdtdh="http://schemas.microsoft.com/office/word/2020/wordml/sdtdatahash" xmlns:w16sdtfl="http://schemas.microsoft.com/office/word/2024/wordml/sdtformatlock" xmlns:w16se="http://schemas.microsoft.com/office/word/2015/wordml/symex" xmlns:wpg="http://schemas.microsoft.com/office/word/2010/wordprocessingGroup" xmlns:wpi="http://schemas.microsoft.com/office/word/2010/wordprocessingInk" xmlns:wne="http://schemas.microsoft.com/office/word/2006/wordml" xmlns:wps="http://schemas.microsoft.com/office/word/2010/wordprocessingShape" mc:Ignorable="w14 w15 w16se w16cid w16 w16cex w16sdtdh w16sdtfl w16du wp14">
   <w:sdt>
     <w:sdtPr>
       <w:id w:val="-1465197936"/>
@@ -17769,7 +18498,6 @@
         <w:docPartUnique/>
       </w:docPartObj>
     </w:sdtPr>
-    <w:sdtEndPr/>
     <w:sdtContent>
       <w:p>
         <w:pPr>
@@ -17807,7 +18535,7 @@
 </file>
 
 <file path=word/footnotes.xml><?xml version="1.0" encoding="utf-8"?>
-<w:footnotes xmlns:wpc="http://schemas.microsoft.com/office/word/2010/wordprocessingCanvas" xmlns:cx="http://schemas.microsoft.com/office/drawing/2014/chartex" xmlns:cx1="http://schemas.microsoft.com/office/drawing/2015/9/8/chartex" xmlns:cx2="http://schemas.microsoft.com/office/drawing/2015/10/21/chartex" xmlns:cx3="http://schemas.microsoft.com/office/drawing/2016/5/9/chartex" xmlns:cx4="http://schemas.microsoft.com/office/drawing/2016/5/10/chartex" xmlns:cx5="http://schemas.microsoft.com/office/drawing/2016/5/11/chartex" xmlns:cx6="http://schemas.microsoft.com/office/drawing/2016/5/12/chartex" xmlns:cx7="http://schemas.microsoft.com/office/drawing/2016/5/13/chartex" xmlns:cx8="http://schemas.microsoft.com/office/drawing/2016/5/14/chartex" xmlns:mc="http://schemas.openxmlformats.org/markup-compatibility/2006" xmlns:aink="http://schemas.microsoft.com/office/drawing/2016/ink" xmlns:am3d="http://schemas.microsoft.com/office/drawing/2017/model3d" xmlns:o="urn:schemas-microsoft-com:office:office" xmlns:r="http://schemas.openxmlformats.org/officeDocument/2006/relationships" xmlns:m="http://schemas.openxmlformats.org/officeDocument/2006/math" xmlns:v="urn:schemas-microsoft-com:vml" xmlns:wp14="http://schemas.microsoft.com/office/word/2010/wordprocessingDrawing" xmlns:wp="http://schemas.openxmlformats.org/drawingml/2006/wordprocessingDrawing" xmlns:w10="urn:schemas-microsoft-com:office:word" xmlns:w="http://schemas.openxmlformats.org/wordprocessingml/2006/main" xmlns:w14="http://schemas.microsoft.com/office/word/2010/wordml" xmlns:w15="http://schemas.microsoft.com/office/word/2012/wordml" xmlns:w16cex="http://schemas.microsoft.com/office/word/2018/wordml/cex" xmlns:w16cid="http://schemas.microsoft.com/office/word/2016/wordml/cid" xmlns:w16="http://schemas.microsoft.com/office/word/2018/wordml" xmlns:w16sdtdh="http://schemas.microsoft.com/office/word/2020/wordml/sdtdatahash" xmlns:w16se="http://schemas.microsoft.com/office/word/2015/wordml/symex" xmlns:wpg="http://schemas.microsoft.com/office/word/2010/wordprocessingGroup" xmlns:wpi="http://schemas.microsoft.com/office/word/2010/wordprocessingInk" xmlns:wne="http://schemas.microsoft.com/office/word/2006/wordml" xmlns:wps="http://schemas.microsoft.com/office/word/2010/wordprocessingShape" mc:Ignorable="w14 w15 w16se w16cid w16 w16cex w16sdtdh wp14">
+<w:footnotes xmlns:wpc="http://schemas.microsoft.com/office/word/2010/wordprocessingCanvas" xmlns:cx="http://schemas.microsoft.com/office/drawing/2014/chartex" xmlns:cx1="http://schemas.microsoft.com/office/drawing/2015/9/8/chartex" xmlns:cx2="http://schemas.microsoft.com/office/drawing/2015/10/21/chartex" xmlns:cx3="http://schemas.microsoft.com/office/drawing/2016/5/9/chartex" xmlns:cx4="http://schemas.microsoft.com/office/drawing/2016/5/10/chartex" xmlns:cx5="http://schemas.microsoft.com/office/drawing/2016/5/11/chartex" xmlns:cx6="http://schemas.microsoft.com/office/drawing/2016/5/12/chartex" xmlns:cx7="http://schemas.microsoft.com/office/drawing/2016/5/13/chartex" xmlns:cx8="http://schemas.microsoft.com/office/drawing/2016/5/14/chartex" xmlns:mc="http://schemas.openxmlformats.org/markup-compatibility/2006" xmlns:aink="http://schemas.microsoft.com/office/drawing/2016/ink" xmlns:am3d="http://schemas.microsoft.com/office/drawing/2017/model3d" xmlns:o="urn:schemas-microsoft-com:office:office" xmlns:oel="http://schemas.microsoft.com/office/2019/extlst" xmlns:r="http://schemas.openxmlformats.org/officeDocument/2006/relationships" xmlns:m="http://schemas.openxmlformats.org/officeDocument/2006/math" xmlns:v="urn:schemas-microsoft-com:vml" xmlns:wp14="http://schemas.microsoft.com/office/word/2010/wordprocessingDrawing" xmlns:wp="http://schemas.openxmlformats.org/drawingml/2006/wordprocessingDrawing" xmlns:w10="urn:schemas-microsoft-com:office:word" xmlns:w="http://schemas.openxmlformats.org/wordprocessingml/2006/main" xmlns:w14="http://schemas.microsoft.com/office/word/2010/wordml" xmlns:w15="http://schemas.microsoft.com/office/word/2012/wordml" xmlns:w16cex="http://schemas.microsoft.com/office/word/2018/wordml/cex" xmlns:w16cid="http://schemas.microsoft.com/office/word/2016/wordml/cid" xmlns:w16="http://schemas.microsoft.com/office/word/2018/wordml" xmlns:w16du="http://schemas.microsoft.com/office/word/2023/wordml/word16du" xmlns:w16sdtdh="http://schemas.microsoft.com/office/word/2020/wordml/sdtdatahash" xmlns:w16sdtfl="http://schemas.microsoft.com/office/word/2024/wordml/sdtformatlock" xmlns:w16se="http://schemas.microsoft.com/office/word/2015/wordml/symex" xmlns:wpg="http://schemas.microsoft.com/office/word/2010/wordprocessingGroup" xmlns:wpi="http://schemas.microsoft.com/office/word/2010/wordprocessingInk" xmlns:wne="http://schemas.microsoft.com/office/word/2006/wordml" xmlns:wps="http://schemas.microsoft.com/office/word/2010/wordprocessingShape" mc:Ignorable="w14 w15 w16se w16cid w16 w16cex w16sdtdh w16sdtfl w16du wp14">
   <w:footnote w:type="separator" w:id="-1">
     <w:p>
       <w:pPr>
@@ -17834,7 +18562,7 @@
 </file>
 
 <file path=word/header1.xml><?xml version="1.0" encoding="utf-8"?>
-<w:hdr xmlns:wpc="http://schemas.microsoft.com/office/word/2010/wordprocessingCanvas" xmlns:cx="http://schemas.microsoft.com/office/drawing/2014/chartex" xmlns:cx1="http://schemas.microsoft.com/office/drawing/2015/9/8/chartex" xmlns:cx2="http://schemas.microsoft.com/office/drawing/2015/10/21/chartex" xmlns:cx3="http://schemas.microsoft.com/office/drawing/2016/5/9/chartex" xmlns:cx4="http://schemas.microsoft.com/office/drawing/2016/5/10/chartex" xmlns:cx5="http://schemas.microsoft.com/office/drawing/2016/5/11/chartex" xmlns:cx6="http://schemas.microsoft.com/office/drawing/2016/5/12/chartex" xmlns:cx7="http://schemas.microsoft.com/office/drawing/2016/5/13/chartex" xmlns:cx8="http://schemas.microsoft.com/office/drawing/2016/5/14/chartex" xmlns:mc="http://schemas.openxmlformats.org/markup-compatibility/2006" xmlns:aink="http://schemas.microsoft.com/office/drawing/2016/ink" xmlns:am3d="http://schemas.microsoft.com/office/drawing/2017/model3d" xmlns:o="urn:schemas-microsoft-com:office:office" xmlns:r="http://schemas.openxmlformats.org/officeDocument/2006/relationships" xmlns:m="http://schemas.openxmlformats.org/officeDocument/2006/math" xmlns:v="urn:schemas-microsoft-com:vml" xmlns:wp14="http://schemas.microsoft.com/office/word/2010/wordprocessingDrawing" xmlns:wp="http://schemas.openxmlformats.org/drawingml/2006/wordprocessingDrawing" xmlns:w10="urn:schemas-microsoft-com:office:word" xmlns:w="http://schemas.openxmlformats.org/wordprocessingml/2006/main" xmlns:w14="http://schemas.microsoft.com/office/word/2010/wordml" xmlns:w15="http://schemas.microsoft.com/office/word/2012/wordml" xmlns:w16cex="http://schemas.microsoft.com/office/word/2018/wordml/cex" xmlns:w16cid="http://schemas.microsoft.com/office/word/2016/wordml/cid" xmlns:w16="http://schemas.microsoft.com/office/word/2018/wordml" xmlns:w16sdtdh="http://schemas.microsoft.com/office/word/2020/wordml/sdtdatahash" xmlns:w16se="http://schemas.microsoft.com/office/word/2015/wordml/symex" xmlns:wpg="http://schemas.microsoft.com/office/word/2010/wordprocessingGroup" xmlns:wpi="http://schemas.microsoft.com/office/word/2010/wordprocessingInk" xmlns:wne="http://schemas.microsoft.com/office/word/2006/wordml" xmlns:wps="http://schemas.microsoft.com/office/word/2010/wordprocessingShape" mc:Ignorable="w14 w15 w16se w16cid w16 w16cex w16sdtdh wp14">
+<w:hdr xmlns:wpc="http://schemas.microsoft.com/office/word/2010/wordprocessingCanvas" xmlns:cx="http://schemas.microsoft.com/office/drawing/2014/chartex" xmlns:cx1="http://schemas.microsoft.com/office/drawing/2015/9/8/chartex" xmlns:cx2="http://schemas.microsoft.com/office/drawing/2015/10/21/chartex" xmlns:cx3="http://schemas.microsoft.com/office/drawing/2016/5/9/chartex" xmlns:cx4="http://schemas.microsoft.com/office/drawing/2016/5/10/chartex" xmlns:cx5="http://schemas.microsoft.com/office/drawing/2016/5/11/chartex" xmlns:cx6="http://schemas.microsoft.com/office/drawing/2016/5/12/chartex" xmlns:cx7="http://schemas.microsoft.com/office/drawing/2016/5/13/chartex" xmlns:cx8="http://schemas.microsoft.com/office/drawing/2016/5/14/chartex" xmlns:mc="http://schemas.openxmlformats.org/markup-compatibility/2006" xmlns:aink="http://schemas.microsoft.com/office/drawing/2016/ink" xmlns:am3d="http://schemas.microsoft.com/office/drawing/2017/model3d" xmlns:o="urn:schemas-microsoft-com:office:office" xmlns:oel="http://schemas.microsoft.com/office/2019/extlst" xmlns:r="http://schemas.openxmlformats.org/officeDocument/2006/relationships" xmlns:m="http://schemas.openxmlformats.org/officeDocument/2006/math" xmlns:v="urn:schemas-microsoft-com:vml" xmlns:wp14="http://schemas.microsoft.com/office/word/2010/wordprocessingDrawing" xmlns:wp="http://schemas.openxmlformats.org/drawingml/2006/wordprocessingDrawing" xmlns:w10="urn:schemas-microsoft-com:office:word" xmlns:w="http://schemas.openxmlformats.org/wordprocessingml/2006/main" xmlns:w14="http://schemas.microsoft.com/office/word/2010/wordml" xmlns:w15="http://schemas.microsoft.com/office/word/2012/wordml" xmlns:w16cex="http://schemas.microsoft.com/office/word/2018/wordml/cex" xmlns:w16cid="http://schemas.microsoft.com/office/word/2016/wordml/cid" xmlns:w16="http://schemas.microsoft.com/office/word/2018/wordml" xmlns:w16du="http://schemas.microsoft.com/office/word/2023/wordml/word16du" xmlns:w16sdtdh="http://schemas.microsoft.com/office/word/2020/wordml/sdtdatahash" xmlns:w16sdtfl="http://schemas.microsoft.com/office/word/2024/wordml/sdtformatlock" xmlns:w16se="http://schemas.microsoft.com/office/word/2015/wordml/symex" xmlns:wpg="http://schemas.microsoft.com/office/word/2010/wordprocessingGroup" xmlns:wpi="http://schemas.microsoft.com/office/word/2010/wordprocessingInk" xmlns:wne="http://schemas.microsoft.com/office/word/2006/wordml" xmlns:wps="http://schemas.microsoft.com/office/word/2010/wordprocessingShape" mc:Ignorable="w14 w15 w16se w16cid w16 w16cex w16sdtdh w16sdtfl w16du wp14">
   <w:p>
     <w:pPr>
       <w:pStyle w:val="Encabezado"/>
@@ -17921,7 +18649,7 @@
 </file>
 
 <file path=word/numbering.xml><?xml version="1.0" encoding="utf-8"?>
-<w:numbering xmlns:wpc="http://schemas.microsoft.com/office/word/2010/wordprocessingCanvas" xmlns:cx="http://schemas.microsoft.com/office/drawing/2014/chartex" xmlns:cx1="http://schemas.microsoft.com/office/drawing/2015/9/8/chartex" xmlns:cx2="http://schemas.microsoft.com/office/drawing/2015/10/21/chartex" xmlns:cx3="http://schemas.microsoft.com/office/drawing/2016/5/9/chartex" xmlns:cx4="http://schemas.microsoft.com/office/drawing/2016/5/10/chartex" xmlns:cx5="http://schemas.microsoft.com/office/drawing/2016/5/11/chartex" xmlns:cx6="http://schemas.microsoft.com/office/drawing/2016/5/12/chartex" xmlns:cx7="http://schemas.microsoft.com/office/drawing/2016/5/13/chartex" xmlns:cx8="http://schemas.microsoft.com/office/drawing/2016/5/14/chartex" xmlns:mc="http://schemas.openxmlformats.org/markup-compatibility/2006" xmlns:aink="http://schemas.microsoft.com/office/drawing/2016/ink" xmlns:am3d="http://schemas.microsoft.com/office/drawing/2017/model3d" xmlns:o="urn:schemas-microsoft-com:office:office" xmlns:r="http://schemas.openxmlformats.org/officeDocument/2006/relationships" xmlns:m="http://schemas.openxmlformats.org/officeDocument/2006/math" xmlns:v="urn:schemas-microsoft-com:vml" xmlns:wp14="http://schemas.microsoft.com/office/word/2010/wordprocessingDrawing" xmlns:wp="http://schemas.openxmlformats.org/drawingml/2006/wordprocessingDrawing" xmlns:w10="urn:schemas-microsoft-com:office:word" xmlns:w="http://schemas.openxmlformats.org/wordprocessingml/2006/main" xmlns:w14="http://schemas.microsoft.com/office/word/2010/wordml" xmlns:w15="http://schemas.microsoft.com/office/word/2012/wordml" xmlns:w16cex="http://schemas.microsoft.com/office/word/2018/wordml/cex" xmlns:w16cid="http://schemas.microsoft.com/office/word/2016/wordml/cid" xmlns:w16="http://schemas.microsoft.com/office/word/2018/wordml" xmlns:w16sdtdh="http://schemas.microsoft.com/office/word/2020/wordml/sdtdatahash" xmlns:w16se="http://schemas.microsoft.com/office/word/2015/wordml/symex" xmlns:wpg="http://schemas.microsoft.com/office/word/2010/wordprocessingGroup" xmlns:wpi="http://schemas.microsoft.com/office/word/2010/wordprocessingInk" xmlns:wne="http://schemas.microsoft.com/office/word/2006/wordml" xmlns:wps="http://schemas.microsoft.com/office/word/2010/wordprocessingShape" mc:Ignorable="w14 w15 w16se w16cid w16 w16cex w16sdtdh wp14">
+<w:numbering xmlns:wpc="http://schemas.microsoft.com/office/word/2010/wordprocessingCanvas" xmlns:cx="http://schemas.microsoft.com/office/drawing/2014/chartex" xmlns:cx1="http://schemas.microsoft.com/office/drawing/2015/9/8/chartex" xmlns:cx2="http://schemas.microsoft.com/office/drawing/2015/10/21/chartex" xmlns:cx3="http://schemas.microsoft.com/office/drawing/2016/5/9/chartex" xmlns:cx4="http://schemas.microsoft.com/office/drawing/2016/5/10/chartex" xmlns:cx5="http://schemas.microsoft.com/office/drawing/2016/5/11/chartex" xmlns:cx6="http://schemas.microsoft.com/office/drawing/2016/5/12/chartex" xmlns:cx7="http://schemas.microsoft.com/office/drawing/2016/5/13/chartex" xmlns:cx8="http://schemas.microsoft.com/office/drawing/2016/5/14/chartex" xmlns:mc="http://schemas.openxmlformats.org/markup-compatibility/2006" xmlns:aink="http://schemas.microsoft.com/office/drawing/2016/ink" xmlns:am3d="http://schemas.microsoft.com/office/drawing/2017/model3d" xmlns:o="urn:schemas-microsoft-com:office:office" xmlns:oel="http://schemas.microsoft.com/office/2019/extlst" xmlns:r="http://schemas.openxmlformats.org/officeDocument/2006/relationships" xmlns:m="http://schemas.openxmlformats.org/officeDocument/2006/math" xmlns:v="urn:schemas-microsoft-com:vml" xmlns:wp14="http://schemas.microsoft.com/office/word/2010/wordprocessingDrawing" xmlns:wp="http://schemas.openxmlformats.org/drawingml/2006/wordprocessingDrawing" xmlns:w10="urn:schemas-microsoft-com:office:word" xmlns:w="http://schemas.openxmlformats.org/wordprocessingml/2006/main" xmlns:w14="http://schemas.microsoft.com/office/word/2010/wordml" xmlns:w15="http://schemas.microsoft.com/office/word/2012/wordml" xmlns:w16cex="http://schemas.microsoft.com/office/word/2018/wordml/cex" xmlns:w16cid="http://schemas.microsoft.com/office/word/2016/wordml/cid" xmlns:w16="http://schemas.microsoft.com/office/word/2018/wordml" xmlns:w16du="http://schemas.microsoft.com/office/word/2023/wordml/word16du" xmlns:w16sdtdh="http://schemas.microsoft.com/office/word/2020/wordml/sdtdatahash" xmlns:w16sdtfl="http://schemas.microsoft.com/office/word/2024/wordml/sdtformatlock" xmlns:w16se="http://schemas.microsoft.com/office/word/2015/wordml/symex" xmlns:wpg="http://schemas.microsoft.com/office/word/2010/wordprocessingGroup" xmlns:wpi="http://schemas.microsoft.com/office/word/2010/wordprocessingInk" xmlns:wne="http://schemas.microsoft.com/office/word/2006/wordml" xmlns:wps="http://schemas.microsoft.com/office/word/2010/wordprocessingShape" mc:Ignorable="w14 w15 w16se w16cid w16 w16cex w16sdtdh w16sdtfl w16du wp14">
   <w:abstractNum w:abstractNumId="0" w15:restartNumberingAfterBreak="0">
     <w:nsid w:val="FFFFFF89"/>
     <w:multiLevelType w:val="singleLevel"/>
@@ -18034,6 +18762,182 @@
     </w:lvl>
   </w:abstractNum>
   <w:abstractNum w:abstractNumId="2" w15:restartNumberingAfterBreak="0">
+    <w:nsid w:val="0A290105"/>
+    <w:multiLevelType w:val="hybridMultilevel"/>
+    <w:tmpl w:val="B688007E"/>
+    <w:lvl w:ilvl="0" w:tplc="240A0015">
+      <w:start w:val="1"/>
+      <w:numFmt w:val="upperLetter"/>
+      <w:lvlText w:val="%1."/>
+      <w:lvlJc w:val="left"/>
+      <w:pPr>
+        <w:ind w:left="1429" w:hanging="360"/>
+      </w:pPr>
+    </w:lvl>
+    <w:lvl w:ilvl="1" w:tplc="240A0019" w:tentative="1">
+      <w:start w:val="1"/>
+      <w:numFmt w:val="lowerLetter"/>
+      <w:lvlText w:val="%2."/>
+      <w:lvlJc w:val="left"/>
+      <w:pPr>
+        <w:ind w:left="2149" w:hanging="360"/>
+      </w:pPr>
+    </w:lvl>
+    <w:lvl w:ilvl="2" w:tplc="240A001B" w:tentative="1">
+      <w:start w:val="1"/>
+      <w:numFmt w:val="lowerRoman"/>
+      <w:lvlText w:val="%3."/>
+      <w:lvlJc w:val="right"/>
+      <w:pPr>
+        <w:ind w:left="2869" w:hanging="180"/>
+      </w:pPr>
+    </w:lvl>
+    <w:lvl w:ilvl="3" w:tplc="240A000F" w:tentative="1">
+      <w:start w:val="1"/>
+      <w:numFmt w:val="decimal"/>
+      <w:lvlText w:val="%4."/>
+      <w:lvlJc w:val="left"/>
+      <w:pPr>
+        <w:ind w:left="3589" w:hanging="360"/>
+      </w:pPr>
+    </w:lvl>
+    <w:lvl w:ilvl="4" w:tplc="240A0019" w:tentative="1">
+      <w:start w:val="1"/>
+      <w:numFmt w:val="lowerLetter"/>
+      <w:lvlText w:val="%5."/>
+      <w:lvlJc w:val="left"/>
+      <w:pPr>
+        <w:ind w:left="4309" w:hanging="360"/>
+      </w:pPr>
+    </w:lvl>
+    <w:lvl w:ilvl="5" w:tplc="240A001B" w:tentative="1">
+      <w:start w:val="1"/>
+      <w:numFmt w:val="lowerRoman"/>
+      <w:lvlText w:val="%6."/>
+      <w:lvlJc w:val="right"/>
+      <w:pPr>
+        <w:ind w:left="5029" w:hanging="180"/>
+      </w:pPr>
+    </w:lvl>
+    <w:lvl w:ilvl="6" w:tplc="240A000F" w:tentative="1">
+      <w:start w:val="1"/>
+      <w:numFmt w:val="decimal"/>
+      <w:lvlText w:val="%7."/>
+      <w:lvlJc w:val="left"/>
+      <w:pPr>
+        <w:ind w:left="5749" w:hanging="360"/>
+      </w:pPr>
+    </w:lvl>
+    <w:lvl w:ilvl="7" w:tplc="240A0019" w:tentative="1">
+      <w:start w:val="1"/>
+      <w:numFmt w:val="lowerLetter"/>
+      <w:lvlText w:val="%8."/>
+      <w:lvlJc w:val="left"/>
+      <w:pPr>
+        <w:ind w:left="6469" w:hanging="360"/>
+      </w:pPr>
+    </w:lvl>
+    <w:lvl w:ilvl="8" w:tplc="240A001B" w:tentative="1">
+      <w:start w:val="1"/>
+      <w:numFmt w:val="lowerRoman"/>
+      <w:lvlText w:val="%9."/>
+      <w:lvlJc w:val="right"/>
+      <w:pPr>
+        <w:ind w:left="7189" w:hanging="180"/>
+      </w:pPr>
+    </w:lvl>
+  </w:abstractNum>
+  <w:abstractNum w:abstractNumId="3" w15:restartNumberingAfterBreak="0">
+    <w:nsid w:val="152843C3"/>
+    <w:multiLevelType w:val="hybridMultilevel"/>
+    <w:tmpl w:val="2084C6AC"/>
+    <w:lvl w:ilvl="0" w:tplc="5274A1A8">
+      <w:start w:val="1"/>
+      <w:numFmt w:val="upperLetter"/>
+      <w:lvlText w:val="%1."/>
+      <w:lvlJc w:val="left"/>
+      <w:pPr>
+        <w:ind w:left="1429" w:hanging="360"/>
+      </w:pPr>
+      <w:rPr>
+        <w:b/>
+        <w:bCs/>
+      </w:rPr>
+    </w:lvl>
+    <w:lvl w:ilvl="1" w:tplc="240A0019" w:tentative="1">
+      <w:start w:val="1"/>
+      <w:numFmt w:val="lowerLetter"/>
+      <w:lvlText w:val="%2."/>
+      <w:lvlJc w:val="left"/>
+      <w:pPr>
+        <w:ind w:left="2149" w:hanging="360"/>
+      </w:pPr>
+    </w:lvl>
+    <w:lvl w:ilvl="2" w:tplc="240A001B" w:tentative="1">
+      <w:start w:val="1"/>
+      <w:numFmt w:val="lowerRoman"/>
+      <w:lvlText w:val="%3."/>
+      <w:lvlJc w:val="right"/>
+      <w:pPr>
+        <w:ind w:left="2869" w:hanging="180"/>
+      </w:pPr>
+    </w:lvl>
+    <w:lvl w:ilvl="3" w:tplc="240A000F" w:tentative="1">
+      <w:start w:val="1"/>
+      <w:numFmt w:val="decimal"/>
+      <w:lvlText w:val="%4."/>
+      <w:lvlJc w:val="left"/>
+      <w:pPr>
+        <w:ind w:left="3589" w:hanging="360"/>
+      </w:pPr>
+    </w:lvl>
+    <w:lvl w:ilvl="4" w:tplc="240A0019" w:tentative="1">
+      <w:start w:val="1"/>
+      <w:numFmt w:val="lowerLetter"/>
+      <w:lvlText w:val="%5."/>
+      <w:lvlJc w:val="left"/>
+      <w:pPr>
+        <w:ind w:left="4309" w:hanging="360"/>
+      </w:pPr>
+    </w:lvl>
+    <w:lvl w:ilvl="5" w:tplc="240A001B" w:tentative="1">
+      <w:start w:val="1"/>
+      <w:numFmt w:val="lowerRoman"/>
+      <w:lvlText w:val="%6."/>
+      <w:lvlJc w:val="right"/>
+      <w:pPr>
+        <w:ind w:left="5029" w:hanging="180"/>
+      </w:pPr>
+    </w:lvl>
+    <w:lvl w:ilvl="6" w:tplc="240A000F" w:tentative="1">
+      <w:start w:val="1"/>
+      <w:numFmt w:val="decimal"/>
+      <w:lvlText w:val="%7."/>
+      <w:lvlJc w:val="left"/>
+      <w:pPr>
+        <w:ind w:left="5749" w:hanging="360"/>
+      </w:pPr>
+    </w:lvl>
+    <w:lvl w:ilvl="7" w:tplc="240A0019" w:tentative="1">
+      <w:start w:val="1"/>
+      <w:numFmt w:val="lowerLetter"/>
+      <w:lvlText w:val="%8."/>
+      <w:lvlJc w:val="left"/>
+      <w:pPr>
+        <w:ind w:left="6469" w:hanging="360"/>
+      </w:pPr>
+    </w:lvl>
+    <w:lvl w:ilvl="8" w:tplc="240A001B" w:tentative="1">
+      <w:start w:val="1"/>
+      <w:numFmt w:val="lowerRoman"/>
+      <w:lvlText w:val="%9."/>
+      <w:lvlJc w:val="right"/>
+      <w:pPr>
+        <w:ind w:left="7189" w:hanging="180"/>
+      </w:pPr>
+    </w:lvl>
+  </w:abstractNum>
+  <w:abstractNum w:abstractNumId="4" w15:restartNumberingAfterBreak="0">
     <w:nsid w:val="1E1F3071"/>
     <w:multiLevelType w:val="hybridMultilevel"/>
     <w:tmpl w:val="66E021C4"/>
@@ -18123,7 +19027,7 @@
       </w:pPr>
     </w:lvl>
   </w:abstractNum>
-  <w:abstractNum w:abstractNumId="3" w15:restartNumberingAfterBreak="0">
+  <w:abstractNum w:abstractNumId="5" w15:restartNumberingAfterBreak="0">
     <w:nsid w:val="27412B07"/>
     <w:multiLevelType w:val="hybridMultilevel"/>
     <w:tmpl w:val="BA083B7E"/>
@@ -18214,7 +19118,93 @@
       </w:pPr>
     </w:lvl>
   </w:abstractNum>
-  <w:abstractNum w:abstractNumId="4" w15:restartNumberingAfterBreak="0">
+  <w:abstractNum w:abstractNumId="6" w15:restartNumberingAfterBreak="0">
+    <w:nsid w:val="288121B2"/>
+    <w:multiLevelType w:val="hybridMultilevel"/>
+    <w:tmpl w:val="852A128C"/>
+    <w:lvl w:ilvl="0" w:tplc="FFFFFFFF">
+      <w:start w:val="1"/>
+      <w:numFmt w:val="upperLetter"/>
+      <w:lvlText w:val="%1."/>
+      <w:lvlJc w:val="left"/>
+      <w:pPr>
+        <w:ind w:left="1429" w:hanging="360"/>
+      </w:pPr>
+    </w:lvl>
+    <w:lvl w:ilvl="1" w:tplc="FFFFFFFF" w:tentative="1">
+      <w:start w:val="1"/>
+      <w:numFmt w:val="lowerLetter"/>
+      <w:lvlText w:val="%2."/>
+      <w:lvlJc w:val="left"/>
+      <w:pPr>
+        <w:ind w:left="2149" w:hanging="360"/>
+      </w:pPr>
+    </w:lvl>
+    <w:lvl w:ilvl="2" w:tplc="FFFFFFFF" w:tentative="1">
+      <w:start w:val="1"/>
+      <w:numFmt w:val="lowerRoman"/>
+      <w:lvlText w:val="%3."/>
+      <w:lvlJc w:val="right"/>
+      <w:pPr>
+        <w:ind w:left="2869" w:hanging="180"/>
+      </w:pPr>
+    </w:lvl>
+    <w:lvl w:ilvl="3" w:tplc="FFFFFFFF" w:tentative="1">
+      <w:start w:val="1"/>
+      <w:numFmt w:val="decimal"/>
+      <w:lvlText w:val="%4."/>
+      <w:lvlJc w:val="left"/>
+      <w:pPr>
+        <w:ind w:left="3589" w:hanging="360"/>
+      </w:pPr>
+    </w:lvl>
+    <w:lvl w:ilvl="4" w:tplc="FFFFFFFF" w:tentative="1">
+      <w:start w:val="1"/>
+      <w:numFmt w:val="lowerLetter"/>
+      <w:lvlText w:val="%5."/>
+      <w:lvlJc w:val="left"/>
+      <w:pPr>
+        <w:ind w:left="4309" w:hanging="360"/>
+      </w:pPr>
+    </w:lvl>
+    <w:lvl w:ilvl="5" w:tplc="FFFFFFFF" w:tentative="1">
+      <w:start w:val="1"/>
+      <w:numFmt w:val="lowerRoman"/>
+      <w:lvlText w:val="%6."/>
+      <w:lvlJc w:val="right"/>
+      <w:pPr>
+        <w:ind w:left="5029" w:hanging="180"/>
+      </w:pPr>
+    </w:lvl>
+    <w:lvl w:ilvl="6" w:tplc="FFFFFFFF" w:tentative="1">
+      <w:start w:val="1"/>
+      <w:numFmt w:val="decimal"/>
+      <w:lvlText w:val="%7."/>
+      <w:lvlJc w:val="left"/>
+      <w:pPr>
+        <w:ind w:left="5749" w:hanging="360"/>
+      </w:pPr>
+    </w:lvl>
+    <w:lvl w:ilvl="7" w:tplc="FFFFFFFF" w:tentative="1">
+      <w:start w:val="1"/>
+      <w:numFmt w:val="lowerLetter"/>
+      <w:lvlText w:val="%8."/>
+      <w:lvlJc w:val="left"/>
+      <w:pPr>
+        <w:ind w:left="6469" w:hanging="360"/>
+      </w:pPr>
+    </w:lvl>
+    <w:lvl w:ilvl="8" w:tplc="FFFFFFFF" w:tentative="1">
+      <w:start w:val="1"/>
+      <w:numFmt w:val="lowerRoman"/>
+      <w:lvlText w:val="%9."/>
+      <w:lvlJc w:val="right"/>
+      <w:pPr>
+        <w:ind w:left="7189" w:hanging="180"/>
+      </w:pPr>
+    </w:lvl>
+  </w:abstractNum>
+  <w:abstractNum w:abstractNumId="7" w15:restartNumberingAfterBreak="0">
     <w:nsid w:val="32773BE2"/>
     <w:multiLevelType w:val="hybridMultilevel"/>
     <w:tmpl w:val="52F02F5E"/>
@@ -18327,7 +19317,7 @@
       </w:rPr>
     </w:lvl>
   </w:abstractNum>
-  <w:abstractNum w:abstractNumId="5" w15:restartNumberingAfterBreak="0">
+  <w:abstractNum w:abstractNumId="8" w15:restartNumberingAfterBreak="0">
     <w:nsid w:val="368E176E"/>
     <w:multiLevelType w:val="hybridMultilevel"/>
     <w:tmpl w:val="BDF054FE"/>
@@ -18421,7 +19411,7 @@
       </w:pPr>
     </w:lvl>
   </w:abstractNum>
-  <w:abstractNum w:abstractNumId="6" w15:restartNumberingAfterBreak="0">
+  <w:abstractNum w:abstractNumId="9" w15:restartNumberingAfterBreak="0">
     <w:nsid w:val="37957FFD"/>
     <w:multiLevelType w:val="hybridMultilevel"/>
     <w:tmpl w:val="B8621164"/>
@@ -18534,7 +19524,93 @@
       </w:rPr>
     </w:lvl>
   </w:abstractNum>
-  <w:abstractNum w:abstractNumId="7" w15:restartNumberingAfterBreak="0">
+  <w:abstractNum w:abstractNumId="10" w15:restartNumberingAfterBreak="0">
+    <w:nsid w:val="387F1EED"/>
+    <w:multiLevelType w:val="hybridMultilevel"/>
+    <w:tmpl w:val="852A128C"/>
+    <w:lvl w:ilvl="0" w:tplc="FFFFFFFF">
+      <w:start w:val="1"/>
+      <w:numFmt w:val="upperLetter"/>
+      <w:lvlText w:val="%1."/>
+      <w:lvlJc w:val="left"/>
+      <w:pPr>
+        <w:ind w:left="1429" w:hanging="360"/>
+      </w:pPr>
+    </w:lvl>
+    <w:lvl w:ilvl="1" w:tplc="FFFFFFFF" w:tentative="1">
+      <w:start w:val="1"/>
+      <w:numFmt w:val="lowerLetter"/>
+      <w:lvlText w:val="%2."/>
+      <w:lvlJc w:val="left"/>
+      <w:pPr>
+        <w:ind w:left="2149" w:hanging="360"/>
+      </w:pPr>
+    </w:lvl>
+    <w:lvl w:ilvl="2" w:tplc="FFFFFFFF" w:tentative="1">
+      <w:start w:val="1"/>
+      <w:numFmt w:val="lowerRoman"/>
+      <w:lvlText w:val="%3."/>
+      <w:lvlJc w:val="right"/>
+      <w:pPr>
+        <w:ind w:left="2869" w:hanging="180"/>
+      </w:pPr>
+    </w:lvl>
+    <w:lvl w:ilvl="3" w:tplc="FFFFFFFF" w:tentative="1">
+      <w:start w:val="1"/>
+      <w:numFmt w:val="decimal"/>
+      <w:lvlText w:val="%4."/>
+      <w:lvlJc w:val="left"/>
+      <w:pPr>
+        <w:ind w:left="3589" w:hanging="360"/>
+      </w:pPr>
+    </w:lvl>
+    <w:lvl w:ilvl="4" w:tplc="FFFFFFFF" w:tentative="1">
+      <w:start w:val="1"/>
+      <w:numFmt w:val="lowerLetter"/>
+      <w:lvlText w:val="%5."/>
+      <w:lvlJc w:val="left"/>
+      <w:pPr>
+        <w:ind w:left="4309" w:hanging="360"/>
+      </w:pPr>
+    </w:lvl>
+    <w:lvl w:ilvl="5" w:tplc="FFFFFFFF" w:tentative="1">
+      <w:start w:val="1"/>
+      <w:numFmt w:val="lowerRoman"/>
+      <w:lvlText w:val="%6."/>
+      <w:lvlJc w:val="right"/>
+      <w:pPr>
+        <w:ind w:left="5029" w:hanging="180"/>
+      </w:pPr>
+    </w:lvl>
+    <w:lvl w:ilvl="6" w:tplc="FFFFFFFF" w:tentative="1">
+      <w:start w:val="1"/>
+      <w:numFmt w:val="decimal"/>
+      <w:lvlText w:val="%7."/>
+      <w:lvlJc w:val="left"/>
+      <w:pPr>
+        <w:ind w:left="5749" w:hanging="360"/>
+      </w:pPr>
+    </w:lvl>
+    <w:lvl w:ilvl="7" w:tplc="FFFFFFFF" w:tentative="1">
+      <w:start w:val="1"/>
+      <w:numFmt w:val="lowerLetter"/>
+      <w:lvlText w:val="%8."/>
+      <w:lvlJc w:val="left"/>
+      <w:pPr>
+        <w:ind w:left="6469" w:hanging="360"/>
+      </w:pPr>
+    </w:lvl>
+    <w:lvl w:ilvl="8" w:tplc="FFFFFFFF" w:tentative="1">
+      <w:start w:val="1"/>
+      <w:numFmt w:val="lowerRoman"/>
+      <w:lvlText w:val="%9."/>
+      <w:lvlJc w:val="right"/>
+      <w:pPr>
+        <w:ind w:left="7189" w:hanging="180"/>
+      </w:pPr>
+    </w:lvl>
+  </w:abstractNum>
+  <w:abstractNum w:abstractNumId="11" w15:restartNumberingAfterBreak="0">
     <w:nsid w:val="3DDF6562"/>
     <w:multiLevelType w:val="multilevel"/>
     <w:tmpl w:val="6C7AF928"/>
@@ -18655,7 +19731,93 @@
       </w:rPr>
     </w:lvl>
   </w:abstractNum>
-  <w:abstractNum w:abstractNumId="8" w15:restartNumberingAfterBreak="0">
+  <w:abstractNum w:abstractNumId="12" w15:restartNumberingAfterBreak="0">
+    <w:nsid w:val="3EC976ED"/>
+    <w:multiLevelType w:val="hybridMultilevel"/>
+    <w:tmpl w:val="852A128C"/>
+    <w:lvl w:ilvl="0" w:tplc="240A0015">
+      <w:start w:val="1"/>
+      <w:numFmt w:val="upperLetter"/>
+      <w:lvlText w:val="%1."/>
+      <w:lvlJc w:val="left"/>
+      <w:pPr>
+        <w:ind w:left="1429" w:hanging="360"/>
+      </w:pPr>
+    </w:lvl>
+    <w:lvl w:ilvl="1" w:tplc="240A0019" w:tentative="1">
+      <w:start w:val="1"/>
+      <w:numFmt w:val="lowerLetter"/>
+      <w:lvlText w:val="%2."/>
+      <w:lvlJc w:val="left"/>
+      <w:pPr>
+        <w:ind w:left="2149" w:hanging="360"/>
+      </w:pPr>
+    </w:lvl>
+    <w:lvl w:ilvl="2" w:tplc="240A001B" w:tentative="1">
+      <w:start w:val="1"/>
+      <w:numFmt w:val="lowerRoman"/>
+      <w:lvlText w:val="%3."/>
+      <w:lvlJc w:val="right"/>
+      <w:pPr>
+        <w:ind w:left="2869" w:hanging="180"/>
+      </w:pPr>
+    </w:lvl>
+    <w:lvl w:ilvl="3" w:tplc="240A000F" w:tentative="1">
+      <w:start w:val="1"/>
+      <w:numFmt w:val="decimal"/>
+      <w:lvlText w:val="%4."/>
+      <w:lvlJc w:val="left"/>
+      <w:pPr>
+        <w:ind w:left="3589" w:hanging="360"/>
+      </w:pPr>
+    </w:lvl>
+    <w:lvl w:ilvl="4" w:tplc="240A0019" w:tentative="1">
+      <w:start w:val="1"/>
+      <w:numFmt w:val="lowerLetter"/>
+      <w:lvlText w:val="%5."/>
+      <w:lvlJc w:val="left"/>
+      <w:pPr>
+        <w:ind w:left="4309" w:hanging="360"/>
+      </w:pPr>
+    </w:lvl>
+    <w:lvl w:ilvl="5" w:tplc="240A001B" w:tentative="1">
+      <w:start w:val="1"/>
+      <w:numFmt w:val="lowerRoman"/>
+      <w:lvlText w:val="%6."/>
+      <w:lvlJc w:val="right"/>
+      <w:pPr>
+        <w:ind w:left="5029" w:hanging="180"/>
+      </w:pPr>
+    </w:lvl>
+    <w:lvl w:ilvl="6" w:tplc="240A000F" w:tentative="1">
+      <w:start w:val="1"/>
+      <w:numFmt w:val="decimal"/>
+      <w:lvlText w:val="%7."/>
+      <w:lvlJc w:val="left"/>
+      <w:pPr>
+        <w:ind w:left="5749" w:hanging="360"/>
+      </w:pPr>
+    </w:lvl>
+    <w:lvl w:ilvl="7" w:tplc="240A0019" w:tentative="1">
+      <w:start w:val="1"/>
+      <w:numFmt w:val="lowerLetter"/>
+      <w:lvlText w:val="%8."/>
+      <w:lvlJc w:val="left"/>
+      <w:pPr>
+        <w:ind w:left="6469" w:hanging="360"/>
+      </w:pPr>
+    </w:lvl>
+    <w:lvl w:ilvl="8" w:tplc="240A001B" w:tentative="1">
+      <w:start w:val="1"/>
+      <w:numFmt w:val="lowerRoman"/>
+      <w:lvlText w:val="%9."/>
+      <w:lvlJc w:val="right"/>
+      <w:pPr>
+        <w:ind w:left="7189" w:hanging="180"/>
+      </w:pPr>
+    </w:lvl>
+  </w:abstractNum>
+  <w:abstractNum w:abstractNumId="13" w15:restartNumberingAfterBreak="0">
     <w:nsid w:val="4E096B30"/>
     <w:multiLevelType w:val="hybridMultilevel"/>
     <w:tmpl w:val="9F18C31E"/>
@@ -18745,7 +19907,7 @@
       </w:pPr>
     </w:lvl>
   </w:abstractNum>
-  <w:abstractNum w:abstractNumId="9" w15:restartNumberingAfterBreak="0">
+  <w:abstractNum w:abstractNumId="14" w15:restartNumberingAfterBreak="0">
     <w:nsid w:val="4EBE1EF6"/>
     <w:multiLevelType w:val="hybridMultilevel"/>
     <w:tmpl w:val="AF3C2E24"/>
@@ -18836,7 +19998,7 @@
       </w:pPr>
     </w:lvl>
   </w:abstractNum>
-  <w:abstractNum w:abstractNumId="10" w15:restartNumberingAfterBreak="0">
+  <w:abstractNum w:abstractNumId="15" w15:restartNumberingAfterBreak="0">
     <w:nsid w:val="529E4D35"/>
     <w:multiLevelType w:val="hybridMultilevel"/>
     <w:tmpl w:val="AF94382A"/>
@@ -18926,10 +20088,236 @@
       </w:pPr>
     </w:lvl>
   </w:abstractNum>
-  <w:abstractNum w:abstractNumId="11" w15:restartNumberingAfterBreak="0">
+  <w:abstractNum w:abstractNumId="16" w15:restartNumberingAfterBreak="0">
     <w:nsid w:val="54A63B35"/>
     <w:multiLevelType w:val="hybridMultilevel"/>
-    <w:tmpl w:val="E38E4F88"/>
+    <w:tmpl w:val="837EE37C"/>
+    <w:lvl w:ilvl="0" w:tplc="240A0001">
+      <w:start w:val="1"/>
+      <w:numFmt w:val="bullet"/>
+      <w:lvlText w:val=""/>
+      <w:lvlJc w:val="left"/>
+      <w:pPr>
+        <w:ind w:left="1429" w:hanging="360"/>
+      </w:pPr>
+      <w:rPr>
+        <w:rFonts w:ascii="Symbol" w:hAnsi="Symbol" w:hint="default"/>
+      </w:rPr>
+    </w:lvl>
+    <w:lvl w:ilvl="1" w:tplc="240A0003">
+      <w:start w:val="1"/>
+      <w:numFmt w:val="bullet"/>
+      <w:lvlText w:val="o"/>
+      <w:lvlJc w:val="left"/>
+      <w:pPr>
+        <w:ind w:left="2149" w:hanging="360"/>
+      </w:pPr>
+      <w:rPr>
+        <w:rFonts w:ascii="Courier New" w:hAnsi="Courier New" w:cs="Courier New" w:hint="default"/>
+      </w:rPr>
+    </w:lvl>
+    <w:lvl w:ilvl="2" w:tplc="240A0005" w:tentative="1">
+      <w:start w:val="1"/>
+      <w:numFmt w:val="bullet"/>
+      <w:lvlText w:val=""/>
+      <w:lvlJc w:val="left"/>
+      <w:pPr>
+        <w:ind w:left="2869" w:hanging="360"/>
+      </w:pPr>
+      <w:rPr>
+        <w:rFonts w:ascii="Wingdings" w:hAnsi="Wingdings" w:hint="default"/>
+      </w:rPr>
+    </w:lvl>
+    <w:lvl w:ilvl="3" w:tplc="240A0001" w:tentative="1">
+      <w:start w:val="1"/>
+      <w:numFmt w:val="bullet"/>
+      <w:lvlText w:val=""/>
+      <w:lvlJc w:val="left"/>
+      <w:pPr>
+        <w:ind w:left="3589" w:hanging="360"/>
+      </w:pPr>
+      <w:rPr>
+        <w:rFonts w:ascii="Symbol" w:hAnsi="Symbol" w:hint="default"/>
+      </w:rPr>
+    </w:lvl>
+    <w:lvl w:ilvl="4" w:tplc="240A0003" w:tentative="1">
+      <w:start w:val="1"/>
+      <w:numFmt w:val="bullet"/>
+      <w:lvlText w:val="o"/>
+      <w:lvlJc w:val="left"/>
+      <w:pPr>
+        <w:ind w:left="4309" w:hanging="360"/>
+      </w:pPr>
+      <w:rPr>
+        <w:rFonts w:ascii="Courier New" w:hAnsi="Courier New" w:cs="Courier New" w:hint="default"/>
+      </w:rPr>
+    </w:lvl>
+    <w:lvl w:ilvl="5" w:tplc="240A0005" w:tentative="1">
+      <w:start w:val="1"/>
+      <w:numFmt w:val="bullet"/>
+      <w:lvlText w:val=""/>
+      <w:lvlJc w:val="left"/>
+      <w:pPr>
+        <w:ind w:left="5029" w:hanging="360"/>
+      </w:pPr>
+      <w:rPr>
+        <w:rFonts w:ascii="Wingdings" w:hAnsi="Wingdings" w:hint="default"/>
+      </w:rPr>
+    </w:lvl>
+    <w:lvl w:ilvl="6" w:tplc="240A0001" w:tentative="1">
+      <w:start w:val="1"/>
+      <w:numFmt w:val="bullet"/>
+      <w:lvlText w:val=""/>
+      <w:lvlJc w:val="left"/>
+      <w:pPr>
+        <w:ind w:left="5749" w:hanging="360"/>
+      </w:pPr>
+      <w:rPr>
+        <w:rFonts w:ascii="Symbol" w:hAnsi="Symbol" w:hint="default"/>
+      </w:rPr>
+    </w:lvl>
+    <w:lvl w:ilvl="7" w:tplc="240A0003" w:tentative="1">
+      <w:start w:val="1"/>
+      <w:numFmt w:val="bullet"/>
+      <w:lvlText w:val="o"/>
+      <w:lvlJc w:val="left"/>
+      <w:pPr>
+        <w:ind w:left="6469" w:hanging="360"/>
+      </w:pPr>
+      <w:rPr>
+        <w:rFonts w:ascii="Courier New" w:hAnsi="Courier New" w:cs="Courier New" w:hint="default"/>
+      </w:rPr>
+    </w:lvl>
+    <w:lvl w:ilvl="8" w:tplc="240A0005" w:tentative="1">
+      <w:start w:val="1"/>
+      <w:numFmt w:val="bullet"/>
+      <w:lvlText w:val=""/>
+      <w:lvlJc w:val="left"/>
+      <w:pPr>
+        <w:ind w:left="7189" w:hanging="360"/>
+      </w:pPr>
+      <w:rPr>
+        <w:rFonts w:ascii="Wingdings" w:hAnsi="Wingdings" w:hint="default"/>
+      </w:rPr>
+    </w:lvl>
+  </w:abstractNum>
+  <w:abstractNum w:abstractNumId="17" w15:restartNumberingAfterBreak="0">
+    <w:nsid w:val="59AA1086"/>
+    <w:multiLevelType w:val="hybridMultilevel"/>
+    <w:tmpl w:val="DED063C6"/>
+    <w:lvl w:ilvl="0" w:tplc="240A0003">
+      <w:start w:val="1"/>
+      <w:numFmt w:val="bullet"/>
+      <w:lvlText w:val="o"/>
+      <w:lvlJc w:val="left"/>
+      <w:pPr>
+        <w:ind w:left="1429" w:hanging="360"/>
+      </w:pPr>
+      <w:rPr>
+        <w:rFonts w:ascii="Courier New" w:hAnsi="Courier New" w:cs="Courier New" w:hint="default"/>
+      </w:rPr>
+    </w:lvl>
+    <w:lvl w:ilvl="1" w:tplc="240A0003" w:tentative="1">
+      <w:start w:val="1"/>
+      <w:numFmt w:val="bullet"/>
+      <w:lvlText w:val="o"/>
+      <w:lvlJc w:val="left"/>
+      <w:pPr>
+        <w:ind w:left="2149" w:hanging="360"/>
+      </w:pPr>
+      <w:rPr>
+        <w:rFonts w:ascii="Courier New" w:hAnsi="Courier New" w:cs="Courier New" w:hint="default"/>
+      </w:rPr>
+    </w:lvl>
+    <w:lvl w:ilvl="2" w:tplc="240A0005" w:tentative="1">
+      <w:start w:val="1"/>
+      <w:numFmt w:val="bullet"/>
+      <w:lvlText w:val=""/>
+      <w:lvlJc w:val="left"/>
+      <w:pPr>
+        <w:ind w:left="2869" w:hanging="360"/>
+      </w:pPr>
+      <w:rPr>
+        <w:rFonts w:ascii="Wingdings" w:hAnsi="Wingdings" w:hint="default"/>
+      </w:rPr>
+    </w:lvl>
+    <w:lvl w:ilvl="3" w:tplc="240A0001" w:tentative="1">
+      <w:start w:val="1"/>
+      <w:numFmt w:val="bullet"/>
+      <w:lvlText w:val=""/>
+      <w:lvlJc w:val="left"/>
+      <w:pPr>
+        <w:ind w:left="3589" w:hanging="360"/>
+      </w:pPr>
+      <w:rPr>
+        <w:rFonts w:ascii="Symbol" w:hAnsi="Symbol" w:hint="default"/>
+      </w:rPr>
+    </w:lvl>
+    <w:lvl w:ilvl="4" w:tplc="240A0003" w:tentative="1">
+      <w:start w:val="1"/>
+      <w:numFmt w:val="bullet"/>
+      <w:lvlText w:val="o"/>
+      <w:lvlJc w:val="left"/>
+      <w:pPr>
+        <w:ind w:left="4309" w:hanging="360"/>
+      </w:pPr>
+      <w:rPr>
+        <w:rFonts w:ascii="Courier New" w:hAnsi="Courier New" w:cs="Courier New" w:hint="default"/>
+      </w:rPr>
+    </w:lvl>
+    <w:lvl w:ilvl="5" w:tplc="240A0005" w:tentative="1">
+      <w:start w:val="1"/>
+      <w:numFmt w:val="bullet"/>
+      <w:lvlText w:val=""/>
+      <w:lvlJc w:val="left"/>
+      <w:pPr>
+        <w:ind w:left="5029" w:hanging="360"/>
+      </w:pPr>
+      <w:rPr>
+        <w:rFonts w:ascii="Wingdings" w:hAnsi="Wingdings" w:hint="default"/>
+      </w:rPr>
+    </w:lvl>
+    <w:lvl w:ilvl="6" w:tplc="240A0001" w:tentative="1">
+      <w:start w:val="1"/>
+      <w:numFmt w:val="bullet"/>
+      <w:lvlText w:val=""/>
+      <w:lvlJc w:val="left"/>
+      <w:pPr>
+        <w:ind w:left="5749" w:hanging="360"/>
+      </w:pPr>
+      <w:rPr>
+        <w:rFonts w:ascii="Symbol" w:hAnsi="Symbol" w:hint="default"/>
+      </w:rPr>
+    </w:lvl>
+    <w:lvl w:ilvl="7" w:tplc="240A0003" w:tentative="1">
+      <w:start w:val="1"/>
+      <w:numFmt w:val="bullet"/>
+      <w:lvlText w:val="o"/>
+      <w:lvlJc w:val="left"/>
+      <w:pPr>
+        <w:ind w:left="6469" w:hanging="360"/>
+      </w:pPr>
+      <w:rPr>
+        <w:rFonts w:ascii="Courier New" w:hAnsi="Courier New" w:cs="Courier New" w:hint="default"/>
+      </w:rPr>
+    </w:lvl>
+    <w:lvl w:ilvl="8" w:tplc="240A0005" w:tentative="1">
+      <w:start w:val="1"/>
+      <w:numFmt w:val="bullet"/>
+      <w:lvlText w:val=""/>
+      <w:lvlJc w:val="left"/>
+      <w:pPr>
+        <w:ind w:left="7189" w:hanging="360"/>
+      </w:pPr>
+      <w:rPr>
+        <w:rFonts w:ascii="Wingdings" w:hAnsi="Wingdings" w:hint="default"/>
+      </w:rPr>
+    </w:lvl>
+  </w:abstractNum>
+  <w:abstractNum w:abstractNumId="18" w15:restartNumberingAfterBreak="0">
+    <w:nsid w:val="5F7023A2"/>
+    <w:multiLevelType w:val="hybridMultilevel"/>
+    <w:tmpl w:val="CEF4052E"/>
     <w:lvl w:ilvl="0" w:tplc="240A0001">
       <w:start w:val="1"/>
       <w:numFmt w:val="bullet"/>
@@ -19039,10 +20427,123 @@
       </w:rPr>
     </w:lvl>
   </w:abstractNum>
-  <w:abstractNum w:abstractNumId="12" w15:restartNumberingAfterBreak="0">
-    <w:nsid w:val="59AA1086"/>
+  <w:abstractNum w:abstractNumId="19" w15:restartNumberingAfterBreak="0">
+    <w:nsid w:val="65BF0D6D"/>
     <w:multiLevelType w:val="hybridMultilevel"/>
-    <w:tmpl w:val="DED063C6"/>
+    <w:tmpl w:val="88B27CBC"/>
+    <w:lvl w:ilvl="0" w:tplc="240A0001">
+      <w:start w:val="1"/>
+      <w:numFmt w:val="bullet"/>
+      <w:lvlText w:val=""/>
+      <w:lvlJc w:val="left"/>
+      <w:pPr>
+        <w:ind w:left="720" w:hanging="360"/>
+      </w:pPr>
+      <w:rPr>
+        <w:rFonts w:ascii="Symbol" w:hAnsi="Symbol" w:hint="default"/>
+      </w:rPr>
+    </w:lvl>
+    <w:lvl w:ilvl="1" w:tplc="240A0003" w:tentative="1">
+      <w:start w:val="1"/>
+      <w:numFmt w:val="bullet"/>
+      <w:lvlText w:val="o"/>
+      <w:lvlJc w:val="left"/>
+      <w:pPr>
+        <w:ind w:left="1440" w:hanging="360"/>
+      </w:pPr>
+      <w:rPr>
+        <w:rFonts w:ascii="Courier New" w:hAnsi="Courier New" w:cs="Courier New" w:hint="default"/>
+      </w:rPr>
+    </w:lvl>
+    <w:lvl w:ilvl="2" w:tplc="240A0005" w:tentative="1">
+      <w:start w:val="1"/>
+      <w:numFmt w:val="bullet"/>
+      <w:lvlText w:val=""/>
+      <w:lvlJc w:val="left"/>
+      <w:pPr>
+        <w:ind w:left="2160" w:hanging="360"/>
+      </w:pPr>
+      <w:rPr>
+        <w:rFonts w:ascii="Wingdings" w:hAnsi="Wingdings" w:hint="default"/>
+      </w:rPr>
+    </w:lvl>
+    <w:lvl w:ilvl="3" w:tplc="240A0001" w:tentative="1">
+      <w:start w:val="1"/>
+      <w:numFmt w:val="bullet"/>
+      <w:lvlText w:val=""/>
+      <w:lvlJc w:val="left"/>
+      <w:pPr>
+        <w:ind w:left="2880" w:hanging="360"/>
+      </w:pPr>
+      <w:rPr>
+        <w:rFonts w:ascii="Symbol" w:hAnsi="Symbol" w:hint="default"/>
+      </w:rPr>
+    </w:lvl>
+    <w:lvl w:ilvl="4" w:tplc="240A0003" w:tentative="1">
+      <w:start w:val="1"/>
+      <w:numFmt w:val="bullet"/>
+      <w:lvlText w:val="o"/>
+      <w:lvlJc w:val="left"/>
+      <w:pPr>
+        <w:ind w:left="3600" w:hanging="360"/>
+      </w:pPr>
+      <w:rPr>
+        <w:rFonts w:ascii="Courier New" w:hAnsi="Courier New" w:cs="Courier New" w:hint="default"/>
+      </w:rPr>
+    </w:lvl>
+    <w:lvl w:ilvl="5" w:tplc="240A0005" w:tentative="1">
+      <w:start w:val="1"/>
+      <w:numFmt w:val="bullet"/>
+      <w:lvlText w:val=""/>
+      <w:lvlJc w:val="left"/>
+      <w:pPr>
+        <w:ind w:left="4320" w:hanging="360"/>
+      </w:pPr>
+      <w:rPr>
+        <w:rFonts w:ascii="Wingdings" w:hAnsi="Wingdings" w:hint="default"/>
+      </w:rPr>
+    </w:lvl>
+    <w:lvl w:ilvl="6" w:tplc="240A0001" w:tentative="1">
+      <w:start w:val="1"/>
+      <w:numFmt w:val="bullet"/>
+      <w:lvlText w:val=""/>
+      <w:lvlJc w:val="left"/>
+      <w:pPr>
+        <w:ind w:left="5040" w:hanging="360"/>
+      </w:pPr>
+      <w:rPr>
+        <w:rFonts w:ascii="Symbol" w:hAnsi="Symbol" w:hint="default"/>
+      </w:rPr>
+    </w:lvl>
+    <w:lvl w:ilvl="7" w:tplc="240A0003" w:tentative="1">
+      <w:start w:val="1"/>
+      <w:numFmt w:val="bullet"/>
+      <w:lvlText w:val="o"/>
+      <w:lvlJc w:val="left"/>
+      <w:pPr>
+        <w:ind w:left="5760" w:hanging="360"/>
+      </w:pPr>
+      <w:rPr>
+        <w:rFonts w:ascii="Courier New" w:hAnsi="Courier New" w:cs="Courier New" w:hint="default"/>
+      </w:rPr>
+    </w:lvl>
+    <w:lvl w:ilvl="8" w:tplc="240A0005" w:tentative="1">
+      <w:start w:val="1"/>
+      <w:numFmt w:val="bullet"/>
+      <w:lvlText w:val=""/>
+      <w:lvlJc w:val="left"/>
+      <w:pPr>
+        <w:ind w:left="6480" w:hanging="360"/>
+      </w:pPr>
+      <w:rPr>
+        <w:rFonts w:ascii="Wingdings" w:hAnsi="Wingdings" w:hint="default"/>
+      </w:rPr>
+    </w:lvl>
+  </w:abstractNum>
+  <w:abstractNum w:abstractNumId="20" w15:restartNumberingAfterBreak="0">
+    <w:nsid w:val="707B7665"/>
+    <w:multiLevelType w:val="hybridMultilevel"/>
+    <w:tmpl w:val="FEB280C6"/>
     <w:lvl w:ilvl="0" w:tplc="240A0003">
       <w:start w:val="1"/>
       <w:numFmt w:val="bullet"/>
@@ -19152,17 +20653,17 @@
       </w:rPr>
     </w:lvl>
   </w:abstractNum>
-  <w:abstractNum w:abstractNumId="13" w15:restartNumberingAfterBreak="0">
-    <w:nsid w:val="5F7023A2"/>
+  <w:abstractNum w:abstractNumId="21" w15:restartNumberingAfterBreak="0">
+    <w:nsid w:val="73FC654B"/>
     <w:multiLevelType w:val="hybridMultilevel"/>
-    <w:tmpl w:val="CEF4052E"/>
+    <w:tmpl w:val="70166648"/>
     <w:lvl w:ilvl="0" w:tplc="240A0001">
       <w:start w:val="1"/>
       <w:numFmt w:val="bullet"/>
       <w:lvlText w:val=""/>
       <w:lvlJc w:val="left"/>
       <w:pPr>
-        <w:ind w:left="1429" w:hanging="360"/>
+        <w:ind w:left="720" w:hanging="360"/>
       </w:pPr>
       <w:rPr>
         <w:rFonts w:ascii="Symbol" w:hAnsi="Symbol" w:hint="default"/>
@@ -19174,7 +20675,7 @@
       <w:lvlText w:val="o"/>
       <w:lvlJc w:val="left"/>
       <w:pPr>
-        <w:ind w:left="2149" w:hanging="360"/>
+        <w:ind w:left="1440" w:hanging="360"/>
       </w:pPr>
       <w:rPr>
         <w:rFonts w:ascii="Courier New" w:hAnsi="Courier New" w:cs="Courier New" w:hint="default"/>
@@ -19186,7 +20687,7 @@
       <w:lvlText w:val=""/>
       <w:lvlJc w:val="left"/>
       <w:pPr>
-        <w:ind w:left="2869" w:hanging="360"/>
+        <w:ind w:left="2160" w:hanging="360"/>
       </w:pPr>
       <w:rPr>
         <w:rFonts w:ascii="Wingdings" w:hAnsi="Wingdings" w:hint="default"/>
@@ -19198,7 +20699,7 @@
       <w:lvlText w:val=""/>
       <w:lvlJc w:val="left"/>
       <w:pPr>
-        <w:ind w:left="3589" w:hanging="360"/>
+        <w:ind w:left="2880" w:hanging="360"/>
       </w:pPr>
       <w:rPr>
         <w:rFonts w:ascii="Symbol" w:hAnsi="Symbol" w:hint="default"/>
@@ -19210,7 +20711,7 @@
       <w:lvlText w:val="o"/>
       <w:lvlJc w:val="left"/>
       <w:pPr>
-        <w:ind w:left="4309" w:hanging="360"/>
+        <w:ind w:left="3600" w:hanging="360"/>
       </w:pPr>
       <w:rPr>
         <w:rFonts w:ascii="Courier New" w:hAnsi="Courier New" w:cs="Courier New" w:hint="default"/>
@@ -19222,7 +20723,7 @@
       <w:lvlText w:val=""/>
       <w:lvlJc w:val="left"/>
       <w:pPr>
-        <w:ind w:left="5029" w:hanging="360"/>
+        <w:ind w:left="4320" w:hanging="360"/>
       </w:pPr>
       <w:rPr>
         <w:rFonts w:ascii="Wingdings" w:hAnsi="Wingdings" w:hint="default"/>
@@ -19234,7 +20735,7 @@
       <w:lvlText w:val=""/>
       <w:lvlJc w:val="left"/>
       <w:pPr>
-        <w:ind w:left="5749" w:hanging="360"/>
+        <w:ind w:left="5040" w:hanging="360"/>
       </w:pPr>
       <w:rPr>
         <w:rFonts w:ascii="Symbol" w:hAnsi="Symbol" w:hint="default"/>
@@ -19246,7 +20747,7 @@
       <w:lvlText w:val="o"/>
       <w:lvlJc w:val="left"/>
       <w:pPr>
-        <w:ind w:left="6469" w:hanging="360"/>
+        <w:ind w:left="5760" w:hanging="360"/>
       </w:pPr>
       <w:rPr>
         <w:rFonts w:ascii="Courier New" w:hAnsi="Courier New" w:cs="Courier New" w:hint="default"/>
@@ -19258,24 +20759,24 @@
       <w:lvlText w:val=""/>
       <w:lvlJc w:val="left"/>
       <w:pPr>
-        <w:ind w:left="7189" w:hanging="360"/>
+        <w:ind w:left="6480" w:hanging="360"/>
       </w:pPr>
       <w:rPr>
         <w:rFonts w:ascii="Wingdings" w:hAnsi="Wingdings" w:hint="default"/>
       </w:rPr>
     </w:lvl>
   </w:abstractNum>
-  <w:abstractNum w:abstractNumId="14" w15:restartNumberingAfterBreak="0">
-    <w:nsid w:val="65BF0D6D"/>
+  <w:abstractNum w:abstractNumId="22" w15:restartNumberingAfterBreak="0">
+    <w:nsid w:val="77960FBB"/>
     <w:multiLevelType w:val="hybridMultilevel"/>
-    <w:tmpl w:val="88B27CBC"/>
+    <w:tmpl w:val="E7F4FB04"/>
     <w:lvl w:ilvl="0" w:tplc="240A0001">
       <w:start w:val="1"/>
       <w:numFmt w:val="bullet"/>
       <w:lvlText w:val=""/>
       <w:lvlJc w:val="left"/>
       <w:pPr>
-        <w:ind w:left="720" w:hanging="360"/>
+        <w:ind w:left="1429" w:hanging="360"/>
       </w:pPr>
       <w:rPr>
         <w:rFonts w:ascii="Symbol" w:hAnsi="Symbol" w:hint="default"/>
@@ -19287,7 +20788,7 @@
       <w:lvlText w:val="o"/>
       <w:lvlJc w:val="left"/>
       <w:pPr>
-        <w:ind w:left="1440" w:hanging="360"/>
+        <w:ind w:left="2149" w:hanging="360"/>
       </w:pPr>
       <w:rPr>
         <w:rFonts w:ascii="Courier New" w:hAnsi="Courier New" w:cs="Courier New" w:hint="default"/>
@@ -19299,7 +20800,7 @@
       <w:lvlText w:val=""/>
       <w:lvlJc w:val="left"/>
       <w:pPr>
-        <w:ind w:left="2160" w:hanging="360"/>
+        <w:ind w:left="2869" w:hanging="360"/>
       </w:pPr>
       <w:rPr>
         <w:rFonts w:ascii="Wingdings" w:hAnsi="Wingdings" w:hint="default"/>
@@ -19311,7 +20812,7 @@
       <w:lvlText w:val=""/>
       <w:lvlJc w:val="left"/>
       <w:pPr>
-        <w:ind w:left="2880" w:hanging="360"/>
+        <w:ind w:left="3589" w:hanging="360"/>
       </w:pPr>
       <w:rPr>
         <w:rFonts w:ascii="Symbol" w:hAnsi="Symbol" w:hint="default"/>
@@ -19323,7 +20824,7 @@
       <w:lvlText w:val="o"/>
       <w:lvlJc w:val="left"/>
       <w:pPr>
-        <w:ind w:left="3600" w:hanging="360"/>
+        <w:ind w:left="4309" w:hanging="360"/>
       </w:pPr>
       <w:rPr>
         <w:rFonts w:ascii="Courier New" w:hAnsi="Courier New" w:cs="Courier New" w:hint="default"/>
@@ -19335,7 +20836,7 @@
       <w:lvlText w:val=""/>
       <w:lvlJc w:val="left"/>
       <w:pPr>
-        <w:ind w:left="4320" w:hanging="360"/>
+        <w:ind w:left="5029" w:hanging="360"/>
       </w:pPr>
       <w:rPr>
         <w:rFonts w:ascii="Wingdings" w:hAnsi="Wingdings" w:hint="default"/>
@@ -19347,7 +20848,7 @@
       <w:lvlText w:val=""/>
       <w:lvlJc w:val="left"/>
       <w:pPr>
-        <w:ind w:left="5040" w:hanging="360"/>
+        <w:ind w:left="5749" w:hanging="360"/>
       </w:pPr>
       <w:rPr>
         <w:rFonts w:ascii="Symbol" w:hAnsi="Symbol" w:hint="default"/>
@@ -19359,7 +20860,7 @@
       <w:lvlText w:val="o"/>
       <w:lvlJc w:val="left"/>
       <w:pPr>
-        <w:ind w:left="5760" w:hanging="360"/>
+        <w:ind w:left="6469" w:hanging="360"/>
       </w:pPr>
       <w:rPr>
         <w:rFonts w:ascii="Courier New" w:hAnsi="Courier New" w:cs="Courier New" w:hint="default"/>
@@ -19371,27 +20872,27 @@
       <w:lvlText w:val=""/>
       <w:lvlJc w:val="left"/>
       <w:pPr>
-        <w:ind w:left="6480" w:hanging="360"/>
+        <w:ind w:left="7189" w:hanging="360"/>
       </w:pPr>
       <w:rPr>
         <w:rFonts w:ascii="Wingdings" w:hAnsi="Wingdings" w:hint="default"/>
       </w:rPr>
     </w:lvl>
   </w:abstractNum>
-  <w:abstractNum w:abstractNumId="15" w15:restartNumberingAfterBreak="0">
-    <w:nsid w:val="707B7665"/>
+  <w:abstractNum w:abstractNumId="23" w15:restartNumberingAfterBreak="0">
+    <w:nsid w:val="7AE91C41"/>
     <w:multiLevelType w:val="hybridMultilevel"/>
-    <w:tmpl w:val="FEB280C6"/>
-    <w:lvl w:ilvl="0" w:tplc="240A0003">
+    <w:tmpl w:val="8D440B6E"/>
+    <w:lvl w:ilvl="0" w:tplc="240A0001">
       <w:start w:val="1"/>
       <w:numFmt w:val="bullet"/>
-      <w:lvlText w:val="o"/>
+      <w:lvlText w:val=""/>
       <w:lvlJc w:val="left"/>
       <w:pPr>
         <w:ind w:left="1429" w:hanging="360"/>
       </w:pPr>
       <w:rPr>
-        <w:rFonts w:ascii="Courier New" w:hAnsi="Courier New" w:cs="Courier New" w:hint="default"/>
+        <w:rFonts w:ascii="Symbol" w:hAnsi="Symbol" w:hint="default"/>
       </w:rPr>
     </w:lvl>
     <w:lvl w:ilvl="1" w:tplc="240A0003" w:tentative="1">
@@ -19491,346 +20992,7 @@
       </w:rPr>
     </w:lvl>
   </w:abstractNum>
-  <w:abstractNum w:abstractNumId="16" w15:restartNumberingAfterBreak="0">
-    <w:nsid w:val="73FC654B"/>
-    <w:multiLevelType w:val="hybridMultilevel"/>
-    <w:tmpl w:val="70166648"/>
-    <w:lvl w:ilvl="0" w:tplc="240A0001">
-      <w:start w:val="1"/>
-      <w:numFmt w:val="bullet"/>
-      <w:lvlText w:val=""/>
-      <w:lvlJc w:val="left"/>
-      <w:pPr>
-        <w:ind w:left="720" w:hanging="360"/>
-      </w:pPr>
-      <w:rPr>
-        <w:rFonts w:ascii="Symbol" w:hAnsi="Symbol" w:hint="default"/>
-      </w:rPr>
-    </w:lvl>
-    <w:lvl w:ilvl="1" w:tplc="240A0003" w:tentative="1">
-      <w:start w:val="1"/>
-      <w:numFmt w:val="bullet"/>
-      <w:lvlText w:val="o"/>
-      <w:lvlJc w:val="left"/>
-      <w:pPr>
-        <w:ind w:left="1440" w:hanging="360"/>
-      </w:pPr>
-      <w:rPr>
-        <w:rFonts w:ascii="Courier New" w:hAnsi="Courier New" w:cs="Courier New" w:hint="default"/>
-      </w:rPr>
-    </w:lvl>
-    <w:lvl w:ilvl="2" w:tplc="240A0005" w:tentative="1">
-      <w:start w:val="1"/>
-      <w:numFmt w:val="bullet"/>
-      <w:lvlText w:val=""/>
-      <w:lvlJc w:val="left"/>
-      <w:pPr>
-        <w:ind w:left="2160" w:hanging="360"/>
-      </w:pPr>
-      <w:rPr>
-        <w:rFonts w:ascii="Wingdings" w:hAnsi="Wingdings" w:hint="default"/>
-      </w:rPr>
-    </w:lvl>
-    <w:lvl w:ilvl="3" w:tplc="240A0001" w:tentative="1">
-      <w:start w:val="1"/>
-      <w:numFmt w:val="bullet"/>
-      <w:lvlText w:val=""/>
-      <w:lvlJc w:val="left"/>
-      <w:pPr>
-        <w:ind w:left="2880" w:hanging="360"/>
-      </w:pPr>
-      <w:rPr>
-        <w:rFonts w:ascii="Symbol" w:hAnsi="Symbol" w:hint="default"/>
-      </w:rPr>
-    </w:lvl>
-    <w:lvl w:ilvl="4" w:tplc="240A0003" w:tentative="1">
-      <w:start w:val="1"/>
-      <w:numFmt w:val="bullet"/>
-      <w:lvlText w:val="o"/>
-      <w:lvlJc w:val="left"/>
-      <w:pPr>
-        <w:ind w:left="3600" w:hanging="360"/>
-      </w:pPr>
-      <w:rPr>
-        <w:rFonts w:ascii="Courier New" w:hAnsi="Courier New" w:cs="Courier New" w:hint="default"/>
-      </w:rPr>
-    </w:lvl>
-    <w:lvl w:ilvl="5" w:tplc="240A0005" w:tentative="1">
-      <w:start w:val="1"/>
-      <w:numFmt w:val="bullet"/>
-      <w:lvlText w:val=""/>
-      <w:lvlJc w:val="left"/>
-      <w:pPr>
-        <w:ind w:left="4320" w:hanging="360"/>
-      </w:pPr>
-      <w:rPr>
-        <w:rFonts w:ascii="Wingdings" w:hAnsi="Wingdings" w:hint="default"/>
-      </w:rPr>
-    </w:lvl>
-    <w:lvl w:ilvl="6" w:tplc="240A0001" w:tentative="1">
-      <w:start w:val="1"/>
-      <w:numFmt w:val="bullet"/>
-      <w:lvlText w:val=""/>
-      <w:lvlJc w:val="left"/>
-      <w:pPr>
-        <w:ind w:left="5040" w:hanging="360"/>
-      </w:pPr>
-      <w:rPr>
-        <w:rFonts w:ascii="Symbol" w:hAnsi="Symbol" w:hint="default"/>
-      </w:rPr>
-    </w:lvl>
-    <w:lvl w:ilvl="7" w:tplc="240A0003" w:tentative="1">
-      <w:start w:val="1"/>
-      <w:numFmt w:val="bullet"/>
-      <w:lvlText w:val="o"/>
-      <w:lvlJc w:val="left"/>
-      <w:pPr>
-        <w:ind w:left="5760" w:hanging="360"/>
-      </w:pPr>
-      <w:rPr>
-        <w:rFonts w:ascii="Courier New" w:hAnsi="Courier New" w:cs="Courier New" w:hint="default"/>
-      </w:rPr>
-    </w:lvl>
-    <w:lvl w:ilvl="8" w:tplc="240A0005" w:tentative="1">
-      <w:start w:val="1"/>
-      <w:numFmt w:val="bullet"/>
-      <w:lvlText w:val=""/>
-      <w:lvlJc w:val="left"/>
-      <w:pPr>
-        <w:ind w:left="6480" w:hanging="360"/>
-      </w:pPr>
-      <w:rPr>
-        <w:rFonts w:ascii="Wingdings" w:hAnsi="Wingdings" w:hint="default"/>
-      </w:rPr>
-    </w:lvl>
-  </w:abstractNum>
-  <w:abstractNum w:abstractNumId="17" w15:restartNumberingAfterBreak="0">
-    <w:nsid w:val="77960FBB"/>
-    <w:multiLevelType w:val="hybridMultilevel"/>
-    <w:tmpl w:val="E7F4FB04"/>
-    <w:lvl w:ilvl="0" w:tplc="240A0001">
-      <w:start w:val="1"/>
-      <w:numFmt w:val="bullet"/>
-      <w:lvlText w:val=""/>
-      <w:lvlJc w:val="left"/>
-      <w:pPr>
-        <w:ind w:left="1429" w:hanging="360"/>
-      </w:pPr>
-      <w:rPr>
-        <w:rFonts w:ascii="Symbol" w:hAnsi="Symbol" w:hint="default"/>
-      </w:rPr>
-    </w:lvl>
-    <w:lvl w:ilvl="1" w:tplc="240A0003" w:tentative="1">
-      <w:start w:val="1"/>
-      <w:numFmt w:val="bullet"/>
-      <w:lvlText w:val="o"/>
-      <w:lvlJc w:val="left"/>
-      <w:pPr>
-        <w:ind w:left="2149" w:hanging="360"/>
-      </w:pPr>
-      <w:rPr>
-        <w:rFonts w:ascii="Courier New" w:hAnsi="Courier New" w:cs="Courier New" w:hint="default"/>
-      </w:rPr>
-    </w:lvl>
-    <w:lvl w:ilvl="2" w:tplc="240A0005" w:tentative="1">
-      <w:start w:val="1"/>
-      <w:numFmt w:val="bullet"/>
-      <w:lvlText w:val=""/>
-      <w:lvlJc w:val="left"/>
-      <w:pPr>
-        <w:ind w:left="2869" w:hanging="360"/>
-      </w:pPr>
-      <w:rPr>
-        <w:rFonts w:ascii="Wingdings" w:hAnsi="Wingdings" w:hint="default"/>
-      </w:rPr>
-    </w:lvl>
-    <w:lvl w:ilvl="3" w:tplc="240A0001" w:tentative="1">
-      <w:start w:val="1"/>
-      <w:numFmt w:val="bullet"/>
-      <w:lvlText w:val=""/>
-      <w:lvlJc w:val="left"/>
-      <w:pPr>
-        <w:ind w:left="3589" w:hanging="360"/>
-      </w:pPr>
-      <w:rPr>
-        <w:rFonts w:ascii="Symbol" w:hAnsi="Symbol" w:hint="default"/>
-      </w:rPr>
-    </w:lvl>
-    <w:lvl w:ilvl="4" w:tplc="240A0003" w:tentative="1">
-      <w:start w:val="1"/>
-      <w:numFmt w:val="bullet"/>
-      <w:lvlText w:val="o"/>
-      <w:lvlJc w:val="left"/>
-      <w:pPr>
-        <w:ind w:left="4309" w:hanging="360"/>
-      </w:pPr>
-      <w:rPr>
-        <w:rFonts w:ascii="Courier New" w:hAnsi="Courier New" w:cs="Courier New" w:hint="default"/>
-      </w:rPr>
-    </w:lvl>
-    <w:lvl w:ilvl="5" w:tplc="240A0005" w:tentative="1">
-      <w:start w:val="1"/>
-      <w:numFmt w:val="bullet"/>
-      <w:lvlText w:val=""/>
-      <w:lvlJc w:val="left"/>
-      <w:pPr>
-        <w:ind w:left="5029" w:hanging="360"/>
-      </w:pPr>
-      <w:rPr>
-        <w:rFonts w:ascii="Wingdings" w:hAnsi="Wingdings" w:hint="default"/>
-      </w:rPr>
-    </w:lvl>
-    <w:lvl w:ilvl="6" w:tplc="240A0001" w:tentative="1">
-      <w:start w:val="1"/>
-      <w:numFmt w:val="bullet"/>
-      <w:lvlText w:val=""/>
-      <w:lvlJc w:val="left"/>
-      <w:pPr>
-        <w:ind w:left="5749" w:hanging="360"/>
-      </w:pPr>
-      <w:rPr>
-        <w:rFonts w:ascii="Symbol" w:hAnsi="Symbol" w:hint="default"/>
-      </w:rPr>
-    </w:lvl>
-    <w:lvl w:ilvl="7" w:tplc="240A0003" w:tentative="1">
-      <w:start w:val="1"/>
-      <w:numFmt w:val="bullet"/>
-      <w:lvlText w:val="o"/>
-      <w:lvlJc w:val="left"/>
-      <w:pPr>
-        <w:ind w:left="6469" w:hanging="360"/>
-      </w:pPr>
-      <w:rPr>
-        <w:rFonts w:ascii="Courier New" w:hAnsi="Courier New" w:cs="Courier New" w:hint="default"/>
-      </w:rPr>
-    </w:lvl>
-    <w:lvl w:ilvl="8" w:tplc="240A0005" w:tentative="1">
-      <w:start w:val="1"/>
-      <w:numFmt w:val="bullet"/>
-      <w:lvlText w:val=""/>
-      <w:lvlJc w:val="left"/>
-      <w:pPr>
-        <w:ind w:left="7189" w:hanging="360"/>
-      </w:pPr>
-      <w:rPr>
-        <w:rFonts w:ascii="Wingdings" w:hAnsi="Wingdings" w:hint="default"/>
-      </w:rPr>
-    </w:lvl>
-  </w:abstractNum>
-  <w:abstractNum w:abstractNumId="18" w15:restartNumberingAfterBreak="0">
-    <w:nsid w:val="7AE91C41"/>
-    <w:multiLevelType w:val="hybridMultilevel"/>
-    <w:tmpl w:val="8D440B6E"/>
-    <w:lvl w:ilvl="0" w:tplc="240A0001">
-      <w:start w:val="1"/>
-      <w:numFmt w:val="bullet"/>
-      <w:lvlText w:val=""/>
-      <w:lvlJc w:val="left"/>
-      <w:pPr>
-        <w:ind w:left="1429" w:hanging="360"/>
-      </w:pPr>
-      <w:rPr>
-        <w:rFonts w:ascii="Symbol" w:hAnsi="Symbol" w:hint="default"/>
-      </w:rPr>
-    </w:lvl>
-    <w:lvl w:ilvl="1" w:tplc="240A0003" w:tentative="1">
-      <w:start w:val="1"/>
-      <w:numFmt w:val="bullet"/>
-      <w:lvlText w:val="o"/>
-      <w:lvlJc w:val="left"/>
-      <w:pPr>
-        <w:ind w:left="2149" w:hanging="360"/>
-      </w:pPr>
-      <w:rPr>
-        <w:rFonts w:ascii="Courier New" w:hAnsi="Courier New" w:cs="Courier New" w:hint="default"/>
-      </w:rPr>
-    </w:lvl>
-    <w:lvl w:ilvl="2" w:tplc="240A0005" w:tentative="1">
-      <w:start w:val="1"/>
-      <w:numFmt w:val="bullet"/>
-      <w:lvlText w:val=""/>
-      <w:lvlJc w:val="left"/>
-      <w:pPr>
-        <w:ind w:left="2869" w:hanging="360"/>
-      </w:pPr>
-      <w:rPr>
-        <w:rFonts w:ascii="Wingdings" w:hAnsi="Wingdings" w:hint="default"/>
-      </w:rPr>
-    </w:lvl>
-    <w:lvl w:ilvl="3" w:tplc="240A0001" w:tentative="1">
-      <w:start w:val="1"/>
-      <w:numFmt w:val="bullet"/>
-      <w:lvlText w:val=""/>
-      <w:lvlJc w:val="left"/>
-      <w:pPr>
-        <w:ind w:left="3589" w:hanging="360"/>
-      </w:pPr>
-      <w:rPr>
-        <w:rFonts w:ascii="Symbol" w:hAnsi="Symbol" w:hint="default"/>
-      </w:rPr>
-    </w:lvl>
-    <w:lvl w:ilvl="4" w:tplc="240A0003" w:tentative="1">
-      <w:start w:val="1"/>
-      <w:numFmt w:val="bullet"/>
-      <w:lvlText w:val="o"/>
-      <w:lvlJc w:val="left"/>
-      <w:pPr>
-        <w:ind w:left="4309" w:hanging="360"/>
-      </w:pPr>
-      <w:rPr>
-        <w:rFonts w:ascii="Courier New" w:hAnsi="Courier New" w:cs="Courier New" w:hint="default"/>
-      </w:rPr>
-    </w:lvl>
-    <w:lvl w:ilvl="5" w:tplc="240A0005" w:tentative="1">
-      <w:start w:val="1"/>
-      <w:numFmt w:val="bullet"/>
-      <w:lvlText w:val=""/>
-      <w:lvlJc w:val="left"/>
-      <w:pPr>
-        <w:ind w:left="5029" w:hanging="360"/>
-      </w:pPr>
-      <w:rPr>
-        <w:rFonts w:ascii="Wingdings" w:hAnsi="Wingdings" w:hint="default"/>
-      </w:rPr>
-    </w:lvl>
-    <w:lvl w:ilvl="6" w:tplc="240A0001" w:tentative="1">
-      <w:start w:val="1"/>
-      <w:numFmt w:val="bullet"/>
-      <w:lvlText w:val=""/>
-      <w:lvlJc w:val="left"/>
-      <w:pPr>
-        <w:ind w:left="5749" w:hanging="360"/>
-      </w:pPr>
-      <w:rPr>
-        <w:rFonts w:ascii="Symbol" w:hAnsi="Symbol" w:hint="default"/>
-      </w:rPr>
-    </w:lvl>
-    <w:lvl w:ilvl="7" w:tplc="240A0003" w:tentative="1">
-      <w:start w:val="1"/>
-      <w:numFmt w:val="bullet"/>
-      <w:lvlText w:val="o"/>
-      <w:lvlJc w:val="left"/>
-      <w:pPr>
-        <w:ind w:left="6469" w:hanging="360"/>
-      </w:pPr>
-      <w:rPr>
-        <w:rFonts w:ascii="Courier New" w:hAnsi="Courier New" w:cs="Courier New" w:hint="default"/>
-      </w:rPr>
-    </w:lvl>
-    <w:lvl w:ilvl="8" w:tplc="240A0005" w:tentative="1">
-      <w:start w:val="1"/>
-      <w:numFmt w:val="bullet"/>
-      <w:lvlText w:val=""/>
-      <w:lvlJc w:val="left"/>
-      <w:pPr>
-        <w:ind w:left="7189" w:hanging="360"/>
-      </w:pPr>
-      <w:rPr>
-        <w:rFonts w:ascii="Wingdings" w:hAnsi="Wingdings" w:hint="default"/>
-      </w:rPr>
-    </w:lvl>
-  </w:abstractNum>
-  <w:abstractNum w:abstractNumId="19" w15:restartNumberingAfterBreak="0">
+  <w:abstractNum w:abstractNumId="24" w15:restartNumberingAfterBreak="0">
     <w:nsid w:val="7BE258E5"/>
     <w:multiLevelType w:val="hybridMultilevel"/>
     <w:tmpl w:val="F75629B4"/>
@@ -19920,7 +21082,93 @@
       </w:pPr>
     </w:lvl>
   </w:abstractNum>
-  <w:abstractNum w:abstractNumId="20" w15:restartNumberingAfterBreak="0">
+  <w:abstractNum w:abstractNumId="25" w15:restartNumberingAfterBreak="0">
+    <w:nsid w:val="7CA7635B"/>
+    <w:multiLevelType w:val="hybridMultilevel"/>
+    <w:tmpl w:val="CE2C2112"/>
+    <w:lvl w:ilvl="0" w:tplc="240A0015">
+      <w:start w:val="1"/>
+      <w:numFmt w:val="upperLetter"/>
+      <w:lvlText w:val="%1."/>
+      <w:lvlJc w:val="left"/>
+      <w:pPr>
+        <w:ind w:left="1429" w:hanging="360"/>
+      </w:pPr>
+    </w:lvl>
+    <w:lvl w:ilvl="1" w:tplc="240A0019" w:tentative="1">
+      <w:start w:val="1"/>
+      <w:numFmt w:val="lowerLetter"/>
+      <w:lvlText w:val="%2."/>
+      <w:lvlJc w:val="left"/>
+      <w:pPr>
+        <w:ind w:left="2149" w:hanging="360"/>
+      </w:pPr>
+    </w:lvl>
+    <w:lvl w:ilvl="2" w:tplc="240A001B" w:tentative="1">
+      <w:start w:val="1"/>
+      <w:numFmt w:val="lowerRoman"/>
+      <w:lvlText w:val="%3."/>
+      <w:lvlJc w:val="right"/>
+      <w:pPr>
+        <w:ind w:left="2869" w:hanging="180"/>
+      </w:pPr>
+    </w:lvl>
+    <w:lvl w:ilvl="3" w:tplc="240A000F" w:tentative="1">
+      <w:start w:val="1"/>
+      <w:numFmt w:val="decimal"/>
+      <w:lvlText w:val="%4."/>
+      <w:lvlJc w:val="left"/>
+      <w:pPr>
+        <w:ind w:left="3589" w:hanging="360"/>
+      </w:pPr>
+    </w:lvl>
+    <w:lvl w:ilvl="4" w:tplc="240A0019" w:tentative="1">
+      <w:start w:val="1"/>
+      <w:numFmt w:val="lowerLetter"/>
+      <w:lvlText w:val="%5."/>
+      <w:lvlJc w:val="left"/>
+      <w:pPr>
+        <w:ind w:left="4309" w:hanging="360"/>
+      </w:pPr>
+    </w:lvl>
+    <w:lvl w:ilvl="5" w:tplc="240A001B" w:tentative="1">
+      <w:start w:val="1"/>
+      <w:numFmt w:val="lowerRoman"/>
+      <w:lvlText w:val="%6."/>
+      <w:lvlJc w:val="right"/>
+      <w:pPr>
+        <w:ind w:left="5029" w:hanging="180"/>
+      </w:pPr>
+    </w:lvl>
+    <w:lvl w:ilvl="6" w:tplc="240A000F" w:tentative="1">
+      <w:start w:val="1"/>
+      <w:numFmt w:val="decimal"/>
+      <w:lvlText w:val="%7."/>
+      <w:lvlJc w:val="left"/>
+      <w:pPr>
+        <w:ind w:left="5749" w:hanging="360"/>
+      </w:pPr>
+    </w:lvl>
+    <w:lvl w:ilvl="7" w:tplc="240A0019" w:tentative="1">
+      <w:start w:val="1"/>
+      <w:numFmt w:val="lowerLetter"/>
+      <w:lvlText w:val="%8."/>
+      <w:lvlJc w:val="left"/>
+      <w:pPr>
+        <w:ind w:left="6469" w:hanging="360"/>
+      </w:pPr>
+    </w:lvl>
+    <w:lvl w:ilvl="8" w:tplc="240A001B" w:tentative="1">
+      <w:start w:val="1"/>
+      <w:numFmt w:val="lowerRoman"/>
+      <w:lvlText w:val="%9."/>
+      <w:lvlJc w:val="right"/>
+      <w:pPr>
+        <w:ind w:left="7189" w:hanging="180"/>
+      </w:pPr>
+    </w:lvl>
+  </w:abstractNum>
+  <w:abstractNum w:abstractNumId="26" w15:restartNumberingAfterBreak="0">
     <w:nsid w:val="7F3F7974"/>
     <w:multiLevelType w:val="hybridMultilevel"/>
     <w:tmpl w:val="5CB02AA4"/>
@@ -20033,75 +21281,93 @@
       </w:rPr>
     </w:lvl>
   </w:abstractNum>
-  <w:num w:numId="1">
+  <w:num w:numId="1" w16cid:durableId="1493326444">
     <w:abstractNumId w:val="0"/>
   </w:num>
-  <w:num w:numId="2">
-    <w:abstractNumId w:val="3"/>
+  <w:num w:numId="2" w16cid:durableId="738481709">
+    <w:abstractNumId w:val="5"/>
   </w:num>
-  <w:num w:numId="3">
+  <w:num w:numId="3" w16cid:durableId="945115414">
+    <w:abstractNumId w:val="14"/>
+  </w:num>
+  <w:num w:numId="4" w16cid:durableId="1441757844">
+    <w:abstractNumId w:val="8"/>
+  </w:num>
+  <w:num w:numId="5" w16cid:durableId="857425309">
+    <w:abstractNumId w:val="11"/>
+  </w:num>
+  <w:num w:numId="6" w16cid:durableId="1481311492">
+    <w:abstractNumId w:val="18"/>
+  </w:num>
+  <w:num w:numId="7" w16cid:durableId="1044208376">
+    <w:abstractNumId w:val="7"/>
+  </w:num>
+  <w:num w:numId="8" w16cid:durableId="1311596544">
+    <w:abstractNumId w:val="19"/>
+  </w:num>
+  <w:num w:numId="9" w16cid:durableId="2146195363">
+    <w:abstractNumId w:val="21"/>
+  </w:num>
+  <w:num w:numId="10" w16cid:durableId="1929382957">
+    <w:abstractNumId w:val="20"/>
+  </w:num>
+  <w:num w:numId="11" w16cid:durableId="580221350">
+    <w:abstractNumId w:val="26"/>
+  </w:num>
+  <w:num w:numId="12" w16cid:durableId="1744596498">
+    <w:abstractNumId w:val="17"/>
+  </w:num>
+  <w:num w:numId="13" w16cid:durableId="55518671">
+    <w:abstractNumId w:val="22"/>
+  </w:num>
+  <w:num w:numId="14" w16cid:durableId="979193703">
+    <w:abstractNumId w:val="1"/>
+  </w:num>
+  <w:num w:numId="15" w16cid:durableId="231817842">
+    <w:abstractNumId w:val="13"/>
+  </w:num>
+  <w:num w:numId="16" w16cid:durableId="1632401409">
+    <w:abstractNumId w:val="16"/>
+  </w:num>
+  <w:num w:numId="17" w16cid:durableId="1939556806">
+    <w:abstractNumId w:val="4"/>
+  </w:num>
+  <w:num w:numId="18" w16cid:durableId="499538393">
+    <w:abstractNumId w:val="15"/>
+  </w:num>
+  <w:num w:numId="19" w16cid:durableId="470096528">
+    <w:abstractNumId w:val="24"/>
+  </w:num>
+  <w:num w:numId="20" w16cid:durableId="1760103308">
+    <w:abstractNumId w:val="23"/>
+  </w:num>
+  <w:num w:numId="21" w16cid:durableId="226652555">
     <w:abstractNumId w:val="9"/>
   </w:num>
-  <w:num w:numId="4">
-    <w:abstractNumId w:val="5"/>
+  <w:num w:numId="22" w16cid:durableId="1858277379">
+    <w:abstractNumId w:val="25"/>
   </w:num>
-  <w:num w:numId="5">
-    <w:abstractNumId w:val="7"/>
+  <w:num w:numId="23" w16cid:durableId="825315900">
+    <w:abstractNumId w:val="2"/>
   </w:num>
-  <w:num w:numId="6">
-    <w:abstractNumId w:val="13"/>
-  </w:num>
-  <w:num w:numId="7">
-    <w:abstractNumId w:val="4"/>
-  </w:num>
-  <w:num w:numId="8">
-    <w:abstractNumId w:val="14"/>
-  </w:num>
-  <w:num w:numId="9">
-    <w:abstractNumId w:val="16"/>
-  </w:num>
-  <w:num w:numId="10">
-    <w:abstractNumId w:val="15"/>
-  </w:num>
-  <w:num w:numId="11">
-    <w:abstractNumId w:val="20"/>
-  </w:num>
-  <w:num w:numId="12">
+  <w:num w:numId="24" w16cid:durableId="693578542">
     <w:abstractNumId w:val="12"/>
   </w:num>
-  <w:num w:numId="13">
-    <w:abstractNumId w:val="17"/>
-  </w:num>
-  <w:num w:numId="14">
-    <w:abstractNumId w:val="1"/>
-  </w:num>
-  <w:num w:numId="15">
-    <w:abstractNumId w:val="8"/>
-  </w:num>
-  <w:num w:numId="16">
-    <w:abstractNumId w:val="11"/>
-  </w:num>
-  <w:num w:numId="17">
-    <w:abstractNumId w:val="2"/>
-  </w:num>
-  <w:num w:numId="18">
+  <w:num w:numId="25" w16cid:durableId="832113070">
     <w:abstractNumId w:val="10"/>
   </w:num>
-  <w:num w:numId="19">
-    <w:abstractNumId w:val="19"/>
+  <w:num w:numId="26" w16cid:durableId="1648506686">
+    <w:abstractNumId w:val="6"/>
   </w:num>
-  <w:num w:numId="20">
-    <w:abstractNumId w:val="18"/>
-  </w:num>
-  <w:num w:numId="21">
-    <w:abstractNumId w:val="6"/>
+  <w:num w:numId="27" w16cid:durableId="749698510">
+    <w:abstractNumId w:val="3"/>
   </w:num>
   <w:numIdMacAtCleanup w:val="21"/>
 </w:numbering>
 </file>
 
 <file path=word/styles.xml><?xml version="1.0" encoding="utf-8"?>
-<w:styles xmlns:mc="http://schemas.openxmlformats.org/markup-compatibility/2006" xmlns:r="http://schemas.openxmlformats.org/officeDocument/2006/relationships" xmlns:w="http://schemas.openxmlformats.org/wordprocessingml/2006/main" xmlns:w14="http://schemas.microsoft.com/office/word/2010/wordml" xmlns:w15="http://schemas.microsoft.com/office/word/2012/wordml" xmlns:w16cex="http://schemas.microsoft.com/office/word/2018/wordml/cex" xmlns:w16cid="http://schemas.microsoft.com/office/word/2016/wordml/cid" xmlns:w16="http://schemas.microsoft.com/office/word/2018/wordml" xmlns:w16sdtdh="http://schemas.microsoft.com/office/word/2020/wordml/sdtdatahash" xmlns:w16se="http://schemas.microsoft.com/office/word/2015/wordml/symex" mc:Ignorable="w14 w15 w16se w16cid w16 w16cex w16sdtdh">
+<w:styles xmlns:mc="http://schemas.openxmlformats.org/markup-compatibility/2006" xmlns:r="http://schemas.openxmlformats.org/officeDocument/2006/relationships" xmlns:w="http://schemas.openxmlformats.org/wordprocessingml/2006/main" xmlns:w14="http://schemas.microsoft.com/office/word/2010/wordml" xmlns:w15="http://schemas.microsoft.com/office/word/2012/wordml" xmlns:w16cex="http://schemas.microsoft.com/office/word/2018/wordml/cex" xmlns:w16cid="http://schemas.microsoft.com/office/word/2016/wordml/cid" xmlns:w16="http://schemas.microsoft.com/office/word/2018/wordml" xmlns:w16du="http://schemas.microsoft.com/office/word/2023/wordml/word16du" xmlns:w16sdtdh="http://schemas.microsoft.com/office/word/2020/wordml/sdtdatahash" xmlns:w16sdtfl="http://schemas.microsoft.com/office/word/2024/wordml/sdtformatlock" xmlns:w16se="http://schemas.microsoft.com/office/word/2015/wordml/symex" mc:Ignorable="w14 w15 w16se w16cid w16 w16cex w16sdtdh w16sdtfl w16du">
   <w:docDefaults>
     <w:rPrDefault>
       <w:rPr>
@@ -21449,7 +22715,7 @@
       </w:rPr>
     </w:tblStylePr>
   </w:style>
-  <w:style w:type="character" w:styleId="Textoennegrita">
+  <w:style w:type="character" w:styleId="Fuerte">
     <w:name w:val="Strong"/>
     <w:basedOn w:val="Fuentedeprrafopredeter"/>
     <w:uiPriority w:val="22"/>
@@ -21877,10 +23143,6 @@
 </file>
 
 <file path=customXml/item1.xml><?xml version="1.0" encoding="utf-8"?>
-<b:Sources xmlns:b="http://schemas.openxmlformats.org/officeDocument/2006/bibliography" xmlns="http://schemas.openxmlformats.org/officeDocument/2006/bibliography" SelectedStyle="\APASixthEditionOfficeOnline.xsl" StyleName="APA" Version="6"/>
-</file>
-
-<file path=customXml/item2.xml><?xml version="1.0" encoding="utf-8"?>
 <?mso-contentType ?>
 <FormTemplates xmlns="http://schemas.microsoft.com/sharepoint/v3/contenttype/forms">
   <Display>DocumentLibraryForm</Display>
@@ -21889,18 +23151,11 @@
 </FormTemplates>
 </file>
 
-<file path=customXml/item3.xml><?xml version="1.0" encoding="utf-8"?>
-<p:properties xmlns:p="http://schemas.microsoft.com/office/2006/metadata/properties" xmlns:xsi="http://www.w3.org/2001/XMLSchema-instance" xmlns:pc="http://schemas.microsoft.com/office/infopath/2007/PartnerControls">
-  <documentManagement>
-    <TaxCatchAll xmlns="67a0edcd-0de5-43ed-8c27-e32f38a00c91" xsi:nil="true"/>
-    <lcf76f155ced4ddcb4097134ff3c332f xmlns="42760c81-fd8e-4d59-8953-7cdb9f38b14f">
-      <Terms xmlns="http://schemas.microsoft.com/office/infopath/2007/PartnerControls"/>
-    </lcf76f155ced4ddcb4097134ff3c332f>
-  </documentManagement>
-</p:properties>
+<file path=customXml/item2.xml><?xml version="1.0" encoding="utf-8"?>
+<b:Sources xmlns:b="http://schemas.openxmlformats.org/officeDocument/2006/bibliography" xmlns="http://schemas.openxmlformats.org/officeDocument/2006/bibliography" SelectedStyle="\APASixthEditionOfficeOnline.xsl" StyleName="APA" Version="6"/>
 </file>
 
-<file path=customXml/item4.xml><?xml version="1.0" encoding="utf-8"?>
+<file path=customXml/item3.xml><?xml version="1.0" encoding="utf-8"?>
 <ct:contentTypeSchema xmlns:ct="http://schemas.microsoft.com/office/2006/metadata/contentType" xmlns:ma="http://schemas.microsoft.com/office/2006/metadata/properties/metaAttributes" ct:_="" ma:_="" ma:contentTypeName="Documento" ma:contentTypeID="0x01010005252A1EF3BD024F856B47B579AB5244" ma:contentTypeVersion="13" ma:contentTypeDescription="Crear nuevo documento." ma:contentTypeScope="" ma:versionID="ddfaac56a287547bce89452cd31c5884">
   <xsd:schema xmlns:xsd="http://www.w3.org/2001/XMLSchema" xmlns:xs="http://www.w3.org/2001/XMLSchema" xmlns:p="http://schemas.microsoft.com/office/2006/metadata/properties" xmlns:ns2="42760c81-fd8e-4d59-8953-7cdb9f38b14f" xmlns:ns3="67a0edcd-0de5-43ed-8c27-e32f38a00c91" targetNamespace="http://schemas.microsoft.com/office/2006/metadata/properties" ma:root="true" ma:fieldsID="5ac878f7c8dbf4633d03f1982e859186" ns2:_="" ns3:_="">
     <xsd:import namespace="42760c81-fd8e-4d59-8953-7cdb9f38b14f"/>
@@ -22107,7 +23362,26 @@
 </ct:contentTypeSchema>
 </file>
 
+<file path=customXml/item4.xml><?xml version="1.0" encoding="utf-8"?>
+<p:properties xmlns:p="http://schemas.microsoft.com/office/2006/metadata/properties" xmlns:xsi="http://www.w3.org/2001/XMLSchema-instance" xmlns:pc="http://schemas.microsoft.com/office/infopath/2007/PartnerControls">
+  <documentManagement>
+    <TaxCatchAll xmlns="67a0edcd-0de5-43ed-8c27-e32f38a00c91" xsi:nil="true"/>
+    <lcf76f155ced4ddcb4097134ff3c332f xmlns="42760c81-fd8e-4d59-8953-7cdb9f38b14f">
+      <Terms xmlns="http://schemas.microsoft.com/office/infopath/2007/PartnerControls"/>
+    </lcf76f155ced4ddcb4097134ff3c332f>
+  </documentManagement>
+</p:properties>
+</file>
+
 <file path=customXml/itemProps1.xml><?xml version="1.0" encoding="utf-8"?>
+<ds:datastoreItem xmlns:ds="http://schemas.openxmlformats.org/officeDocument/2006/customXml" ds:itemID="{10663269-2064-4804-8290-36D4A57F5557}">
+  <ds:schemaRefs>
+    <ds:schemaRef ds:uri="http://schemas.microsoft.com/sharepoint/v3/contenttype/forms"/>
+  </ds:schemaRefs>
+</ds:datastoreItem>
+</file>
+
+<file path=customXml/itemProps2.xml><?xml version="1.0" encoding="utf-8"?>
 <ds:datastoreItem xmlns:ds="http://schemas.openxmlformats.org/officeDocument/2006/customXml" ds:itemID="{EAE431FD-7059-4C09-804B-C9D69EB7B213}">
   <ds:schemaRefs>
     <ds:schemaRef ds:uri="http://schemas.openxmlformats.org/officeDocument/2006/bibliography"/>
@@ -22115,15 +23389,26 @@
 </ds:datastoreItem>
 </file>
 
-<file path=customXml/itemProps2.xml><?xml version="1.0" encoding="utf-8"?>
-<ds:datastoreItem xmlns:ds="http://schemas.openxmlformats.org/officeDocument/2006/customXml" ds:itemID="{10663269-2064-4804-8290-36D4A57F5557}">
+<file path=customXml/itemProps3.xml><?xml version="1.0" encoding="utf-8"?>
+<ds:datastoreItem xmlns:ds="http://schemas.openxmlformats.org/officeDocument/2006/customXml" ds:itemID="{F17F899F-BB23-4A19-969D-2308B5A329B6}">
   <ds:schemaRefs>
-    <ds:schemaRef ds:uri="http://schemas.microsoft.com/sharepoint/v3/contenttype/forms"/>
+    <ds:schemaRef ds:uri="http://schemas.microsoft.com/office/2006/metadata/contentType"/>
+    <ds:schemaRef ds:uri="http://schemas.microsoft.com/office/2006/metadata/properties/metaAttributes"/>
+    <ds:schemaRef ds:uri="http://www.w3.org/2001/XMLSchema"/>
+    <ds:schemaRef ds:uri="http://schemas.microsoft.com/office/2006/metadata/properties"/>
+    <ds:schemaRef ds:uri="42760c81-fd8e-4d59-8953-7cdb9f38b14f"/>
+    <ds:schemaRef ds:uri="67a0edcd-0de5-43ed-8c27-e32f38a00c91"/>
+    <ds:schemaRef ds:uri="http://schemas.microsoft.com/office/2006/documentManagement/types"/>
+    <ds:schemaRef ds:uri="http://schemas.microsoft.com/office/infopath/2007/PartnerControls"/>
+    <ds:schemaRef ds:uri="http://schemas.openxmlformats.org/package/2006/metadata/core-properties"/>
+    <ds:schemaRef ds:uri="http://purl.org/dc/elements/1.1/"/>
+    <ds:schemaRef ds:uri="http://purl.org/dc/terms/"/>
+    <ds:schemaRef ds:uri="http://schemas.microsoft.com/internal/obd"/>
   </ds:schemaRefs>
 </ds:datastoreItem>
 </file>
 
-<file path=customXml/itemProps3.xml><?xml version="1.0" encoding="utf-8"?>
+<file path=customXml/itemProps4.xml><?xml version="1.0" encoding="utf-8"?>
 <ds:datastoreItem xmlns:ds="http://schemas.openxmlformats.org/officeDocument/2006/customXml" ds:itemID="{1279454D-02BE-4A9C-A117-DCD1573E2608}">
   <ds:schemaRefs>
     <ds:schemaRef ds:uri="http://schemas.microsoft.com/office/2006/metadata/properties"/>
@@ -22132,8 +23417,4 @@
     <ds:schemaRef ds:uri="42760c81-fd8e-4d59-8953-7cdb9f38b14f"/>
   </ds:schemaRefs>
 </ds:datastoreItem>
-</file>
-
-<file path=customXml/itemProps4.xml><?xml version="1.0" encoding="utf-8"?>
-<ds:datastoreItem xmlns:ds="http://schemas.openxmlformats.org/officeDocument/2006/customXml" ds:itemID="{F17F899F-BB23-4A19-969D-2308B5A329B6}"/>
 </file>